--- a/新泰週報20260405[2614]B4F.docx
+++ b/新泰週報20260405[2614]B4F.docx
@@ -1587,6 +1587,7 @@
               </w:rPr>
               <w:t>)</w:t>
             </w:r>
+            <w:proofErr w:type="gramStart"/>
             <w:r>
               <w:rPr>
                 <w:rFonts w:ascii="Barlow Condensed Medium" w:eastAsia="標楷體" w:hAnsi="Barlow Condensed Medium" w:cs="Segoe UI Symbol" w:hint="eastAsia"/>
@@ -1594,8 +1595,9 @@
                 <w:sz w:val="26"/>
                 <w:szCs w:val="26"/>
               </w:rPr>
-              <w:t>為棕樹主日</w:t>
-            </w:r>
+              <w:t>為棕樹</w:t>
+            </w:r>
+            <w:proofErr w:type="gramEnd"/>
             <w:r>
               <w:rPr>
                 <w:rFonts w:ascii="Barlow Condensed Medium" w:eastAsia="標楷體" w:hAnsi="Barlow Condensed Medium" w:cs="Segoe UI Symbol" w:hint="eastAsia"/>
@@ -1603,6 +1605,15 @@
                 <w:sz w:val="26"/>
                 <w:szCs w:val="26"/>
               </w:rPr>
+              <w:t>主日</w:t>
+            </w:r>
+            <w:r>
+              <w:rPr>
+                <w:rFonts w:ascii="Barlow Condensed Medium" w:eastAsia="標楷體" w:hAnsi="Barlow Condensed Medium" w:cs="Segoe UI Symbol" w:hint="eastAsia"/>
+                <w:w w:val="90"/>
+                <w:sz w:val="26"/>
+                <w:szCs w:val="26"/>
+              </w:rPr>
               <w:t>。</w:t>
             </w:r>
           </w:p>
@@ -1679,8 +1690,9 @@
                 <w:sz w:val="26"/>
                 <w:szCs w:val="26"/>
               </w:rPr>
-              <w:t>南二區受難週聯合聖餐禮拜本週</w:t>
-            </w:r>
+              <w:t>南二區受難</w:t>
+            </w:r>
+            <w:proofErr w:type="gramStart"/>
             <w:r>
               <w:rPr>
                 <w:rFonts w:ascii="Barlow Condensed Medium" w:eastAsia="標楷體" w:hAnsi="Barlow Condensed Medium" w:cs="Segoe UI Symbol" w:hint="eastAsia"/>
@@ -1688,8 +1700,9 @@
                 <w:sz w:val="26"/>
                 <w:szCs w:val="26"/>
               </w:rPr>
-              <w:t>4/3(</w:t>
-            </w:r>
+              <w:t>週</w:t>
+            </w:r>
+            <w:proofErr w:type="gramEnd"/>
             <w:r>
               <w:rPr>
                 <w:rFonts w:ascii="Barlow Condensed Medium" w:eastAsia="標楷體" w:hAnsi="Barlow Condensed Medium" w:cs="Segoe UI Symbol" w:hint="eastAsia"/>
@@ -1697,8 +1710,9 @@
                 <w:sz w:val="26"/>
                 <w:szCs w:val="26"/>
               </w:rPr>
-              <w:t>五</w:t>
-            </w:r>
+              <w:t>聯合聖餐禮拜本</w:t>
+            </w:r>
+            <w:proofErr w:type="gramStart"/>
             <w:r>
               <w:rPr>
                 <w:rFonts w:ascii="Barlow Condensed Medium" w:eastAsia="標楷體" w:hAnsi="Barlow Condensed Medium" w:cs="Segoe UI Symbol" w:hint="eastAsia"/>
@@ -1706,6 +1720,34 @@
                 <w:sz w:val="26"/>
                 <w:szCs w:val="26"/>
               </w:rPr>
+              <w:t>週</w:t>
+            </w:r>
+            <w:proofErr w:type="gramEnd"/>
+            <w:r>
+              <w:rPr>
+                <w:rFonts w:ascii="Barlow Condensed Medium" w:eastAsia="標楷體" w:hAnsi="Barlow Condensed Medium" w:cs="Segoe UI Symbol" w:hint="eastAsia"/>
+                <w:w w:val="90"/>
+                <w:sz w:val="26"/>
+                <w:szCs w:val="26"/>
+              </w:rPr>
+              <w:t>4/3(</w:t>
+            </w:r>
+            <w:r>
+              <w:rPr>
+                <w:rFonts w:ascii="Barlow Condensed Medium" w:eastAsia="標楷體" w:hAnsi="Barlow Condensed Medium" w:cs="Segoe UI Symbol" w:hint="eastAsia"/>
+                <w:w w:val="90"/>
+                <w:sz w:val="26"/>
+                <w:szCs w:val="26"/>
+              </w:rPr>
+              <w:t>五</w:t>
+            </w:r>
+            <w:r>
+              <w:rPr>
+                <w:rFonts w:ascii="Barlow Condensed Medium" w:eastAsia="標楷體" w:hAnsi="Barlow Condensed Medium" w:cs="Segoe UI Symbol" w:hint="eastAsia"/>
+                <w:w w:val="90"/>
+                <w:sz w:val="26"/>
+                <w:szCs w:val="26"/>
+              </w:rPr>
               <w:t>)</w:t>
             </w:r>
             <w:r>
@@ -1742,7 +1784,27 @@
                 <w:sz w:val="26"/>
                 <w:szCs w:val="26"/>
               </w:rPr>
-              <w:t>在新莊教會舉行，敬邀兄姊一同參與。</w:t>
+              <w:t>在新莊教會舉行，敬邀兄</w:t>
+            </w:r>
+            <w:proofErr w:type="gramStart"/>
+            <w:r>
+              <w:rPr>
+                <w:rFonts w:ascii="Barlow Condensed Medium" w:eastAsia="標楷體" w:hAnsi="Barlow Condensed Medium" w:cs="Segoe UI Symbol" w:hint="eastAsia"/>
+                <w:w w:val="90"/>
+                <w:sz w:val="26"/>
+                <w:szCs w:val="26"/>
+              </w:rPr>
+              <w:t>姊</w:t>
+            </w:r>
+            <w:proofErr w:type="gramEnd"/>
+            <w:r>
+              <w:rPr>
+                <w:rFonts w:ascii="Barlow Condensed Medium" w:eastAsia="標楷體" w:hAnsi="Barlow Condensed Medium" w:cs="Segoe UI Symbol" w:hint="eastAsia"/>
+                <w:w w:val="90"/>
+                <w:sz w:val="26"/>
+                <w:szCs w:val="26"/>
+              </w:rPr>
+              <w:t>一同參與。</w:t>
             </w:r>
           </w:p>
         </w:tc>
@@ -1845,7 +1907,47 @@
                 <w:sz w:val="26"/>
                 <w:szCs w:val="26"/>
               </w:rPr>
-              <w:t>為復活節，邀請兄姊在禮拜中作見證，有感動的人可洽王牧師，原則上每人五分鐘為限。</w:t>
+              <w:t>為復活節，邀請兄</w:t>
+            </w:r>
+            <w:proofErr w:type="gramStart"/>
+            <w:r>
+              <w:rPr>
+                <w:rFonts w:ascii="Barlow Condensed Medium" w:eastAsia="標楷體" w:hAnsi="Barlow Condensed Medium" w:cs="Segoe UI Symbol" w:hint="eastAsia"/>
+                <w:w w:val="90"/>
+                <w:sz w:val="26"/>
+                <w:szCs w:val="26"/>
+              </w:rPr>
+              <w:t>姊</w:t>
+            </w:r>
+            <w:proofErr w:type="gramEnd"/>
+            <w:r>
+              <w:rPr>
+                <w:rFonts w:ascii="Barlow Condensed Medium" w:eastAsia="標楷體" w:hAnsi="Barlow Condensed Medium" w:cs="Segoe UI Symbol" w:hint="eastAsia"/>
+                <w:w w:val="90"/>
+                <w:sz w:val="26"/>
+                <w:szCs w:val="26"/>
+              </w:rPr>
+              <w:t>在禮拜中作見證，有感動的人</w:t>
+            </w:r>
+            <w:proofErr w:type="gramStart"/>
+            <w:r>
+              <w:rPr>
+                <w:rFonts w:ascii="Barlow Condensed Medium" w:eastAsia="標楷體" w:hAnsi="Barlow Condensed Medium" w:cs="Segoe UI Symbol" w:hint="eastAsia"/>
+                <w:w w:val="90"/>
+                <w:sz w:val="26"/>
+                <w:szCs w:val="26"/>
+              </w:rPr>
+              <w:t>可洽王牧師</w:t>
+            </w:r>
+            <w:proofErr w:type="gramEnd"/>
+            <w:r>
+              <w:rPr>
+                <w:rFonts w:ascii="Barlow Condensed Medium" w:eastAsia="標楷體" w:hAnsi="Barlow Condensed Medium" w:cs="Segoe UI Symbol" w:hint="eastAsia"/>
+                <w:w w:val="90"/>
+                <w:sz w:val="26"/>
+                <w:szCs w:val="26"/>
+              </w:rPr>
+              <w:t>，原則上每人五分鐘為限。</w:t>
             </w:r>
           </w:p>
         </w:tc>
@@ -1909,6 +2011,7 @@
         </w:rPr>
         <w:t>§</w:t>
       </w:r>
+      <w:proofErr w:type="gramStart"/>
       <w:r>
         <w:rPr>
           <w:rFonts w:ascii="Barlow Condensed Medium" w:eastAsia="華康正顏楷體W9" w:hAnsi="Barlow Condensed Medium" w:cstheme="minorHAnsi"/>
@@ -1916,6 +2019,7 @@
         </w:rPr>
         <w:t>公禱事項</w:t>
       </w:r>
+      <w:proofErr w:type="gramEnd"/>
     </w:p>
     <w:tbl>
       <w:tblPr>
@@ -2058,8 +2162,9 @@
                 <w:sz w:val="26"/>
                 <w:szCs w:val="26"/>
               </w:rPr>
-              <w:t>、人權和生態永續，願　神公義的國度降臨</w:t>
-            </w:r>
+              <w:t xml:space="preserve">、人權和生態永續，願　</w:t>
+            </w:r>
+            <w:proofErr w:type="gramStart"/>
             <w:r>
               <w:rPr>
                 <w:rFonts w:ascii="Barlow Condensed Medium" w:eastAsia="標楷體" w:hAnsi="Barlow Condensed Medium" w:cstheme="minorHAnsi" w:hint="eastAsia"/>
@@ -2067,6 +2172,25 @@
                 <w:sz w:val="26"/>
                 <w:szCs w:val="26"/>
               </w:rPr>
+              <w:t>神公義</w:t>
+            </w:r>
+            <w:proofErr w:type="gramEnd"/>
+            <w:r>
+              <w:rPr>
+                <w:rFonts w:ascii="Barlow Condensed Medium" w:eastAsia="標楷體" w:hAnsi="Barlow Condensed Medium" w:cstheme="minorHAnsi" w:hint="eastAsia"/>
+                <w:w w:val="90"/>
+                <w:sz w:val="26"/>
+                <w:szCs w:val="26"/>
+              </w:rPr>
+              <w:t>的國度降臨</w:t>
+            </w:r>
+            <w:r>
+              <w:rPr>
+                <w:rFonts w:ascii="Barlow Condensed Medium" w:eastAsia="標楷體" w:hAnsi="Barlow Condensed Medium" w:cstheme="minorHAnsi" w:hint="eastAsia"/>
+                <w:w w:val="90"/>
+                <w:sz w:val="26"/>
+                <w:szCs w:val="26"/>
+              </w:rPr>
               <w:t>。</w:t>
             </w:r>
           </w:p>
@@ -2158,8 +2282,19 @@
                 <w:sz w:val="26"/>
                 <w:szCs w:val="26"/>
               </w:rPr>
-              <w:t>年全民為守護台灣更同心、更團結，求真相除詐騙，以及求真　神棄偶像</w:t>
-            </w:r>
+              <w:t xml:space="preserve">年全民為守護台灣更同心、更團結，求真相除詐騙，以及求真　</w:t>
+            </w:r>
+            <w:proofErr w:type="gramStart"/>
+            <w:r>
+              <w:rPr>
+                <w:rFonts w:ascii="Barlow Condensed Medium" w:eastAsia="標楷體" w:hAnsi="Barlow Condensed Medium" w:cstheme="minorHAnsi" w:hint="eastAsia"/>
+                <w:w w:val="90"/>
+                <w:sz w:val="26"/>
+                <w:szCs w:val="26"/>
+              </w:rPr>
+              <w:t>神棄偶像</w:t>
+            </w:r>
+            <w:proofErr w:type="gramEnd"/>
             <w:r>
               <w:rPr>
                 <w:rFonts w:ascii="Barlow Condensed Medium" w:eastAsia="標楷體" w:hAnsi="Barlow Condensed Medium" w:cstheme="minorHAnsi"/>
@@ -2276,8 +2411,19 @@
                 <w:sz w:val="26"/>
                 <w:szCs w:val="26"/>
               </w:rPr>
-              <w:t>事工代禱</w:t>
-            </w:r>
+              <w:t>事</w:t>
+            </w:r>
+            <w:proofErr w:type="gramStart"/>
+            <w:r>
+              <w:rPr>
+                <w:rFonts w:ascii="Barlow Condensed Medium" w:eastAsia="標楷體" w:hAnsi="Barlow Condensed Medium" w:cs="Segoe UI Symbol"/>
+                <w:w w:val="90"/>
+                <w:sz w:val="26"/>
+                <w:szCs w:val="26"/>
+              </w:rPr>
+              <w:t>工代禱</w:t>
+            </w:r>
+            <w:proofErr w:type="gramEnd"/>
             <w:r>
               <w:rPr>
                 <w:rFonts w:ascii="Barlow Condensed Medium" w:eastAsia="標楷體" w:hAnsi="Barlow Condensed Medium" w:cstheme="minorHAnsi"/>
@@ -2394,31 +2540,51 @@
                 <w:sz w:val="26"/>
                 <w:szCs w:val="26"/>
               </w:rPr>
-              <w:t>和家庭代禱。</w:t>
-            </w:r>
-          </w:p>
-        </w:tc>
-      </w:tr>
-      <w:tr>
-        <w:tc>
-          <w:tcPr>
-            <w:tcW w:w="266" w:type="dxa"/>
-            <w:tcMar>
-              <w:left w:w="28" w:type="dxa"/>
-              <w:right w:w="28" w:type="dxa"/>
-            </w:tcMar>
-          </w:tcPr>
-          <w:p>
-            <w:pPr>
-              <w:snapToGrid w:val="0"/>
-              <w:spacing w:line="300" w:lineRule="exact"/>
-              <w:jc w:val="right"/>
+              <w:t>和</w:t>
+            </w:r>
+            <w:proofErr w:type="gramStart"/>
+            <w:r>
               <w:rPr>
                 <w:rFonts w:ascii="Barlow Condensed Medium" w:eastAsia="標楷體" w:hAnsi="Barlow Condensed Medium" w:cstheme="minorHAnsi"/>
                 <w:w w:val="90"/>
                 <w:sz w:val="26"/>
                 <w:szCs w:val="26"/>
               </w:rPr>
+              <w:t>家庭代禱</w:t>
+            </w:r>
+            <w:proofErr w:type="gramEnd"/>
+            <w:r>
+              <w:rPr>
+                <w:rFonts w:ascii="Barlow Condensed Medium" w:eastAsia="標楷體" w:hAnsi="Barlow Condensed Medium" w:cstheme="minorHAnsi"/>
+                <w:w w:val="90"/>
+                <w:sz w:val="26"/>
+                <w:szCs w:val="26"/>
+              </w:rPr>
+              <w:t>。</w:t>
+            </w:r>
+          </w:p>
+        </w:tc>
+      </w:tr>
+      <w:tr>
+        <w:tc>
+          <w:tcPr>
+            <w:tcW w:w="266" w:type="dxa"/>
+            <w:tcMar>
+              <w:left w:w="28" w:type="dxa"/>
+              <w:right w:w="28" w:type="dxa"/>
+            </w:tcMar>
+          </w:tcPr>
+          <w:p>
+            <w:pPr>
+              <w:snapToGrid w:val="0"/>
+              <w:spacing w:line="300" w:lineRule="exact"/>
+              <w:jc w:val="right"/>
+              <w:rPr>
+                <w:rFonts w:ascii="Barlow Condensed Medium" w:eastAsia="標楷體" w:hAnsi="Barlow Condensed Medium" w:cstheme="minorHAnsi"/>
+                <w:w w:val="90"/>
+                <w:sz w:val="26"/>
+                <w:szCs w:val="26"/>
+              </w:rPr>
             </w:pPr>
             <w:r>
               <w:rPr>
@@ -2460,6 +2626,7 @@
                 <w:szCs w:val="26"/>
               </w:rPr>
             </w:pPr>
+            <w:proofErr w:type="gramStart"/>
             <w:r>
               <w:rPr>
                 <w:rFonts w:ascii="Barlow Condensed Medium" w:eastAsia="標楷體" w:hAnsi="Barlow Condensed Medium" w:cstheme="minorHAnsi" w:hint="eastAsia"/>
@@ -2467,7 +2634,17 @@
                 <w:sz w:val="26"/>
                 <w:szCs w:val="26"/>
               </w:rPr>
-              <w:t>大齋節代禱項目：</w:t>
+              <w:t>大齋節代禱</w:t>
+            </w:r>
+            <w:proofErr w:type="gramEnd"/>
+            <w:r>
+              <w:rPr>
+                <w:rFonts w:ascii="Barlow Condensed Medium" w:eastAsia="標楷體" w:hAnsi="Barlow Condensed Medium" w:cstheme="minorHAnsi" w:hint="eastAsia"/>
+                <w:w w:val="90"/>
+                <w:sz w:val="26"/>
+                <w:szCs w:val="26"/>
+              </w:rPr>
+              <w:t>項目：</w:t>
             </w:r>
             <w:r>
               <w:rPr>
@@ -2646,8 +2823,9 @@
                 <w:sz w:val="26"/>
                 <w:szCs w:val="26"/>
               </w:rPr>
-              <w:t>兄姊</w:t>
-            </w:r>
+              <w:t>兄</w:t>
+            </w:r>
+            <w:proofErr w:type="gramStart"/>
             <w:r>
               <w:rPr>
                 <w:rFonts w:ascii="Barlow Condensed Medium" w:eastAsia="華康中黑體" w:hAnsi="Barlow Condensed Medium" w:cs="Segoe UI Symbol"/>
@@ -2655,8 +2833,9 @@
                 <w:sz w:val="26"/>
                 <w:szCs w:val="26"/>
               </w:rPr>
-              <w:t>利用代禱卡</w:t>
-            </w:r>
+              <w:t>姊</w:t>
+            </w:r>
+            <w:proofErr w:type="gramEnd"/>
             <w:r>
               <w:rPr>
                 <w:rFonts w:ascii="Barlow Condensed Medium" w:eastAsia="華康中黑體" w:hAnsi="Barlow Condensed Medium" w:cs="Segoe UI Symbol"/>
@@ -2664,8 +2843,9 @@
                 <w:sz w:val="26"/>
                 <w:szCs w:val="26"/>
               </w:rPr>
-              <w:t>(</w:t>
-            </w:r>
+              <w:t>利用</w:t>
+            </w:r>
+            <w:proofErr w:type="gramStart"/>
             <w:r>
               <w:rPr>
                 <w:rFonts w:ascii="Barlow Condensed Medium" w:eastAsia="華康中黑體" w:hAnsi="Barlow Condensed Medium" w:cs="Segoe UI Symbol"/>
@@ -2673,8 +2853,9 @@
                 <w:sz w:val="26"/>
                 <w:szCs w:val="26"/>
               </w:rPr>
-              <w:t>於招待桌上</w:t>
-            </w:r>
+              <w:t>代禱卡</w:t>
+            </w:r>
+            <w:proofErr w:type="gramEnd"/>
             <w:r>
               <w:rPr>
                 <w:rFonts w:ascii="Barlow Condensed Medium" w:eastAsia="華康中黑體" w:hAnsi="Barlow Condensed Medium" w:cs="Segoe UI Symbol"/>
@@ -2682,7 +2863,7 @@
                 <w:sz w:val="26"/>
                 <w:szCs w:val="26"/>
               </w:rPr>
-              <w:t>)</w:t>
+              <w:t>(</w:t>
             </w:r>
             <w:r>
               <w:rPr>
@@ -2691,7 +2872,36 @@
                 <w:sz w:val="26"/>
                 <w:szCs w:val="26"/>
               </w:rPr>
-              <w:t>投代禱信箱。</w:t>
+              <w:t>於招待桌上</w:t>
+            </w:r>
+            <w:r>
+              <w:rPr>
+                <w:rFonts w:ascii="Barlow Condensed Medium" w:eastAsia="華康中黑體" w:hAnsi="Barlow Condensed Medium" w:cs="Segoe UI Symbol"/>
+                <w:w w:val="90"/>
+                <w:sz w:val="26"/>
+                <w:szCs w:val="26"/>
+              </w:rPr>
+              <w:t>)</w:t>
+            </w:r>
+            <w:proofErr w:type="gramStart"/>
+            <w:r>
+              <w:rPr>
+                <w:rFonts w:ascii="Barlow Condensed Medium" w:eastAsia="華康中黑體" w:hAnsi="Barlow Condensed Medium" w:cs="Segoe UI Symbol"/>
+                <w:w w:val="90"/>
+                <w:sz w:val="26"/>
+                <w:szCs w:val="26"/>
+              </w:rPr>
+              <w:t>投代禱</w:t>
+            </w:r>
+            <w:proofErr w:type="gramEnd"/>
+            <w:r>
+              <w:rPr>
+                <w:rFonts w:ascii="Barlow Condensed Medium" w:eastAsia="華康中黑體" w:hAnsi="Barlow Condensed Medium" w:cs="Segoe UI Symbol"/>
+                <w:w w:val="90"/>
+                <w:sz w:val="26"/>
+                <w:szCs w:val="26"/>
+              </w:rPr>
+              <w:t>信箱。</w:t>
             </w:r>
           </w:p>
         </w:tc>
@@ -3058,6 +3268,27 @@
         <w:snapToGrid w:val="0"/>
         <w:spacing w:line="300" w:lineRule="exact"/>
         <w:rPr>
+          <w:rFonts w:ascii="Barlow Condensed Medium" w:eastAsia="標楷體" w:hAnsi="Barlow Condensed Medium" w:cs="Arial"/>
+          <w:bCs/>
+          <w:w w:val="72"/>
+          <w:kern w:val="0"/>
+          <w:sz w:val="26"/>
+          <w:szCs w:val="26"/>
+        </w:rPr>
+      </w:pPr>
+      <w:r>
+        <w:rPr>
+          <w:rFonts w:ascii="Barlow Condensed Medium" w:eastAsia="標楷體" w:hAnsi="Barlow Condensed Medium" w:cs="Arial"/>
+          <w:bCs/>
+          <w:w w:val="72"/>
+          <w:kern w:val="0"/>
+          <w:sz w:val="26"/>
+          <w:szCs w:val="26"/>
+        </w:rPr>
+        <w:t>(</w:t>
+      </w:r>
+      <w:r>
+        <w:rPr>
           <w:rFonts w:ascii="Barlow Condensed Medium" w:eastAsia="標楷體" w:hAnsi="Barlow Condensed Medium" w:cs="Arial" w:hint="eastAsia"/>
           <w:bCs/>
           <w:w w:val="72"/>
@@ -3065,18 +3296,9 @@
           <w:sz w:val="26"/>
           <w:szCs w:val="26"/>
         </w:rPr>
-      </w:pPr>
-      <w:r>
-        <w:rPr>
-          <w:rFonts w:ascii="Barlow Condensed Medium" w:eastAsia="標楷體" w:hAnsi="Barlow Condensed Medium" w:cs="Arial"/>
-          <w:bCs/>
-          <w:w w:val="72"/>
-          <w:kern w:val="0"/>
-          <w:sz w:val="26"/>
-          <w:szCs w:val="26"/>
-        </w:rPr>
-        <w:t>(</w:t>
-      </w:r>
+        <w:t>★</w:t>
+      </w:r>
+      <w:proofErr w:type="gramStart"/>
       <w:r>
         <w:rPr>
           <w:rFonts w:ascii="Barlow Condensed Medium" w:eastAsia="標楷體" w:hAnsi="Barlow Condensed Medium" w:cs="Arial" w:hint="eastAsia"/>
@@ -3086,7 +3308,19 @@
           <w:sz w:val="26"/>
           <w:szCs w:val="26"/>
         </w:rPr>
-        <w:t>★請看夾頁。</w:t>
+        <w:t>請看夾頁</w:t>
+      </w:r>
+      <w:proofErr w:type="gramEnd"/>
+      <w:r>
+        <w:rPr>
+          <w:rFonts w:ascii="Barlow Condensed Medium" w:eastAsia="標楷體" w:hAnsi="Barlow Condensed Medium" w:cs="Arial" w:hint="eastAsia"/>
+          <w:bCs/>
+          <w:w w:val="72"/>
+          <w:kern w:val="0"/>
+          <w:sz w:val="26"/>
+          <w:szCs w:val="26"/>
+        </w:rPr>
+        <w:t>。</w:t>
       </w:r>
       <w:r>
         <w:rPr>
@@ -3262,7 +3496,47 @@
                                   <w:w w:val="90"/>
                                   <w:szCs w:val="24"/>
                                 </w:rPr>
-                                <w:t>我們因信主耶穌基督而蒙　神國福音的恩典，成為基督的肢體，並按主的命令彼此相愛。因此我們奉獻自己成為基督的教會的事奉者，用彼此事奉、彼此順服、彼此成全，和彼此學習的心，效法基督成為服事人的僕人。將服事會眾的事看為優先，以服事會眾來服事　神。使我們與我們得救的身分相稱。</w:t>
+                                <w:t>我們因信主耶穌基督而蒙　神國福音的恩典，成為基督的肢體，並按主的命令彼此相愛。因此我們奉獻自己成為基督的教會的</w:t>
+                              </w:r>
+                              <w:proofErr w:type="gramStart"/>
+                              <w:r>
+                                <w:rPr>
+                                  <w:rFonts w:ascii="文鼎粗魏碑" w:eastAsia="文鼎粗魏碑" w:cstheme="minorHAnsi" w:hint="eastAsia"/>
+                                  <w:color w:val="0D0D0D" w:themeColor="text1" w:themeTint="F2"/>
+                                  <w:w w:val="90"/>
+                                  <w:szCs w:val="24"/>
+                                </w:rPr>
+                                <w:t>事奉者</w:t>
+                              </w:r>
+                              <w:proofErr w:type="gramEnd"/>
+                              <w:r>
+                                <w:rPr>
+                                  <w:rFonts w:ascii="文鼎粗魏碑" w:eastAsia="文鼎粗魏碑" w:cstheme="minorHAnsi" w:hint="eastAsia"/>
+                                  <w:color w:val="0D0D0D" w:themeColor="text1" w:themeTint="F2"/>
+                                  <w:w w:val="90"/>
+                                  <w:szCs w:val="24"/>
+                                </w:rPr>
+                                <w:t>，用彼此事奉、彼此順服、彼此成全，和彼此學習的心，效法基督成為服事人的僕人。將服事會眾的事看為優先，以服事</w:t>
+                              </w:r>
+                              <w:proofErr w:type="gramStart"/>
+                              <w:r>
+                                <w:rPr>
+                                  <w:rFonts w:ascii="文鼎粗魏碑" w:eastAsia="文鼎粗魏碑" w:cstheme="minorHAnsi" w:hint="eastAsia"/>
+                                  <w:color w:val="0D0D0D" w:themeColor="text1" w:themeTint="F2"/>
+                                  <w:w w:val="90"/>
+                                  <w:szCs w:val="24"/>
+                                </w:rPr>
+                                <w:t>會眾來服事</w:t>
+                              </w:r>
+                              <w:proofErr w:type="gramEnd"/>
+                              <w:r>
+                                <w:rPr>
+                                  <w:rFonts w:ascii="文鼎粗魏碑" w:eastAsia="文鼎粗魏碑" w:cstheme="minorHAnsi" w:hint="eastAsia"/>
+                                  <w:color w:val="0D0D0D" w:themeColor="text1" w:themeTint="F2"/>
+                                  <w:w w:val="90"/>
+                                  <w:szCs w:val="24"/>
+                                </w:rPr>
+                                <w:t xml:space="preserve">　神。使我們與我們得救的身分相稱。</w:t>
                               </w:r>
                             </w:p>
                           </w:txbxContent>
@@ -3356,7 +3630,47 @@
                             <w:w w:val="90"/>
                             <w:szCs w:val="24"/>
                           </w:rPr>
-                          <w:t>我們因信主耶穌基督而蒙　神國福音的恩典，成為基督的肢體，並按主的命令彼此相愛。因此我們奉獻自己成為基督的教會的事奉者，用彼此事奉、彼此順服、彼此成全，和彼此學習的心，效法基督成為服事人的僕人。將服事會眾的事看為優先，以服事會眾來服事　神。使我們與我們得救的身分相稱。</w:t>
+                          <w:t>我們因信主耶穌基督而蒙　神國福音的恩典，成為基督的肢體，並按主的命令彼此相愛。因此我們奉獻自己成為基督的教會的</w:t>
+                        </w:r>
+                        <w:proofErr w:type="gramStart"/>
+                        <w:r>
+                          <w:rPr>
+                            <w:rFonts w:ascii="文鼎粗魏碑" w:eastAsia="文鼎粗魏碑" w:cstheme="minorHAnsi" w:hint="eastAsia"/>
+                            <w:color w:val="0D0D0D" w:themeColor="text1" w:themeTint="F2"/>
+                            <w:w w:val="90"/>
+                            <w:szCs w:val="24"/>
+                          </w:rPr>
+                          <w:t>事奉者</w:t>
+                        </w:r>
+                        <w:proofErr w:type="gramEnd"/>
+                        <w:r>
+                          <w:rPr>
+                            <w:rFonts w:ascii="文鼎粗魏碑" w:eastAsia="文鼎粗魏碑" w:cstheme="minorHAnsi" w:hint="eastAsia"/>
+                            <w:color w:val="0D0D0D" w:themeColor="text1" w:themeTint="F2"/>
+                            <w:w w:val="90"/>
+                            <w:szCs w:val="24"/>
+                          </w:rPr>
+                          <w:t>，用彼此事奉、彼此順服、彼此成全，和彼此學習的心，效法基督成為服事人的僕人。將服事會眾的事看為優先，以服事</w:t>
+                        </w:r>
+                        <w:proofErr w:type="gramStart"/>
+                        <w:r>
+                          <w:rPr>
+                            <w:rFonts w:ascii="文鼎粗魏碑" w:eastAsia="文鼎粗魏碑" w:cstheme="minorHAnsi" w:hint="eastAsia"/>
+                            <w:color w:val="0D0D0D" w:themeColor="text1" w:themeTint="F2"/>
+                            <w:w w:val="90"/>
+                            <w:szCs w:val="24"/>
+                          </w:rPr>
+                          <w:t>會眾來服事</w:t>
+                        </w:r>
+                        <w:proofErr w:type="gramEnd"/>
+                        <w:r>
+                          <w:rPr>
+                            <w:rFonts w:ascii="文鼎粗魏碑" w:eastAsia="文鼎粗魏碑" w:cstheme="minorHAnsi" w:hint="eastAsia"/>
+                            <w:color w:val="0D0D0D" w:themeColor="text1" w:themeTint="F2"/>
+                            <w:w w:val="90"/>
+                            <w:szCs w:val="24"/>
+                          </w:rPr>
+                          <w:t xml:space="preserve">　神。使我們與我們得救的身分相稱。</w:t>
                         </w:r>
                       </w:p>
                     </w:txbxContent>
@@ -3374,7 +3688,7 @@
           <w:lang w:bidi="he-IL"/>
         </w:rPr>
         <w:drawing>
-          <wp:anchor distT="0" distB="0" distL="114300" distR="114300" simplePos="0" relativeHeight="251660288" behindDoc="0" locked="0" layoutInCell="1" allowOverlap="1" wp14:anchorId="0030E694" wp14:editId="2D7D8071">
+          <wp:anchor distT="0" distB="0" distL="114300" distR="114300" simplePos="0" relativeHeight="251660288" behindDoc="0" locked="0" layoutInCell="1" allowOverlap="1" wp14:anchorId="0030E694" wp14:editId="5707C286">
             <wp:simplePos x="0" y="0"/>
             <wp:positionH relativeFrom="column">
               <wp:posOffset>2160905</wp:posOffset>
@@ -3582,6 +3896,7 @@
                                 </w:rPr>
                                 <w:t>聚會時間表</w:t>
                               </w:r>
+                              <w:proofErr w:type="gramStart"/>
                               <w:r>
                                 <w:rPr>
                                   <w:rFonts w:ascii="Barlow Condensed Medium" w:eastAsia="華康正顏楷體W9" w:hAnsi="Barlow Condensed Medium" w:cstheme="minorHAnsi" w:hint="eastAsia"/>
@@ -3591,6 +3906,7 @@
                                 </w:rPr>
                                 <w:t>》</w:t>
                               </w:r>
+                              <w:proofErr w:type="gramEnd"/>
                             </w:p>
                             <w:tbl>
                               <w:tblPr>
@@ -4364,6 +4680,7 @@
                                         <w:szCs w:val="26"/>
                                       </w:rPr>
                                     </w:pPr>
+                                    <w:proofErr w:type="gramStart"/>
                                     <w:r>
                                       <w:rPr>
                                         <w:rFonts w:ascii="Barlow Condensed Medium" w:eastAsia="標楷體" w:hAnsi="Barlow Condensed Medium" w:hint="eastAsia"/>
@@ -4374,6 +4691,7 @@
                                       </w:rPr>
                                       <w:t>拿細耳</w:t>
                                     </w:r>
+                                    <w:proofErr w:type="gramEnd"/>
                                     <w:r>
                                       <w:rPr>
                                         <w:rFonts w:ascii="Barlow Condensed Medium" w:eastAsia="標楷體" w:hAnsi="Barlow Condensed Medium" w:hint="eastAsia"/>
@@ -4527,6 +4845,7 @@
                                         <w:szCs w:val="26"/>
                                       </w:rPr>
                                     </w:pPr>
+                                    <w:proofErr w:type="gramStart"/>
                                     <w:r>
                                       <w:rPr>
                                         <w:rFonts w:ascii="Barlow Condensed Medium" w:eastAsia="標楷體" w:hAnsi="Barlow Condensed Medium" w:hint="eastAsia"/>
@@ -4537,6 +4856,7 @@
                                       </w:rPr>
                                       <w:t>社青小組</w:t>
                                     </w:r>
+                                    <w:proofErr w:type="gramEnd"/>
                                   </w:p>
                                 </w:tc>
                                 <w:tc>
@@ -4730,6 +5050,7 @@
                                         <w:szCs w:val="26"/>
                                       </w:rPr>
                                     </w:pPr>
+                                    <w:proofErr w:type="gramStart"/>
                                     <w:r>
                                       <w:rPr>
                                         <w:rFonts w:ascii="Barlow Condensed Medium" w:eastAsia="標楷體" w:hAnsi="Barlow Condensed Medium"/>
@@ -4740,6 +5061,7 @@
                                       </w:rPr>
                                       <w:t>明憲家</w:t>
                                     </w:r>
+                                    <w:proofErr w:type="gramEnd"/>
                                   </w:p>
                                 </w:tc>
                               </w:tr>
@@ -5340,6 +5662,7 @@
                           </w:rPr>
                           <w:t>聚會時間表</w:t>
                         </w:r>
+                        <w:proofErr w:type="gramStart"/>
                         <w:r>
                           <w:rPr>
                             <w:rFonts w:ascii="Barlow Condensed Medium" w:eastAsia="華康正顏楷體W9" w:hAnsi="Barlow Condensed Medium" w:cstheme="minorHAnsi" w:hint="eastAsia"/>
@@ -5349,6 +5672,7 @@
                           </w:rPr>
                           <w:t>》</w:t>
                         </w:r>
+                        <w:proofErr w:type="gramEnd"/>
                       </w:p>
                       <w:tbl>
                         <w:tblPr>
@@ -6122,6 +6446,7 @@
                                   <w:szCs w:val="26"/>
                                 </w:rPr>
                               </w:pPr>
+                              <w:proofErr w:type="gramStart"/>
                               <w:r>
                                 <w:rPr>
                                   <w:rFonts w:ascii="Barlow Condensed Medium" w:eastAsia="標楷體" w:hAnsi="Barlow Condensed Medium" w:hint="eastAsia"/>
@@ -6132,6 +6457,7 @@
                                 </w:rPr>
                                 <w:t>拿細耳</w:t>
                               </w:r>
+                              <w:proofErr w:type="gramEnd"/>
                               <w:r>
                                 <w:rPr>
                                   <w:rFonts w:ascii="Barlow Condensed Medium" w:eastAsia="標楷體" w:hAnsi="Barlow Condensed Medium" w:hint="eastAsia"/>
@@ -6285,6 +6611,7 @@
                                   <w:szCs w:val="26"/>
                                 </w:rPr>
                               </w:pPr>
+                              <w:proofErr w:type="gramStart"/>
                               <w:r>
                                 <w:rPr>
                                   <w:rFonts w:ascii="Barlow Condensed Medium" w:eastAsia="標楷體" w:hAnsi="Barlow Condensed Medium" w:hint="eastAsia"/>
@@ -6295,6 +6622,7 @@
                                 </w:rPr>
                                 <w:t>社青小組</w:t>
                               </w:r>
+                              <w:proofErr w:type="gramEnd"/>
                             </w:p>
                           </w:tc>
                           <w:tc>
@@ -6488,6 +6816,7 @@
                                   <w:szCs w:val="26"/>
                                 </w:rPr>
                               </w:pPr>
+                              <w:proofErr w:type="gramStart"/>
                               <w:r>
                                 <w:rPr>
                                   <w:rFonts w:ascii="Barlow Condensed Medium" w:eastAsia="標楷體" w:hAnsi="Barlow Condensed Medium"/>
@@ -6498,6 +6827,7 @@
                                 </w:rPr>
                                 <w:t>明憲家</w:t>
                               </w:r>
+                              <w:proofErr w:type="gramEnd"/>
                             </w:p>
                           </w:tc>
                         </w:tr>
@@ -7790,7 +8120,27 @@
                                         <w:sz w:val="26"/>
                                         <w:szCs w:val="26"/>
                                       </w:rPr>
-                                      <w:t>新的誡命</w:t>
+                                      <w:t>新的</w:t>
+                                    </w:r>
+                                    <w:proofErr w:type="gramStart"/>
+                                    <w:r>
+                                      <w:rPr>
+                                        <w:rFonts w:ascii="華康儷楷書" w:eastAsia="華康儷楷書" w:hAnsi="華康儷楷書" w:cs="華康儷楷書" w:hint="eastAsia"/>
+                                        <w:w w:val="90"/>
+                                        <w:sz w:val="26"/>
+                                        <w:szCs w:val="26"/>
+                                      </w:rPr>
+                                      <w:t>誡</w:t>
+                                    </w:r>
+                                    <w:proofErr w:type="gramEnd"/>
+                                    <w:r>
+                                      <w:rPr>
+                                        <w:rFonts w:ascii="華康儷楷書" w:eastAsia="華康儷楷書" w:hAnsi="華康儷楷書" w:cs="華康儷楷書" w:hint="eastAsia"/>
+                                        <w:w w:val="90"/>
+                                        <w:sz w:val="26"/>
+                                        <w:szCs w:val="26"/>
+                                      </w:rPr>
+                                      <w:t>命</w:t>
                                     </w:r>
                                   </w:p>
                                 </w:tc>
@@ -7819,6 +8169,7 @@
                                         <w:szCs w:val="26"/>
                                       </w:rPr>
                                     </w:pPr>
+                                    <w:proofErr w:type="gramStart"/>
                                     <w:r>
                                       <w:rPr>
                                         <w:rFonts w:ascii="Barlow Condensed Medium" w:eastAsia="華康中黑體" w:hAnsi="Barlow Condensed Medium" w:hint="eastAsia"/>
@@ -7828,6 +8179,7 @@
                                       </w:rPr>
                                       <w:t>啟應</w:t>
                                     </w:r>
+                                    <w:proofErr w:type="gramEnd"/>
                                     <w:r>
                                       <w:rPr>
                                         <w:rFonts w:ascii="Barlow Condensed Medium" w:eastAsia="華康中黑體" w:hAnsi="Barlow Condensed Medium" w:hint="eastAsia"/>
@@ -8722,7 +9074,27 @@
                                   <w:sz w:val="26"/>
                                   <w:szCs w:val="26"/>
                                 </w:rPr>
-                                <w:t>新的誡命</w:t>
+                                <w:t>新的</w:t>
+                              </w:r>
+                              <w:proofErr w:type="gramStart"/>
+                              <w:r>
+                                <w:rPr>
+                                  <w:rFonts w:ascii="華康儷楷書" w:eastAsia="華康儷楷書" w:hAnsi="華康儷楷書" w:cs="華康儷楷書" w:hint="eastAsia"/>
+                                  <w:w w:val="90"/>
+                                  <w:sz w:val="26"/>
+                                  <w:szCs w:val="26"/>
+                                </w:rPr>
+                                <w:t>誡</w:t>
+                              </w:r>
+                              <w:proofErr w:type="gramEnd"/>
+                              <w:r>
+                                <w:rPr>
+                                  <w:rFonts w:ascii="華康儷楷書" w:eastAsia="華康儷楷書" w:hAnsi="華康儷楷書" w:cs="華康儷楷書" w:hint="eastAsia"/>
+                                  <w:w w:val="90"/>
+                                  <w:sz w:val="26"/>
+                                  <w:szCs w:val="26"/>
+                                </w:rPr>
+                                <w:t>命</w:t>
                               </w:r>
                             </w:p>
                           </w:tc>
@@ -8751,6 +9123,7 @@
                                   <w:szCs w:val="26"/>
                                 </w:rPr>
                               </w:pPr>
+                              <w:proofErr w:type="gramStart"/>
                               <w:r>
                                 <w:rPr>
                                   <w:rFonts w:ascii="Barlow Condensed Medium" w:eastAsia="華康中黑體" w:hAnsi="Barlow Condensed Medium" w:hint="eastAsia"/>
@@ -8760,6 +9133,7 @@
                                 </w:rPr>
                                 <w:t>啟應</w:t>
                               </w:r>
+                              <w:proofErr w:type="gramEnd"/>
                               <w:r>
                                 <w:rPr>
                                   <w:rFonts w:ascii="Barlow Condensed Medium" w:eastAsia="華康中黑體" w:hAnsi="Barlow Condensed Medium" w:hint="eastAsia"/>
@@ -9932,6 +10306,7 @@
         </w:rPr>
         <w:t xml:space="preserve">       </w:t>
       </w:r>
+      <w:proofErr w:type="gramStart"/>
       <w:r>
         <w:rPr>
           <w:rFonts w:ascii="Barlow Condensed Medium" w:eastAsia="華康中圓體" w:hAnsi="Barlow Condensed Medium"/>
@@ -9939,6 +10314,7 @@
         </w:rPr>
         <w:t>主堂</w:t>
       </w:r>
+      <w:proofErr w:type="gramEnd"/>
       <w:r>
         <w:rPr>
           <w:rFonts w:ascii="Barlow Condensed Medium" w:eastAsia="華康中圓體" w:hAnsi="Barlow Condensed Medium"/>
@@ -10083,6 +10459,7 @@
                                 <w:sz w:val="22"/>
                               </w:rPr>
                             </w:pPr>
+                            <w:proofErr w:type="gramStart"/>
                             <w:r>
                               <w:rPr>
                                 <w:rFonts w:ascii="Barlow Condensed Medium" w:eastAsia="華康儷中黑" w:hAnsi="Barlow Condensed Medium"/>
@@ -10090,6 +10467,7 @@
                               </w:rPr>
                               <w:t>教會臉書</w:t>
                             </w:r>
+                            <w:proofErr w:type="gramEnd"/>
                             <w:r>
                               <w:rPr>
                                 <w:rFonts w:ascii="Barlow Condensed Medium" w:eastAsia="華康儷中黑" w:hAnsi="Barlow Condensed Medium"/>
@@ -10143,6 +10521,7 @@
                           <w:sz w:val="22"/>
                         </w:rPr>
                       </w:pPr>
+                      <w:proofErr w:type="gramStart"/>
                       <w:r>
                         <w:rPr>
                           <w:rFonts w:ascii="Barlow Condensed Medium" w:eastAsia="華康儷中黑" w:hAnsi="Barlow Condensed Medium"/>
@@ -10150,6 +10529,7 @@
                         </w:rPr>
                         <w:t>教會臉書</w:t>
                       </w:r>
+                      <w:proofErr w:type="gramEnd"/>
                       <w:r>
                         <w:rPr>
                           <w:rFonts w:ascii="Barlow Condensed Medium" w:eastAsia="華康儷中黑" w:hAnsi="Barlow Condensed Medium"/>
@@ -11064,7 +11444,15 @@
                                       <w:color w:val="FFFFFF"/>
                                       <w:w w:val="66"/>
                                     </w:rPr>
-                                    <w:t>恭候　神的話</w:t>
+                                    <w:t xml:space="preserve">恭候　</w:t>
+                                  </w:r>
+                                  <w:r>
+                                    <w:rPr>
+                                      <w:rFonts w:ascii="華康儷中黑" w:eastAsia="華康儷中黑" w:hAnsi="Calibri" w:cs="Arial" w:hint="eastAsia"/>
+                                      <w:color w:val="FFFFFF"/>
+                                      <w:w w:val="66"/>
+                                    </w:rPr>
+                                    <w:t>神的話</w:t>
                                   </w:r>
                                 </w:p>
                               </w:txbxContent>
@@ -11109,7 +11497,15 @@
                                 <w:color w:val="FFFFFF"/>
                                 <w:w w:val="66"/>
                               </w:rPr>
-                              <w:t>恭候　神的話</w:t>
+                              <w:t xml:space="preserve">恭候　</w:t>
+                            </w:r>
+                            <w:r>
+                              <w:rPr>
+                                <w:rFonts w:ascii="華康儷中黑" w:eastAsia="華康儷中黑" w:hAnsi="Calibri" w:cs="Arial" w:hint="eastAsia"/>
+                                <w:color w:val="FFFFFF"/>
+                                <w:w w:val="66"/>
+                              </w:rPr>
+                              <w:t>神的話</w:t>
                             </w:r>
                           </w:p>
                         </w:txbxContent>
@@ -11147,6 +11543,7 @@
                 <w:szCs w:val="20"/>
               </w:rPr>
             </w:pPr>
+            <w:proofErr w:type="gramStart"/>
             <w:r>
               <w:rPr>
                 <w:rFonts w:eastAsia="華康儷中黑" w:cstheme="minorHAnsi"/>
@@ -11157,6 +11554,7 @@
               </w:rPr>
               <w:t>序樂</w:t>
             </w:r>
+            <w:proofErr w:type="gramEnd"/>
           </w:p>
         </w:tc>
         <w:tc>
@@ -11292,6 +11690,7 @@
                 <w:szCs w:val="20"/>
               </w:rPr>
             </w:pPr>
+            <w:proofErr w:type="gramStart"/>
             <w:r>
               <w:rPr>
                 <w:rFonts w:eastAsia="華康儷中黑" w:cstheme="minorHAnsi"/>
@@ -11302,6 +11701,7 @@
               </w:rPr>
               <w:t>宣召</w:t>
             </w:r>
+            <w:proofErr w:type="gramEnd"/>
           </w:p>
         </w:tc>
         <w:tc>
@@ -11757,6 +12157,7 @@
                 <w:szCs w:val="20"/>
               </w:rPr>
             </w:pPr>
+            <w:proofErr w:type="gramStart"/>
             <w:r>
               <w:rPr>
                 <w:rFonts w:eastAsia="華康儷中黑" w:cstheme="minorHAnsi"/>
@@ -11767,6 +12168,7 @@
               </w:rPr>
               <w:t>啟應文</w:t>
             </w:r>
+            <w:proofErr w:type="gramEnd"/>
           </w:p>
         </w:tc>
         <w:tc>
@@ -12014,17 +12416,15 @@
         <w:gridCol w:w="57"/>
         <w:gridCol w:w="579"/>
         <w:gridCol w:w="56"/>
-        <w:gridCol w:w="1071"/>
-        <w:gridCol w:w="56"/>
-        <w:gridCol w:w="3058"/>
-        <w:gridCol w:w="55"/>
-        <w:gridCol w:w="905"/>
-        <w:gridCol w:w="55"/>
+        <w:gridCol w:w="1069"/>
+        <w:gridCol w:w="3113"/>
+        <w:gridCol w:w="958"/>
+        <w:gridCol w:w="60"/>
       </w:tblGrid>
       <w:tr>
         <w:trPr>
           <w:gridAfter w:val="1"/>
-          <w:wAfter w:w="55" w:type="dxa"/>
+          <w:wAfter w:w="60" w:type="dxa"/>
         </w:trPr>
         <w:tc>
           <w:tcPr>
@@ -12196,7 +12596,7 @@
         </w:tc>
         <w:tc>
           <w:tcPr>
-            <w:tcW w:w="1127" w:type="dxa"/>
+            <w:tcW w:w="1126" w:type="dxa"/>
             <w:gridSpan w:val="2"/>
             <w:tcBorders>
               <w:top w:val="nil"/>
@@ -12235,8 +12635,7 @@
         </w:tc>
         <w:tc>
           <w:tcPr>
-            <w:tcW w:w="3114" w:type="dxa"/>
-            <w:gridSpan w:val="2"/>
+            <w:tcW w:w="3111" w:type="dxa"/>
             <w:tcBorders>
               <w:top w:val="nil"/>
               <w:left w:val="nil"/>
@@ -12277,8 +12676,7 @@
         </w:tc>
         <w:tc>
           <w:tcPr>
-            <w:tcW w:w="960" w:type="dxa"/>
-            <w:gridSpan w:val="2"/>
+            <w:tcW w:w="959" w:type="dxa"/>
             <w:tcBorders>
               <w:top w:val="nil"/>
               <w:left w:val="nil"/>
@@ -12296,7 +12694,7 @@
           <w:p>
             <w:pPr>
               <w:snapToGrid w:val="0"/>
-              <w:jc w:val="center"/>
+              <w:jc w:val="distribute"/>
               <w:rPr>
                 <w:rFonts w:ascii="Bahnschrift SemiBold Condensed" w:eastAsia="標楷體" w:hAnsi="Bahnschrift SemiBold Condensed" w:cstheme="minorHAnsi"/>
                 <w:w w:val="125"/>
@@ -12355,8 +12753,7 @@
         </w:tc>
         <w:tc>
           <w:tcPr>
-            <w:tcW w:w="1127" w:type="dxa"/>
-            <w:gridSpan w:val="2"/>
+            <w:tcW w:w="1070" w:type="dxa"/>
             <w:tcBorders>
               <w:top w:val="nil"/>
               <w:left w:val="nil"/>
@@ -12385,8 +12782,7 @@
         </w:tc>
         <w:tc>
           <w:tcPr>
-            <w:tcW w:w="3113" w:type="dxa"/>
-            <w:gridSpan w:val="2"/>
+            <w:tcW w:w="3115" w:type="dxa"/>
             <w:tcBorders>
               <w:top w:val="nil"/>
               <w:left w:val="nil"/>
@@ -12427,7 +12823,7 @@
         </w:tc>
         <w:tc>
           <w:tcPr>
-            <w:tcW w:w="960" w:type="dxa"/>
+            <w:tcW w:w="1015" w:type="dxa"/>
             <w:gridSpan w:val="2"/>
             <w:tcBorders>
               <w:top w:val="nil"/>
@@ -13997,6 +14393,7 @@
                 <w:szCs w:val="20"/>
               </w:rPr>
             </w:pPr>
+            <w:proofErr w:type="gramStart"/>
             <w:r>
               <w:rPr>
                 <w:rFonts w:eastAsia="華康儷中黑" w:cstheme="minorHAnsi" w:hint="eastAsia"/>
@@ -14007,6 +14404,7 @@
               </w:rPr>
               <w:t>公禱</w:t>
             </w:r>
+            <w:proofErr w:type="gramEnd"/>
           </w:p>
         </w:tc>
         <w:tc>
@@ -14142,6 +14540,7 @@
                 <w:szCs w:val="20"/>
               </w:rPr>
             </w:pPr>
+            <w:proofErr w:type="gramStart"/>
             <w:r>
               <w:rPr>
                 <w:rFonts w:eastAsia="華康儷中黑" w:cstheme="minorHAnsi"/>
@@ -14152,6 +14551,7 @@
               </w:rPr>
               <w:t>頌榮</w:t>
             </w:r>
+            <w:proofErr w:type="gramEnd"/>
           </w:p>
         </w:tc>
         <w:tc>
@@ -14374,6 +14774,7 @@
               </w:rPr>
               <w:t xml:space="preserve">: </w:t>
             </w:r>
+            <w:proofErr w:type="gramStart"/>
             <w:r>
               <w:rPr>
                 <w:rFonts w:ascii="Bahnschrift SemiBold Condensed" w:eastAsia="標楷體" w:hAnsi="Bahnschrift SemiBold Condensed" w:cstheme="minorHAnsi" w:hint="eastAsia"/>
@@ -14383,6 +14784,7 @@
               </w:rPr>
               <w:t>阿們頌</w:t>
             </w:r>
+            <w:proofErr w:type="gramEnd"/>
           </w:p>
         </w:tc>
         <w:tc>
@@ -14479,6 +14881,7 @@
                 <w:szCs w:val="20"/>
               </w:rPr>
             </w:pPr>
+            <w:proofErr w:type="gramStart"/>
             <w:r>
               <w:rPr>
                 <w:rFonts w:eastAsia="華康儷中黑" w:cstheme="minorHAnsi" w:hint="eastAsia"/>
@@ -14489,6 +14892,7 @@
               </w:rPr>
               <w:t>殿樂</w:t>
             </w:r>
+            <w:proofErr w:type="gramEnd"/>
           </w:p>
         </w:tc>
         <w:tc>
@@ -15014,7 +15418,7 @@
           </mc:Choice>
           <mc:Fallback>
             <w:pict>
-              <v:line w14:anchorId="4B1B547D" id="直線接點 2" o:spid="_x0000_s1026" style="position:absolute;z-index:251653120;visibility:visible;mso-wrap-style:square;mso-height-percent:0;mso-wrap-distance-left:9pt;mso-wrap-distance-top:0;mso-wrap-distance-right:9pt;mso-wrap-distance-bottom:0;mso-position-horizontal:absolute;mso-position-horizontal-relative:page;mso-position-vertical:absolute;mso-position-vertical-relative:page;mso-height-percent:0;mso-height-relative:margin" from="687.75pt,19.85pt" to="687.75pt,709.8pt" o:gfxdata="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" strokecolor="black [3213]" strokeweight=".5pt">
+              <v:line w14:anchorId="10005652" id="直線接點 2" o:spid="_x0000_s1026" style="position:absolute;z-index:251653120;visibility:visible;mso-wrap-style:square;mso-height-percent:0;mso-wrap-distance-left:9pt;mso-wrap-distance-top:0;mso-wrap-distance-right:9pt;mso-wrap-distance-bottom:0;mso-position-horizontal:absolute;mso-position-horizontal-relative:page;mso-position-vertical:absolute;mso-position-vertical-relative:page;mso-height-percent:0;mso-height-relative:margin" from="687.75pt,19.85pt" to="687.75pt,709.8pt" o:gfxdata="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" strokecolor="black [3213]" strokeweight=".5pt">
                 <v:stroke dashstyle="3 1" joinstyle="miter"/>
                 <w10:wrap anchorx="page" anchory="page"/>
               </v:line>
@@ -15102,7 +15506,7 @@
         <w:ind w:left="154" w:hangingChars="74" w:hanging="154"/>
         <w:jc w:val="both"/>
         <w:rPr>
-          <w:rFonts w:ascii="標楷體" w:eastAsia="標楷體" w:hAnsi="標楷體" w:cs="Arial" w:hint="eastAsia"/>
+          <w:rFonts w:ascii="標楷體" w:eastAsia="標楷體" w:hAnsi="標楷體" w:cs="Arial"/>
           <w:w w:val="80"/>
           <w:sz w:val="26"/>
           <w:szCs w:val="26"/>
@@ -15159,7 +15563,47 @@
           <w:sz w:val="26"/>
           <w:szCs w:val="26"/>
         </w:rPr>
-        <w:t>相款待著同一樣的心；心志莫得好高</w:t>
+        <w:t>相</w:t>
+      </w:r>
+      <w:proofErr w:type="gramStart"/>
+      <w:r>
+        <w:rPr>
+          <w:rFonts w:ascii="標楷體" w:eastAsia="標楷體" w:hAnsi="標楷體" w:cs="Arial" w:hint="eastAsia"/>
+          <w:w w:val="80"/>
+          <w:sz w:val="26"/>
+          <w:szCs w:val="26"/>
+        </w:rPr>
+        <w:t>款待著</w:t>
+      </w:r>
+      <w:proofErr w:type="gramEnd"/>
+      <w:r>
+        <w:rPr>
+          <w:rFonts w:ascii="標楷體" w:eastAsia="標楷體" w:hAnsi="標楷體" w:cs="Arial" w:hint="eastAsia"/>
+          <w:w w:val="80"/>
+          <w:sz w:val="26"/>
+          <w:szCs w:val="26"/>
+        </w:rPr>
+        <w:t>同一樣的心；</w:t>
+      </w:r>
+      <w:proofErr w:type="gramStart"/>
+      <w:r>
+        <w:rPr>
+          <w:rFonts w:ascii="標楷體" w:eastAsia="標楷體" w:hAnsi="標楷體" w:cs="Arial" w:hint="eastAsia"/>
+          <w:w w:val="80"/>
+          <w:sz w:val="26"/>
+          <w:szCs w:val="26"/>
+        </w:rPr>
+        <w:t>心志莫得好</w:t>
+      </w:r>
+      <w:proofErr w:type="gramEnd"/>
+      <w:r>
+        <w:rPr>
+          <w:rFonts w:ascii="標楷體" w:eastAsia="標楷體" w:hAnsi="標楷體" w:cs="Arial" w:hint="eastAsia"/>
+          <w:w w:val="80"/>
+          <w:sz w:val="26"/>
+          <w:szCs w:val="26"/>
+        </w:rPr>
+        <w:t>高</w:t>
       </w:r>
       <w:r>
         <w:rPr>
@@ -15168,7 +15612,17 @@
           <w:sz w:val="26"/>
           <w:szCs w:val="26"/>
         </w:rPr>
-        <w:t>(h</w:t>
+        <w:t>(</w:t>
+      </w:r>
+      <w:proofErr w:type="spellStart"/>
+      <w:r>
+        <w:rPr>
+          <w:rFonts w:ascii="標楷體" w:eastAsia="標楷體" w:hAnsi="標楷體" w:cs="Arial"/>
+          <w:w w:val="80"/>
+          <w:sz w:val="26"/>
+          <w:szCs w:val="26"/>
+        </w:rPr>
+        <w:t>h</w:t>
       </w:r>
       <w:r>
         <w:rPr>
@@ -15186,8 +15640,19 @@
           <w:sz w:val="26"/>
           <w:szCs w:val="26"/>
         </w:rPr>
-        <w:t>.n-ko)</w:t>
-      </w:r>
+        <w:t>.n</w:t>
+      </w:r>
+      <w:proofErr w:type="spellEnd"/>
+      <w:r>
+        <w:rPr>
+          <w:rFonts w:ascii="標楷體" w:eastAsia="標楷體" w:hAnsi="標楷體" w:cs="Arial"/>
+          <w:w w:val="80"/>
+          <w:sz w:val="26"/>
+          <w:szCs w:val="26"/>
+        </w:rPr>
+        <w:t>-ko)</w:t>
+      </w:r>
+      <w:proofErr w:type="gramStart"/>
       <w:r>
         <w:rPr>
           <w:rFonts w:ascii="標楷體" w:eastAsia="標楷體" w:hAnsi="標楷體" w:cs="Arial" w:hint="eastAsia"/>
@@ -15197,6 +15662,7 @@
         </w:rPr>
         <w:t>，著促就</w:t>
       </w:r>
+      <w:proofErr w:type="gramEnd"/>
       <w:r>
         <w:rPr>
           <w:rFonts w:ascii="標楷體" w:eastAsia="標楷體" w:hAnsi="標楷體" w:cs="Arial"/>
@@ -15204,7 +15670,27 @@
           <w:sz w:val="26"/>
           <w:szCs w:val="26"/>
         </w:rPr>
-        <w:t>(chhek-chiú)</w:t>
+        <w:t>(</w:t>
+      </w:r>
+      <w:proofErr w:type="spellStart"/>
+      <w:r>
+        <w:rPr>
+          <w:rFonts w:ascii="標楷體" w:eastAsia="標楷體" w:hAnsi="標楷體" w:cs="Arial"/>
+          <w:w w:val="80"/>
+          <w:sz w:val="26"/>
+          <w:szCs w:val="26"/>
+        </w:rPr>
+        <w:t>chhek-chiú</w:t>
+      </w:r>
+      <w:proofErr w:type="spellEnd"/>
+      <w:r>
+        <w:rPr>
+          <w:rFonts w:ascii="標楷體" w:eastAsia="標楷體" w:hAnsi="標楷體" w:cs="Arial"/>
+          <w:w w:val="80"/>
+          <w:sz w:val="26"/>
+          <w:szCs w:val="26"/>
+        </w:rPr>
+        <w:t>)</w:t>
       </w:r>
       <w:r>
         <w:rPr>
@@ -15213,7 +15699,27 @@
           <w:sz w:val="26"/>
           <w:szCs w:val="26"/>
         </w:rPr>
-        <w:t>卑微的；莫得掠家己做有智識</w:t>
+        <w:t>卑微的；</w:t>
+      </w:r>
+      <w:proofErr w:type="gramStart"/>
+      <w:r>
+        <w:rPr>
+          <w:rFonts w:ascii="標楷體" w:eastAsia="標楷體" w:hAnsi="標楷體" w:cs="Arial" w:hint="eastAsia"/>
+          <w:w w:val="80"/>
+          <w:sz w:val="26"/>
+          <w:szCs w:val="26"/>
+        </w:rPr>
+        <w:t>莫得掠家</w:t>
+      </w:r>
+      <w:proofErr w:type="gramEnd"/>
+      <w:r>
+        <w:rPr>
+          <w:rFonts w:ascii="標楷體" w:eastAsia="標楷體" w:hAnsi="標楷體" w:cs="Arial" w:hint="eastAsia"/>
+          <w:w w:val="80"/>
+          <w:sz w:val="26"/>
+          <w:szCs w:val="26"/>
+        </w:rPr>
+        <w:t>己做有智識</w:t>
       </w:r>
       <w:r>
         <w:rPr>
@@ -15419,6 +15925,7 @@
                 <w:w w:val="80"/>
               </w:rPr>
             </w:pPr>
+            <w:proofErr w:type="gramStart"/>
             <w:r>
               <w:rPr>
                 <w:rFonts w:ascii="Barlow Condensed Medium" w:eastAsia="華康中黑體" w:hAnsi="Barlow Condensed Medium" w:cstheme="minorHAnsi"/>
@@ -15426,6 +15933,7 @@
               </w:rPr>
               <w:t>主日事奉</w:t>
             </w:r>
+            <w:proofErr w:type="gramEnd"/>
           </w:p>
         </w:tc>
         <w:tc>
@@ -15456,8 +15964,17 @@
                 <w:rFonts w:ascii="Barlow Condensed Medium" w:eastAsia="華康中黑體" w:hAnsi="Barlow Condensed Medium" w:cstheme="minorHAnsi"/>
                 <w:w w:val="66"/>
               </w:rPr>
-              <w:t>本週</w:t>
-            </w:r>
+              <w:t>本</w:t>
+            </w:r>
+            <w:proofErr w:type="gramStart"/>
+            <w:r>
+              <w:rPr>
+                <w:rFonts w:ascii="Barlow Condensed Medium" w:eastAsia="華康中黑體" w:hAnsi="Barlow Condensed Medium" w:cstheme="minorHAnsi"/>
+                <w:w w:val="66"/>
+              </w:rPr>
+              <w:t>週</w:t>
+            </w:r>
+            <w:proofErr w:type="gramEnd"/>
             <w:r>
               <w:rPr>
                 <w:rFonts w:ascii="Barlow Condensed Medium" w:eastAsia="華康儷中黑" w:hAnsi="Barlow Condensed Medium" w:cstheme="minorHAnsi"/>
@@ -15567,8 +16084,17 @@
                 <w:rFonts w:ascii="Barlow Condensed Medium" w:eastAsia="華康中黑體" w:hAnsi="Barlow Condensed Medium" w:cstheme="minorHAnsi"/>
                 <w:w w:val="66"/>
               </w:rPr>
-              <w:t>下週</w:t>
-            </w:r>
+              <w:t>下</w:t>
+            </w:r>
+            <w:proofErr w:type="gramStart"/>
+            <w:r>
+              <w:rPr>
+                <w:rFonts w:ascii="Barlow Condensed Medium" w:eastAsia="華康中黑體" w:hAnsi="Barlow Condensed Medium" w:cstheme="minorHAnsi"/>
+                <w:w w:val="66"/>
+              </w:rPr>
+              <w:t>週</w:t>
+            </w:r>
+            <w:proofErr w:type="gramEnd"/>
             <w:r>
               <w:rPr>
                 <w:rFonts w:ascii="Barlow Condensed Medium" w:eastAsia="華康儷中黑" w:hAnsi="Barlow Condensed Medium" w:cstheme="minorHAnsi"/>
@@ -16013,6 +16539,7 @@
                 <w:szCs w:val="28"/>
               </w:rPr>
             </w:pPr>
+            <w:proofErr w:type="gramStart"/>
             <w:r>
               <w:rPr>
                 <w:rFonts w:ascii="Barlow Condensed Medium" w:eastAsia="華康正顏楷體W9" w:hAnsi="Barlow Condensed Medium" w:cstheme="minorHAnsi"/>
@@ -16022,6 +16549,7 @@
               </w:rPr>
               <w:t>月值月長執</w:t>
             </w:r>
+            <w:proofErr w:type="gramEnd"/>
             <w:r>
               <w:rPr>
                 <w:rFonts w:ascii="Barlow Condensed Medium" w:eastAsia="標楷體" w:hAnsi="Barlow Condensed Medium" w:cstheme="minorHAnsi"/>
@@ -17169,6 +17697,7 @@
                 <w:w w:val="80"/>
               </w:rPr>
             </w:pPr>
+            <w:proofErr w:type="gramStart"/>
             <w:r>
               <w:rPr>
                 <w:rFonts w:ascii="Barlow Condensed Medium" w:eastAsia="華康中黑體" w:hAnsi="Barlow Condensed Medium" w:cstheme="minorHAnsi"/>
@@ -17176,6 +17705,7 @@
               </w:rPr>
               <w:t>司獻</w:t>
             </w:r>
+            <w:proofErr w:type="gramEnd"/>
           </w:p>
         </w:tc>
         <w:tc>
@@ -18284,12 +18814,21 @@
                 <w:w w:val="80"/>
               </w:rPr>
             </w:pPr>
+            <w:proofErr w:type="gramStart"/>
             <w:r>
               <w:rPr>
                 <w:rFonts w:ascii="標楷體" w:eastAsia="標楷體" w:hAnsi="標楷體" w:cs="華康儷楷書" w:hint="eastAsia"/>
                 <w:w w:val="80"/>
               </w:rPr>
-              <w:t>拿細耳小組</w:t>
+              <w:t>拿細耳</w:t>
+            </w:r>
+            <w:proofErr w:type="gramEnd"/>
+            <w:r>
+              <w:rPr>
+                <w:rFonts w:ascii="標楷體" w:eastAsia="標楷體" w:hAnsi="標楷體" w:cs="華康儷楷書" w:hint="eastAsia"/>
+                <w:w w:val="80"/>
+              </w:rPr>
+              <w:t>小組</w:t>
             </w:r>
           </w:p>
         </w:tc>
@@ -20136,6 +20675,7 @@
                 <w:w w:val="80"/>
               </w:rPr>
             </w:pPr>
+            <w:proofErr w:type="gramStart"/>
             <w:r>
               <w:rPr>
                 <w:rFonts w:ascii="Barlow Condensed Medium" w:eastAsia="華康中黑體" w:hAnsi="Barlow Condensed Medium" w:cstheme="minorHAnsi" w:hint="eastAsia"/>
@@ -20143,6 +20683,7 @@
               </w:rPr>
               <w:t>愛宴</w:t>
             </w:r>
+            <w:proofErr w:type="gramEnd"/>
           </w:p>
         </w:tc>
         <w:tc>
@@ -20308,6 +20849,7 @@
                 <w:w w:val="80"/>
               </w:rPr>
             </w:pPr>
+            <w:proofErr w:type="gramStart"/>
             <w:r>
               <w:rPr>
                 <w:rFonts w:ascii="Barlow Condensed Medium" w:eastAsia="華康中黑體" w:hAnsi="Barlow Condensed Medium" w:cstheme="minorHAnsi" w:hint="eastAsia"/>
@@ -20315,6 +20857,7 @@
               </w:rPr>
               <w:t>愛宴清洗</w:t>
             </w:r>
+            <w:proofErr w:type="gramEnd"/>
           </w:p>
         </w:tc>
         <w:tc>
@@ -20631,12 +21174,21 @@
                 <w:szCs w:val="24"/>
               </w:rPr>
             </w:pPr>
+            <w:proofErr w:type="gramStart"/>
             <w:r>
               <w:rPr>
                 <w:rFonts w:ascii="Barlow Condensed Medium" w:eastAsia="標楷體" w:hAnsi="Barlow Condensed Medium" w:cs="華康儷楷書" w:hint="eastAsia"/>
                 <w:szCs w:val="24"/>
               </w:rPr>
-              <w:t>机忠三</w:t>
+              <w:t>机</w:t>
+            </w:r>
+            <w:proofErr w:type="gramEnd"/>
+            <w:r>
+              <w:rPr>
+                <w:rFonts w:ascii="Barlow Condensed Medium" w:eastAsia="標楷體" w:hAnsi="Barlow Condensed Medium" w:cs="華康儷楷書" w:hint="eastAsia"/>
+                <w:szCs w:val="24"/>
+              </w:rPr>
+              <w:t>忠三</w:t>
             </w:r>
           </w:p>
         </w:tc>
@@ -21696,7 +22248,7 @@
               <w:snapToGrid w:val="0"/>
               <w:jc w:val="right"/>
               <w:rPr>
-                <w:rFonts w:ascii="Barlow Condensed Medium" w:eastAsia="標楷體" w:hAnsi="Barlow Condensed Medium" w:cstheme="minorHAnsi" w:hint="eastAsia"/>
+                <w:rFonts w:ascii="Barlow Condensed Medium" w:eastAsia="標楷體" w:hAnsi="Barlow Condensed Medium" w:cstheme="minorHAnsi"/>
                 <w:w w:val="80"/>
                 <w:szCs w:val="24"/>
               </w:rPr>
@@ -21717,7 +22269,7 @@
               <w:snapToGrid w:val="0"/>
               <w:ind w:leftChars="-2" w:left="-5" w:rightChars="-3" w:right="-7"/>
               <w:rPr>
-                <w:rFonts w:ascii="Barlow Condensed Medium" w:eastAsia="標楷體" w:hAnsi="Barlow Condensed Medium" w:cstheme="minorHAnsi" w:hint="eastAsia"/>
+                <w:rFonts w:ascii="Barlow Condensed Medium" w:eastAsia="標楷體" w:hAnsi="Barlow Condensed Medium" w:cstheme="minorHAnsi"/>
                 <w:w w:val="80"/>
                 <w:szCs w:val="24"/>
               </w:rPr>
@@ -21738,7 +22290,7 @@
               <w:snapToGrid w:val="0"/>
               <w:jc w:val="right"/>
               <w:rPr>
-                <w:rFonts w:ascii="Barlow Condensed Medium" w:eastAsia="標楷體" w:hAnsi="Barlow Condensed Medium" w:cstheme="minorHAnsi" w:hint="eastAsia"/>
+                <w:rFonts w:ascii="Barlow Condensed Medium" w:eastAsia="標楷體" w:hAnsi="Barlow Condensed Medium" w:cstheme="minorHAnsi"/>
                 <w:w w:val="80"/>
                 <w:szCs w:val="24"/>
               </w:rPr>
@@ -21759,7 +22311,7 @@
             <w:pPr>
               <w:snapToGrid w:val="0"/>
               <w:rPr>
-                <w:rFonts w:ascii="Barlow Condensed Medium" w:eastAsia="標楷體" w:hAnsi="Barlow Condensed Medium" w:cstheme="minorHAnsi" w:hint="eastAsia"/>
+                <w:rFonts w:ascii="Barlow Condensed Medium" w:eastAsia="標楷體" w:hAnsi="Barlow Condensed Medium" w:cstheme="minorHAnsi"/>
                 <w:w w:val="80"/>
                 <w:szCs w:val="24"/>
               </w:rPr>
@@ -22075,15 +22627,7 @@
                 <w:w w:val="80"/>
                 <w:szCs w:val="24"/>
               </w:rPr>
-              <w:t>54-</w:t>
-            </w:r>
-            <w:r>
-              <w:rPr>
-                <w:rFonts w:ascii="Barlow Condensed Medium" w:eastAsia="標楷體" w:hAnsi="Barlow Condensed Medium" w:cstheme="minorHAnsi" w:hint="eastAsia"/>
-                <w:w w:val="80"/>
-                <w:szCs w:val="24"/>
-              </w:rPr>
-              <w:t>3</w:t>
+              <w:t>54-3</w:t>
             </w:r>
             <w:r>
               <w:rPr>
@@ -22190,15 +22734,7 @@
                 <w:w w:val="80"/>
                 <w:szCs w:val="24"/>
               </w:rPr>
-              <w:t>5</w:t>
-            </w:r>
-            <w:r>
-              <w:rPr>
-                <w:rFonts w:ascii="Barlow Condensed Medium" w:eastAsia="標楷體" w:hAnsi="Barlow Condensed Medium" w:cstheme="minorHAnsi" w:hint="eastAsia"/>
-                <w:w w:val="80"/>
-                <w:szCs w:val="24"/>
-              </w:rPr>
-              <w:t>6</w:t>
+              <w:t>56</w:t>
             </w:r>
             <w:r>
               <w:rPr>
@@ -22299,7 +22835,7 @@
             <w:pPr>
               <w:snapToGrid w:val="0"/>
               <w:rPr>
-                <w:rFonts w:ascii="Barlow Condensed Medium" w:eastAsia="標楷體" w:hAnsi="Barlow Condensed Medium" w:cstheme="minorHAnsi" w:hint="eastAsia"/>
+                <w:rFonts w:ascii="Barlow Condensed Medium" w:eastAsia="標楷體" w:hAnsi="Barlow Condensed Medium" w:cstheme="minorHAnsi"/>
                 <w:w w:val="80"/>
                 <w:szCs w:val="24"/>
               </w:rPr>
@@ -24293,6 +24829,7 @@
                 <w:szCs w:val="20"/>
               </w:rPr>
             </w:pPr>
+            <w:proofErr w:type="gramStart"/>
             <w:r>
               <w:rPr>
                 <w:rFonts w:ascii="Barlow Condensed Medium" w:eastAsia="華康儷中黑" w:hAnsi="Barlow Condensed Medium" w:cstheme="minorHAnsi"/>
@@ -24302,6 +24839,7 @@
               </w:rPr>
               <w:t>一</w:t>
             </w:r>
+            <w:proofErr w:type="gramEnd"/>
             <w:r>
               <w:rPr>
                 <w:rFonts w:ascii="Barlow Condensed Medium" w:eastAsia="華康儷中黑" w:hAnsi="Barlow Condensed Medium" w:cstheme="minorHAnsi"/>
@@ -24654,6 +25192,7 @@
                 <w:szCs w:val="20"/>
               </w:rPr>
             </w:pPr>
+            <w:proofErr w:type="gramStart"/>
             <w:r>
               <w:rPr>
                 <w:rFonts w:ascii="Barlow Condensed Medium" w:eastAsia="華康儷中黑" w:hAnsi="Barlow Condensed Medium" w:cstheme="minorHAnsi"/>
@@ -24663,6 +25202,7 @@
               </w:rPr>
               <w:t>三</w:t>
             </w:r>
+            <w:proofErr w:type="gramEnd"/>
             <w:r>
               <w:rPr>
                 <w:rFonts w:ascii="Barlow Condensed Medium" w:eastAsia="華康儷中黑" w:hAnsi="Barlow Condensed Medium" w:cstheme="minorHAnsi"/>
@@ -25412,6 +25952,7 @@
           </wp:anchor>
         </w:drawing>
       </w:r>
+      <w:proofErr w:type="gramStart"/>
       <w:r>
         <w:rPr>
           <w:rFonts w:ascii="Yanone Kaffeesatz Regular" w:eastAsia="華康儷中黑" w:hAnsi="Yanone Kaffeesatz Regular" w:cs="Arial"/>
@@ -25421,6 +25962,7 @@
         </w:rPr>
         <w:t>註</w:t>
       </w:r>
+      <w:proofErr w:type="gramEnd"/>
       <w:r>
         <w:rPr>
           <w:rFonts w:ascii="Yanone Kaffeesatz Regular" w:eastAsia="華康儷中黑" w:hAnsi="Yanone Kaffeesatz Regular" w:cs="Arial" w:hint="eastAsia"/>
@@ -25587,6 +26129,7 @@
         </w:rPr>
         <w:t>，</w:t>
       </w:r>
+      <w:proofErr w:type="gramStart"/>
       <w:r>
         <w:rPr>
           <w:rFonts w:ascii="Yanone Kaffeesatz Regular" w:eastAsia="華康儷中黑" w:hAnsi="Yanone Kaffeesatz Regular" w:cs="Arial" w:hint="eastAsia"/>
@@ -25612,7 +26155,17 @@
           <w:sz w:val="26"/>
           <w:szCs w:val="26"/>
         </w:rPr>
-        <w:t>省略章</w:t>
+        <w:t>省略</w:t>
+      </w:r>
+      <w:proofErr w:type="gramEnd"/>
+      <w:r>
+        <w:rPr>
+          <w:rFonts w:ascii="Yanone Kaffeesatz Regular" w:eastAsia="華康儷中黑" w:hAnsi="Yanone Kaffeesatz Regular" w:cs="Arial" w:hint="eastAsia"/>
+          <w:w w:val="60"/>
+          <w:sz w:val="26"/>
+          <w:szCs w:val="26"/>
+        </w:rPr>
+        <w:t>章</w:t>
       </w:r>
       <w:r>
         <w:rPr>
@@ -25761,6 +26314,7 @@
           <w:szCs w:val="26"/>
         </w:rPr>
       </w:pPr>
+      <w:proofErr w:type="gramStart"/>
       <w:r>
         <w:rPr>
           <w:rFonts w:ascii="Barlow Condensed Medium" w:eastAsia="華康儷中黑" w:hAnsi="Barlow Condensed Medium" w:cs="Arial" w:hint="eastAsia"/>
@@ -25768,7 +26322,17 @@
           <w:sz w:val="26"/>
           <w:szCs w:val="26"/>
         </w:rPr>
-        <w:t>鑰節</w:t>
+        <w:t>鑰</w:t>
+      </w:r>
+      <w:proofErr w:type="gramEnd"/>
+      <w:r>
+        <w:rPr>
+          <w:rFonts w:ascii="Barlow Condensed Medium" w:eastAsia="華康儷中黑" w:hAnsi="Barlow Condensed Medium" w:cs="Arial" w:hint="eastAsia"/>
+          <w:w w:val="80"/>
+          <w:sz w:val="26"/>
+          <w:szCs w:val="26"/>
+        </w:rPr>
+        <w:t>節</w:t>
       </w:r>
       <w:r>
         <w:rPr>
@@ -25788,8 +26352,9 @@
           <w:sz w:val="26"/>
           <w:szCs w:val="26"/>
         </w:rPr>
-        <w:t>哈薛說：「我主為甚麼哭？」回答說：「因為我知道你必苦害以色列人，用火焚燒他們的保障，用刀殺死他們的壯丁，摔死他們的嬰孩，剖開他們的孕婦。」</w:t>
-      </w:r>
+        <w:t>哈</w:t>
+      </w:r>
+      <w:proofErr w:type="gramStart"/>
       <w:r>
         <w:rPr>
           <w:rFonts w:ascii="華康古印體" w:eastAsia="華康古印體" w:hAnsi="Barlow Condensed Medium" w:cs="Arial" w:hint="eastAsia"/>
@@ -25799,8 +26364,57 @@
           <w:sz w:val="26"/>
           <w:szCs w:val="26"/>
         </w:rPr>
+        <w:t>薛</w:t>
+      </w:r>
+      <w:proofErr w:type="gramEnd"/>
+      <w:r>
+        <w:rPr>
+          <w:rFonts w:ascii="華康古印體" w:eastAsia="華康古印體" w:hAnsi="Barlow Condensed Medium" w:cs="Arial" w:hint="eastAsia"/>
+          <w:b/>
+          <w:bCs/>
+          <w:w w:val="70"/>
+          <w:sz w:val="26"/>
+          <w:szCs w:val="26"/>
+        </w:rPr>
+        <w:t>說：「我主為甚麼哭？」回答說：「因為我知道你</w:t>
+      </w:r>
+      <w:proofErr w:type="gramStart"/>
+      <w:r>
+        <w:rPr>
+          <w:rFonts w:ascii="華康古印體" w:eastAsia="華康古印體" w:hAnsi="Barlow Condensed Medium" w:cs="Arial" w:hint="eastAsia"/>
+          <w:b/>
+          <w:bCs/>
+          <w:w w:val="70"/>
+          <w:sz w:val="26"/>
+          <w:szCs w:val="26"/>
+        </w:rPr>
+        <w:t>必苦害</w:t>
+      </w:r>
+      <w:proofErr w:type="gramEnd"/>
+      <w:r>
+        <w:rPr>
+          <w:rFonts w:ascii="華康古印體" w:eastAsia="華康古印體" w:hAnsi="Barlow Condensed Medium" w:cs="Arial" w:hint="eastAsia"/>
+          <w:b/>
+          <w:bCs/>
+          <w:w w:val="70"/>
+          <w:sz w:val="26"/>
+          <w:szCs w:val="26"/>
+        </w:rPr>
+        <w:t>以色列人，用火焚燒他們的保障，用刀殺死他們的壯丁，摔死他們的嬰孩，剖開他們的孕婦。」</w:t>
+      </w:r>
+      <w:proofErr w:type="gramStart"/>
+      <w:r>
+        <w:rPr>
+          <w:rFonts w:ascii="華康古印體" w:eastAsia="華康古印體" w:hAnsi="Barlow Condensed Medium" w:cs="Arial" w:hint="eastAsia"/>
+          <w:b/>
+          <w:bCs/>
+          <w:w w:val="70"/>
+          <w:sz w:val="26"/>
+          <w:szCs w:val="26"/>
+        </w:rPr>
         <w:t>」</w:t>
       </w:r>
+      <w:proofErr w:type="gramEnd"/>
       <w:r>
         <w:rPr>
           <w:rFonts w:ascii="Barlow Condensed Medium" w:eastAsia="華康儷中黑" w:hAnsi="Barlow Condensed Medium" w:cs="Calibri"/>
@@ -25961,8 +26575,9 @@
                 <w:sz w:val="26"/>
                 <w:szCs w:val="26"/>
               </w:rPr>
-              <w:t>王都見識了神蹟，為何不信</w:t>
-            </w:r>
+              <w:t>王都見識了神</w:t>
+            </w:r>
+            <w:proofErr w:type="gramStart"/>
             <w:r>
               <w:rPr>
                 <w:rFonts w:ascii="Barlow Condensed Medium" w:eastAsia="華康中黑體" w:hAnsi="Barlow Condensed Medium" w:cs="Arial" w:hint="eastAsia"/>
@@ -25970,6 +26585,25 @@
                 <w:sz w:val="26"/>
                 <w:szCs w:val="26"/>
               </w:rPr>
+              <w:t>蹟</w:t>
+            </w:r>
+            <w:proofErr w:type="gramEnd"/>
+            <w:r>
+              <w:rPr>
+                <w:rFonts w:ascii="Barlow Condensed Medium" w:eastAsia="華康中黑體" w:hAnsi="Barlow Condensed Medium" w:cs="Arial" w:hint="eastAsia"/>
+                <w:w w:val="75"/>
+                <w:sz w:val="26"/>
+                <w:szCs w:val="26"/>
+              </w:rPr>
+              <w:t>，為何不信</w:t>
+            </w:r>
+            <w:r>
+              <w:rPr>
+                <w:rFonts w:ascii="Barlow Condensed Medium" w:eastAsia="華康中黑體" w:hAnsi="Barlow Condensed Medium" w:cs="Arial" w:hint="eastAsia"/>
+                <w:w w:val="75"/>
+                <w:sz w:val="26"/>
+                <w:szCs w:val="26"/>
+              </w:rPr>
               <w:t>?</w:t>
             </w:r>
           </w:p>
@@ -26033,7 +26667,27 @@
                 <w:sz w:val="26"/>
                 <w:szCs w:val="26"/>
               </w:rPr>
-              <w:t>以利沙去大馬士革的目的</w:t>
+              <w:t>以</w:t>
+            </w:r>
+            <w:proofErr w:type="gramStart"/>
+            <w:r>
+              <w:rPr>
+                <w:rFonts w:ascii="Barlow Condensed Medium" w:eastAsia="華康中黑體" w:hAnsi="Barlow Condensed Medium" w:cs="Arial" w:hint="eastAsia"/>
+                <w:w w:val="75"/>
+                <w:sz w:val="26"/>
+                <w:szCs w:val="26"/>
+              </w:rPr>
+              <w:t>利沙去大馬士革</w:t>
+            </w:r>
+            <w:proofErr w:type="gramEnd"/>
+            <w:r>
+              <w:rPr>
+                <w:rFonts w:ascii="Barlow Condensed Medium" w:eastAsia="華康中黑體" w:hAnsi="Barlow Condensed Medium" w:cs="Arial" w:hint="eastAsia"/>
+                <w:w w:val="75"/>
+                <w:sz w:val="26"/>
+                <w:szCs w:val="26"/>
+              </w:rPr>
+              <w:t>的目的</w:t>
             </w:r>
             <w:r>
               <w:rPr>
@@ -26280,13 +26934,23 @@
         </w:rPr>
         <w:t>(</w:t>
       </w:r>
+      <w:proofErr w:type="gramStart"/>
       <w:r>
         <w:rPr>
           <w:rFonts w:ascii="Barlow Condensed Medium" w:eastAsia="標楷體" w:hAnsi="Barlow Condensed Medium" w:cstheme="minorHAnsi" w:hint="eastAsia"/>
           <w:sz w:val="20"/>
           <w:szCs w:val="20"/>
         </w:rPr>
-        <w:t>天選之人</w:t>
+        <w:t>天選之</w:t>
+      </w:r>
+      <w:proofErr w:type="gramEnd"/>
+      <w:r>
+        <w:rPr>
+          <w:rFonts w:ascii="Barlow Condensed Medium" w:eastAsia="標楷體" w:hAnsi="Barlow Condensed Medium" w:cstheme="minorHAnsi" w:hint="eastAsia"/>
+          <w:sz w:val="20"/>
+          <w:szCs w:val="20"/>
+        </w:rPr>
+        <w:t>人</w:t>
       </w:r>
       <w:r>
         <w:rPr>
@@ -26694,7 +27358,7 @@
           </mc:Choice>
           <mc:Fallback>
             <w:pict>
-              <v:line w14:anchorId="2F8FF0F9" id="直線接點 6" o:spid="_x0000_s1026" style="position:absolute;z-index:251665408;visibility:visible;mso-wrap-style:square;mso-width-percent:0;mso-height-percent:0;mso-wrap-distance-left:9pt;mso-wrap-distance-top:0;mso-wrap-distance-right:9pt;mso-wrap-distance-bottom:0;mso-position-horizontal:absolute;mso-position-horizontal-relative:page;mso-position-vertical:absolute;mso-position-vertical-relative:page;mso-width-percent:0;mso-height-percent:0;mso-width-relative:margin;mso-height-relative:margin" from="343.9pt,19.85pt" to="345.05pt,710.95pt" o:gfxdata="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" strokecolor="black [3213]" strokeweight=".5pt">
+              <v:line w14:anchorId="436AACC8" id="直線接點 6" o:spid="_x0000_s1026" style="position:absolute;z-index:251665408;visibility:visible;mso-wrap-style:square;mso-width-percent:0;mso-height-percent:0;mso-wrap-distance-left:9pt;mso-wrap-distance-top:0;mso-wrap-distance-right:9pt;mso-wrap-distance-bottom:0;mso-position-horizontal:absolute;mso-position-horizontal-relative:page;mso-position-vertical:absolute;mso-position-vertical-relative:page;mso-width-percent:0;mso-height-percent:0;mso-width-relative:margin;mso-height-relative:margin" from="343.9pt,19.85pt" to="345.05pt,710.95pt" o:gfxdata="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" strokecolor="black [3213]" strokeweight=".5pt">
                 <v:stroke dashstyle="3 1" joinstyle="miter"/>
                 <w10:wrap anchorx="page" anchory="page"/>
               </v:line>
@@ -26772,7 +27436,7 @@
           </mc:Choice>
           <mc:Fallback>
             <w:pict>
-              <v:line w14:anchorId="197DB41F" id="直線接點 4" o:spid="_x0000_s1026" style="position:absolute;z-index:251661312;visibility:visible;mso-wrap-style:square;mso-width-percent:0;mso-height-percent:0;mso-wrap-distance-left:9pt;mso-wrap-distance-top:0;mso-wrap-distance-right:9pt;mso-wrap-distance-bottom:0;mso-position-horizontal:absolute;mso-position-horizontal-relative:page;mso-position-vertical:absolute;mso-position-vertical-relative:page;mso-width-percent:0;mso-height-percent:0;mso-width-relative:margin;mso-height-relative:margin" from="343.9pt,19.85pt" to="345.05pt,710.95pt" o:gfxdata="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" strokecolor="black [3213]" strokeweight=".5pt">
+              <v:line w14:anchorId="00D000D8" id="直線接點 4" o:spid="_x0000_s1026" style="position:absolute;z-index:251661312;visibility:visible;mso-wrap-style:square;mso-width-percent:0;mso-height-percent:0;mso-wrap-distance-left:9pt;mso-wrap-distance-top:0;mso-wrap-distance-right:9pt;mso-wrap-distance-bottom:0;mso-position-horizontal:absolute;mso-position-horizontal-relative:page;mso-position-vertical:absolute;mso-position-vertical-relative:page;mso-width-percent:0;mso-height-percent:0;mso-width-relative:margin;mso-height-relative:margin" from="343.9pt,19.85pt" to="345.05pt,710.95pt" o:gfxdata="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" strokecolor="black [3213]" strokeweight=".5pt">
                 <v:stroke dashstyle="3 1" joinstyle="miter"/>
                 <w10:wrap anchorx="page" anchory="page"/>
               </v:line>
@@ -26794,6 +27458,7 @@
         </w:rPr>
         <w:t>本</w:t>
       </w:r>
+      <w:proofErr w:type="gramStart"/>
       <w:r>
         <w:rPr>
           <w:rFonts w:ascii="Barlow Condensed Medium" w:eastAsia="華康正顏楷體W9" w:hAnsi="Barlow Condensed Medium" w:cstheme="minorHAnsi"/>
@@ -26801,6 +27466,7 @@
         </w:rPr>
         <w:t>週講章</w:t>
       </w:r>
+      <w:proofErr w:type="gramEnd"/>
       <w:r>
         <w:rPr>
           <w:rFonts w:ascii="Barlow Condensed Medium" w:eastAsia="華康正顏楷體W9" w:hAnsi="Barlow Condensed Medium" w:cstheme="minorHAnsi"/>
@@ -27108,7 +27774,67 @@
           <w:sz w:val="26"/>
           <w:szCs w:val="26"/>
         </w:rPr>
-        <w:t>亞蘭王便‧哈達其實認識以色列的　神，他的將軍乃縵的痲瘋被醫治，又派去抓以利沙的兵反而被擄。卻到他病了才想來求問　神，沈醉於權位使他不能信。</w:t>
+        <w:t>亞</w:t>
+      </w:r>
+      <w:proofErr w:type="gramStart"/>
+      <w:r>
+        <w:rPr>
+          <w:rFonts w:ascii="Barlow Condensed Medium" w:eastAsia="華康儷中黑" w:hAnsi="Barlow Condensed Medium" w:hint="eastAsia"/>
+          <w:w w:val="72"/>
+          <w:sz w:val="26"/>
+          <w:szCs w:val="26"/>
+        </w:rPr>
+        <w:t>蘭王便‧</w:t>
+      </w:r>
+      <w:proofErr w:type="gramEnd"/>
+      <w:r>
+        <w:rPr>
+          <w:rFonts w:ascii="Barlow Condensed Medium" w:eastAsia="華康儷中黑" w:hAnsi="Barlow Condensed Medium" w:hint="eastAsia"/>
+          <w:w w:val="72"/>
+          <w:sz w:val="26"/>
+          <w:szCs w:val="26"/>
+        </w:rPr>
+        <w:t>哈達其實認識以色列的　神，他的將軍乃</w:t>
+      </w:r>
+      <w:proofErr w:type="gramStart"/>
+      <w:r>
+        <w:rPr>
+          <w:rFonts w:ascii="Barlow Condensed Medium" w:eastAsia="華康儷中黑" w:hAnsi="Barlow Condensed Medium" w:hint="eastAsia"/>
+          <w:w w:val="72"/>
+          <w:sz w:val="26"/>
+          <w:szCs w:val="26"/>
+        </w:rPr>
+        <w:t>縵</w:t>
+      </w:r>
+      <w:proofErr w:type="gramEnd"/>
+      <w:r>
+        <w:rPr>
+          <w:rFonts w:ascii="Barlow Condensed Medium" w:eastAsia="華康儷中黑" w:hAnsi="Barlow Condensed Medium" w:hint="eastAsia"/>
+          <w:w w:val="72"/>
+          <w:sz w:val="26"/>
+          <w:szCs w:val="26"/>
+        </w:rPr>
+        <w:t>的痲瘋被醫治，又派</w:t>
+      </w:r>
+      <w:proofErr w:type="gramStart"/>
+      <w:r>
+        <w:rPr>
+          <w:rFonts w:ascii="Barlow Condensed Medium" w:eastAsia="華康儷中黑" w:hAnsi="Barlow Condensed Medium" w:hint="eastAsia"/>
+          <w:w w:val="72"/>
+          <w:sz w:val="26"/>
+          <w:szCs w:val="26"/>
+        </w:rPr>
+        <w:t>去抓以利</w:t>
+      </w:r>
+      <w:proofErr w:type="gramEnd"/>
+      <w:r>
+        <w:rPr>
+          <w:rFonts w:ascii="Barlow Condensed Medium" w:eastAsia="華康儷中黑" w:hAnsi="Barlow Condensed Medium" w:hint="eastAsia"/>
+          <w:w w:val="72"/>
+          <w:sz w:val="26"/>
+          <w:szCs w:val="26"/>
+        </w:rPr>
+        <w:t>沙的兵反而被擄。卻到他病了才想來求問　神，沈醉於權位使他不能信。</w:t>
       </w:r>
       <w:r>
         <w:rPr>
@@ -27117,8 +27843,9 @@
           <w:sz w:val="26"/>
           <w:szCs w:val="26"/>
         </w:rPr>
-        <w:t>聖經沒有提及乃縵的王的名字，在以利沙的年代，應該就是便‧哈達二世了。他必然知道乃縵被以色列的　神治好的事。之前就是他，送信給以色列王，叫以色列王要治好乃縵。讓以色列王以為是要開戰的</w:t>
-      </w:r>
+        <w:t>聖經沒有提及乃</w:t>
+      </w:r>
+      <w:proofErr w:type="gramStart"/>
       <w:r>
         <w:rPr>
           <w:rFonts w:ascii="Barlow Condensed Medium" w:eastAsia="華康細黑體" w:hAnsi="Barlow Condensed Medium" w:cs="微軟正黑體" w:hint="eastAsia"/>
@@ -27126,8 +27853,9 @@
           <w:sz w:val="26"/>
           <w:szCs w:val="26"/>
         </w:rPr>
-        <w:t>藉</w:t>
-      </w:r>
+        <w:t>縵</w:t>
+      </w:r>
+      <w:proofErr w:type="gramEnd"/>
       <w:r>
         <w:rPr>
           <w:rFonts w:ascii="Barlow Condensed Medium" w:eastAsia="華康細黑體" w:hAnsi="Barlow Condensed Medium" w:cs="微軟正黑體" w:hint="eastAsia"/>
@@ -27135,7 +27863,245 @@
           <w:sz w:val="26"/>
           <w:szCs w:val="26"/>
         </w:rPr>
-        <w:t>口。還好以利沙自己派人來處理這事。又派兵捉拿以利沙的事，是因為他多次說中了亞蘭軍隊的行動，讓以色列軍隊避開危險。因此，便‧哈達只是知道以色列的　神能行大的神蹟，卻沒有去尋求和認識祂，只把祂當成與他所事奉的眾神一樣。而基本上，這種多神偶像的信仰，是人有什麼需求，就去找掌管那事的神明。也就是說，人供奉神明，神明為人消災解厄，是一種利益交換的關係。重點是，王或是世上任何相信權勢和財富能解決一切問題的人，根本不認為他們需要一個創造和至高良善的　神來管轄他們。這是從古到今都沒有改變的事。只有遇到人的權勢無法掌控的事，就是威脅到人生死的事，人才會想求問這位耶和華。</w:t>
+        <w:t>的王的名字，在以利沙的年代，應該就是便</w:t>
+      </w:r>
+      <w:proofErr w:type="gramStart"/>
+      <w:r>
+        <w:rPr>
+          <w:rFonts w:ascii="Barlow Condensed Medium" w:eastAsia="華康細黑體" w:hAnsi="Barlow Condensed Medium" w:cs="微軟正黑體" w:hint="eastAsia"/>
+          <w:w w:val="72"/>
+          <w:sz w:val="26"/>
+          <w:szCs w:val="26"/>
+        </w:rPr>
+        <w:t>‧</w:t>
+      </w:r>
+      <w:proofErr w:type="gramEnd"/>
+      <w:r>
+        <w:rPr>
+          <w:rFonts w:ascii="Barlow Condensed Medium" w:eastAsia="華康細黑體" w:hAnsi="Barlow Condensed Medium" w:cs="微軟正黑體" w:hint="eastAsia"/>
+          <w:w w:val="72"/>
+          <w:sz w:val="26"/>
+          <w:szCs w:val="26"/>
+        </w:rPr>
+        <w:t>哈達二</w:t>
+      </w:r>
+      <w:proofErr w:type="gramStart"/>
+      <w:r>
+        <w:rPr>
+          <w:rFonts w:ascii="Barlow Condensed Medium" w:eastAsia="華康細黑體" w:hAnsi="Barlow Condensed Medium" w:cs="微軟正黑體" w:hint="eastAsia"/>
+          <w:w w:val="72"/>
+          <w:sz w:val="26"/>
+          <w:szCs w:val="26"/>
+        </w:rPr>
+        <w:t>世</w:t>
+      </w:r>
+      <w:proofErr w:type="gramEnd"/>
+      <w:r>
+        <w:rPr>
+          <w:rFonts w:ascii="Barlow Condensed Medium" w:eastAsia="華康細黑體" w:hAnsi="Barlow Condensed Medium" w:cs="微軟正黑體" w:hint="eastAsia"/>
+          <w:w w:val="72"/>
+          <w:sz w:val="26"/>
+          <w:szCs w:val="26"/>
+        </w:rPr>
+        <w:t>了。他必然知道乃</w:t>
+      </w:r>
+      <w:proofErr w:type="gramStart"/>
+      <w:r>
+        <w:rPr>
+          <w:rFonts w:ascii="Barlow Condensed Medium" w:eastAsia="華康細黑體" w:hAnsi="Barlow Condensed Medium" w:cs="微軟正黑體" w:hint="eastAsia"/>
+          <w:w w:val="72"/>
+          <w:sz w:val="26"/>
+          <w:szCs w:val="26"/>
+        </w:rPr>
+        <w:t>縵</w:t>
+      </w:r>
+      <w:proofErr w:type="gramEnd"/>
+      <w:r>
+        <w:rPr>
+          <w:rFonts w:ascii="Barlow Condensed Medium" w:eastAsia="華康細黑體" w:hAnsi="Barlow Condensed Medium" w:cs="微軟正黑體" w:hint="eastAsia"/>
+          <w:w w:val="72"/>
+          <w:sz w:val="26"/>
+          <w:szCs w:val="26"/>
+        </w:rPr>
+        <w:t>被以色列的　神治好的事。之前就是他，送信給以色列王，叫</w:t>
+      </w:r>
+      <w:proofErr w:type="gramStart"/>
+      <w:r>
+        <w:rPr>
+          <w:rFonts w:ascii="Barlow Condensed Medium" w:eastAsia="華康細黑體" w:hAnsi="Barlow Condensed Medium" w:cs="微軟正黑體" w:hint="eastAsia"/>
+          <w:w w:val="72"/>
+          <w:sz w:val="26"/>
+          <w:szCs w:val="26"/>
+        </w:rPr>
+        <w:t>以色列王要治</w:t>
+      </w:r>
+      <w:proofErr w:type="gramEnd"/>
+      <w:r>
+        <w:rPr>
+          <w:rFonts w:ascii="Barlow Condensed Medium" w:eastAsia="華康細黑體" w:hAnsi="Barlow Condensed Medium" w:cs="微軟正黑體" w:hint="eastAsia"/>
+          <w:w w:val="72"/>
+          <w:sz w:val="26"/>
+          <w:szCs w:val="26"/>
+        </w:rPr>
+        <w:t>好乃</w:t>
+      </w:r>
+      <w:proofErr w:type="gramStart"/>
+      <w:r>
+        <w:rPr>
+          <w:rFonts w:ascii="Barlow Condensed Medium" w:eastAsia="華康細黑體" w:hAnsi="Barlow Condensed Medium" w:cs="微軟正黑體" w:hint="eastAsia"/>
+          <w:w w:val="72"/>
+          <w:sz w:val="26"/>
+          <w:szCs w:val="26"/>
+        </w:rPr>
+        <w:t>縵</w:t>
+      </w:r>
+      <w:proofErr w:type="gramEnd"/>
+      <w:r>
+        <w:rPr>
+          <w:rFonts w:ascii="Barlow Condensed Medium" w:eastAsia="華康細黑體" w:hAnsi="Barlow Condensed Medium" w:cs="微軟正黑體" w:hint="eastAsia"/>
+          <w:w w:val="72"/>
+          <w:sz w:val="26"/>
+          <w:szCs w:val="26"/>
+        </w:rPr>
+        <w:t>。讓以色列王以為是要開戰的</w:t>
+      </w:r>
+      <w:r>
+        <w:rPr>
+          <w:rFonts w:ascii="Barlow Condensed Medium" w:eastAsia="華康細黑體" w:hAnsi="Barlow Condensed Medium" w:cs="微軟正黑體" w:hint="eastAsia"/>
+          <w:w w:val="72"/>
+          <w:sz w:val="26"/>
+          <w:szCs w:val="26"/>
+        </w:rPr>
+        <w:t>藉</w:t>
+      </w:r>
+      <w:r>
+        <w:rPr>
+          <w:rFonts w:ascii="Barlow Condensed Medium" w:eastAsia="華康細黑體" w:hAnsi="Barlow Condensed Medium" w:cs="微軟正黑體" w:hint="eastAsia"/>
+          <w:w w:val="72"/>
+          <w:sz w:val="26"/>
+          <w:szCs w:val="26"/>
+        </w:rPr>
+        <w:t>口。還好以利沙自己派人來處理這事。又派兵捉拿以利沙的事，是因為他</w:t>
+      </w:r>
+      <w:proofErr w:type="gramStart"/>
+      <w:r>
+        <w:rPr>
+          <w:rFonts w:ascii="Barlow Condensed Medium" w:eastAsia="華康細黑體" w:hAnsi="Barlow Condensed Medium" w:cs="微軟正黑體" w:hint="eastAsia"/>
+          <w:w w:val="72"/>
+          <w:sz w:val="26"/>
+          <w:szCs w:val="26"/>
+        </w:rPr>
+        <w:t>多次說中了</w:t>
+      </w:r>
+      <w:proofErr w:type="gramEnd"/>
+      <w:r>
+        <w:rPr>
+          <w:rFonts w:ascii="Barlow Condensed Medium" w:eastAsia="華康細黑體" w:hAnsi="Barlow Condensed Medium" w:cs="微軟正黑體" w:hint="eastAsia"/>
+          <w:w w:val="72"/>
+          <w:sz w:val="26"/>
+          <w:szCs w:val="26"/>
+        </w:rPr>
+        <w:t>亞蘭軍隊的行動，讓以色列軍隊避開危險。因此，便</w:t>
+      </w:r>
+      <w:proofErr w:type="gramStart"/>
+      <w:r>
+        <w:rPr>
+          <w:rFonts w:ascii="Barlow Condensed Medium" w:eastAsia="華康細黑體" w:hAnsi="Barlow Condensed Medium" w:cs="微軟正黑體" w:hint="eastAsia"/>
+          <w:w w:val="72"/>
+          <w:sz w:val="26"/>
+          <w:szCs w:val="26"/>
+        </w:rPr>
+        <w:t>‧</w:t>
+      </w:r>
+      <w:proofErr w:type="gramEnd"/>
+      <w:r>
+        <w:rPr>
+          <w:rFonts w:ascii="Barlow Condensed Medium" w:eastAsia="華康細黑體" w:hAnsi="Barlow Condensed Medium" w:cs="微軟正黑體" w:hint="eastAsia"/>
+          <w:w w:val="72"/>
+          <w:sz w:val="26"/>
+          <w:szCs w:val="26"/>
+        </w:rPr>
+        <w:t>哈達只是知道以色列的　神能行大的神</w:t>
+      </w:r>
+      <w:proofErr w:type="gramStart"/>
+      <w:r>
+        <w:rPr>
+          <w:rFonts w:ascii="Barlow Condensed Medium" w:eastAsia="華康細黑體" w:hAnsi="Barlow Condensed Medium" w:cs="微軟正黑體" w:hint="eastAsia"/>
+          <w:w w:val="72"/>
+          <w:sz w:val="26"/>
+          <w:szCs w:val="26"/>
+        </w:rPr>
+        <w:t>蹟</w:t>
+      </w:r>
+      <w:proofErr w:type="gramEnd"/>
+      <w:r>
+        <w:rPr>
+          <w:rFonts w:ascii="Barlow Condensed Medium" w:eastAsia="華康細黑體" w:hAnsi="Barlow Condensed Medium" w:cs="微軟正黑體" w:hint="eastAsia"/>
+          <w:w w:val="72"/>
+          <w:sz w:val="26"/>
+          <w:szCs w:val="26"/>
+        </w:rPr>
+        <w:t>，卻沒有去尋求和認識</w:t>
+      </w:r>
+      <w:proofErr w:type="gramStart"/>
+      <w:r>
+        <w:rPr>
+          <w:rFonts w:ascii="Barlow Condensed Medium" w:eastAsia="華康細黑體" w:hAnsi="Barlow Condensed Medium" w:cs="微軟正黑體" w:hint="eastAsia"/>
+          <w:w w:val="72"/>
+          <w:sz w:val="26"/>
+          <w:szCs w:val="26"/>
+        </w:rPr>
+        <w:t>祂</w:t>
+      </w:r>
+      <w:proofErr w:type="gramEnd"/>
+      <w:r>
+        <w:rPr>
+          <w:rFonts w:ascii="Barlow Condensed Medium" w:eastAsia="華康細黑體" w:hAnsi="Barlow Condensed Medium" w:cs="微軟正黑體" w:hint="eastAsia"/>
+          <w:w w:val="72"/>
+          <w:sz w:val="26"/>
+          <w:szCs w:val="26"/>
+        </w:rPr>
+        <w:t>，只把</w:t>
+      </w:r>
+      <w:proofErr w:type="gramStart"/>
+      <w:r>
+        <w:rPr>
+          <w:rFonts w:ascii="Barlow Condensed Medium" w:eastAsia="華康細黑體" w:hAnsi="Barlow Condensed Medium" w:cs="微軟正黑體" w:hint="eastAsia"/>
+          <w:w w:val="72"/>
+          <w:sz w:val="26"/>
+          <w:szCs w:val="26"/>
+        </w:rPr>
+        <w:t>祂</w:t>
+      </w:r>
+      <w:proofErr w:type="gramEnd"/>
+      <w:r>
+        <w:rPr>
+          <w:rFonts w:ascii="Barlow Condensed Medium" w:eastAsia="華康細黑體" w:hAnsi="Barlow Condensed Medium" w:cs="微軟正黑體" w:hint="eastAsia"/>
+          <w:w w:val="72"/>
+          <w:sz w:val="26"/>
+          <w:szCs w:val="26"/>
+        </w:rPr>
+        <w:t>當成與他所事奉的眾神一樣。而基本上，這種多神偶像的信仰，是人有什麼需求，就去找掌管那事的神明。也就是說，人供奉神明，神明為人消災解</w:t>
+      </w:r>
+      <w:proofErr w:type="gramStart"/>
+      <w:r>
+        <w:rPr>
+          <w:rFonts w:ascii="Barlow Condensed Medium" w:eastAsia="華康細黑體" w:hAnsi="Barlow Condensed Medium" w:cs="微軟正黑體" w:hint="eastAsia"/>
+          <w:w w:val="72"/>
+          <w:sz w:val="26"/>
+          <w:szCs w:val="26"/>
+        </w:rPr>
+        <w:t>厄</w:t>
+      </w:r>
+      <w:proofErr w:type="gramEnd"/>
+      <w:r>
+        <w:rPr>
+          <w:rFonts w:ascii="Barlow Condensed Medium" w:eastAsia="華康細黑體" w:hAnsi="Barlow Condensed Medium" w:cs="微軟正黑體" w:hint="eastAsia"/>
+          <w:w w:val="72"/>
+          <w:sz w:val="26"/>
+          <w:szCs w:val="26"/>
+        </w:rPr>
+        <w:t>，是一種利益交換的關係。重點是，王或是世上任何相信權勢和財富能解決一切問題的人，根本不認為他們需要一個創造和至高良善的　神來管轄他們。這是從古到今都沒有改變的事。只有遇到人的權勢無法掌控的事，就是威脅到人生死的事，人才會想求問這位耶和華。</w:t>
       </w:r>
     </w:p>
     <w:p>
@@ -27158,7 +28124,67 @@
           <w:sz w:val="26"/>
           <w:szCs w:val="26"/>
         </w:rPr>
-        <w:t>以利沙為了執行　神交給以利亞的任務，到大馬士革要膏哈薛作王。其實是去揭露哈薛想篡位的異心。是被惡所膏抹，權位的誘惑讓他暗殺了便‧哈達王。</w:t>
+        <w:t>以利沙為了執行　神交給以利亞的任務，到大馬士革</w:t>
+      </w:r>
+      <w:proofErr w:type="gramStart"/>
+      <w:r>
+        <w:rPr>
+          <w:rFonts w:ascii="Barlow Condensed Medium" w:eastAsia="華康儷中黑" w:hAnsi="Barlow Condensed Medium" w:hint="eastAsia"/>
+          <w:w w:val="72"/>
+          <w:sz w:val="26"/>
+          <w:szCs w:val="26"/>
+        </w:rPr>
+        <w:t>要膏哈</w:t>
+      </w:r>
+      <w:proofErr w:type="gramEnd"/>
+      <w:r>
+        <w:rPr>
+          <w:rFonts w:ascii="Barlow Condensed Medium" w:eastAsia="華康儷中黑" w:hAnsi="Barlow Condensed Medium" w:hint="eastAsia"/>
+          <w:w w:val="72"/>
+          <w:sz w:val="26"/>
+          <w:szCs w:val="26"/>
+        </w:rPr>
+        <w:t>薛作王。其實是去揭露哈薛想篡位的異心。是被</w:t>
+      </w:r>
+      <w:proofErr w:type="gramStart"/>
+      <w:r>
+        <w:rPr>
+          <w:rFonts w:ascii="Barlow Condensed Medium" w:eastAsia="華康儷中黑" w:hAnsi="Barlow Condensed Medium" w:hint="eastAsia"/>
+          <w:w w:val="72"/>
+          <w:sz w:val="26"/>
+          <w:szCs w:val="26"/>
+        </w:rPr>
+        <w:t>惡所膏抹，</w:t>
+      </w:r>
+      <w:proofErr w:type="gramEnd"/>
+      <w:r>
+        <w:rPr>
+          <w:rFonts w:ascii="Barlow Condensed Medium" w:eastAsia="華康儷中黑" w:hAnsi="Barlow Condensed Medium" w:hint="eastAsia"/>
+          <w:w w:val="72"/>
+          <w:sz w:val="26"/>
+          <w:szCs w:val="26"/>
+        </w:rPr>
+        <w:t>權位的誘惑讓他暗殺了便</w:t>
+      </w:r>
+      <w:proofErr w:type="gramStart"/>
+      <w:r>
+        <w:rPr>
+          <w:rFonts w:ascii="Barlow Condensed Medium" w:eastAsia="華康儷中黑" w:hAnsi="Barlow Condensed Medium" w:hint="eastAsia"/>
+          <w:w w:val="72"/>
+          <w:sz w:val="26"/>
+          <w:szCs w:val="26"/>
+        </w:rPr>
+        <w:t>‧</w:t>
+      </w:r>
+      <w:proofErr w:type="gramEnd"/>
+      <w:r>
+        <w:rPr>
+          <w:rFonts w:ascii="Barlow Condensed Medium" w:eastAsia="華康儷中黑" w:hAnsi="Barlow Condensed Medium" w:hint="eastAsia"/>
+          <w:w w:val="72"/>
+          <w:sz w:val="26"/>
+          <w:szCs w:val="26"/>
+        </w:rPr>
+        <w:t>哈達王。</w:t>
       </w:r>
       <w:r>
         <w:rPr>
@@ -27167,8 +28193,9 @@
           <w:sz w:val="26"/>
           <w:szCs w:val="26"/>
         </w:rPr>
-        <w:t>哈薛是奉王命去求問神人以利沙他的病將如何。但是以利沙卻直接說出，王不會死於病，而是有另外的死法。這讓哈薛嚇出一身冷汗，莫非是他要暗殺王的事曝光。反而是以利沙話還沒</w:t>
-      </w:r>
+        <w:t>哈薛是奉王命去求問神人以利沙他</w:t>
+      </w:r>
+      <w:proofErr w:type="gramStart"/>
       <w:r>
         <w:rPr>
           <w:rFonts w:ascii="Barlow Condensed Medium" w:eastAsia="華康細黑體" w:hAnsi="Barlow Condensed Medium" w:cs="微軟正黑體" w:hint="eastAsia"/>
@@ -27176,7 +28203,286 @@
           <w:sz w:val="26"/>
           <w:szCs w:val="26"/>
         </w:rPr>
-        <w:t>說完就哭了起來。因為他要說的話是關於未來，他預先看見哈薛作王將要迫害以色列的百姓，但是他卻無力阻止。因為祂是奉　神的命令來將哈薛推上王位。他沒有用油膏哈薛的頭，而是知道那惡者已經進入哈薛的心，只缺臨門一腳。而以利沙的話，讓哈薛害怕密謀見光死，就立刻去執行了。又以利沙雖然傷心，心裡卻明白　神用更大的惡來刑罰作惡的人，求的乃是　神的公義。我們也明白惡有相互吞吃的本性，更要存信心相信，　神所容許的惡，不外乎是管教、罰刑，和信心的試煉。</w:t>
+        <w:t>的病將如何</w:t>
+      </w:r>
+      <w:proofErr w:type="gramEnd"/>
+      <w:r>
+        <w:rPr>
+          <w:rFonts w:ascii="Barlow Condensed Medium" w:eastAsia="華康細黑體" w:hAnsi="Barlow Condensed Medium" w:cs="微軟正黑體" w:hint="eastAsia"/>
+          <w:w w:val="72"/>
+          <w:sz w:val="26"/>
+          <w:szCs w:val="26"/>
+        </w:rPr>
+        <w:t>。但是以</w:t>
+      </w:r>
+      <w:proofErr w:type="gramStart"/>
+      <w:r>
+        <w:rPr>
+          <w:rFonts w:ascii="Barlow Condensed Medium" w:eastAsia="華康細黑體" w:hAnsi="Barlow Condensed Medium" w:cs="微軟正黑體" w:hint="eastAsia"/>
+          <w:w w:val="72"/>
+          <w:sz w:val="26"/>
+          <w:szCs w:val="26"/>
+        </w:rPr>
+        <w:t>利沙卻直接</w:t>
+      </w:r>
+      <w:proofErr w:type="gramEnd"/>
+      <w:r>
+        <w:rPr>
+          <w:rFonts w:ascii="Barlow Condensed Medium" w:eastAsia="華康細黑體" w:hAnsi="Barlow Condensed Medium" w:cs="微軟正黑體" w:hint="eastAsia"/>
+          <w:w w:val="72"/>
+          <w:sz w:val="26"/>
+          <w:szCs w:val="26"/>
+        </w:rPr>
+        <w:t>說出，王不會死於病，而是有另外的死法。這讓哈</w:t>
+      </w:r>
+      <w:proofErr w:type="gramStart"/>
+      <w:r>
+        <w:rPr>
+          <w:rFonts w:ascii="Barlow Condensed Medium" w:eastAsia="華康細黑體" w:hAnsi="Barlow Condensed Medium" w:cs="微軟正黑體" w:hint="eastAsia"/>
+          <w:w w:val="72"/>
+          <w:sz w:val="26"/>
+          <w:szCs w:val="26"/>
+        </w:rPr>
+        <w:t>薛</w:t>
+      </w:r>
+      <w:proofErr w:type="gramEnd"/>
+      <w:r>
+        <w:rPr>
+          <w:rFonts w:ascii="Barlow Condensed Medium" w:eastAsia="華康細黑體" w:hAnsi="Barlow Condensed Medium" w:cs="微軟正黑體" w:hint="eastAsia"/>
+          <w:w w:val="72"/>
+          <w:sz w:val="26"/>
+          <w:szCs w:val="26"/>
+        </w:rPr>
+        <w:t>嚇出一身冷汗，莫非是他要暗殺王的事曝光。反而是以</w:t>
+      </w:r>
+      <w:proofErr w:type="gramStart"/>
+      <w:r>
+        <w:rPr>
+          <w:rFonts w:ascii="Barlow Condensed Medium" w:eastAsia="華康細黑體" w:hAnsi="Barlow Condensed Medium" w:cs="微軟正黑體" w:hint="eastAsia"/>
+          <w:w w:val="72"/>
+          <w:sz w:val="26"/>
+          <w:szCs w:val="26"/>
+        </w:rPr>
+        <w:t>利沙話還沒</w:t>
+      </w:r>
+      <w:r>
+        <w:rPr>
+          <w:rFonts w:ascii="Barlow Condensed Medium" w:eastAsia="華康細黑體" w:hAnsi="Barlow Condensed Medium" w:cs="微軟正黑體" w:hint="eastAsia"/>
+          <w:w w:val="72"/>
+          <w:sz w:val="26"/>
+          <w:szCs w:val="26"/>
+        </w:rPr>
+        <w:t>說完就</w:t>
+      </w:r>
+      <w:proofErr w:type="gramEnd"/>
+      <w:r>
+        <w:rPr>
+          <w:rFonts w:ascii="Barlow Condensed Medium" w:eastAsia="華康細黑體" w:hAnsi="Barlow Condensed Medium" w:cs="微軟正黑體" w:hint="eastAsia"/>
+          <w:w w:val="72"/>
+          <w:sz w:val="26"/>
+          <w:szCs w:val="26"/>
+        </w:rPr>
+        <w:t>哭了起來。因為他要說的話是關於未來，他預先看見哈薛作王將要迫害以色列的百姓，但是他卻無力阻止。因為</w:t>
+      </w:r>
+      <w:proofErr w:type="gramStart"/>
+      <w:r>
+        <w:rPr>
+          <w:rFonts w:ascii="Barlow Condensed Medium" w:eastAsia="華康細黑體" w:hAnsi="Barlow Condensed Medium" w:cs="微軟正黑體" w:hint="eastAsia"/>
+          <w:w w:val="72"/>
+          <w:sz w:val="26"/>
+          <w:szCs w:val="26"/>
+        </w:rPr>
+        <w:t>祂</w:t>
+      </w:r>
+      <w:proofErr w:type="gramEnd"/>
+      <w:r>
+        <w:rPr>
+          <w:rFonts w:ascii="Barlow Condensed Medium" w:eastAsia="華康細黑體" w:hAnsi="Barlow Condensed Medium" w:cs="微軟正黑體" w:hint="eastAsia"/>
+          <w:w w:val="72"/>
+          <w:sz w:val="26"/>
+          <w:szCs w:val="26"/>
+        </w:rPr>
+        <w:t>是奉　神的命令來將哈</w:t>
+      </w:r>
+      <w:proofErr w:type="gramStart"/>
+      <w:r>
+        <w:rPr>
+          <w:rFonts w:ascii="Barlow Condensed Medium" w:eastAsia="華康細黑體" w:hAnsi="Barlow Condensed Medium" w:cs="微軟正黑體" w:hint="eastAsia"/>
+          <w:w w:val="72"/>
+          <w:sz w:val="26"/>
+          <w:szCs w:val="26"/>
+        </w:rPr>
+        <w:t>薛</w:t>
+      </w:r>
+      <w:proofErr w:type="gramEnd"/>
+      <w:r>
+        <w:rPr>
+          <w:rFonts w:ascii="Barlow Condensed Medium" w:eastAsia="華康細黑體" w:hAnsi="Barlow Condensed Medium" w:cs="微軟正黑體" w:hint="eastAsia"/>
+          <w:w w:val="72"/>
+          <w:sz w:val="26"/>
+          <w:szCs w:val="26"/>
+        </w:rPr>
+        <w:t>推上王位。他沒有用油膏哈</w:t>
+      </w:r>
+      <w:proofErr w:type="gramStart"/>
+      <w:r>
+        <w:rPr>
+          <w:rFonts w:ascii="Barlow Condensed Medium" w:eastAsia="華康細黑體" w:hAnsi="Barlow Condensed Medium" w:cs="微軟正黑體" w:hint="eastAsia"/>
+          <w:w w:val="72"/>
+          <w:sz w:val="26"/>
+          <w:szCs w:val="26"/>
+        </w:rPr>
+        <w:t>薛</w:t>
+      </w:r>
+      <w:proofErr w:type="gramEnd"/>
+      <w:r>
+        <w:rPr>
+          <w:rFonts w:ascii="Barlow Condensed Medium" w:eastAsia="華康細黑體" w:hAnsi="Barlow Condensed Medium" w:cs="微軟正黑體" w:hint="eastAsia"/>
+          <w:w w:val="72"/>
+          <w:sz w:val="26"/>
+          <w:szCs w:val="26"/>
+        </w:rPr>
+        <w:t>的頭，而是</w:t>
+      </w:r>
+      <w:proofErr w:type="gramStart"/>
+      <w:r>
+        <w:rPr>
+          <w:rFonts w:ascii="Barlow Condensed Medium" w:eastAsia="華康細黑體" w:hAnsi="Barlow Condensed Medium" w:cs="微軟正黑體" w:hint="eastAsia"/>
+          <w:w w:val="72"/>
+          <w:sz w:val="26"/>
+          <w:szCs w:val="26"/>
+        </w:rPr>
+        <w:t>知道那惡者</w:t>
+      </w:r>
+      <w:proofErr w:type="gramEnd"/>
+      <w:r>
+        <w:rPr>
+          <w:rFonts w:ascii="Barlow Condensed Medium" w:eastAsia="華康細黑體" w:hAnsi="Barlow Condensed Medium" w:cs="微軟正黑體" w:hint="eastAsia"/>
+          <w:w w:val="72"/>
+          <w:sz w:val="26"/>
+          <w:szCs w:val="26"/>
+        </w:rPr>
+        <w:t>已經進入哈</w:t>
+      </w:r>
+      <w:proofErr w:type="gramStart"/>
+      <w:r>
+        <w:rPr>
+          <w:rFonts w:ascii="Barlow Condensed Medium" w:eastAsia="華康細黑體" w:hAnsi="Barlow Condensed Medium" w:cs="微軟正黑體" w:hint="eastAsia"/>
+          <w:w w:val="72"/>
+          <w:sz w:val="26"/>
+          <w:szCs w:val="26"/>
+        </w:rPr>
+        <w:t>薛</w:t>
+      </w:r>
+      <w:proofErr w:type="gramEnd"/>
+      <w:r>
+        <w:rPr>
+          <w:rFonts w:ascii="Barlow Condensed Medium" w:eastAsia="華康細黑體" w:hAnsi="Barlow Condensed Medium" w:cs="微軟正黑體" w:hint="eastAsia"/>
+          <w:w w:val="72"/>
+          <w:sz w:val="26"/>
+          <w:szCs w:val="26"/>
+        </w:rPr>
+        <w:t>的心，只缺臨門一腳。而以利沙的話，讓哈</w:t>
+      </w:r>
+      <w:proofErr w:type="gramStart"/>
+      <w:r>
+        <w:rPr>
+          <w:rFonts w:ascii="Barlow Condensed Medium" w:eastAsia="華康細黑體" w:hAnsi="Barlow Condensed Medium" w:cs="微軟正黑體" w:hint="eastAsia"/>
+          <w:w w:val="72"/>
+          <w:sz w:val="26"/>
+          <w:szCs w:val="26"/>
+        </w:rPr>
+        <w:t>薛</w:t>
+      </w:r>
+      <w:proofErr w:type="gramEnd"/>
+      <w:r>
+        <w:rPr>
+          <w:rFonts w:ascii="Barlow Condensed Medium" w:eastAsia="華康細黑體" w:hAnsi="Barlow Condensed Medium" w:cs="微軟正黑體" w:hint="eastAsia"/>
+          <w:w w:val="72"/>
+          <w:sz w:val="26"/>
+          <w:szCs w:val="26"/>
+        </w:rPr>
+        <w:t>害怕密謀見光死，就立刻去執行了。又以利沙雖然傷心，心裡卻</w:t>
+      </w:r>
+      <w:proofErr w:type="gramStart"/>
+      <w:r>
+        <w:rPr>
+          <w:rFonts w:ascii="Barlow Condensed Medium" w:eastAsia="華康細黑體" w:hAnsi="Barlow Condensed Medium" w:cs="微軟正黑體" w:hint="eastAsia"/>
+          <w:w w:val="72"/>
+          <w:sz w:val="26"/>
+          <w:szCs w:val="26"/>
+        </w:rPr>
+        <w:t>明白　神用</w:t>
+      </w:r>
+      <w:proofErr w:type="gramEnd"/>
+      <w:r>
+        <w:rPr>
+          <w:rFonts w:ascii="Barlow Condensed Medium" w:eastAsia="華康細黑體" w:hAnsi="Barlow Condensed Medium" w:cs="微軟正黑體" w:hint="eastAsia"/>
+          <w:w w:val="72"/>
+          <w:sz w:val="26"/>
+          <w:szCs w:val="26"/>
+        </w:rPr>
+        <w:t>更大</w:t>
+      </w:r>
+      <w:proofErr w:type="gramStart"/>
+      <w:r>
+        <w:rPr>
+          <w:rFonts w:ascii="Barlow Condensed Medium" w:eastAsia="華康細黑體" w:hAnsi="Barlow Condensed Medium" w:cs="微軟正黑體" w:hint="eastAsia"/>
+          <w:w w:val="72"/>
+          <w:sz w:val="26"/>
+          <w:szCs w:val="26"/>
+        </w:rPr>
+        <w:t>的惡來刑罰</w:t>
+      </w:r>
+      <w:proofErr w:type="gramEnd"/>
+      <w:r>
+        <w:rPr>
+          <w:rFonts w:ascii="Barlow Condensed Medium" w:eastAsia="華康細黑體" w:hAnsi="Barlow Condensed Medium" w:cs="微軟正黑體" w:hint="eastAsia"/>
+          <w:w w:val="72"/>
+          <w:sz w:val="26"/>
+          <w:szCs w:val="26"/>
+        </w:rPr>
+        <w:t>作惡的人，求的乃是　神的公義。我們也</w:t>
+      </w:r>
+      <w:proofErr w:type="gramStart"/>
+      <w:r>
+        <w:rPr>
+          <w:rFonts w:ascii="Barlow Condensed Medium" w:eastAsia="華康細黑體" w:hAnsi="Barlow Condensed Medium" w:cs="微軟正黑體" w:hint="eastAsia"/>
+          <w:w w:val="72"/>
+          <w:sz w:val="26"/>
+          <w:szCs w:val="26"/>
+        </w:rPr>
+        <w:t>明白惡</w:t>
+      </w:r>
+      <w:proofErr w:type="gramEnd"/>
+      <w:r>
+        <w:rPr>
+          <w:rFonts w:ascii="Barlow Condensed Medium" w:eastAsia="華康細黑體" w:hAnsi="Barlow Condensed Medium" w:cs="微軟正黑體" w:hint="eastAsia"/>
+          <w:w w:val="72"/>
+          <w:sz w:val="26"/>
+          <w:szCs w:val="26"/>
+        </w:rPr>
+        <w:t>有相互吞吃的本性，更要存信心相信，　神所容許的惡，不外乎是管教、</w:t>
+      </w:r>
+      <w:proofErr w:type="gramStart"/>
+      <w:r>
+        <w:rPr>
+          <w:rFonts w:ascii="Barlow Condensed Medium" w:eastAsia="華康細黑體" w:hAnsi="Barlow Condensed Medium" w:cs="微軟正黑體" w:hint="eastAsia"/>
+          <w:w w:val="72"/>
+          <w:sz w:val="26"/>
+          <w:szCs w:val="26"/>
+        </w:rPr>
+        <w:t>罰刑</w:t>
+      </w:r>
+      <w:proofErr w:type="gramEnd"/>
+      <w:r>
+        <w:rPr>
+          <w:rFonts w:ascii="Barlow Condensed Medium" w:eastAsia="華康細黑體" w:hAnsi="Barlow Condensed Medium" w:cs="微軟正黑體" w:hint="eastAsia"/>
+          <w:w w:val="72"/>
+          <w:sz w:val="26"/>
+          <w:szCs w:val="26"/>
+        </w:rPr>
+        <w:t>，和信心的試煉。</w:t>
       </w:r>
     </w:p>
     <w:p>
@@ -27192,6 +28498,7 @@
           <w:szCs w:val="26"/>
         </w:rPr>
       </w:pPr>
+      <w:proofErr w:type="gramStart"/>
       <w:r>
         <w:rPr>
           <w:rFonts w:ascii="Barlow Condensed Medium" w:eastAsia="華康儷中黑" w:hAnsi="Barlow Condensed Medium" w:hint="eastAsia"/>
@@ -27199,7 +28506,37 @@
           <w:sz w:val="26"/>
           <w:szCs w:val="26"/>
         </w:rPr>
-        <w:t>膏抹是受揀選來行　神的旨意，會行祝福，也會是刑罰。而先知以利沙明知這是　神刑罰以色列的行動，他仍須去作。只是內心愛百姓的心無法忍住激動。</w:t>
+        <w:t>膏抹是受揀</w:t>
+      </w:r>
+      <w:proofErr w:type="gramEnd"/>
+      <w:r>
+        <w:rPr>
+          <w:rFonts w:ascii="Barlow Condensed Medium" w:eastAsia="華康儷中黑" w:hAnsi="Barlow Condensed Medium" w:hint="eastAsia"/>
+          <w:w w:val="72"/>
+          <w:sz w:val="26"/>
+          <w:szCs w:val="26"/>
+        </w:rPr>
+        <w:t>選來行　神的旨意，會行祝福，也會是刑罰。而先知以利沙明知這是　神刑罰以色列的行動，他</w:t>
+      </w:r>
+      <w:proofErr w:type="gramStart"/>
+      <w:r>
+        <w:rPr>
+          <w:rFonts w:ascii="Barlow Condensed Medium" w:eastAsia="華康儷中黑" w:hAnsi="Barlow Condensed Medium" w:hint="eastAsia"/>
+          <w:w w:val="72"/>
+          <w:sz w:val="26"/>
+          <w:szCs w:val="26"/>
+        </w:rPr>
+        <w:t>仍須去作</w:t>
+      </w:r>
+      <w:proofErr w:type="gramEnd"/>
+      <w:r>
+        <w:rPr>
+          <w:rFonts w:ascii="Barlow Condensed Medium" w:eastAsia="華康儷中黑" w:hAnsi="Barlow Condensed Medium" w:hint="eastAsia"/>
+          <w:w w:val="72"/>
+          <w:sz w:val="26"/>
+          <w:szCs w:val="26"/>
+        </w:rPr>
+        <w:t>。只是內心愛百姓的心無法忍住激動。</w:t>
       </w:r>
       <w:r>
         <w:rPr>
@@ -27208,7 +28545,67 @@
           <w:sz w:val="26"/>
           <w:szCs w:val="26"/>
         </w:rPr>
-        <w:t xml:space="preserve">　神的祝福或管教刑罰有個人的層次，也有集體的層次。個人就根據個人的行為好壞，而集體就是根據家族、國家或一個共同文化的群體的整體行為。又後者，文化集體性的行為是有群體感染性的，且是世代傳承又難以根除的。像以色列暗利王朝，就是亞哈家族，王室拜偶像的政策，導致由上到下的道德敗壞，且沾滿無辜人的鮮血。是王族的權勢帶百姓走入罪中，而國度性的權勢，只可能用對等的權勢來處理。不論是外部權勢的介入，或是內部勢力的叛變，都是出於　神的旨意，而　神的先知就在其中扮演重要的角色。先知去膏立新王或策動叛變，成了北國改朝換代的常態。因此個人獨善其身，並不能保證不受這集體性文化上的罪的牽連。所以，先知的心就是要救眾人離開這種集體的罪。</w:t>
+        <w:t xml:space="preserve">　神的祝福或管教刑罰有個人的層次，也有集體的層次。個人就根據個人的行為好壞，而集體就是根據家族、國家或一個共同文化的群體的整體行為。又後者，文化集體性的行為是有群體感染性的，且是世代傳承又難以根除的。像</w:t>
+      </w:r>
+      <w:proofErr w:type="gramStart"/>
+      <w:r>
+        <w:rPr>
+          <w:rFonts w:ascii="Barlow Condensed Medium" w:eastAsia="華康細黑體" w:hAnsi="Barlow Condensed Medium" w:cs="微軟正黑體" w:hint="eastAsia"/>
+          <w:w w:val="72"/>
+          <w:sz w:val="26"/>
+          <w:szCs w:val="26"/>
+        </w:rPr>
+        <w:t>以色列暗利王朝</w:t>
+      </w:r>
+      <w:proofErr w:type="gramEnd"/>
+      <w:r>
+        <w:rPr>
+          <w:rFonts w:ascii="Barlow Condensed Medium" w:eastAsia="華康細黑體" w:hAnsi="Barlow Condensed Medium" w:cs="微軟正黑體" w:hint="eastAsia"/>
+          <w:w w:val="72"/>
+          <w:sz w:val="26"/>
+          <w:szCs w:val="26"/>
+        </w:rPr>
+        <w:t>，</w:t>
+      </w:r>
+      <w:proofErr w:type="gramStart"/>
+      <w:r>
+        <w:rPr>
+          <w:rFonts w:ascii="Barlow Condensed Medium" w:eastAsia="華康細黑體" w:hAnsi="Barlow Condensed Medium" w:cs="微軟正黑體" w:hint="eastAsia"/>
+          <w:w w:val="72"/>
+          <w:sz w:val="26"/>
+          <w:szCs w:val="26"/>
+        </w:rPr>
+        <w:t>就是亞哈家族</w:t>
+      </w:r>
+      <w:proofErr w:type="gramEnd"/>
+      <w:r>
+        <w:rPr>
+          <w:rFonts w:ascii="Barlow Condensed Medium" w:eastAsia="華康細黑體" w:hAnsi="Barlow Condensed Medium" w:cs="微軟正黑體" w:hint="eastAsia"/>
+          <w:w w:val="72"/>
+          <w:sz w:val="26"/>
+          <w:szCs w:val="26"/>
+        </w:rPr>
+        <w:t>，王室拜偶像的政策，導致由上到下的道德敗壞，且沾滿無辜人的鮮血。是王族的權勢帶百姓走入罪中，而國度性的權勢，只可能用對等的權勢來處理。不論是外部權勢的介入，或是內部勢力的叛變，都是出於　神的旨意，而　神的先知就在其中扮演重要的角色。先知</w:t>
+      </w:r>
+      <w:proofErr w:type="gramStart"/>
+      <w:r>
+        <w:rPr>
+          <w:rFonts w:ascii="Barlow Condensed Medium" w:eastAsia="華康細黑體" w:hAnsi="Barlow Condensed Medium" w:cs="微軟正黑體" w:hint="eastAsia"/>
+          <w:w w:val="72"/>
+          <w:sz w:val="26"/>
+          <w:szCs w:val="26"/>
+        </w:rPr>
+        <w:t>去膏立</w:t>
+      </w:r>
+      <w:proofErr w:type="gramEnd"/>
+      <w:r>
+        <w:rPr>
+          <w:rFonts w:ascii="Barlow Condensed Medium" w:eastAsia="華康細黑體" w:hAnsi="Barlow Condensed Medium" w:cs="微軟正黑體" w:hint="eastAsia"/>
+          <w:w w:val="72"/>
+          <w:sz w:val="26"/>
+          <w:szCs w:val="26"/>
+        </w:rPr>
+        <w:t>新王或策動叛變，成了北國改朝換代的常態。因此個人獨善其身，並不能保證不受這集體性文化上的罪的牽連。所以，先知的心就是要救眾人離開這種集體的罪。</w:t>
       </w:r>
     </w:p>
     <w:p>
@@ -27257,8 +28654,9 @@
           <w:sz w:val="26"/>
           <w:szCs w:val="26"/>
         </w:rPr>
-        <w:t>聽到賈永婕賈董，作為一個公眾人物，願意用「</w:t>
-      </w:r>
+        <w:t>聽到</w:t>
+      </w:r>
+      <w:proofErr w:type="gramStart"/>
       <w:r>
         <w:rPr>
           <w:rFonts w:ascii="Cambria" w:eastAsia="華康細黑體" w:hAnsi="Cambria" w:cs="Cambria" w:hint="eastAsia"/>
@@ -27266,6 +28664,25 @@
           <w:sz w:val="26"/>
           <w:szCs w:val="26"/>
         </w:rPr>
+        <w:t>賈永婕賈董</w:t>
+      </w:r>
+      <w:proofErr w:type="gramEnd"/>
+      <w:r>
+        <w:rPr>
+          <w:rFonts w:ascii="Cambria" w:eastAsia="華康細黑體" w:hAnsi="Cambria" w:cs="Cambria" w:hint="eastAsia"/>
+          <w:w w:val="72"/>
+          <w:sz w:val="26"/>
+          <w:szCs w:val="26"/>
+        </w:rPr>
+        <w:t>，作為一個公眾人物，願意用「</w:t>
+      </w:r>
+      <w:r>
+        <w:rPr>
+          <w:rFonts w:ascii="Cambria" w:eastAsia="華康細黑體" w:hAnsi="Cambria" w:cs="Cambria" w:hint="eastAsia"/>
+          <w:w w:val="72"/>
+          <w:sz w:val="26"/>
+          <w:szCs w:val="26"/>
+        </w:rPr>
         <w:t>偏見使人無知」來反省過去的自己，成為喚醒台灣的年輕世代好榜樣，實在令人感佩。這話反過來說也是正確的，就是「無知使人無法分辨偏見」。</w:t>
       </w:r>
       <w:r>
@@ -27275,7 +28692,67 @@
           <w:sz w:val="26"/>
           <w:szCs w:val="26"/>
         </w:rPr>
-        <w:t>在今日的處境，台灣的民主發展至今，卻還有人活在早年白色恐怖的意識型態中。像政治明星的造神運動，政治是少數人的特權、是黑暗的，司法一定被政權操控，製造政治的仇恨等等。真有綠共、綠色恐怖和綠色獨裁這種事實嗎？這些都是製造仇恨的謊言。讓人民陷仇恨的罪中。我們的政權是由公民選出，公民授予，就有代表人民的高度和民主的價值。是不容藐視的。而那些藐視民主的價值，就等同於藐視　神的公義和良善；誰用權力圖利自己的，才是獨裁病的患者，自己卻不自知</w:t>
+        <w:t>在今日的處境，台灣的民主發展至今，卻還有</w:t>
+      </w:r>
+      <w:proofErr w:type="gramStart"/>
+      <w:r>
+        <w:rPr>
+          <w:rFonts w:ascii="Barlow Condensed Medium" w:eastAsia="華康細黑體" w:hAnsi="Barlow Condensed Medium" w:cs="微軟正黑體" w:hint="eastAsia"/>
+          <w:w w:val="72"/>
+          <w:sz w:val="26"/>
+          <w:szCs w:val="26"/>
+        </w:rPr>
+        <w:t>人活在早年</w:t>
+      </w:r>
+      <w:proofErr w:type="gramEnd"/>
+      <w:r>
+        <w:rPr>
+          <w:rFonts w:ascii="Barlow Condensed Medium" w:eastAsia="華康細黑體" w:hAnsi="Barlow Condensed Medium" w:cs="微軟正黑體" w:hint="eastAsia"/>
+          <w:w w:val="72"/>
+          <w:sz w:val="26"/>
+          <w:szCs w:val="26"/>
+        </w:rPr>
+        <w:t>白色恐怖的意識型態中。像政治明星的造神運動，政治是少數人的特權、是黑暗的，司法一定被政權操控，製造政治的仇恨等等。真</w:t>
+      </w:r>
+      <w:proofErr w:type="gramStart"/>
+      <w:r>
+        <w:rPr>
+          <w:rFonts w:ascii="Barlow Condensed Medium" w:eastAsia="華康細黑體" w:hAnsi="Barlow Condensed Medium" w:cs="微軟正黑體" w:hint="eastAsia"/>
+          <w:w w:val="72"/>
+          <w:sz w:val="26"/>
+          <w:szCs w:val="26"/>
+        </w:rPr>
+        <w:t>有綠共</w:t>
+      </w:r>
+      <w:proofErr w:type="gramEnd"/>
+      <w:r>
+        <w:rPr>
+          <w:rFonts w:ascii="Barlow Condensed Medium" w:eastAsia="華康細黑體" w:hAnsi="Barlow Condensed Medium" w:cs="微軟正黑體" w:hint="eastAsia"/>
+          <w:w w:val="72"/>
+          <w:sz w:val="26"/>
+          <w:szCs w:val="26"/>
+        </w:rPr>
+        <w:t>、綠色恐怖和綠色獨裁這種事實嗎？這些都是製造仇恨的謊言。讓人民陷仇恨的罪中。我們的政權是由公民選出，公民授予，就有代表人民的高度和民主的價值。是不容藐視的。而那些藐視民主的價值，就等同於藐視　神的公義和良善；誰用權力圖利自己的，才是獨裁病的患者，自己卻</w:t>
+      </w:r>
+      <w:proofErr w:type="gramStart"/>
+      <w:r>
+        <w:rPr>
+          <w:rFonts w:ascii="Barlow Condensed Medium" w:eastAsia="華康細黑體" w:hAnsi="Barlow Condensed Medium" w:cs="微軟正黑體" w:hint="eastAsia"/>
+          <w:w w:val="72"/>
+          <w:sz w:val="26"/>
+          <w:szCs w:val="26"/>
+        </w:rPr>
+        <w:t>不</w:t>
+      </w:r>
+      <w:proofErr w:type="gramEnd"/>
+      <w:r>
+        <w:rPr>
+          <w:rFonts w:ascii="Barlow Condensed Medium" w:eastAsia="華康細黑體" w:hAnsi="Barlow Condensed Medium" w:cs="微軟正黑體" w:hint="eastAsia"/>
+          <w:w w:val="72"/>
+          <w:sz w:val="26"/>
+          <w:szCs w:val="26"/>
+        </w:rPr>
+        <w:t>自知</w:t>
       </w:r>
       <w:r>
         <w:rPr>
@@ -27284,7 +28761,47 @@
           <w:sz w:val="26"/>
           <w:szCs w:val="26"/>
         </w:rPr>
-        <w:t>。而不自知和自我感覺良好，就是文化性的意識型態的偏見產生的愚民效果。能認錯、能發現自己的不完美，就像先知為不能阻擋的惡哭了，其實是健康的心態，是依靠　神而能超越自我偏見的心。</w:t>
+        <w:t>。而</w:t>
+      </w:r>
+      <w:proofErr w:type="gramStart"/>
+      <w:r>
+        <w:rPr>
+          <w:rFonts w:ascii="Cambria" w:eastAsia="華康細黑體" w:hAnsi="Cambria" w:cs="Cambria" w:hint="eastAsia"/>
+          <w:w w:val="72"/>
+          <w:sz w:val="26"/>
+          <w:szCs w:val="26"/>
+        </w:rPr>
+        <w:t>不</w:t>
+      </w:r>
+      <w:proofErr w:type="gramEnd"/>
+      <w:r>
+        <w:rPr>
+          <w:rFonts w:ascii="Cambria" w:eastAsia="華康細黑體" w:hAnsi="Cambria" w:cs="Cambria" w:hint="eastAsia"/>
+          <w:w w:val="72"/>
+          <w:sz w:val="26"/>
+          <w:szCs w:val="26"/>
+        </w:rPr>
+        <w:t>自知和自我感覺良好，就是文化性的意識型態的偏見產生的愚民效果。能認錯、能發現自己的不完美，就像先知為不能阻擋</w:t>
+      </w:r>
+      <w:proofErr w:type="gramStart"/>
+      <w:r>
+        <w:rPr>
+          <w:rFonts w:ascii="Cambria" w:eastAsia="華康細黑體" w:hAnsi="Cambria" w:cs="Cambria" w:hint="eastAsia"/>
+          <w:w w:val="72"/>
+          <w:sz w:val="26"/>
+          <w:szCs w:val="26"/>
+        </w:rPr>
+        <w:t>的惡哭了</w:t>
+      </w:r>
+      <w:proofErr w:type="gramEnd"/>
+      <w:r>
+        <w:rPr>
+          <w:rFonts w:ascii="Cambria" w:eastAsia="華康細黑體" w:hAnsi="Cambria" w:cs="Cambria" w:hint="eastAsia"/>
+          <w:w w:val="72"/>
+          <w:sz w:val="26"/>
+          <w:szCs w:val="26"/>
+        </w:rPr>
+        <w:t>，其實是健康的心態，是依靠　神而能超越自我偏見的心。</w:t>
       </w:r>
     </w:p>
     <w:p>
@@ -27307,7 +28824,47 @@
           <w:sz w:val="26"/>
           <w:szCs w:val="26"/>
         </w:rPr>
-        <w:t>以利亞和以利沙的事奉，貫穿亞哈王朝，是北國以色列最強盛的時期，卻也是拜偶像的惡極大的時期。行的神蹟最多，卻從上到下都不信，先知因此落淚。</w:t>
+        <w:t>以利亞和以利沙的事奉，</w:t>
+      </w:r>
+      <w:proofErr w:type="gramStart"/>
+      <w:r>
+        <w:rPr>
+          <w:rFonts w:ascii="Barlow Condensed Medium" w:eastAsia="華康儷中黑" w:hAnsi="Barlow Condensed Medium" w:hint="eastAsia"/>
+          <w:w w:val="72"/>
+          <w:sz w:val="26"/>
+          <w:szCs w:val="26"/>
+        </w:rPr>
+        <w:t>貫穿亞哈王朝</w:t>
+      </w:r>
+      <w:proofErr w:type="gramEnd"/>
+      <w:r>
+        <w:rPr>
+          <w:rFonts w:ascii="Barlow Condensed Medium" w:eastAsia="華康儷中黑" w:hAnsi="Barlow Condensed Medium" w:hint="eastAsia"/>
+          <w:w w:val="72"/>
+          <w:sz w:val="26"/>
+          <w:szCs w:val="26"/>
+        </w:rPr>
+        <w:t>，是北國以色列最強盛的時期，卻也是拜偶像的惡極大的時期。行的神</w:t>
+      </w:r>
+      <w:proofErr w:type="gramStart"/>
+      <w:r>
+        <w:rPr>
+          <w:rFonts w:ascii="Barlow Condensed Medium" w:eastAsia="華康儷中黑" w:hAnsi="Barlow Condensed Medium" w:hint="eastAsia"/>
+          <w:w w:val="72"/>
+          <w:sz w:val="26"/>
+          <w:szCs w:val="26"/>
+        </w:rPr>
+        <w:t>蹟</w:t>
+      </w:r>
+      <w:proofErr w:type="gramEnd"/>
+      <w:r>
+        <w:rPr>
+          <w:rFonts w:ascii="Barlow Condensed Medium" w:eastAsia="華康儷中黑" w:hAnsi="Barlow Condensed Medium" w:hint="eastAsia"/>
+          <w:w w:val="72"/>
+          <w:sz w:val="26"/>
+          <w:szCs w:val="26"/>
+        </w:rPr>
+        <w:t>最多，卻從上到下都不信，先知因此落淚。</w:t>
       </w:r>
       <w:r>
         <w:rPr>
@@ -27316,7 +28873,27 @@
           <w:sz w:val="26"/>
           <w:szCs w:val="26"/>
         </w:rPr>
-        <w:t>先知關心的是整體以色列文化因為偶像而敗壞的問題，然而使人從文化性的意識型態中悔改是極不容易的。要改變人的腦袋，不如直接砍掉比較快，這才是以利沙難過的地方，在　神的刑罰下，不論大國入侵的死傷，或是後來耶戶對偶教信徒的大屠殺，都是令人難過的。而我們珍惜生命，但是更應該分辨人所行的善惡；我們憐憫的眼淚要為受苦的義人和無辜的百姓而流，卻不是為說謊、自私自利、製造仇恨和背叛自己的人民和　神的公義的人而流。</w:t>
+        <w:t>先知關心的是整體以色列文化因為偶像而敗壞的問題，然而使人從文化性的意識型態中悔改是極不容易的。要改變人的腦袋，不如直接砍掉比較快，這才是以利沙難過的地方，在　神的刑罰下，不論大國入侵的死傷，或是</w:t>
+      </w:r>
+      <w:proofErr w:type="gramStart"/>
+      <w:r>
+        <w:rPr>
+          <w:rFonts w:ascii="Barlow Condensed Medium" w:eastAsia="華康細黑體" w:hAnsi="Barlow Condensed Medium" w:cs="微軟正黑體" w:hint="eastAsia"/>
+          <w:w w:val="72"/>
+          <w:sz w:val="26"/>
+          <w:szCs w:val="26"/>
+        </w:rPr>
+        <w:t>後來耶戶對偶</w:t>
+      </w:r>
+      <w:proofErr w:type="gramEnd"/>
+      <w:r>
+        <w:rPr>
+          <w:rFonts w:ascii="Barlow Condensed Medium" w:eastAsia="華康細黑體" w:hAnsi="Barlow Condensed Medium" w:cs="微軟正黑體" w:hint="eastAsia"/>
+          <w:w w:val="72"/>
+          <w:sz w:val="26"/>
+          <w:szCs w:val="26"/>
+        </w:rPr>
+        <w:t>教信徒的大屠殺，都是令人難過的。而我們珍惜生命，但是更應該分辨人所行的善惡；我們憐憫的眼淚要為受苦的義人和無辜的百姓而流，卻不是為說謊、自私自利、製造仇恨和背叛自己的人民和　神的公義的人而流。</w:t>
       </w:r>
       <w:r>
         <w:rPr>

--- a/新泰週報20260405[2614]B4F.docx
+++ b/新泰週報20260405[2614]B4F.docx
@@ -1,6 +1,6 @@
 
 <file path=word/document.xml><?xml version="1.0" encoding="utf-8"?>
-<w:document xmlns:wpc="http://schemas.microsoft.com/office/word/2010/wordprocessingCanvas" xmlns:cx="http://schemas.microsoft.com/office/drawing/2014/chartex" xmlns:cx1="http://schemas.microsoft.com/office/drawing/2015/9/8/chartex" xmlns:cx2="http://schemas.microsoft.com/office/drawing/2015/10/21/chartex" xmlns:cx3="http://schemas.microsoft.com/office/drawing/2016/5/9/chartex" xmlns:cx4="http://schemas.microsoft.com/office/drawing/2016/5/10/chartex" xmlns:cx5="http://schemas.microsoft.com/office/drawing/2016/5/11/chartex" xmlns:cx6="http://schemas.microsoft.com/office/drawing/2016/5/12/chartex" xmlns:cx7="http://schemas.microsoft.com/office/drawing/2016/5/13/chartex" xmlns:cx8="http://schemas.microsoft.com/office/drawing/2016/5/14/chartex" xmlns:mc="http://schemas.openxmlformats.org/markup-compatibility/2006" xmlns:aink="http://schemas.microsoft.com/office/drawing/2016/ink" xmlns:am3d="http://schemas.microsoft.com/office/drawing/2017/model3d" xmlns:o="urn:schemas-microsoft-com:office:office" xmlns:oel="http://schemas.microsoft.com/office/2019/extlst" xmlns:r="http://schemas.openxmlformats.org/officeDocument/2006/relationships" xmlns:m="http://schemas.openxmlformats.org/officeDocument/2006/math" xmlns:v="urn:schemas-microsoft-com:vml" xmlns:wp14="http://schemas.microsoft.com/office/word/2010/wordprocessingDrawing" xmlns:wp="http://schemas.openxmlformats.org/drawingml/2006/wordprocessingDrawing" xmlns:w10="urn:schemas-microsoft-com:office:word" xmlns:w="http://schemas.openxmlformats.org/wordprocessingml/2006/main" xmlns:w14="http://schemas.microsoft.com/office/word/2010/wordml" xmlns:w15="http://schemas.microsoft.com/office/word/2012/wordml" xmlns:w16cex="http://schemas.microsoft.com/office/word/2018/wordml/cex" xmlns:w16cid="http://schemas.microsoft.com/office/word/2016/wordml/cid" xmlns:w16="http://schemas.microsoft.com/office/word/2018/wordml" xmlns:w16du="http://schemas.microsoft.com/office/word/2023/wordml/word16du" xmlns:w16sdtdh="http://schemas.microsoft.com/office/word/2020/wordml/sdtdatahash" xmlns:w16sdtfl="http://schemas.microsoft.com/office/word/2024/wordml/sdtformatlock" xmlns:w16se="http://schemas.microsoft.com/office/word/2015/wordml/symex" xmlns:wpg="http://schemas.microsoft.com/office/word/2010/wordprocessingGroup" xmlns:wpi="http://schemas.microsoft.com/office/word/2010/wordprocessingInk" xmlns:wne="http://schemas.microsoft.com/office/word/2006/wordml" xmlns:wps="http://schemas.microsoft.com/office/word/2010/wordprocessingShape" mc:Ignorable="w14 w15 w16se w16cid w16 w16cex w16sdtdh w16sdtfl w16du wp14">
+<w:document xmlns:wpc="http://schemas.microsoft.com/office/word/2010/wordprocessingCanvas" xmlns:mc="http://schemas.openxmlformats.org/markup-compatibility/2006" xmlns:o="urn:schemas-microsoft-com:office:office" xmlns:r="http://schemas.openxmlformats.org/officeDocument/2006/relationships" xmlns:m="http://schemas.openxmlformats.org/officeDocument/2006/math" xmlns:v="urn:schemas-microsoft-com:vml" xmlns:wp14="http://schemas.microsoft.com/office/word/2010/wordprocessingDrawing" xmlns:wp="http://schemas.openxmlformats.org/drawingml/2006/wordprocessingDrawing" xmlns:w10="urn:schemas-microsoft-com:office:word" xmlns:w="http://schemas.openxmlformats.org/wordprocessingml/2006/main" xmlns:w14="http://schemas.microsoft.com/office/word/2010/wordml" xmlns:w15="http://schemas.microsoft.com/office/word/2012/wordml" xmlns:wpg="http://schemas.microsoft.com/office/word/2010/wordprocessingGroup" xmlns:wpi="http://schemas.microsoft.com/office/word/2010/wordprocessingInk" xmlns:wne="http://schemas.microsoft.com/office/word/2006/wordml" xmlns:wps="http://schemas.microsoft.com/office/word/2010/wordprocessingShape" mc:Ignorable="w14 w15 wp14">
   <w:body>
     <w:p>
       <w:pPr>
@@ -1321,6 +1321,15 @@
             </w:pPr>
             <w:r>
               <w:rPr>
+                <w:rFonts w:ascii="Segoe UI Symbol" w:eastAsia="標楷體" w:hAnsi="Segoe UI Symbol" w:cs="Segoe UI Symbol"/>
+                <w:w w:val="90"/>
+                <w:sz w:val="26"/>
+                <w:szCs w:val="26"/>
+              </w:rPr>
+              <w:t>★</w:t>
+            </w:r>
+            <w:r>
+              <w:rPr>
                 <w:rFonts w:ascii="Barlow Condensed Medium" w:eastAsia="標楷體" w:hAnsi="Barlow Condensed Medium" w:cs="Segoe UI Symbol" w:hint="eastAsia"/>
                 <w:noProof/>
                 <w:w w:val="90"/>
@@ -1328,7 +1337,7 @@
                 <w:szCs w:val="26"/>
                 <w:lang w:bidi="he-IL"/>
               </w:rPr>
-              <w:t>泰山教會將於</w:t>
+              <w:t>聯合</w:t>
             </w:r>
             <w:r>
               <w:rPr>
@@ -1339,7 +1348,7 @@
                 <w:szCs w:val="26"/>
                 <w:lang w:bidi="he-IL"/>
               </w:rPr>
-              <w:t>3/29(</w:t>
+              <w:t>教會將於</w:t>
             </w:r>
             <w:r>
               <w:rPr>
@@ -1350,7 +1359,7 @@
                 <w:szCs w:val="26"/>
                 <w:lang w:bidi="he-IL"/>
               </w:rPr>
-              <w:t>主日</w:t>
+              <w:t>4</w:t>
             </w:r>
             <w:r>
               <w:rPr>
@@ -1361,7 +1370,7 @@
                 <w:szCs w:val="26"/>
                 <w:lang w:bidi="he-IL"/>
               </w:rPr>
-              <w:t>)15:30</w:t>
+              <w:t>/</w:t>
             </w:r>
             <w:r>
               <w:rPr>
@@ -1372,7 +1381,128 @@
                 <w:szCs w:val="26"/>
                 <w:lang w:bidi="he-IL"/>
               </w:rPr>
-              <w:t>舉行陳俊宏牧師就任第五任牧師授職感恩禮拜。</w:t>
+              <w:t>1</w:t>
+            </w:r>
+            <w:r>
+              <w:rPr>
+                <w:rFonts w:ascii="Barlow Condensed Medium" w:eastAsia="標楷體" w:hAnsi="Barlow Condensed Medium" w:cs="Segoe UI Symbol" w:hint="eastAsia"/>
+                <w:noProof/>
+                <w:w w:val="90"/>
+                <w:sz w:val="26"/>
+                <w:szCs w:val="26"/>
+                <w:lang w:bidi="he-IL"/>
+              </w:rPr>
+              <w:t>9(</w:t>
+            </w:r>
+            <w:r>
+              <w:rPr>
+                <w:rFonts w:ascii="Barlow Condensed Medium" w:eastAsia="標楷體" w:hAnsi="Barlow Condensed Medium" w:cs="Segoe UI Symbol" w:hint="eastAsia"/>
+                <w:noProof/>
+                <w:w w:val="90"/>
+                <w:sz w:val="26"/>
+                <w:szCs w:val="26"/>
+                <w:lang w:bidi="he-IL"/>
+              </w:rPr>
+              <w:t>日</w:t>
+            </w:r>
+            <w:r>
+              <w:rPr>
+                <w:rFonts w:ascii="Barlow Condensed Medium" w:eastAsia="標楷體" w:hAnsi="Barlow Condensed Medium" w:cs="Segoe UI Symbol" w:hint="eastAsia"/>
+                <w:noProof/>
+                <w:w w:val="90"/>
+                <w:sz w:val="26"/>
+                <w:szCs w:val="26"/>
+                <w:lang w:bidi="he-IL"/>
+              </w:rPr>
+              <w:t>)15:0</w:t>
+            </w:r>
+            <w:r>
+              <w:rPr>
+                <w:rFonts w:ascii="Barlow Condensed Medium" w:eastAsia="標楷體" w:hAnsi="Barlow Condensed Medium" w:cs="Segoe UI Symbol" w:hint="eastAsia"/>
+                <w:noProof/>
+                <w:w w:val="90"/>
+                <w:sz w:val="26"/>
+                <w:szCs w:val="26"/>
+                <w:lang w:bidi="he-IL"/>
+              </w:rPr>
+              <w:t>0</w:t>
+            </w:r>
+            <w:r>
+              <w:rPr>
+                <w:rFonts w:ascii="Barlow Condensed Medium" w:eastAsia="標楷體" w:hAnsi="Barlow Condensed Medium" w:cs="Segoe UI Symbol" w:hint="eastAsia"/>
+                <w:noProof/>
+                <w:w w:val="90"/>
+                <w:sz w:val="26"/>
+                <w:szCs w:val="26"/>
+                <w:lang w:bidi="he-IL"/>
+              </w:rPr>
+              <w:t>舉行</w:t>
+            </w:r>
+            <w:r>
+              <w:rPr>
+                <w:rFonts w:ascii="Barlow Condensed Medium" w:eastAsia="標楷體" w:hAnsi="Barlow Condensed Medium" w:cs="Segoe UI Symbol" w:hint="eastAsia"/>
+                <w:noProof/>
+                <w:w w:val="90"/>
+                <w:sz w:val="26"/>
+                <w:szCs w:val="26"/>
+                <w:lang w:bidi="he-IL"/>
+              </w:rPr>
+              <w:t>葉健華</w:t>
+            </w:r>
+            <w:r>
+              <w:rPr>
+                <w:rFonts w:ascii="Barlow Condensed Medium" w:eastAsia="標楷體" w:hAnsi="Barlow Condensed Medium" w:cs="Segoe UI Symbol" w:hint="eastAsia"/>
+                <w:noProof/>
+                <w:w w:val="90"/>
+                <w:sz w:val="26"/>
+                <w:szCs w:val="26"/>
+                <w:lang w:bidi="he-IL"/>
+              </w:rPr>
+              <w:t>牧師就任第五任</w:t>
+            </w:r>
+            <w:r>
+              <w:rPr>
+                <w:rFonts w:ascii="Barlow Condensed Medium" w:eastAsia="標楷體" w:hAnsi="Barlow Condensed Medium" w:cs="Segoe UI Symbol" w:hint="eastAsia"/>
+                <w:noProof/>
+                <w:w w:val="90"/>
+                <w:sz w:val="26"/>
+                <w:szCs w:val="26"/>
+                <w:lang w:bidi="he-IL"/>
+              </w:rPr>
+              <w:t>主任</w:t>
+            </w:r>
+            <w:r>
+              <w:rPr>
+                <w:rFonts w:ascii="Barlow Condensed Medium" w:eastAsia="標楷體" w:hAnsi="Barlow Condensed Medium" w:cs="Segoe UI Symbol" w:hint="eastAsia"/>
+                <w:noProof/>
+                <w:w w:val="90"/>
+                <w:sz w:val="26"/>
+                <w:szCs w:val="26"/>
+                <w:lang w:bidi="he-IL"/>
+              </w:rPr>
+              <w:t>牧師</w:t>
+            </w:r>
+            <w:r>
+              <w:rPr>
+                <w:rFonts w:ascii="Barlow Condensed Medium" w:eastAsia="標楷體" w:hAnsi="Barlow Condensed Medium" w:cs="Segoe UI Symbol" w:hint="eastAsia"/>
+                <w:noProof/>
+                <w:w w:val="90"/>
+                <w:sz w:val="26"/>
+                <w:szCs w:val="26"/>
+                <w:lang w:bidi="he-IL"/>
+              </w:rPr>
+              <w:t>暨陳玫君牧師就任傳道牧師</w:t>
+            </w:r>
+            <w:r>
+              <w:rPr>
+                <w:rFonts w:ascii="Barlow Condensed Medium" w:eastAsia="標楷體" w:hAnsi="Barlow Condensed Medium" w:cs="Segoe UI Symbol" w:hint="eastAsia"/>
+                <w:noProof/>
+                <w:w w:val="90"/>
+                <w:sz w:val="26"/>
+                <w:szCs w:val="26"/>
+                <w:lang w:bidi="he-IL"/>
+              </w:rPr>
+              <w:t>授職感恩禮拜。</w:t>
             </w:r>
           </w:p>
         </w:tc>
@@ -1587,7 +1717,6 @@
               </w:rPr>
               <w:t>)</w:t>
             </w:r>
-            <w:proofErr w:type="gramStart"/>
             <w:r>
               <w:rPr>
                 <w:rFonts w:ascii="Barlow Condensed Medium" w:eastAsia="標楷體" w:hAnsi="Barlow Condensed Medium" w:cs="Segoe UI Symbol" w:hint="eastAsia"/>
@@ -1595,9 +1724,8 @@
                 <w:sz w:val="26"/>
                 <w:szCs w:val="26"/>
               </w:rPr>
-              <w:t>為棕樹</w:t>
-            </w:r>
-            <w:proofErr w:type="gramEnd"/>
+              <w:t>為</w:t>
+            </w:r>
             <w:r>
               <w:rPr>
                 <w:rFonts w:ascii="Barlow Condensed Medium" w:eastAsia="標楷體" w:hAnsi="Barlow Condensed Medium" w:cs="Segoe UI Symbol" w:hint="eastAsia"/>
@@ -1605,7 +1733,7 @@
                 <w:sz w:val="26"/>
                 <w:szCs w:val="26"/>
               </w:rPr>
-              <w:t>主日</w:t>
+              <w:t>復活節</w:t>
             </w:r>
             <w:r>
               <w:rPr>
@@ -1616,6 +1744,15 @@
               </w:rPr>
               <w:t>。</w:t>
             </w:r>
+            <w:r>
+              <w:rPr>
+                <w:rFonts w:ascii="Barlow Condensed Medium" w:eastAsia="標楷體" w:hAnsi="Barlow Condensed Medium" w:cs="Segoe UI Symbol" w:hint="eastAsia"/>
+                <w:w w:val="90"/>
+                <w:sz w:val="26"/>
+                <w:szCs w:val="26"/>
+              </w:rPr>
+              <w:t>普世歡慶主耶穌基督為全人類帶來復活的盼望。</w:t>
+            </w:r>
           </w:p>
         </w:tc>
       </w:tr>
@@ -1690,9 +1827,8 @@
                 <w:sz w:val="26"/>
                 <w:szCs w:val="26"/>
               </w:rPr>
-              <w:t>南二區受難</w:t>
-            </w:r>
-            <w:proofErr w:type="gramStart"/>
+              <w:t>下主日</w:t>
+            </w:r>
             <w:r>
               <w:rPr>
                 <w:rFonts w:ascii="Barlow Condensed Medium" w:eastAsia="標楷體" w:hAnsi="Barlow Condensed Medium" w:cs="Segoe UI Symbol" w:hint="eastAsia"/>
@@ -1700,9 +1836,8 @@
                 <w:sz w:val="26"/>
                 <w:szCs w:val="26"/>
               </w:rPr>
-              <w:t>週</w:t>
-            </w:r>
-            <w:proofErr w:type="gramEnd"/>
+              <w:t>(4/12)</w:t>
+            </w:r>
             <w:r>
               <w:rPr>
                 <w:rFonts w:ascii="Barlow Condensed Medium" w:eastAsia="標楷體" w:hAnsi="Barlow Condensed Medium" w:cs="Segoe UI Symbol" w:hint="eastAsia"/>
@@ -1710,9 +1845,8 @@
                 <w:sz w:val="26"/>
                 <w:szCs w:val="26"/>
               </w:rPr>
-              <w:t>聯合聖餐禮拜本</w:t>
-            </w:r>
-            <w:proofErr w:type="gramStart"/>
+              <w:t>為聖餐主日，請兄姊預備心出席</w:t>
+            </w:r>
             <w:r>
               <w:rPr>
                 <w:rFonts w:ascii="Barlow Condensed Medium" w:eastAsia="標楷體" w:hAnsi="Barlow Condensed Medium" w:cs="Segoe UI Symbol" w:hint="eastAsia"/>
@@ -1720,9 +1854,8 @@
                 <w:sz w:val="26"/>
                 <w:szCs w:val="26"/>
               </w:rPr>
-              <w:t>週</w:t>
-            </w:r>
-            <w:proofErr w:type="gramEnd"/>
+              <w:t>。</w:t>
+            </w:r>
             <w:r>
               <w:rPr>
                 <w:rFonts w:ascii="Barlow Condensed Medium" w:eastAsia="標楷體" w:hAnsi="Barlow Condensed Medium" w:cs="Segoe UI Symbol" w:hint="eastAsia"/>
@@ -1730,81 +1863,7 @@
                 <w:sz w:val="26"/>
                 <w:szCs w:val="26"/>
               </w:rPr>
-              <w:t>4/3(</w:t>
-            </w:r>
-            <w:r>
-              <w:rPr>
-                <w:rFonts w:ascii="Barlow Condensed Medium" w:eastAsia="標楷體" w:hAnsi="Barlow Condensed Medium" w:cs="Segoe UI Symbol" w:hint="eastAsia"/>
-                <w:w w:val="90"/>
-                <w:sz w:val="26"/>
-                <w:szCs w:val="26"/>
-              </w:rPr>
-              <w:t>五</w:t>
-            </w:r>
-            <w:r>
-              <w:rPr>
-                <w:rFonts w:ascii="Barlow Condensed Medium" w:eastAsia="標楷體" w:hAnsi="Barlow Condensed Medium" w:cs="Segoe UI Symbol" w:hint="eastAsia"/>
-                <w:w w:val="90"/>
-                <w:sz w:val="26"/>
-                <w:szCs w:val="26"/>
-              </w:rPr>
-              <w:t>)</w:t>
-            </w:r>
-            <w:r>
-              <w:rPr>
-                <w:rFonts w:ascii="Barlow Condensed Medium" w:eastAsia="標楷體" w:hAnsi="Barlow Condensed Medium" w:cs="Segoe UI Symbol"/>
-                <w:w w:val="90"/>
-                <w:sz w:val="26"/>
-                <w:szCs w:val="26"/>
-              </w:rPr>
-              <w:t xml:space="preserve"> </w:t>
-            </w:r>
-            <w:r>
-              <w:rPr>
-                <w:rFonts w:ascii="Barlow Condensed Medium" w:eastAsia="標楷體" w:hAnsi="Barlow Condensed Medium" w:cs="Segoe UI Symbol" w:hint="eastAsia"/>
-                <w:w w:val="90"/>
-                <w:sz w:val="26"/>
-                <w:szCs w:val="26"/>
-              </w:rPr>
-              <w:t>晚上</w:t>
-            </w:r>
-            <w:r>
-              <w:rPr>
-                <w:rFonts w:ascii="Barlow Condensed Medium" w:eastAsia="標楷體" w:hAnsi="Barlow Condensed Medium" w:cs="Segoe UI Symbol" w:hint="eastAsia"/>
-                <w:w w:val="90"/>
-                <w:sz w:val="26"/>
-                <w:szCs w:val="26"/>
-              </w:rPr>
-              <w:t>8:00</w:t>
-            </w:r>
-            <w:r>
-              <w:rPr>
-                <w:rFonts w:ascii="Barlow Condensed Medium" w:eastAsia="標楷體" w:hAnsi="Barlow Condensed Medium" w:cs="Segoe UI Symbol" w:hint="eastAsia"/>
-                <w:w w:val="90"/>
-                <w:sz w:val="26"/>
-                <w:szCs w:val="26"/>
-              </w:rPr>
-              <w:t>在新莊教會舉行，敬邀兄</w:t>
-            </w:r>
-            <w:proofErr w:type="gramStart"/>
-            <w:r>
-              <w:rPr>
-                <w:rFonts w:ascii="Barlow Condensed Medium" w:eastAsia="標楷體" w:hAnsi="Barlow Condensed Medium" w:cs="Segoe UI Symbol" w:hint="eastAsia"/>
-                <w:w w:val="90"/>
-                <w:sz w:val="26"/>
-                <w:szCs w:val="26"/>
-              </w:rPr>
-              <w:t>姊</w:t>
-            </w:r>
-            <w:proofErr w:type="gramEnd"/>
-            <w:r>
-              <w:rPr>
-                <w:rFonts w:ascii="Barlow Condensed Medium" w:eastAsia="標楷體" w:hAnsi="Barlow Condensed Medium" w:cs="Segoe UI Symbol" w:hint="eastAsia"/>
-                <w:w w:val="90"/>
-                <w:sz w:val="26"/>
-                <w:szCs w:val="26"/>
-              </w:rPr>
-              <w:t>一同參與。</w:t>
+              <w:t>華語禮拜暫停一次。</w:t>
             </w:r>
           </w:p>
         </w:tc>
@@ -1827,149 +1886,8 @@
                 <w:szCs w:val="26"/>
               </w:rPr>
             </w:pPr>
-            <w:r>
-              <w:rPr>
-                <w:rFonts w:ascii="Barlow Condensed Medium" w:eastAsia="華康細黑體" w:hAnsi="Barlow Condensed Medium" w:hint="eastAsia"/>
-                <w:w w:val="90"/>
-                <w:sz w:val="26"/>
-                <w:szCs w:val="26"/>
-              </w:rPr>
-              <w:t>3</w:t>
-            </w:r>
-            <w:r>
-              <w:rPr>
-                <w:rFonts w:ascii="Barlow Condensed Medium" w:eastAsia="華康細黑體" w:hAnsi="Barlow Condensed Medium"/>
-                <w:w w:val="90"/>
-                <w:sz w:val="26"/>
-                <w:szCs w:val="26"/>
-              </w:rPr>
-              <w:t>.</w:t>
-            </w:r>
-          </w:p>
-        </w:tc>
-        <w:tc>
-          <w:tcPr>
-            <w:tcW w:w="5641" w:type="dxa"/>
-          </w:tcPr>
-          <w:p>
-            <w:pPr>
-              <w:kinsoku w:val="0"/>
-              <w:snapToGrid w:val="0"/>
-              <w:spacing w:line="300" w:lineRule="exact"/>
-              <w:jc w:val="both"/>
-              <w:rPr>
-                <w:rFonts w:ascii="Barlow Condensed Medium" w:eastAsia="標楷體" w:hAnsi="Barlow Condensed Medium" w:cs="Segoe UI Symbol"/>
-                <w:w w:val="90"/>
-                <w:sz w:val="26"/>
-                <w:szCs w:val="26"/>
-              </w:rPr>
-            </w:pPr>
-            <w:r>
-              <w:rPr>
-                <w:rFonts w:ascii="Segoe UI Symbol" w:eastAsia="標楷體" w:hAnsi="Segoe UI Symbol" w:cs="Segoe UI Symbol"/>
-                <w:w w:val="90"/>
-                <w:sz w:val="26"/>
-                <w:szCs w:val="26"/>
-              </w:rPr>
-              <w:t>★</w:t>
-            </w:r>
-            <w:r>
-              <w:rPr>
-                <w:rFonts w:ascii="Barlow Condensed Medium" w:eastAsia="標楷體" w:hAnsi="Barlow Condensed Medium" w:cs="Segoe UI Symbol" w:hint="eastAsia"/>
-                <w:w w:val="90"/>
-                <w:sz w:val="26"/>
-                <w:szCs w:val="26"/>
-              </w:rPr>
-              <w:t>4/5(</w:t>
-            </w:r>
-            <w:r>
-              <w:rPr>
-                <w:rFonts w:ascii="Barlow Condensed Medium" w:eastAsia="標楷體" w:hAnsi="Barlow Condensed Medium" w:cs="Segoe UI Symbol" w:hint="eastAsia"/>
-                <w:w w:val="90"/>
-                <w:sz w:val="26"/>
-                <w:szCs w:val="26"/>
-              </w:rPr>
-              <w:t>主日</w:t>
-            </w:r>
-            <w:r>
-              <w:rPr>
-                <w:rFonts w:ascii="Barlow Condensed Medium" w:eastAsia="標楷體" w:hAnsi="Barlow Condensed Medium" w:cs="Segoe UI Symbol" w:hint="eastAsia"/>
-                <w:w w:val="90"/>
-                <w:sz w:val="26"/>
-                <w:szCs w:val="26"/>
-              </w:rPr>
-              <w:t>)</w:t>
-            </w:r>
-            <w:r>
-              <w:rPr>
-                <w:rFonts w:ascii="Barlow Condensed Medium" w:eastAsia="標楷體" w:hAnsi="Barlow Condensed Medium" w:cs="Segoe UI Symbol" w:hint="eastAsia"/>
-                <w:w w:val="90"/>
-                <w:sz w:val="26"/>
-                <w:szCs w:val="26"/>
-              </w:rPr>
-              <w:t>為復活節，邀請兄</w:t>
-            </w:r>
-            <w:proofErr w:type="gramStart"/>
-            <w:r>
-              <w:rPr>
-                <w:rFonts w:ascii="Barlow Condensed Medium" w:eastAsia="標楷體" w:hAnsi="Barlow Condensed Medium" w:cs="Segoe UI Symbol" w:hint="eastAsia"/>
-                <w:w w:val="90"/>
-                <w:sz w:val="26"/>
-                <w:szCs w:val="26"/>
-              </w:rPr>
-              <w:t>姊</w:t>
-            </w:r>
-            <w:proofErr w:type="gramEnd"/>
-            <w:r>
-              <w:rPr>
-                <w:rFonts w:ascii="Barlow Condensed Medium" w:eastAsia="標楷體" w:hAnsi="Barlow Condensed Medium" w:cs="Segoe UI Symbol" w:hint="eastAsia"/>
-                <w:w w:val="90"/>
-                <w:sz w:val="26"/>
-                <w:szCs w:val="26"/>
-              </w:rPr>
-              <w:t>在禮拜中作見證，有感動的人</w:t>
-            </w:r>
-            <w:proofErr w:type="gramStart"/>
-            <w:r>
-              <w:rPr>
-                <w:rFonts w:ascii="Barlow Condensed Medium" w:eastAsia="標楷體" w:hAnsi="Barlow Condensed Medium" w:cs="Segoe UI Symbol" w:hint="eastAsia"/>
-                <w:w w:val="90"/>
-                <w:sz w:val="26"/>
-                <w:szCs w:val="26"/>
-              </w:rPr>
-              <w:t>可洽王牧師</w:t>
-            </w:r>
-            <w:proofErr w:type="gramEnd"/>
-            <w:r>
-              <w:rPr>
-                <w:rFonts w:ascii="Barlow Condensed Medium" w:eastAsia="標楷體" w:hAnsi="Barlow Condensed Medium" w:cs="Segoe UI Symbol" w:hint="eastAsia"/>
-                <w:w w:val="90"/>
-                <w:sz w:val="26"/>
-                <w:szCs w:val="26"/>
-              </w:rPr>
-              <w:t>，原則上每人五分鐘為限。</w:t>
-            </w:r>
-          </w:p>
-        </w:tc>
-      </w:tr>
-      <w:tr>
-        <w:tc>
-          <w:tcPr>
-            <w:tcW w:w="280" w:type="dxa"/>
-          </w:tcPr>
-          <w:p>
-            <w:pPr>
-              <w:snapToGrid w:val="0"/>
-              <w:spacing w:line="300" w:lineRule="exact"/>
-              <w:ind w:rightChars="11" w:right="26"/>
-              <w:jc w:val="right"/>
-              <w:rPr>
-                <w:rFonts w:ascii="Barlow Condensed Medium" w:eastAsia="華康細黑體" w:hAnsi="Barlow Condensed Medium"/>
-                <w:w w:val="90"/>
-                <w:sz w:val="26"/>
-                <w:szCs w:val="26"/>
-              </w:rPr>
-            </w:pPr>
+            <w:bookmarkStart w:id="6" w:name="_GoBack"/>
+            <w:bookmarkEnd w:id="6"/>
           </w:p>
         </w:tc>
         <w:tc>
@@ -2011,7 +1929,6 @@
         </w:rPr>
         <w:t>§</w:t>
       </w:r>
-      <w:proofErr w:type="gramStart"/>
       <w:r>
         <w:rPr>
           <w:rFonts w:ascii="Barlow Condensed Medium" w:eastAsia="華康正顏楷體W9" w:hAnsi="Barlow Condensed Medium" w:cstheme="minorHAnsi"/>
@@ -2019,7 +1936,6 @@
         </w:rPr>
         <w:t>公禱事項</w:t>
       </w:r>
-      <w:proofErr w:type="gramEnd"/>
     </w:p>
     <w:tbl>
       <w:tblPr>
@@ -2162,9 +2078,8 @@
                 <w:sz w:val="26"/>
                 <w:szCs w:val="26"/>
               </w:rPr>
-              <w:t xml:space="preserve">、人權和生態永續，願　</w:t>
-            </w:r>
-            <w:proofErr w:type="gramStart"/>
+              <w:t>、人權和生態永續，願　神公義的國度降臨</w:t>
+            </w:r>
             <w:r>
               <w:rPr>
                 <w:rFonts w:ascii="Barlow Condensed Medium" w:eastAsia="標楷體" w:hAnsi="Barlow Condensed Medium" w:cstheme="minorHAnsi" w:hint="eastAsia"/>
@@ -2172,9 +2087,32 @@
                 <w:sz w:val="26"/>
                 <w:szCs w:val="26"/>
               </w:rPr>
-              <w:t>神公義</w:t>
-            </w:r>
-            <w:proofErr w:type="gramEnd"/>
+              <w:t>。</w:t>
+            </w:r>
+          </w:p>
+        </w:tc>
+      </w:tr>
+      <w:tr>
+        <w:tc>
+          <w:tcPr>
+            <w:tcW w:w="266" w:type="dxa"/>
+            <w:tcMar>
+              <w:left w:w="28" w:type="dxa"/>
+              <w:right w:w="28" w:type="dxa"/>
+            </w:tcMar>
+          </w:tcPr>
+          <w:p>
+            <w:pPr>
+              <w:snapToGrid w:val="0"/>
+              <w:spacing w:line="300" w:lineRule="exact"/>
+              <w:jc w:val="right"/>
+              <w:rPr>
+                <w:rFonts w:ascii="Barlow Condensed Medium" w:eastAsia="標楷體" w:hAnsi="Barlow Condensed Medium" w:cstheme="minorHAnsi"/>
+                <w:w w:val="90"/>
+                <w:sz w:val="26"/>
+                <w:szCs w:val="26"/>
+              </w:rPr>
+            </w:pPr>
             <w:r>
               <w:rPr>
                 <w:rFonts w:ascii="Barlow Condensed Medium" w:eastAsia="標楷體" w:hAnsi="Barlow Condensed Medium" w:cstheme="minorHAnsi" w:hint="eastAsia"/>
@@ -2182,8 +2120,39 @@
                 <w:sz w:val="26"/>
                 <w:szCs w:val="26"/>
               </w:rPr>
-              <w:t>的國度降臨</w:t>
-            </w:r>
+              <w:t>2</w:t>
+            </w:r>
+            <w:r>
+              <w:rPr>
+                <w:rFonts w:ascii="Barlow Condensed Medium" w:eastAsia="標楷體" w:hAnsi="Barlow Condensed Medium" w:cstheme="minorHAnsi"/>
+                <w:w w:val="90"/>
+                <w:sz w:val="26"/>
+                <w:szCs w:val="26"/>
+              </w:rPr>
+              <w:t>.</w:t>
+            </w:r>
+          </w:p>
+        </w:tc>
+        <w:tc>
+          <w:tcPr>
+            <w:tcW w:w="5669" w:type="dxa"/>
+            <w:tcMar>
+              <w:left w:w="28" w:type="dxa"/>
+              <w:right w:w="28" w:type="dxa"/>
+            </w:tcMar>
+          </w:tcPr>
+          <w:p>
+            <w:pPr>
+              <w:snapToGrid w:val="0"/>
+              <w:spacing w:line="300" w:lineRule="exact"/>
+              <w:jc w:val="both"/>
+              <w:rPr>
+                <w:rFonts w:ascii="Barlow Condensed Medium" w:eastAsia="標楷體" w:hAnsi="Barlow Condensed Medium" w:cstheme="minorHAnsi"/>
+                <w:w w:val="90"/>
+                <w:sz w:val="26"/>
+                <w:szCs w:val="26"/>
+              </w:rPr>
+            </w:pPr>
             <w:r>
               <w:rPr>
                 <w:rFonts w:ascii="Barlow Condensed Medium" w:eastAsia="標楷體" w:hAnsi="Barlow Condensed Medium" w:cstheme="minorHAnsi" w:hint="eastAsia"/>
@@ -2191,31 +2160,58 @@
                 <w:sz w:val="26"/>
                 <w:szCs w:val="26"/>
               </w:rPr>
-              <w:t>。</w:t>
-            </w:r>
-          </w:p>
-        </w:tc>
-      </w:tr>
-      <w:tr>
-        <w:tc>
-          <w:tcPr>
-            <w:tcW w:w="266" w:type="dxa"/>
-            <w:tcMar>
-              <w:left w:w="28" w:type="dxa"/>
-              <w:right w:w="28" w:type="dxa"/>
-            </w:tcMar>
-          </w:tcPr>
-          <w:p>
-            <w:pPr>
-              <w:snapToGrid w:val="0"/>
-              <w:spacing w:line="300" w:lineRule="exact"/>
-              <w:jc w:val="right"/>
+              <w:t>為台灣祈福，願</w:t>
+            </w:r>
+            <w:r>
+              <w:rPr>
+                <w:rFonts w:ascii="Barlow Condensed Medium" w:eastAsia="標楷體" w:hAnsi="Barlow Condensed Medium" w:cstheme="minorHAnsi" w:hint="eastAsia"/>
+                <w:w w:val="90"/>
+                <w:sz w:val="26"/>
+                <w:szCs w:val="26"/>
+              </w:rPr>
+              <w:t>2026</w:t>
+            </w:r>
+            <w:r>
+              <w:rPr>
+                <w:rFonts w:ascii="Barlow Condensed Medium" w:eastAsia="標楷體" w:hAnsi="Barlow Condensed Medium" w:cstheme="minorHAnsi" w:hint="eastAsia"/>
+                <w:w w:val="90"/>
+                <w:sz w:val="26"/>
+                <w:szCs w:val="26"/>
+              </w:rPr>
+              <w:t>年全民為守護台灣更同心、更團結，求真相除詐騙，以及求真　神棄偶像</w:t>
+            </w:r>
+            <w:r>
               <w:rPr>
                 <w:rFonts w:ascii="Barlow Condensed Medium" w:eastAsia="標楷體" w:hAnsi="Barlow Condensed Medium" w:cstheme="minorHAnsi"/>
                 <w:w w:val="90"/>
                 <w:sz w:val="26"/>
                 <w:szCs w:val="26"/>
               </w:rPr>
+              <w:t>。</w:t>
+            </w:r>
+          </w:p>
+        </w:tc>
+      </w:tr>
+      <w:tr>
+        <w:tc>
+          <w:tcPr>
+            <w:tcW w:w="266" w:type="dxa"/>
+            <w:tcMar>
+              <w:left w:w="28" w:type="dxa"/>
+              <w:right w:w="28" w:type="dxa"/>
+            </w:tcMar>
+          </w:tcPr>
+          <w:p>
+            <w:pPr>
+              <w:snapToGrid w:val="0"/>
+              <w:spacing w:line="300" w:lineRule="exact"/>
+              <w:jc w:val="right"/>
+              <w:rPr>
+                <w:rFonts w:ascii="Barlow Condensed Medium" w:eastAsia="標楷體" w:hAnsi="Barlow Condensed Medium" w:cstheme="minorHAnsi"/>
+                <w:w w:val="90"/>
+                <w:sz w:val="26"/>
+                <w:szCs w:val="26"/>
+              </w:rPr>
             </w:pPr>
             <w:r>
               <w:rPr>
@@ -2224,7 +2220,7 @@
                 <w:sz w:val="26"/>
                 <w:szCs w:val="26"/>
               </w:rPr>
-              <w:t>2</w:t>
+              <w:t>3</w:t>
             </w:r>
             <w:r>
               <w:rPr>
@@ -2259,12 +2255,130 @@
             </w:pPr>
             <w:r>
               <w:rPr>
+                <w:rFonts w:ascii="Barlow Condensed Medium" w:eastAsia="標楷體" w:hAnsi="Barlow Condensed Medium" w:cs="Segoe UI Symbol"/>
+                <w:w w:val="90"/>
+                <w:sz w:val="26"/>
+                <w:szCs w:val="26"/>
+              </w:rPr>
+              <w:t>為</w:t>
+            </w:r>
+            <w:r>
+              <w:rPr>
+                <w:rFonts w:ascii="Barlow Condensed Medium" w:eastAsia="標楷體" w:hAnsi="Barlow Condensed Medium" w:cs="Segoe UI Symbol"/>
+                <w:w w:val="90"/>
+                <w:sz w:val="26"/>
+                <w:szCs w:val="26"/>
+              </w:rPr>
+              <w:t>2026</w:t>
+            </w:r>
+            <w:r>
+              <w:rPr>
+                <w:rFonts w:ascii="Barlow Condensed Medium" w:eastAsia="標楷體" w:hAnsi="Barlow Condensed Medium" w:cs="Segoe UI Symbol"/>
+                <w:w w:val="90"/>
+                <w:sz w:val="26"/>
+                <w:szCs w:val="26"/>
+              </w:rPr>
+              <w:t>年本會</w:t>
+            </w:r>
+            <w:r>
+              <w:rPr>
+                <w:rFonts w:ascii="Barlow Condensed Medium" w:eastAsia="標楷體" w:hAnsi="Barlow Condensed Medium" w:cs="Segoe UI Symbol" w:hint="eastAsia"/>
+                <w:w w:val="90"/>
+                <w:sz w:val="26"/>
+                <w:szCs w:val="26"/>
+              </w:rPr>
+              <w:t>各項</w:t>
+            </w:r>
+            <w:r>
+              <w:rPr>
+                <w:rFonts w:ascii="Barlow Condensed Medium" w:eastAsia="標楷體" w:hAnsi="Barlow Condensed Medium" w:cs="Segoe UI Symbol"/>
+                <w:w w:val="90"/>
+                <w:sz w:val="26"/>
+                <w:szCs w:val="26"/>
+              </w:rPr>
+              <w:t>事工代禱</w:t>
+            </w:r>
+            <w:r>
+              <w:rPr>
+                <w:rFonts w:ascii="Barlow Condensed Medium" w:eastAsia="標楷體" w:hAnsi="Barlow Condensed Medium" w:cstheme="minorHAnsi"/>
+                <w:w w:val="90"/>
+                <w:sz w:val="26"/>
+                <w:szCs w:val="26"/>
+              </w:rPr>
+              <w:t>。</w:t>
+            </w:r>
+          </w:p>
+        </w:tc>
+      </w:tr>
+      <w:tr>
+        <w:tc>
+          <w:tcPr>
+            <w:tcW w:w="266" w:type="dxa"/>
+            <w:tcMar>
+              <w:left w:w="28" w:type="dxa"/>
+              <w:right w:w="28" w:type="dxa"/>
+            </w:tcMar>
+          </w:tcPr>
+          <w:p>
+            <w:pPr>
+              <w:snapToGrid w:val="0"/>
+              <w:spacing w:line="300" w:lineRule="exact"/>
+              <w:jc w:val="right"/>
+              <w:rPr>
+                <w:rFonts w:ascii="Barlow Condensed Medium" w:eastAsia="標楷體" w:hAnsi="Barlow Condensed Medium" w:cstheme="minorHAnsi"/>
+                <w:w w:val="90"/>
+                <w:sz w:val="26"/>
+                <w:szCs w:val="26"/>
+              </w:rPr>
+            </w:pPr>
+            <w:r>
+              <w:rPr>
                 <w:rFonts w:ascii="Barlow Condensed Medium" w:eastAsia="標楷體" w:hAnsi="Barlow Condensed Medium" w:cstheme="minorHAnsi" w:hint="eastAsia"/>
                 <w:w w:val="90"/>
                 <w:sz w:val="26"/>
                 <w:szCs w:val="26"/>
               </w:rPr>
-              <w:t>為台灣祈福，願</w:t>
+              <w:t>4</w:t>
+            </w:r>
+            <w:r>
+              <w:rPr>
+                <w:rFonts w:ascii="Barlow Condensed Medium" w:eastAsia="標楷體" w:hAnsi="Barlow Condensed Medium" w:cstheme="minorHAnsi"/>
+                <w:w w:val="90"/>
+                <w:sz w:val="26"/>
+                <w:szCs w:val="26"/>
+              </w:rPr>
+              <w:t>.</w:t>
+            </w:r>
+          </w:p>
+        </w:tc>
+        <w:tc>
+          <w:tcPr>
+            <w:tcW w:w="5669" w:type="dxa"/>
+            <w:tcMar>
+              <w:left w:w="28" w:type="dxa"/>
+              <w:right w:w="28" w:type="dxa"/>
+            </w:tcMar>
+          </w:tcPr>
+          <w:p>
+            <w:pPr>
+              <w:snapToGrid w:val="0"/>
+              <w:spacing w:line="300" w:lineRule="exact"/>
+              <w:jc w:val="both"/>
+              <w:rPr>
+                <w:rFonts w:ascii="Barlow Condensed Medium" w:eastAsia="標楷體" w:hAnsi="Barlow Condensed Medium" w:cstheme="minorHAnsi"/>
+                <w:w w:val="90"/>
+                <w:sz w:val="26"/>
+                <w:szCs w:val="26"/>
+              </w:rPr>
+            </w:pPr>
+            <w:r>
+              <w:rPr>
+                <w:rFonts w:ascii="Barlow Condensed Medium" w:eastAsia="標楷體" w:hAnsi="Barlow Condensed Medium" w:cstheme="minorHAnsi"/>
+                <w:w w:val="90"/>
+                <w:sz w:val="26"/>
+                <w:szCs w:val="26"/>
+              </w:rPr>
+              <w:t>為</w:t>
             </w:r>
             <w:r>
               <w:rPr>
@@ -2273,7 +2387,16 @@
                 <w:sz w:val="26"/>
                 <w:szCs w:val="26"/>
               </w:rPr>
-              <w:t>2026</w:t>
+              <w:t>教會所有</w:t>
+            </w:r>
+            <w:r>
+              <w:rPr>
+                <w:rFonts w:ascii="Barlow Condensed Medium" w:eastAsia="標楷體" w:hAnsi="Barlow Condensed Medium" w:cstheme="minorHAnsi"/>
+                <w:w w:val="90"/>
+                <w:sz w:val="26"/>
+                <w:szCs w:val="26"/>
+              </w:rPr>
+              <w:t>任職同工的事奉</w:t>
             </w:r>
             <w:r>
               <w:rPr>
@@ -2282,19 +2405,8 @@
                 <w:sz w:val="26"/>
                 <w:szCs w:val="26"/>
               </w:rPr>
-              <w:t xml:space="preserve">年全民為守護台灣更同心、更團結，求真相除詐騙，以及求真　</w:t>
-            </w:r>
-            <w:proofErr w:type="gramStart"/>
-            <w:r>
-              <w:rPr>
-                <w:rFonts w:ascii="Barlow Condensed Medium" w:eastAsia="標楷體" w:hAnsi="Barlow Condensed Medium" w:cstheme="minorHAnsi" w:hint="eastAsia"/>
-                <w:w w:val="90"/>
-                <w:sz w:val="26"/>
-                <w:szCs w:val="26"/>
-              </w:rPr>
-              <w:t>神棄偶像</w:t>
-            </w:r>
-            <w:proofErr w:type="gramEnd"/>
+              <w:t>、工作</w:t>
+            </w:r>
             <w:r>
               <w:rPr>
                 <w:rFonts w:ascii="Barlow Condensed Medium" w:eastAsia="標楷體" w:hAnsi="Barlow Condensed Medium" w:cstheme="minorHAnsi"/>
@@ -2302,7 +2414,7 @@
                 <w:sz w:val="26"/>
                 <w:szCs w:val="26"/>
               </w:rPr>
-              <w:t>。</w:t>
+              <w:t>和家庭代禱。</w:t>
             </w:r>
           </w:p>
         </w:tc>
@@ -2328,387 +2440,28 @@
                 <w:szCs w:val="26"/>
               </w:rPr>
             </w:pPr>
-            <w:r>
-              <w:rPr>
-                <w:rFonts w:ascii="Barlow Condensed Medium" w:eastAsia="標楷體" w:hAnsi="Barlow Condensed Medium" w:cstheme="minorHAnsi" w:hint="eastAsia"/>
-                <w:w w:val="90"/>
-                <w:sz w:val="26"/>
-                <w:szCs w:val="26"/>
-              </w:rPr>
-              <w:t>3</w:t>
-            </w:r>
-            <w:r>
+          </w:p>
+        </w:tc>
+        <w:tc>
+          <w:tcPr>
+            <w:tcW w:w="5669" w:type="dxa"/>
+            <w:tcMar>
+              <w:left w:w="28" w:type="dxa"/>
+              <w:right w:w="28" w:type="dxa"/>
+            </w:tcMar>
+          </w:tcPr>
+          <w:p>
+            <w:pPr>
+              <w:snapToGrid w:val="0"/>
+              <w:spacing w:line="300" w:lineRule="exact"/>
+              <w:jc w:val="both"/>
               <w:rPr>
                 <w:rFonts w:ascii="Barlow Condensed Medium" w:eastAsia="標楷體" w:hAnsi="Barlow Condensed Medium" w:cstheme="minorHAnsi"/>
                 <w:w w:val="90"/>
                 <w:sz w:val="26"/>
                 <w:szCs w:val="26"/>
               </w:rPr>
-              <w:t>.</w:t>
-            </w:r>
-          </w:p>
-        </w:tc>
-        <w:tc>
-          <w:tcPr>
-            <w:tcW w:w="5669" w:type="dxa"/>
-            <w:tcMar>
-              <w:left w:w="28" w:type="dxa"/>
-              <w:right w:w="28" w:type="dxa"/>
-            </w:tcMar>
-          </w:tcPr>
-          <w:p>
-            <w:pPr>
-              <w:snapToGrid w:val="0"/>
-              <w:spacing w:line="300" w:lineRule="exact"/>
-              <w:jc w:val="both"/>
-              <w:rPr>
-                <w:rFonts w:ascii="Barlow Condensed Medium" w:eastAsia="標楷體" w:hAnsi="Barlow Condensed Medium" w:cstheme="minorHAnsi"/>
-                <w:w w:val="90"/>
-                <w:sz w:val="26"/>
-                <w:szCs w:val="26"/>
-              </w:rPr>
-            </w:pPr>
-            <w:r>
-              <w:rPr>
-                <w:rFonts w:ascii="Barlow Condensed Medium" w:eastAsia="標楷體" w:hAnsi="Barlow Condensed Medium" w:cs="Segoe UI Symbol"/>
-                <w:w w:val="90"/>
-                <w:sz w:val="26"/>
-                <w:szCs w:val="26"/>
-              </w:rPr>
-              <w:t>為</w:t>
-            </w:r>
-            <w:r>
-              <w:rPr>
-                <w:rFonts w:ascii="Barlow Condensed Medium" w:eastAsia="標楷體" w:hAnsi="Barlow Condensed Medium" w:cs="Segoe UI Symbol"/>
-                <w:w w:val="90"/>
-                <w:sz w:val="26"/>
-                <w:szCs w:val="26"/>
-              </w:rPr>
-              <w:t>2026</w:t>
-            </w:r>
-            <w:r>
-              <w:rPr>
-                <w:rFonts w:ascii="Barlow Condensed Medium" w:eastAsia="標楷體" w:hAnsi="Barlow Condensed Medium" w:cs="Segoe UI Symbol"/>
-                <w:w w:val="90"/>
-                <w:sz w:val="26"/>
-                <w:szCs w:val="26"/>
-              </w:rPr>
-              <w:t>年本會</w:t>
-            </w:r>
-            <w:r>
-              <w:rPr>
-                <w:rFonts w:ascii="Barlow Condensed Medium" w:eastAsia="標楷體" w:hAnsi="Barlow Condensed Medium" w:cs="Segoe UI Symbol" w:hint="eastAsia"/>
-                <w:w w:val="90"/>
-                <w:sz w:val="26"/>
-                <w:szCs w:val="26"/>
-              </w:rPr>
-              <w:t>各項</w:t>
-            </w:r>
-            <w:r>
-              <w:rPr>
-                <w:rFonts w:ascii="Barlow Condensed Medium" w:eastAsia="標楷體" w:hAnsi="Barlow Condensed Medium" w:cs="Segoe UI Symbol"/>
-                <w:w w:val="90"/>
-                <w:sz w:val="26"/>
-                <w:szCs w:val="26"/>
-              </w:rPr>
-              <w:t>事</w:t>
-            </w:r>
-            <w:proofErr w:type="gramStart"/>
-            <w:r>
-              <w:rPr>
-                <w:rFonts w:ascii="Barlow Condensed Medium" w:eastAsia="標楷體" w:hAnsi="Barlow Condensed Medium" w:cs="Segoe UI Symbol"/>
-                <w:w w:val="90"/>
-                <w:sz w:val="26"/>
-                <w:szCs w:val="26"/>
-              </w:rPr>
-              <w:t>工代禱</w:t>
-            </w:r>
-            <w:proofErr w:type="gramEnd"/>
-            <w:r>
-              <w:rPr>
-                <w:rFonts w:ascii="Barlow Condensed Medium" w:eastAsia="標楷體" w:hAnsi="Barlow Condensed Medium" w:cstheme="minorHAnsi"/>
-                <w:w w:val="90"/>
-                <w:sz w:val="26"/>
-                <w:szCs w:val="26"/>
-              </w:rPr>
-              <w:t>。</w:t>
-            </w:r>
-          </w:p>
-        </w:tc>
-      </w:tr>
-      <w:tr>
-        <w:tc>
-          <w:tcPr>
-            <w:tcW w:w="266" w:type="dxa"/>
-            <w:tcMar>
-              <w:left w:w="28" w:type="dxa"/>
-              <w:right w:w="28" w:type="dxa"/>
-            </w:tcMar>
-          </w:tcPr>
-          <w:p>
-            <w:pPr>
-              <w:snapToGrid w:val="0"/>
-              <w:spacing w:line="300" w:lineRule="exact"/>
-              <w:jc w:val="right"/>
-              <w:rPr>
-                <w:rFonts w:ascii="Barlow Condensed Medium" w:eastAsia="標楷體" w:hAnsi="Barlow Condensed Medium" w:cstheme="minorHAnsi"/>
-                <w:w w:val="90"/>
-                <w:sz w:val="26"/>
-                <w:szCs w:val="26"/>
-              </w:rPr>
-            </w:pPr>
-            <w:r>
-              <w:rPr>
-                <w:rFonts w:ascii="Barlow Condensed Medium" w:eastAsia="標楷體" w:hAnsi="Barlow Condensed Medium" w:cstheme="minorHAnsi" w:hint="eastAsia"/>
-                <w:w w:val="90"/>
-                <w:sz w:val="26"/>
-                <w:szCs w:val="26"/>
-              </w:rPr>
-              <w:t>4</w:t>
-            </w:r>
-            <w:r>
-              <w:rPr>
-                <w:rFonts w:ascii="Barlow Condensed Medium" w:eastAsia="標楷體" w:hAnsi="Barlow Condensed Medium" w:cstheme="minorHAnsi"/>
-                <w:w w:val="90"/>
-                <w:sz w:val="26"/>
-                <w:szCs w:val="26"/>
-              </w:rPr>
-              <w:t>.</w:t>
-            </w:r>
-          </w:p>
-        </w:tc>
-        <w:tc>
-          <w:tcPr>
-            <w:tcW w:w="5669" w:type="dxa"/>
-            <w:tcMar>
-              <w:left w:w="28" w:type="dxa"/>
-              <w:right w:w="28" w:type="dxa"/>
-            </w:tcMar>
-          </w:tcPr>
-          <w:p>
-            <w:pPr>
-              <w:snapToGrid w:val="0"/>
-              <w:spacing w:line="300" w:lineRule="exact"/>
-              <w:jc w:val="both"/>
-              <w:rPr>
-                <w:rFonts w:ascii="Barlow Condensed Medium" w:eastAsia="標楷體" w:hAnsi="Barlow Condensed Medium" w:cstheme="minorHAnsi"/>
-                <w:w w:val="90"/>
-                <w:sz w:val="26"/>
-                <w:szCs w:val="26"/>
-              </w:rPr>
-            </w:pPr>
-            <w:r>
-              <w:rPr>
-                <w:rFonts w:ascii="Barlow Condensed Medium" w:eastAsia="標楷體" w:hAnsi="Barlow Condensed Medium" w:cstheme="minorHAnsi"/>
-                <w:w w:val="90"/>
-                <w:sz w:val="26"/>
-                <w:szCs w:val="26"/>
-              </w:rPr>
-              <w:t>為</w:t>
-            </w:r>
-            <w:r>
-              <w:rPr>
-                <w:rFonts w:ascii="Barlow Condensed Medium" w:eastAsia="標楷體" w:hAnsi="Barlow Condensed Medium" w:cstheme="minorHAnsi" w:hint="eastAsia"/>
-                <w:w w:val="90"/>
-                <w:sz w:val="26"/>
-                <w:szCs w:val="26"/>
-              </w:rPr>
-              <w:t>教會所有</w:t>
-            </w:r>
-            <w:r>
-              <w:rPr>
-                <w:rFonts w:ascii="Barlow Condensed Medium" w:eastAsia="標楷體" w:hAnsi="Barlow Condensed Medium" w:cstheme="minorHAnsi"/>
-                <w:w w:val="90"/>
-                <w:sz w:val="26"/>
-                <w:szCs w:val="26"/>
-              </w:rPr>
-              <w:t>任職同工的事奉</w:t>
-            </w:r>
-            <w:r>
-              <w:rPr>
-                <w:rFonts w:ascii="Barlow Condensed Medium" w:eastAsia="標楷體" w:hAnsi="Barlow Condensed Medium" w:cstheme="minorHAnsi" w:hint="eastAsia"/>
-                <w:w w:val="90"/>
-                <w:sz w:val="26"/>
-                <w:szCs w:val="26"/>
-              </w:rPr>
-              <w:t>、工作</w:t>
-            </w:r>
-            <w:r>
-              <w:rPr>
-                <w:rFonts w:ascii="Barlow Condensed Medium" w:eastAsia="標楷體" w:hAnsi="Barlow Condensed Medium" w:cstheme="minorHAnsi"/>
-                <w:w w:val="90"/>
-                <w:sz w:val="26"/>
-                <w:szCs w:val="26"/>
-              </w:rPr>
-              <w:t>和</w:t>
-            </w:r>
-            <w:proofErr w:type="gramStart"/>
-            <w:r>
-              <w:rPr>
-                <w:rFonts w:ascii="Barlow Condensed Medium" w:eastAsia="標楷體" w:hAnsi="Barlow Condensed Medium" w:cstheme="minorHAnsi"/>
-                <w:w w:val="90"/>
-                <w:sz w:val="26"/>
-                <w:szCs w:val="26"/>
-              </w:rPr>
-              <w:t>家庭代禱</w:t>
-            </w:r>
-            <w:proofErr w:type="gramEnd"/>
-            <w:r>
-              <w:rPr>
-                <w:rFonts w:ascii="Barlow Condensed Medium" w:eastAsia="標楷體" w:hAnsi="Barlow Condensed Medium" w:cstheme="minorHAnsi"/>
-                <w:w w:val="90"/>
-                <w:sz w:val="26"/>
-                <w:szCs w:val="26"/>
-              </w:rPr>
-              <w:t>。</w:t>
-            </w:r>
-          </w:p>
-        </w:tc>
-      </w:tr>
-      <w:tr>
-        <w:tc>
-          <w:tcPr>
-            <w:tcW w:w="266" w:type="dxa"/>
-            <w:tcMar>
-              <w:left w:w="28" w:type="dxa"/>
-              <w:right w:w="28" w:type="dxa"/>
-            </w:tcMar>
-          </w:tcPr>
-          <w:p>
-            <w:pPr>
-              <w:snapToGrid w:val="0"/>
-              <w:spacing w:line="300" w:lineRule="exact"/>
-              <w:jc w:val="right"/>
-              <w:rPr>
-                <w:rFonts w:ascii="Barlow Condensed Medium" w:eastAsia="標楷體" w:hAnsi="Barlow Condensed Medium" w:cstheme="minorHAnsi"/>
-                <w:w w:val="90"/>
-                <w:sz w:val="26"/>
-                <w:szCs w:val="26"/>
-              </w:rPr>
-            </w:pPr>
-            <w:r>
-              <w:rPr>
-                <w:rFonts w:ascii="Barlow Condensed Medium" w:eastAsia="標楷體" w:hAnsi="Barlow Condensed Medium" w:cstheme="minorHAnsi" w:hint="eastAsia"/>
-                <w:w w:val="90"/>
-                <w:sz w:val="26"/>
-                <w:szCs w:val="26"/>
-              </w:rPr>
-              <w:t>5</w:t>
-            </w:r>
-            <w:r>
-              <w:rPr>
-                <w:rFonts w:ascii="Barlow Condensed Medium" w:eastAsia="標楷體" w:hAnsi="Barlow Condensed Medium" w:cstheme="minorHAnsi" w:hint="eastAsia"/>
-                <w:w w:val="90"/>
-                <w:sz w:val="26"/>
-                <w:szCs w:val="26"/>
-              </w:rPr>
-              <w:t>.</w:t>
-            </w:r>
-          </w:p>
-        </w:tc>
-        <w:tc>
-          <w:tcPr>
-            <w:tcW w:w="5669" w:type="dxa"/>
-            <w:tcMar>
-              <w:left w:w="28" w:type="dxa"/>
-              <w:right w:w="28" w:type="dxa"/>
-            </w:tcMar>
-          </w:tcPr>
-          <w:p>
-            <w:pPr>
-              <w:snapToGrid w:val="0"/>
-              <w:spacing w:line="300" w:lineRule="exact"/>
-              <w:jc w:val="both"/>
-              <w:rPr>
-                <w:rFonts w:ascii="Barlow Condensed Medium" w:eastAsia="標楷體" w:hAnsi="Barlow Condensed Medium" w:cstheme="minorHAnsi"/>
-                <w:w w:val="90"/>
-                <w:sz w:val="26"/>
-                <w:szCs w:val="26"/>
-              </w:rPr>
-            </w:pPr>
-            <w:proofErr w:type="gramStart"/>
-            <w:r>
-              <w:rPr>
-                <w:rFonts w:ascii="Barlow Condensed Medium" w:eastAsia="標楷體" w:hAnsi="Barlow Condensed Medium" w:cstheme="minorHAnsi" w:hint="eastAsia"/>
-                <w:w w:val="90"/>
-                <w:sz w:val="26"/>
-                <w:szCs w:val="26"/>
-              </w:rPr>
-              <w:t>大齋節代禱</w:t>
-            </w:r>
-            <w:proofErr w:type="gramEnd"/>
-            <w:r>
-              <w:rPr>
-                <w:rFonts w:ascii="Barlow Condensed Medium" w:eastAsia="標楷體" w:hAnsi="Barlow Condensed Medium" w:cstheme="minorHAnsi" w:hint="eastAsia"/>
-                <w:w w:val="90"/>
-                <w:sz w:val="26"/>
-                <w:szCs w:val="26"/>
-              </w:rPr>
-              <w:t>項目：</w:t>
-            </w:r>
-            <w:r>
-              <w:rPr>
-                <w:rFonts w:ascii="Barlow Condensed Medium" w:eastAsia="標楷體" w:hAnsi="Barlow Condensed Medium" w:cstheme="minorHAnsi" w:hint="eastAsia"/>
-                <w:w w:val="90"/>
-                <w:sz w:val="26"/>
-                <w:szCs w:val="26"/>
-              </w:rPr>
-              <w:t>1)</w:t>
-            </w:r>
-            <w:r>
-              <w:rPr>
-                <w:rFonts w:ascii="Barlow Condensed Medium" w:eastAsia="標楷體" w:hAnsi="Barlow Condensed Medium" w:cstheme="minorHAnsi" w:hint="eastAsia"/>
-                <w:w w:val="90"/>
-                <w:sz w:val="26"/>
-                <w:szCs w:val="26"/>
-              </w:rPr>
-              <w:t>為慕道友、家人歸主洗禮</w:t>
-            </w:r>
-            <w:r>
-              <w:rPr>
-                <w:rFonts w:ascii="Barlow Condensed Medium" w:eastAsia="標楷體" w:hAnsi="Barlow Condensed Medium" w:cstheme="minorHAnsi" w:hint="eastAsia"/>
-                <w:w w:val="90"/>
-                <w:sz w:val="26"/>
-                <w:szCs w:val="26"/>
-              </w:rPr>
-              <w:t>。</w:t>
-            </w:r>
-            <w:r>
-              <w:rPr>
-                <w:rFonts w:ascii="Barlow Condensed Medium" w:eastAsia="標楷體" w:hAnsi="Barlow Condensed Medium" w:cstheme="minorHAnsi" w:hint="eastAsia"/>
-                <w:w w:val="90"/>
-                <w:sz w:val="26"/>
-                <w:szCs w:val="26"/>
-              </w:rPr>
-              <w:t>2)</w:t>
-            </w:r>
-            <w:r>
-              <w:rPr>
-                <w:rFonts w:ascii="Barlow Condensed Medium" w:eastAsia="標楷體" w:hAnsi="Barlow Condensed Medium" w:cstheme="minorHAnsi" w:hint="eastAsia"/>
-                <w:w w:val="90"/>
-                <w:sz w:val="26"/>
-                <w:szCs w:val="26"/>
-              </w:rPr>
-              <w:t>開辦弱勢學童陪讀班。</w:t>
-            </w:r>
-            <w:r>
-              <w:rPr>
-                <w:rFonts w:ascii="Barlow Condensed Medium" w:eastAsia="標楷體" w:hAnsi="Barlow Condensed Medium" w:cstheme="minorHAnsi" w:hint="eastAsia"/>
-                <w:w w:val="90"/>
-                <w:sz w:val="26"/>
-                <w:szCs w:val="26"/>
-              </w:rPr>
-              <w:t>3)</w:t>
-            </w:r>
-            <w:r>
-              <w:rPr>
-                <w:rFonts w:ascii="Barlow Condensed Medium" w:eastAsia="標楷體" w:hAnsi="Barlow Condensed Medium" w:cstheme="minorHAnsi" w:hint="eastAsia"/>
-                <w:w w:val="90"/>
-                <w:sz w:val="26"/>
-                <w:szCs w:val="26"/>
-              </w:rPr>
-              <w:t>求　神引領個人的信仰和生命成長。</w:t>
-            </w:r>
+            </w:pPr>
           </w:p>
         </w:tc>
       </w:tr>
@@ -2823,9 +2576,8 @@
                 <w:sz w:val="26"/>
                 <w:szCs w:val="26"/>
               </w:rPr>
-              <w:t>兄</w:t>
-            </w:r>
-            <w:proofErr w:type="gramStart"/>
+              <w:t>兄姊</w:t>
+            </w:r>
             <w:r>
               <w:rPr>
                 <w:rFonts w:ascii="Barlow Condensed Medium" w:eastAsia="華康中黑體" w:hAnsi="Barlow Condensed Medium" w:cs="Segoe UI Symbol"/>
@@ -2833,9 +2585,8 @@
                 <w:sz w:val="26"/>
                 <w:szCs w:val="26"/>
               </w:rPr>
-              <w:t>姊</w:t>
-            </w:r>
-            <w:proofErr w:type="gramEnd"/>
+              <w:t>利用代禱卡</w:t>
+            </w:r>
             <w:r>
               <w:rPr>
                 <w:rFonts w:ascii="Barlow Condensed Medium" w:eastAsia="華康中黑體" w:hAnsi="Barlow Condensed Medium" w:cs="Segoe UI Symbol"/>
@@ -2843,9 +2594,8 @@
                 <w:sz w:val="26"/>
                 <w:szCs w:val="26"/>
               </w:rPr>
-              <w:t>利用</w:t>
-            </w:r>
-            <w:proofErr w:type="gramStart"/>
+              <w:t>(</w:t>
+            </w:r>
             <w:r>
               <w:rPr>
                 <w:rFonts w:ascii="Barlow Condensed Medium" w:eastAsia="華康中黑體" w:hAnsi="Barlow Condensed Medium" w:cs="Segoe UI Symbol"/>
@@ -2853,9 +2603,8 @@
                 <w:sz w:val="26"/>
                 <w:szCs w:val="26"/>
               </w:rPr>
-              <w:t>代禱卡</w:t>
-            </w:r>
-            <w:proofErr w:type="gramEnd"/>
+              <w:t>於招待桌上</w:t>
+            </w:r>
             <w:r>
               <w:rPr>
                 <w:rFonts w:ascii="Barlow Condensed Medium" w:eastAsia="華康中黑體" w:hAnsi="Barlow Condensed Medium" w:cs="Segoe UI Symbol"/>
@@ -2863,7 +2612,7 @@
                 <w:sz w:val="26"/>
                 <w:szCs w:val="26"/>
               </w:rPr>
-              <w:t>(</w:t>
+              <w:t>)</w:t>
             </w:r>
             <w:r>
               <w:rPr>
@@ -2872,36 +2621,7 @@
                 <w:sz w:val="26"/>
                 <w:szCs w:val="26"/>
               </w:rPr>
-              <w:t>於招待桌上</w:t>
-            </w:r>
-            <w:r>
-              <w:rPr>
-                <w:rFonts w:ascii="Barlow Condensed Medium" w:eastAsia="華康中黑體" w:hAnsi="Barlow Condensed Medium" w:cs="Segoe UI Symbol"/>
-                <w:w w:val="90"/>
-                <w:sz w:val="26"/>
-                <w:szCs w:val="26"/>
-              </w:rPr>
-              <w:t>)</w:t>
-            </w:r>
-            <w:proofErr w:type="gramStart"/>
-            <w:r>
-              <w:rPr>
-                <w:rFonts w:ascii="Barlow Condensed Medium" w:eastAsia="華康中黑體" w:hAnsi="Barlow Condensed Medium" w:cs="Segoe UI Symbol"/>
-                <w:w w:val="90"/>
-                <w:sz w:val="26"/>
-                <w:szCs w:val="26"/>
-              </w:rPr>
-              <w:t>投代禱</w:t>
-            </w:r>
-            <w:proofErr w:type="gramEnd"/>
-            <w:r>
-              <w:rPr>
-                <w:rFonts w:ascii="Barlow Condensed Medium" w:eastAsia="華康中黑體" w:hAnsi="Barlow Condensed Medium" w:cs="Segoe UI Symbol"/>
-                <w:w w:val="90"/>
-                <w:sz w:val="26"/>
-                <w:szCs w:val="26"/>
-              </w:rPr>
-              <w:t>信箱。</w:t>
+              <w:t>投代禱信箱。</w:t>
             </w:r>
           </w:p>
         </w:tc>
@@ -2980,7 +2700,7 @@
                 <w:sz w:val="26"/>
                 <w:szCs w:val="26"/>
               </w:rPr>
-              <w:t>林淑雲、王聖</w:t>
+              <w:t>王聖</w:t>
             </w:r>
             <w:r>
               <w:rPr>
@@ -3187,7 +2907,7 @@
                 <w:sz w:val="26"/>
                 <w:szCs w:val="26"/>
               </w:rPr>
-              <w:t>張兆嘉、鍾巧萍、</w:t>
+              <w:t>張兆嘉、鍾巧萍</w:t>
             </w:r>
             <w:r>
               <w:rPr>
@@ -3196,16 +2916,7 @@
                 <w:sz w:val="26"/>
                 <w:szCs w:val="26"/>
               </w:rPr>
-              <w:t>張</w:t>
-            </w:r>
-            <w:r>
-              <w:rPr>
-                <w:rFonts w:ascii="Barlow Condensed Medium" w:eastAsia="標楷體" w:hAnsi="Barlow Condensed Medium" w:cstheme="minorHAnsi" w:hint="eastAsia"/>
-                <w:w w:val="90"/>
-                <w:sz w:val="26"/>
-                <w:szCs w:val="26"/>
-              </w:rPr>
-              <w:t>雪娥。</w:t>
+              <w:t>。</w:t>
             </w:r>
           </w:p>
         </w:tc>
@@ -3296,31 +3007,7 @@
           <w:sz w:val="26"/>
           <w:szCs w:val="26"/>
         </w:rPr>
-        <w:t>★</w:t>
-      </w:r>
-      <w:proofErr w:type="gramStart"/>
-      <w:r>
-        <w:rPr>
-          <w:rFonts w:ascii="Barlow Condensed Medium" w:eastAsia="標楷體" w:hAnsi="Barlow Condensed Medium" w:cs="Arial" w:hint="eastAsia"/>
-          <w:bCs/>
-          <w:w w:val="72"/>
-          <w:kern w:val="0"/>
-          <w:sz w:val="26"/>
-          <w:szCs w:val="26"/>
-        </w:rPr>
-        <w:t>請看夾頁</w:t>
-      </w:r>
-      <w:proofErr w:type="gramEnd"/>
-      <w:r>
-        <w:rPr>
-          <w:rFonts w:ascii="Barlow Condensed Medium" w:eastAsia="標楷體" w:hAnsi="Barlow Condensed Medium" w:cs="Arial" w:hint="eastAsia"/>
-          <w:bCs/>
-          <w:w w:val="72"/>
-          <w:kern w:val="0"/>
-          <w:sz w:val="26"/>
-          <w:szCs w:val="26"/>
-        </w:rPr>
-        <w:t>。</w:t>
+        <w:t>★請看夾頁。</w:t>
       </w:r>
       <w:r>
         <w:rPr>
@@ -3496,47 +3183,7 @@
                                   <w:w w:val="90"/>
                                   <w:szCs w:val="24"/>
                                 </w:rPr>
-                                <w:t>我們因信主耶穌基督而蒙　神國福音的恩典，成為基督的肢體，並按主的命令彼此相愛。因此我們奉獻自己成為基督的教會的</w:t>
-                              </w:r>
-                              <w:proofErr w:type="gramStart"/>
-                              <w:r>
-                                <w:rPr>
-                                  <w:rFonts w:ascii="文鼎粗魏碑" w:eastAsia="文鼎粗魏碑" w:cstheme="minorHAnsi" w:hint="eastAsia"/>
-                                  <w:color w:val="0D0D0D" w:themeColor="text1" w:themeTint="F2"/>
-                                  <w:w w:val="90"/>
-                                  <w:szCs w:val="24"/>
-                                </w:rPr>
-                                <w:t>事奉者</w:t>
-                              </w:r>
-                              <w:proofErr w:type="gramEnd"/>
-                              <w:r>
-                                <w:rPr>
-                                  <w:rFonts w:ascii="文鼎粗魏碑" w:eastAsia="文鼎粗魏碑" w:cstheme="minorHAnsi" w:hint="eastAsia"/>
-                                  <w:color w:val="0D0D0D" w:themeColor="text1" w:themeTint="F2"/>
-                                  <w:w w:val="90"/>
-                                  <w:szCs w:val="24"/>
-                                </w:rPr>
-                                <w:t>，用彼此事奉、彼此順服、彼此成全，和彼此學習的心，效法基督成為服事人的僕人。將服事會眾的事看為優先，以服事</w:t>
-                              </w:r>
-                              <w:proofErr w:type="gramStart"/>
-                              <w:r>
-                                <w:rPr>
-                                  <w:rFonts w:ascii="文鼎粗魏碑" w:eastAsia="文鼎粗魏碑" w:cstheme="minorHAnsi" w:hint="eastAsia"/>
-                                  <w:color w:val="0D0D0D" w:themeColor="text1" w:themeTint="F2"/>
-                                  <w:w w:val="90"/>
-                                  <w:szCs w:val="24"/>
-                                </w:rPr>
-                                <w:t>會眾來服事</w:t>
-                              </w:r>
-                              <w:proofErr w:type="gramEnd"/>
-                              <w:r>
-                                <w:rPr>
-                                  <w:rFonts w:ascii="文鼎粗魏碑" w:eastAsia="文鼎粗魏碑" w:cstheme="minorHAnsi" w:hint="eastAsia"/>
-                                  <w:color w:val="0D0D0D" w:themeColor="text1" w:themeTint="F2"/>
-                                  <w:w w:val="90"/>
-                                  <w:szCs w:val="24"/>
-                                </w:rPr>
-                                <w:t xml:space="preserve">　神。使我們與我們得救的身分相稱。</w:t>
+                                <w:t>我們因信主耶穌基督而蒙　神國福音的恩典，成為基督的肢體，並按主的命令彼此相愛。因此我們奉獻自己成為基督的教會的事奉者，用彼此事奉、彼此順服、彼此成全，和彼此學習的心，效法基督成為服事人的僕人。將服事會眾的事看為優先，以服事會眾來服事　神。使我們與我們得救的身分相稱。</w:t>
                               </w:r>
                             </w:p>
                           </w:txbxContent>
@@ -3562,7 +3209,7 @@
           </mc:Choice>
           <mc:Fallback>
             <w:pict>
-              <v:group w14:anchorId="789743EB" id="群組 21" o:spid="_x0000_s1026" style="position:absolute;margin-left:538.15pt;margin-top:28.9pt;width:134.65pt;height:261.65pt;z-index:251664384;mso-position-horizontal-relative:page;mso-position-vertical-relative:page;mso-width-relative:margin;mso-height-relative:margin" coordsize="17094,33223" o:gfxdata="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">
+              <v:group w14:anchorId="789743EB" id="群組 21" o:spid="_x0000_s1026" style="position:absolute;margin-left:538.15pt;margin-top:28.9pt;width:134.65pt;height:261.65pt;z-index:251664384;mso-position-horizontal-relative:page;mso-position-vertical-relative:page;mso-width-relative:margin;mso-height-relative:margin" coordsize="17094,33223" o:gfxdata="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">
                 <v:shapetype id="_x0000_t75" coordsize="21600,21600" o:spt="75" o:preferrelative="t" path="m@4@5l@4@11@9@11@9@5xe" filled="f" stroked="f">
                   <v:stroke joinstyle="miter"/>
                   <v:formulas>
@@ -3582,10 +3229,11 @@
                   <v:path o:extrusionok="f" gradientshapeok="t" o:connecttype="rect"/>
                   <o:lock v:ext="edit" aspectratio="t"/>
                 </v:shapetype>
-                <v:shape id="圖片 18" o:spid="_x0000_s1027" type="#_x0000_t75" style="position:absolute;left:-8065;top:8065;width:33223;height:17094;rotation:90;visibility:visible;mso-wrap-style:square" o:gfxdata="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">
+                <v:shape id="圖片 18" o:spid="_x0000_s1027" type="#_x0000_t75" style="position:absolute;left:-8065;top:8065;width:33223;height:17094;rotation:90;visibility:visible;mso-wrap-style:square" o:gfxdata="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">
                   <v:imagedata r:id="rId10" o:title=""/>
+                  <v:path arrowok="t"/>
                 </v:shape>
-                <v:roundrect id="圓角矩形 7" o:spid="_x0000_s1028" style="position:absolute;left:1666;top:2875;width:14086;height:28296;visibility:visible;mso-wrap-style:square;v-text-anchor:top" arcsize="3131f" o:gfxdata="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" filled="f" stroked="f" strokeweight="2.5pt">
+                <v:roundrect id="圓角矩形 7" o:spid="_x0000_s1028" style="position:absolute;left:1666;top:2875;width:14086;height:28296;visibility:visible;mso-wrap-style:square;v-text-anchor:top" arcsize="3131f" o:gfxdata="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" filled="f" stroked="f" strokeweight="2.5pt">
                   <v:stroke joinstyle="miter"/>
                   <v:textbox style="layout-flow:vertical-ideographic" inset="1mm,1mm,1mm,1mm">
                     <w:txbxContent>
@@ -3630,47 +3278,7 @@
                             <w:w w:val="90"/>
                             <w:szCs w:val="24"/>
                           </w:rPr>
-                          <w:t>我們因信主耶穌基督而蒙　神國福音的恩典，成為基督的肢體，並按主的命令彼此相愛。因此我們奉獻自己成為基督的教會的</w:t>
-                        </w:r>
-                        <w:proofErr w:type="gramStart"/>
-                        <w:r>
-                          <w:rPr>
-                            <w:rFonts w:ascii="文鼎粗魏碑" w:eastAsia="文鼎粗魏碑" w:cstheme="minorHAnsi" w:hint="eastAsia"/>
-                            <w:color w:val="0D0D0D" w:themeColor="text1" w:themeTint="F2"/>
-                            <w:w w:val="90"/>
-                            <w:szCs w:val="24"/>
-                          </w:rPr>
-                          <w:t>事奉者</w:t>
-                        </w:r>
-                        <w:proofErr w:type="gramEnd"/>
-                        <w:r>
-                          <w:rPr>
-                            <w:rFonts w:ascii="文鼎粗魏碑" w:eastAsia="文鼎粗魏碑" w:cstheme="minorHAnsi" w:hint="eastAsia"/>
-                            <w:color w:val="0D0D0D" w:themeColor="text1" w:themeTint="F2"/>
-                            <w:w w:val="90"/>
-                            <w:szCs w:val="24"/>
-                          </w:rPr>
-                          <w:t>，用彼此事奉、彼此順服、彼此成全，和彼此學習的心，效法基督成為服事人的僕人。將服事會眾的事看為優先，以服事</w:t>
-                        </w:r>
-                        <w:proofErr w:type="gramStart"/>
-                        <w:r>
-                          <w:rPr>
-                            <w:rFonts w:ascii="文鼎粗魏碑" w:eastAsia="文鼎粗魏碑" w:cstheme="minorHAnsi" w:hint="eastAsia"/>
-                            <w:color w:val="0D0D0D" w:themeColor="text1" w:themeTint="F2"/>
-                            <w:w w:val="90"/>
-                            <w:szCs w:val="24"/>
-                          </w:rPr>
-                          <w:t>會眾來服事</w:t>
-                        </w:r>
-                        <w:proofErr w:type="gramEnd"/>
-                        <w:r>
-                          <w:rPr>
-                            <w:rFonts w:ascii="文鼎粗魏碑" w:eastAsia="文鼎粗魏碑" w:cstheme="minorHAnsi" w:hint="eastAsia"/>
-                            <w:color w:val="0D0D0D" w:themeColor="text1" w:themeTint="F2"/>
-                            <w:w w:val="90"/>
-                            <w:szCs w:val="24"/>
-                          </w:rPr>
-                          <w:t xml:space="preserve">　神。使我們與我們得救的身分相稱。</w:t>
+                          <w:t>我們因信主耶穌基督而蒙　神國福音的恩典，成為基督的肢體，並按主的命令彼此相愛。因此我們奉獻自己成為基督的教會的事奉者，用彼此事奉、彼此順服、彼此成全，和彼此學習的心，效法基督成為服事人的僕人。將服事會眾的事看為優先，以服事會眾來服事　神。使我們與我們得救的身分相稱。</w:t>
                         </w:r>
                       </w:p>
                     </w:txbxContent>
@@ -3896,7 +3504,6 @@
                                 </w:rPr>
                                 <w:t>聚會時間表</w:t>
                               </w:r>
-                              <w:proofErr w:type="gramStart"/>
                               <w:r>
                                 <w:rPr>
                                   <w:rFonts w:ascii="Barlow Condensed Medium" w:eastAsia="華康正顏楷體W9" w:hAnsi="Barlow Condensed Medium" w:cstheme="minorHAnsi" w:hint="eastAsia"/>
@@ -3906,7 +3513,6 @@
                                 </w:rPr>
                                 <w:t>》</w:t>
                               </w:r>
-                              <w:proofErr w:type="gramEnd"/>
                             </w:p>
                             <w:tbl>
                               <w:tblPr>
@@ -4680,7 +4286,6 @@
                                         <w:szCs w:val="26"/>
                                       </w:rPr>
                                     </w:pPr>
-                                    <w:proofErr w:type="gramStart"/>
                                     <w:r>
                                       <w:rPr>
                                         <w:rFonts w:ascii="Barlow Condensed Medium" w:eastAsia="標楷體" w:hAnsi="Barlow Condensed Medium" w:hint="eastAsia"/>
@@ -4691,7 +4296,6 @@
                                       </w:rPr>
                                       <w:t>拿細耳</w:t>
                                     </w:r>
-                                    <w:proofErr w:type="gramEnd"/>
                                     <w:r>
                                       <w:rPr>
                                         <w:rFonts w:ascii="Barlow Condensed Medium" w:eastAsia="標楷體" w:hAnsi="Barlow Condensed Medium" w:hint="eastAsia"/>
@@ -4845,7 +4449,6 @@
                                         <w:szCs w:val="26"/>
                                       </w:rPr>
                                     </w:pPr>
-                                    <w:proofErr w:type="gramStart"/>
                                     <w:r>
                                       <w:rPr>
                                         <w:rFonts w:ascii="Barlow Condensed Medium" w:eastAsia="標楷體" w:hAnsi="Barlow Condensed Medium" w:hint="eastAsia"/>
@@ -4856,7 +4459,6 @@
                                       </w:rPr>
                                       <w:t>社青小組</w:t>
                                     </w:r>
-                                    <w:proofErr w:type="gramEnd"/>
                                   </w:p>
                                 </w:tc>
                                 <w:tc>
@@ -5050,7 +4652,6 @@
                                         <w:szCs w:val="26"/>
                                       </w:rPr>
                                     </w:pPr>
-                                    <w:proofErr w:type="gramStart"/>
                                     <w:r>
                                       <w:rPr>
                                         <w:rFonts w:ascii="Barlow Condensed Medium" w:eastAsia="標楷體" w:hAnsi="Barlow Condensed Medium"/>
@@ -5061,7 +4662,6 @@
                                       </w:rPr>
                                       <w:t>明憲家</w:t>
                                     </w:r>
-                                    <w:proofErr w:type="gramEnd"/>
                                   </w:p>
                                 </w:tc>
                               </w:tr>
@@ -5640,12 +5240,12 @@
           </mc:Choice>
           <mc:Fallback>
             <w:pict>
-              <v:group w14:anchorId="5DF93223" id="群組 24" o:spid="_x0000_s1029" style="position:absolute;margin-left:533.85pt;margin-top:298.55pt;width:140.3pt;height:259.35pt;z-index:251662336;mso-position-horizontal-relative:page;mso-position-vertical-relative:page;mso-width-relative:margin;mso-height-relative:margin" coordsize="17818,32941" o:gfxdata="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">
+              <v:group w14:anchorId="5DF93223" id="群組 24" o:spid="_x0000_s1029" style="position:absolute;margin-left:533.85pt;margin-top:298.55pt;width:140.3pt;height:259.35pt;z-index:251662336;mso-position-horizontal-relative:page;mso-position-vertical-relative:page;mso-width-relative:margin;mso-height-relative:margin" coordsize="17818,32941" o:gfxdata="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">
                 <v:shapetype id="_x0000_t202" coordsize="21600,21600" o:spt="202" path="m,l,21600r21600,l21600,xe">
                   <v:stroke joinstyle="miter"/>
                   <v:path gradientshapeok="t" o:connecttype="rect"/>
                 </v:shapetype>
-                <v:shape id="_x0000_s1030" type="#_x0000_t202" style="position:absolute;left:351;top:293;width:17279;height:32590;visibility:visible;mso-wrap-style:square;v-text-anchor:top" o:gfxdata="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" stroked="f">
+                <v:shape id="_x0000_s1030" type="#_x0000_t202" style="position:absolute;left:351;top:293;width:17279;height:32590;visibility:visible;mso-wrap-style:square;v-text-anchor:top" o:gfxdata="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" stroked="f">
                   <v:textbox inset="0,0,0,0">
                     <w:txbxContent>
                       <w:p>
@@ -5662,7 +5262,6 @@
                           </w:rPr>
                           <w:t>聚會時間表</w:t>
                         </w:r>
-                        <w:proofErr w:type="gramStart"/>
                         <w:r>
                           <w:rPr>
                             <w:rFonts w:ascii="Barlow Condensed Medium" w:eastAsia="華康正顏楷體W9" w:hAnsi="Barlow Condensed Medium" w:cstheme="minorHAnsi" w:hint="eastAsia"/>
@@ -5672,7 +5271,6 @@
                           </w:rPr>
                           <w:t>》</w:t>
                         </w:r>
-                        <w:proofErr w:type="gramEnd"/>
                       </w:p>
                       <w:tbl>
                         <w:tblPr>
@@ -6446,7 +6044,6 @@
                                   <w:szCs w:val="26"/>
                                 </w:rPr>
                               </w:pPr>
-                              <w:proofErr w:type="gramStart"/>
                               <w:r>
                                 <w:rPr>
                                   <w:rFonts w:ascii="Barlow Condensed Medium" w:eastAsia="標楷體" w:hAnsi="Barlow Condensed Medium" w:hint="eastAsia"/>
@@ -6457,7 +6054,6 @@
                                 </w:rPr>
                                 <w:t>拿細耳</w:t>
                               </w:r>
-                              <w:proofErr w:type="gramEnd"/>
                               <w:r>
                                 <w:rPr>
                                   <w:rFonts w:ascii="Barlow Condensed Medium" w:eastAsia="標楷體" w:hAnsi="Barlow Condensed Medium" w:hint="eastAsia"/>
@@ -6611,7 +6207,6 @@
                                   <w:szCs w:val="26"/>
                                 </w:rPr>
                               </w:pPr>
-                              <w:proofErr w:type="gramStart"/>
                               <w:r>
                                 <w:rPr>
                                   <w:rFonts w:ascii="Barlow Condensed Medium" w:eastAsia="標楷體" w:hAnsi="Barlow Condensed Medium" w:hint="eastAsia"/>
@@ -6622,7 +6217,6 @@
                                 </w:rPr>
                                 <w:t>社青小組</w:t>
                               </w:r>
-                              <w:proofErr w:type="gramEnd"/>
                             </w:p>
                           </w:tc>
                           <w:tc>
@@ -6816,7 +6410,6 @@
                                   <w:szCs w:val="26"/>
                                 </w:rPr>
                               </w:pPr>
-                              <w:proofErr w:type="gramStart"/>
                               <w:r>
                                 <w:rPr>
                                   <w:rFonts w:ascii="Barlow Condensed Medium" w:eastAsia="標楷體" w:hAnsi="Barlow Condensed Medium"/>
@@ -6827,7 +6420,6 @@
                                 </w:rPr>
                                 <w:t>明憲家</w:t>
                               </w:r>
-                              <w:proofErr w:type="gramEnd"/>
                             </w:p>
                           </w:tc>
                         </w:tr>
@@ -7343,7 +6935,7 @@
                     </w:txbxContent>
                   </v:textbox>
                 </v:shape>
-                <v:roundrect id="圓角矩形 5" o:spid="_x0000_s1031" style="position:absolute;width:17818;height:32941;visibility:visible;mso-wrap-style:square;v-text-anchor:middle" arcsize="2169f" o:gfxdata="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" filled="f" strokecolor="#5a5a5a [2109]" strokeweight="2.5pt">
+                <v:roundrect id="圓角矩形 5" o:spid="_x0000_s1031" style="position:absolute;width:17818;height:32941;visibility:visible;mso-wrap-style:square;v-text-anchor:middle" arcsize="2169f" o:gfxdata="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" filled="f" strokecolor="#5a5a5a [2109]" strokeweight="2.5pt">
                   <v:stroke joinstyle="miter"/>
                 </v:roundrect>
                 <w10:wrap anchorx="page" anchory="page"/>
@@ -8120,27 +7712,7 @@
                                         <w:sz w:val="26"/>
                                         <w:szCs w:val="26"/>
                                       </w:rPr>
-                                      <w:t>新的</w:t>
-                                    </w:r>
-                                    <w:proofErr w:type="gramStart"/>
-                                    <w:r>
-                                      <w:rPr>
-                                        <w:rFonts w:ascii="華康儷楷書" w:eastAsia="華康儷楷書" w:hAnsi="華康儷楷書" w:cs="華康儷楷書" w:hint="eastAsia"/>
-                                        <w:w w:val="90"/>
-                                        <w:sz w:val="26"/>
-                                        <w:szCs w:val="26"/>
-                                      </w:rPr>
-                                      <w:t>誡</w:t>
-                                    </w:r>
-                                    <w:proofErr w:type="gramEnd"/>
-                                    <w:r>
-                                      <w:rPr>
-                                        <w:rFonts w:ascii="華康儷楷書" w:eastAsia="華康儷楷書" w:hAnsi="華康儷楷書" w:cs="華康儷楷書" w:hint="eastAsia"/>
-                                        <w:w w:val="90"/>
-                                        <w:sz w:val="26"/>
-                                        <w:szCs w:val="26"/>
-                                      </w:rPr>
-                                      <w:t>命</w:t>
+                                      <w:t>新的誡命</w:t>
                                     </w:r>
                                   </w:p>
                                 </w:tc>
@@ -8169,7 +7741,6 @@
                                         <w:szCs w:val="26"/>
                                       </w:rPr>
                                     </w:pPr>
-                                    <w:proofErr w:type="gramStart"/>
                                     <w:r>
                                       <w:rPr>
                                         <w:rFonts w:ascii="Barlow Condensed Medium" w:eastAsia="華康中黑體" w:hAnsi="Barlow Condensed Medium" w:hint="eastAsia"/>
@@ -8179,7 +7750,6 @@
                                       </w:rPr>
                                       <w:t>啟應</w:t>
                                     </w:r>
-                                    <w:proofErr w:type="gramEnd"/>
                                     <w:r>
                                       <w:rPr>
                                         <w:rFonts w:ascii="Barlow Condensed Medium" w:eastAsia="華康中黑體" w:hAnsi="Barlow Condensed Medium" w:hint="eastAsia"/>
@@ -8405,8 +7975,8 @@
           </mc:Choice>
           <mc:Fallback>
             <w:pict>
-              <v:group w14:anchorId="0AB0FEB2" id="群組 19" o:spid="_x0000_s1032" style="position:absolute;left:0;text-align:left;margin-left:534.4pt;margin-top:567.3pt;width:140.6pt;height:130.1pt;z-index:251651072;mso-position-horizontal-relative:page;mso-position-vertical-relative:page;mso-width-relative:margin;mso-height-relative:margin" coordorigin="108" coordsize="17868,16510" o:gfxdata="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">
-                <v:shape id="_x0000_s1033" type="#_x0000_t202" style="position:absolute;left:317;top:444;width:17634;height:15621;visibility:visible;mso-wrap-style:square;v-text-anchor:top" o:gfxdata="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" stroked="f">
+              <v:group w14:anchorId="0AB0FEB2" id="群組 19" o:spid="_x0000_s1032" style="position:absolute;left:0;text-align:left;margin-left:534.4pt;margin-top:567.3pt;width:140.6pt;height:130.1pt;z-index:251651072;mso-position-horizontal-relative:page;mso-position-vertical-relative:page;mso-width-relative:margin;mso-height-relative:margin" coordorigin="108" coordsize="17868,16510" o:gfxdata="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">
+                <v:shape id="_x0000_s1033" type="#_x0000_t202" style="position:absolute;left:317;top:444;width:17634;height:15621;visibility:visible;mso-wrap-style:square;v-text-anchor:top" o:gfxdata="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" stroked="f">
                   <v:textbox inset="0,0,0,0">
                     <w:txbxContent>
                       <w:p>
@@ -9074,27 +8644,7 @@
                                   <w:sz w:val="26"/>
                                   <w:szCs w:val="26"/>
                                 </w:rPr>
-                                <w:t>新的</w:t>
-                              </w:r>
-                              <w:proofErr w:type="gramStart"/>
-                              <w:r>
-                                <w:rPr>
-                                  <w:rFonts w:ascii="華康儷楷書" w:eastAsia="華康儷楷書" w:hAnsi="華康儷楷書" w:cs="華康儷楷書" w:hint="eastAsia"/>
-                                  <w:w w:val="90"/>
-                                  <w:sz w:val="26"/>
-                                  <w:szCs w:val="26"/>
-                                </w:rPr>
-                                <w:t>誡</w:t>
-                              </w:r>
-                              <w:proofErr w:type="gramEnd"/>
-                              <w:r>
-                                <w:rPr>
-                                  <w:rFonts w:ascii="華康儷楷書" w:eastAsia="華康儷楷書" w:hAnsi="華康儷楷書" w:cs="華康儷楷書" w:hint="eastAsia"/>
-                                  <w:w w:val="90"/>
-                                  <w:sz w:val="26"/>
-                                  <w:szCs w:val="26"/>
-                                </w:rPr>
-                                <w:t>命</w:t>
+                                <w:t>新的誡命</w:t>
                               </w:r>
                             </w:p>
                           </w:tc>
@@ -9123,7 +8673,6 @@
                                   <w:szCs w:val="26"/>
                                 </w:rPr>
                               </w:pPr>
-                              <w:proofErr w:type="gramStart"/>
                               <w:r>
                                 <w:rPr>
                                   <w:rFonts w:ascii="Barlow Condensed Medium" w:eastAsia="華康中黑體" w:hAnsi="Barlow Condensed Medium" w:hint="eastAsia"/>
@@ -9133,7 +8682,6 @@
                                 </w:rPr>
                                 <w:t>啟應</w:t>
                               </w:r>
-                              <w:proofErr w:type="gramEnd"/>
                               <w:r>
                                 <w:rPr>
                                   <w:rFonts w:ascii="Barlow Condensed Medium" w:eastAsia="華康中黑體" w:hAnsi="Barlow Condensed Medium" w:hint="eastAsia"/>
@@ -9296,7 +8844,7 @@
                     </w:txbxContent>
                   </v:textbox>
                 </v:shape>
-                <v:roundrect id="圓角矩形 25" o:spid="_x0000_s1034" style="position:absolute;left:108;width:17869;height:16510;visibility:visible;mso-wrap-style:square;v-text-anchor:middle" arcsize="4542f" o:gfxdata="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" filled="f" strokecolor="#5a5a5a [2109]" strokeweight="2.5pt">
+                <v:roundrect id="圓角矩形 25" o:spid="_x0000_s1034" style="position:absolute;left:108;width:17869;height:16510;visibility:visible;mso-wrap-style:square;v-text-anchor:middle" arcsize="4542f" o:gfxdata="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" filled="f" strokecolor="#5a5a5a [2109]" strokeweight="2.5pt">
                   <v:stroke joinstyle="miter"/>
                 </v:roundrect>
                 <w10:wrap anchorx="page" anchory="page"/>
@@ -9465,7 +9013,7 @@
           </mc:Choice>
           <mc:Fallback>
             <w:pict>
-              <v:shape w14:anchorId="76BD7DFF" id="文字方塊 2" o:spid="_x0000_s1035" type="#_x0000_t202" style="position:absolute;margin-left:31.4pt;margin-top:-54.1pt;width:109.8pt;height:110.6pt;z-index:251667456;visibility:visible;mso-wrap-style:square;mso-width-percent:0;mso-height-percent:200;mso-wrap-distance-left:9pt;mso-wrap-distance-top:3.6pt;mso-wrap-distance-right:9pt;mso-wrap-distance-bottom:3.6pt;mso-position-horizontal:absolute;mso-position-horizontal-relative:text;mso-position-vertical:absolute;mso-position-vertical-relative:text;mso-width-percent:0;mso-height-percent:200;mso-width-relative:margin;mso-height-relative:margin;v-text-anchor:top" o:gfxdata="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" filled="f" stroked="f">
+              <v:shape w14:anchorId="76BD7DFF" id="文字方塊 2" o:spid="_x0000_s1035" type="#_x0000_t202" style="position:absolute;margin-left:31.4pt;margin-top:-54.1pt;width:109.8pt;height:110.6pt;z-index:251667456;visibility:visible;mso-wrap-style:square;mso-width-percent:0;mso-height-percent:200;mso-wrap-distance-left:9pt;mso-wrap-distance-top:3.6pt;mso-wrap-distance-right:9pt;mso-wrap-distance-bottom:3.6pt;mso-position-horizontal:absolute;mso-position-horizontal-relative:text;mso-position-vertical:absolute;mso-position-vertical-relative:text;mso-width-percent:0;mso-height-percent:200;mso-width-relative:margin;mso-height-relative:margin;v-text-anchor:top" o:gfxdata="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" filled="f" stroked="f">
                 <v:textbox style="mso-fit-shape-to-text:t" inset="1mm,1mm,1mm,1mm">
                   <w:txbxContent>
                     <w:p>
@@ -9665,7 +9213,7 @@
           </mc:Choice>
           <mc:Fallback>
             <w:pict>
-              <v:roundrect w14:anchorId="4775AEF3" id="圓角矩形 12" o:spid="_x0000_s1036" style="position:absolute;margin-left:-.9pt;margin-top:16.35pt;width:49.3pt;height:15.45pt;z-index:251646976;visibility:visible;mso-wrap-style:square;mso-width-percent:0;mso-height-percent:0;mso-wrap-distance-left:9pt;mso-wrap-distance-top:0;mso-wrap-distance-right:9pt;mso-wrap-distance-bottom:0;mso-position-horizontal:absolute;mso-position-horizontal-relative:text;mso-position-vertical:absolute;mso-position-vertical-relative:text;mso-width-percent:0;mso-height-percent:0;mso-width-relative:margin;mso-height-relative:margin;v-text-anchor:middle" arcsize="10923f" o:gfxdata="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" fillcolor="#5a5a5a [2109]" stroked="f" strokeweight="1pt">
+              <v:roundrect w14:anchorId="4775AEF3" id="圓角矩形 12" o:spid="_x0000_s1036" style="position:absolute;margin-left:-.9pt;margin-top:16.35pt;width:49.3pt;height:15.45pt;z-index:251646976;visibility:visible;mso-wrap-style:square;mso-width-percent:0;mso-height-percent:0;mso-wrap-distance-left:9pt;mso-wrap-distance-top:0;mso-wrap-distance-right:9pt;mso-wrap-distance-bottom:0;mso-position-horizontal:absolute;mso-position-horizontal-relative:text;mso-position-vertical:absolute;mso-position-vertical-relative:text;mso-width-percent:0;mso-height-percent:0;mso-width-relative:margin;mso-height-relative:margin;v-text-anchor:middle" arcsize="10923f" o:gfxdata="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" fillcolor="#5a5a5a [2109]" stroked="f" strokeweight="1pt">
                 <v:stroke joinstyle="miter"/>
                 <v:textbox inset=".5mm,0,.5mm,0">
                   <w:txbxContent>
@@ -9806,7 +9354,7 @@
           </mc:Choice>
           <mc:Fallback>
             <w:pict>
-              <v:roundrect w14:anchorId="196DC3BF" id="圓角矩形 14" o:spid="_x0000_s1037" style="position:absolute;margin-left:-1.25pt;margin-top:16.7pt;width:83.6pt;height:15.3pt;z-index:251648000;visibility:visible;mso-wrap-style:square;mso-width-percent:0;mso-height-percent:0;mso-wrap-distance-left:9pt;mso-wrap-distance-top:0;mso-wrap-distance-right:9pt;mso-wrap-distance-bottom:0;mso-position-horizontal:absolute;mso-position-horizontal-relative:text;mso-position-vertical:absolute;mso-position-vertical-relative:text;mso-width-percent:0;mso-height-percent:0;mso-width-relative:margin;mso-height-relative:margin;v-text-anchor:middle" arcsize="10923f" o:gfxdata="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" fillcolor="#5a5a5a [2109]" stroked="f" strokeweight="1pt">
+              <v:roundrect w14:anchorId="196DC3BF" id="圓角矩形 14" o:spid="_x0000_s1037" style="position:absolute;margin-left:-1.25pt;margin-top:16.7pt;width:83.6pt;height:15.3pt;z-index:251648000;visibility:visible;mso-wrap-style:square;mso-width-percent:0;mso-height-percent:0;mso-wrap-distance-left:9pt;mso-wrap-distance-top:0;mso-wrap-distance-right:9pt;mso-wrap-distance-bottom:0;mso-position-horizontal:absolute;mso-position-horizontal-relative:text;mso-position-vertical:absolute;mso-position-vertical-relative:text;mso-width-percent:0;mso-height-percent:0;mso-width-relative:margin;mso-height-relative:margin;v-text-anchor:middle" arcsize="10923f" o:gfxdata="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" fillcolor="#5a5a5a [2109]" stroked="f" strokeweight="1pt">
                 <v:stroke joinstyle="miter"/>
                 <v:textbox inset=".5mm,0,.5mm,0">
                   <w:txbxContent>
@@ -10003,7 +9551,7 @@
           </mc:Choice>
           <mc:Fallback>
             <w:pict>
-              <v:roundrect w14:anchorId="1A4DC044" id="圓角矩形 9" o:spid="_x0000_s1038" style="position:absolute;margin-left:-.6pt;margin-top:16.6pt;width:30.35pt;height:15.3pt;z-index:251649024;visibility:visible;mso-wrap-style:square;mso-width-percent:0;mso-height-percent:0;mso-wrap-distance-left:9pt;mso-wrap-distance-top:0;mso-wrap-distance-right:9pt;mso-wrap-distance-bottom:0;mso-position-horizontal:absolute;mso-position-horizontal-relative:text;mso-position-vertical:absolute;mso-position-vertical-relative:text;mso-width-percent:0;mso-height-percent:0;mso-width-relative:margin;mso-height-relative:margin;v-text-anchor:middle" arcsize="10923f" o:gfxdata="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" fillcolor="#5a5a5a [2109]" stroked="f" strokeweight="1pt">
+              <v:roundrect w14:anchorId="1A4DC044" id="圓角矩形 9" o:spid="_x0000_s1038" style="position:absolute;margin-left:-.6pt;margin-top:16.6pt;width:30.35pt;height:15.3pt;z-index:251649024;visibility:visible;mso-wrap-style:square;mso-width-percent:0;mso-height-percent:0;mso-wrap-distance-left:9pt;mso-wrap-distance-top:0;mso-wrap-distance-right:9pt;mso-wrap-distance-bottom:0;mso-position-horizontal:absolute;mso-position-horizontal-relative:text;mso-position-vertical:absolute;mso-position-vertical-relative:text;mso-width-percent:0;mso-height-percent:0;mso-width-relative:margin;mso-height-relative:margin;v-text-anchor:middle" arcsize="10923f" o:gfxdata="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" fillcolor="#5a5a5a [2109]" stroked="f" strokeweight="1pt">
                 <v:stroke joinstyle="miter"/>
                 <v:textbox inset=".5mm,0,.5mm,0">
                   <w:txbxContent>
@@ -10269,7 +9817,7 @@
           </mc:Choice>
           <mc:Fallback>
             <w:pict>
-              <v:roundrect w14:anchorId="03BFD3A3" id="圓角矩形 13" o:spid="_x0000_s1039" style="position:absolute;margin-left:-.4pt;margin-top:16.65pt;width:49.3pt;height:15.3pt;z-index:251650048;visibility:visible;mso-wrap-style:square;mso-width-percent:0;mso-height-percent:0;mso-wrap-distance-left:9pt;mso-wrap-distance-top:0;mso-wrap-distance-right:9pt;mso-wrap-distance-bottom:0;mso-position-horizontal:absolute;mso-position-horizontal-relative:text;mso-position-vertical:absolute;mso-position-vertical-relative:text;mso-width-percent:0;mso-height-percent:0;mso-width-relative:margin;mso-height-relative:margin;v-text-anchor:middle" arcsize="10923f" o:gfxdata="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" fillcolor="#5a5a5a [2109]" stroked="f" strokeweight="1pt">
+              <v:roundrect w14:anchorId="03BFD3A3" id="圓角矩形 13" o:spid="_x0000_s1039" style="position:absolute;margin-left:-.4pt;margin-top:16.65pt;width:49.3pt;height:15.3pt;z-index:251650048;visibility:visible;mso-wrap-style:square;mso-width-percent:0;mso-height-percent:0;mso-wrap-distance-left:9pt;mso-wrap-distance-top:0;mso-wrap-distance-right:9pt;mso-wrap-distance-bottom:0;mso-position-horizontal:absolute;mso-position-horizontal-relative:text;mso-position-vertical:absolute;mso-position-vertical-relative:text;mso-width-percent:0;mso-height-percent:0;mso-width-relative:margin;mso-height-relative:margin;v-text-anchor:middle" arcsize="10923f" o:gfxdata="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" fillcolor="#5a5a5a [2109]" stroked="f" strokeweight="1pt">
                 <v:stroke joinstyle="miter"/>
                 <v:textbox inset=".5mm,0,.5mm,0">
                   <w:txbxContent>
@@ -10306,7 +9854,6 @@
         </w:rPr>
         <w:t xml:space="preserve">       </w:t>
       </w:r>
-      <w:proofErr w:type="gramStart"/>
       <w:r>
         <w:rPr>
           <w:rFonts w:ascii="Barlow Condensed Medium" w:eastAsia="華康中圓體" w:hAnsi="Barlow Condensed Medium"/>
@@ -10314,7 +9861,6 @@
         </w:rPr>
         <w:t>主堂</w:t>
       </w:r>
-      <w:proofErr w:type="gramEnd"/>
       <w:r>
         <w:rPr>
           <w:rFonts w:ascii="Barlow Condensed Medium" w:eastAsia="華康中圓體" w:hAnsi="Barlow Condensed Medium"/>
@@ -10459,7 +10005,6 @@
                                 <w:sz w:val="22"/>
                               </w:rPr>
                             </w:pPr>
-                            <w:proofErr w:type="gramStart"/>
                             <w:r>
                               <w:rPr>
                                 <w:rFonts w:ascii="Barlow Condensed Medium" w:eastAsia="華康儷中黑" w:hAnsi="Barlow Condensed Medium"/>
@@ -10467,7 +10012,6 @@
                               </w:rPr>
                               <w:t>教會臉書</w:t>
                             </w:r>
-                            <w:proofErr w:type="gramEnd"/>
                             <w:r>
                               <w:rPr>
                                 <w:rFonts w:ascii="Barlow Condensed Medium" w:eastAsia="華康儷中黑" w:hAnsi="Barlow Condensed Medium"/>
@@ -10510,7 +10054,7 @@
           </mc:Choice>
           <mc:Fallback>
             <w:pict>
-              <v:shape w14:anchorId="77C1E33A" id="_x0000_s1040" type="#_x0000_t202" style="position:absolute;margin-left:107.25pt;margin-top:6.2pt;width:125.55pt;height:16.3pt;z-index:251666432;visibility:visible;mso-wrap-style:square;mso-width-percent:0;mso-height-percent:0;mso-wrap-distance-left:9pt;mso-wrap-distance-top:3.6pt;mso-wrap-distance-right:9pt;mso-wrap-distance-bottom:3.6pt;mso-position-horizontal:absolute;mso-position-horizontal-relative:text;mso-position-vertical:absolute;mso-position-vertical-relative:text;mso-width-percent:0;mso-height-percent:0;mso-width-relative:margin;mso-height-relative:margin;v-text-anchor:top" o:gfxdata="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" filled="f" stroked="f">
+              <v:shape w14:anchorId="77C1E33A" id="_x0000_s1040" type="#_x0000_t202" style="position:absolute;margin-left:107.25pt;margin-top:6.2pt;width:125.55pt;height:16.3pt;z-index:251666432;visibility:visible;mso-wrap-style:square;mso-width-percent:0;mso-height-percent:0;mso-wrap-distance-left:9pt;mso-wrap-distance-top:3.6pt;mso-wrap-distance-right:9pt;mso-wrap-distance-bottom:3.6pt;mso-position-horizontal:absolute;mso-position-horizontal-relative:text;mso-position-vertical:absolute;mso-position-vertical-relative:text;mso-width-percent:0;mso-height-percent:0;mso-width-relative:margin;mso-height-relative:margin;v-text-anchor:top" o:gfxdata="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" filled="f" stroked="f">
                 <v:textbox inset="0,0,0,0">
                   <w:txbxContent>
                     <w:p>
@@ -10521,7 +10065,6 @@
                           <w:sz w:val="22"/>
                         </w:rPr>
                       </w:pPr>
-                      <w:proofErr w:type="gramStart"/>
                       <w:r>
                         <w:rPr>
                           <w:rFonts w:ascii="Barlow Condensed Medium" w:eastAsia="華康儷中黑" w:hAnsi="Barlow Condensed Medium"/>
@@ -10529,7 +10072,6 @@
                         </w:rPr>
                         <w:t>教會臉書</w:t>
                       </w:r>
-                      <w:proofErr w:type="gramEnd"/>
                       <w:r>
                         <w:rPr>
                           <w:rFonts w:ascii="Barlow Condensed Medium" w:eastAsia="華康儷中黑" w:hAnsi="Barlow Condensed Medium"/>
@@ -11444,15 +10986,7 @@
                                       <w:color w:val="FFFFFF"/>
                                       <w:w w:val="66"/>
                                     </w:rPr>
-                                    <w:t xml:space="preserve">恭候　</w:t>
-                                  </w:r>
-                                  <w:r>
-                                    <w:rPr>
-                                      <w:rFonts w:ascii="華康儷中黑" w:eastAsia="華康儷中黑" w:hAnsi="Calibri" w:cs="Arial" w:hint="eastAsia"/>
-                                      <w:color w:val="FFFFFF"/>
-                                      <w:w w:val="66"/>
-                                    </w:rPr>
-                                    <w:t>神的話</w:t>
+                                    <w:t>恭候　神的話</w:t>
                                   </w:r>
                                 </w:p>
                               </w:txbxContent>
@@ -11477,7 +11011,7 @@
                 </mc:Choice>
                 <mc:Fallback>
                   <w:pict>
-                    <v:rect w14:anchorId="343BC9BA" id="矩形 8" o:spid="_x0000_s1041" style="position:absolute;left:0;text-align:left;margin-left:-.7pt;margin-top:2.7pt;width:18.75pt;height:92.3pt;z-index:251663360;visibility:visible;mso-wrap-style:square;mso-width-percent:0;mso-height-percent:0;mso-wrap-distance-left:9pt;mso-wrap-distance-top:0;mso-wrap-distance-right:9pt;mso-wrap-distance-bottom:0;mso-position-horizontal:absolute;mso-position-horizontal-relative:text;mso-position-vertical:absolute;mso-position-vertical-relative:text;mso-width-percent:0;mso-height-percent:0;mso-width-relative:margin;mso-height-relative:margin;v-text-anchor:middle" o:gfxdata="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" fillcolor="#5a5a5a [2109]" stroked="f" strokeweight="1pt">
+                    <v:rect w14:anchorId="343BC9BA" id="矩形 8" o:spid="_x0000_s1041" style="position:absolute;left:0;text-align:left;margin-left:-.7pt;margin-top:2.7pt;width:18.75pt;height:92.3pt;z-index:251663360;visibility:visible;mso-wrap-style:square;mso-width-percent:0;mso-height-percent:0;mso-wrap-distance-left:9pt;mso-wrap-distance-top:0;mso-wrap-distance-right:9pt;mso-wrap-distance-bottom:0;mso-position-horizontal:absolute;mso-position-horizontal-relative:text;mso-position-vertical:absolute;mso-position-vertical-relative:text;mso-width-percent:0;mso-height-percent:0;mso-width-relative:margin;mso-height-relative:margin;v-text-anchor:middle" o:gfxdata="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" fillcolor="#5a5a5a [2109]" stroked="f" strokeweight="1pt">
                       <v:textbox style="layout-flow:vertical-ideographic" inset="1mm,1mm,1mm,1mm">
                         <w:txbxContent>
                           <w:p>
@@ -11497,15 +11031,7 @@
                                 <w:color w:val="FFFFFF"/>
                                 <w:w w:val="66"/>
                               </w:rPr>
-                              <w:t xml:space="preserve">恭候　</w:t>
-                            </w:r>
-                            <w:r>
-                              <w:rPr>
-                                <w:rFonts w:ascii="華康儷中黑" w:eastAsia="華康儷中黑" w:hAnsi="Calibri" w:cs="Arial" w:hint="eastAsia"/>
-                                <w:color w:val="FFFFFF"/>
-                                <w:w w:val="66"/>
-                              </w:rPr>
-                              <w:t>神的話</w:t>
+                              <w:t>恭候　神的話</w:t>
                             </w:r>
                           </w:p>
                         </w:txbxContent>
@@ -11543,7 +11069,6 @@
                 <w:szCs w:val="20"/>
               </w:rPr>
             </w:pPr>
-            <w:proofErr w:type="gramStart"/>
             <w:r>
               <w:rPr>
                 <w:rFonts w:eastAsia="華康儷中黑" w:cstheme="minorHAnsi"/>
@@ -11554,7 +11079,6 @@
               </w:rPr>
               <w:t>序樂</w:t>
             </w:r>
-            <w:proofErr w:type="gramEnd"/>
           </w:p>
         </w:tc>
         <w:tc>
@@ -11690,7 +11214,6 @@
                 <w:szCs w:val="20"/>
               </w:rPr>
             </w:pPr>
-            <w:proofErr w:type="gramStart"/>
             <w:r>
               <w:rPr>
                 <w:rFonts w:eastAsia="華康儷中黑" w:cstheme="minorHAnsi"/>
@@ -11701,7 +11224,6 @@
               </w:rPr>
               <w:t>宣召</w:t>
             </w:r>
-            <w:proofErr w:type="gramEnd"/>
           </w:p>
         </w:tc>
         <w:tc>
@@ -12157,7 +11679,6 @@
                 <w:szCs w:val="20"/>
               </w:rPr>
             </w:pPr>
-            <w:proofErr w:type="gramStart"/>
             <w:r>
               <w:rPr>
                 <w:rFonts w:eastAsia="華康儷中黑" w:cstheme="minorHAnsi"/>
@@ -12168,7 +11689,6 @@
               </w:rPr>
               <w:t>啟應文</w:t>
             </w:r>
-            <w:proofErr w:type="gramEnd"/>
           </w:p>
         </w:tc>
         <w:tc>
@@ -12562,7 +12082,7 @@
                 </mc:Choice>
                 <mc:Fallback>
                   <w:pict>
-                    <v:rect w14:anchorId="363672F5" id="矩形 10" o:spid="_x0000_s1042" style="position:absolute;left:0;text-align:left;margin-left:-.7pt;margin-top:12.9pt;width:19.25pt;height:42.9pt;z-index:251659264;visibility:visible;mso-wrap-style:square;mso-width-percent:0;mso-height-percent:0;mso-wrap-distance-left:9pt;mso-wrap-distance-top:0;mso-wrap-distance-right:9pt;mso-wrap-distance-bottom:0;mso-position-horizontal:absolute;mso-position-horizontal-relative:text;mso-position-vertical:absolute;mso-position-vertical-relative:text;mso-width-percent:0;mso-height-percent:0;mso-width-relative:margin;mso-height-relative:margin;v-text-anchor:middle" o:gfxdata="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" fillcolor="#5a5a5a [2109]" stroked="f" strokeweight="1pt">
+                    <v:rect w14:anchorId="363672F5" id="矩形 10" o:spid="_x0000_s1042" style="position:absolute;left:0;text-align:left;margin-left:-.7pt;margin-top:12.9pt;width:19.25pt;height:42.9pt;z-index:251659264;visibility:visible;mso-wrap-style:square;mso-width-percent:0;mso-height-percent:0;mso-wrap-distance-left:9pt;mso-wrap-distance-top:0;mso-wrap-distance-right:9pt;mso-wrap-distance-bottom:0;mso-position-horizontal:absolute;mso-position-horizontal-relative:text;mso-position-vertical:absolute;mso-position-vertical-relative:text;mso-width-percent:0;mso-height-percent:0;mso-width-relative:margin;mso-height-relative:margin;v-text-anchor:middle" o:gfxdata="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" fillcolor="#5a5a5a [2109]" stroked="f" strokeweight="1pt">
                       <v:textbox style="layout-flow:vertical-ideographic" inset="1mm,1mm,1mm,1mm">
                         <w:txbxContent>
                           <w:p>
@@ -13653,7 +13173,7 @@
                 </mc:Choice>
                 <mc:Fallback>
                   <w:pict>
-                    <v:rect w14:anchorId="4D37C684" id="矩形 11" o:spid="_x0000_s1043" style="position:absolute;left:0;text-align:left;margin-left:-.7pt;margin-top:1.65pt;width:19.25pt;height:111.25pt;z-index:251656192;visibility:visible;mso-wrap-style:square;mso-width-percent:0;mso-height-percent:0;mso-wrap-distance-left:9pt;mso-wrap-distance-top:0;mso-wrap-distance-right:9pt;mso-wrap-distance-bottom:0;mso-position-horizontal:absolute;mso-position-horizontal-relative:text;mso-position-vertical:absolute;mso-position-vertical-relative:text;mso-width-percent:0;mso-height-percent:0;mso-width-relative:margin;mso-height-relative:margin;v-text-anchor:middle" o:gfxdata="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" fillcolor="#5a5a5a [2109]" stroked="f" strokeweight="1pt">
+                    <v:rect w14:anchorId="4D37C684" id="矩形 11" o:spid="_x0000_s1043" style="position:absolute;left:0;text-align:left;margin-left:-.7pt;margin-top:1.65pt;width:19.25pt;height:111.25pt;z-index:251656192;visibility:visible;mso-wrap-style:square;mso-width-percent:0;mso-height-percent:0;mso-wrap-distance-left:9pt;mso-wrap-distance-top:0;mso-wrap-distance-right:9pt;mso-wrap-distance-bottom:0;mso-position-horizontal:absolute;mso-position-horizontal-relative:text;mso-position-vertical:absolute;mso-position-vertical-relative:text;mso-width-percent:0;mso-height-percent:0;mso-width-relative:margin;mso-height-relative:margin;v-text-anchor:middle" o:gfxdata="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" fillcolor="#5a5a5a [2109]" stroked="f" strokeweight="1pt">
                       <v:textbox style="layout-flow:vertical-ideographic" inset="1mm,1mm,1mm,1mm">
                         <w:txbxContent>
                           <w:p>
@@ -14393,7 +13913,6 @@
                 <w:szCs w:val="20"/>
               </w:rPr>
             </w:pPr>
-            <w:proofErr w:type="gramStart"/>
             <w:r>
               <w:rPr>
                 <w:rFonts w:eastAsia="華康儷中黑" w:cstheme="minorHAnsi" w:hint="eastAsia"/>
@@ -14404,7 +13923,6 @@
               </w:rPr>
               <w:t>公禱</w:t>
             </w:r>
-            <w:proofErr w:type="gramEnd"/>
           </w:p>
         </w:tc>
         <w:tc>
@@ -14540,7 +14058,6 @@
                 <w:szCs w:val="20"/>
               </w:rPr>
             </w:pPr>
-            <w:proofErr w:type="gramStart"/>
             <w:r>
               <w:rPr>
                 <w:rFonts w:eastAsia="華康儷中黑" w:cstheme="minorHAnsi"/>
@@ -14551,7 +14068,6 @@
               </w:rPr>
               <w:t>頌榮</w:t>
             </w:r>
-            <w:proofErr w:type="gramEnd"/>
           </w:p>
         </w:tc>
         <w:tc>
@@ -14774,7 +14290,6 @@
               </w:rPr>
               <w:t xml:space="preserve">: </w:t>
             </w:r>
-            <w:proofErr w:type="gramStart"/>
             <w:r>
               <w:rPr>
                 <w:rFonts w:ascii="Bahnschrift SemiBold Condensed" w:eastAsia="標楷體" w:hAnsi="Bahnschrift SemiBold Condensed" w:cstheme="minorHAnsi" w:hint="eastAsia"/>
@@ -14784,7 +14299,6 @@
               </w:rPr>
               <w:t>阿們頌</w:t>
             </w:r>
-            <w:proofErr w:type="gramEnd"/>
           </w:p>
         </w:tc>
         <w:tc>
@@ -14881,7 +14395,6 @@
                 <w:szCs w:val="20"/>
               </w:rPr>
             </w:pPr>
-            <w:proofErr w:type="gramStart"/>
             <w:r>
               <w:rPr>
                 <w:rFonts w:eastAsia="華康儷中黑" w:cstheme="minorHAnsi" w:hint="eastAsia"/>
@@ -14892,7 +14405,6 @@
               </w:rPr>
               <w:t>殿樂</w:t>
             </w:r>
-            <w:proofErr w:type="gramEnd"/>
           </w:p>
         </w:tc>
         <w:tc>
@@ -15418,7 +14930,7 @@
           </mc:Choice>
           <mc:Fallback>
             <w:pict>
-              <v:line w14:anchorId="10005652" id="直線接點 2" o:spid="_x0000_s1026" style="position:absolute;z-index:251653120;visibility:visible;mso-wrap-style:square;mso-height-percent:0;mso-wrap-distance-left:9pt;mso-wrap-distance-top:0;mso-wrap-distance-right:9pt;mso-wrap-distance-bottom:0;mso-position-horizontal:absolute;mso-position-horizontal-relative:page;mso-position-vertical:absolute;mso-position-vertical-relative:page;mso-height-percent:0;mso-height-relative:margin" from="687.75pt,19.85pt" to="687.75pt,709.8pt" o:gfxdata="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" strokecolor="black [3213]" strokeweight=".5pt">
+              <v:line w14:anchorId="4E5613BE" id="直線接點 2" o:spid="_x0000_s1026" style="position:absolute;z-index:251653120;visibility:visible;mso-wrap-style:square;mso-height-percent:0;mso-wrap-distance-left:9pt;mso-wrap-distance-top:0;mso-wrap-distance-right:9pt;mso-wrap-distance-bottom:0;mso-position-horizontal:absolute;mso-position-horizontal-relative:page;mso-position-vertical:absolute;mso-position-vertical-relative:page;mso-height-percent:0;mso-height-relative:margin" from="687.75pt,19.85pt" to="687.75pt,709.8pt" o:gfxdata="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" strokecolor="black [3213]" strokeweight=".5pt">
                 <v:stroke dashstyle="3 1" joinstyle="miter"/>
                 <w10:wrap anchorx="page" anchory="page"/>
               </v:line>
@@ -15563,9 +15075,35 @@
           <w:sz w:val="26"/>
           <w:szCs w:val="26"/>
         </w:rPr>
-        <w:t>相</w:t>
-      </w:r>
-      <w:proofErr w:type="gramStart"/>
+        <w:t>相款待著同一樣的心；心志莫得好高</w:t>
+      </w:r>
+      <w:r>
+        <w:rPr>
+          <w:rFonts w:ascii="標楷體" w:eastAsia="標楷體" w:hAnsi="標楷體" w:cs="Arial"/>
+          <w:w w:val="80"/>
+          <w:sz w:val="26"/>
+          <w:szCs w:val="26"/>
+        </w:rPr>
+        <w:t>(h</w:t>
+      </w:r>
+      <w:r>
+        <w:rPr>
+          <w:rFonts w:ascii="Cambria" w:eastAsia="標楷體" w:hAnsi="Cambria" w:cs="Cambria"/>
+          <w:w w:val="80"/>
+          <w:sz w:val="26"/>
+          <w:szCs w:val="26"/>
+        </w:rPr>
+        <w:t>ō</w:t>
+      </w:r>
+      <w:r>
+        <w:rPr>
+          <w:rFonts w:ascii="標楷體" w:eastAsia="標楷體" w:hAnsi="標楷體" w:cs="Arial"/>
+          <w:w w:val="80"/>
+          <w:sz w:val="26"/>
+          <w:szCs w:val="26"/>
+        </w:rPr>
+        <w:t>.n-ko)</w:t>
+      </w:r>
       <w:r>
         <w:rPr>
           <w:rFonts w:ascii="標楷體" w:eastAsia="標楷體" w:hAnsi="標楷體" w:cs="Arial" w:hint="eastAsia"/>
@@ -15573,9 +15111,17 @@
           <w:sz w:val="26"/>
           <w:szCs w:val="26"/>
         </w:rPr>
-        <w:t>款待著</w:t>
-      </w:r>
-      <w:proofErr w:type="gramEnd"/>
+        <w:t>，著促就</w:t>
+      </w:r>
+      <w:r>
+        <w:rPr>
+          <w:rFonts w:ascii="標楷體" w:eastAsia="標楷體" w:hAnsi="標楷體" w:cs="Arial"/>
+          <w:w w:val="80"/>
+          <w:sz w:val="26"/>
+          <w:szCs w:val="26"/>
+        </w:rPr>
+        <w:t>(chhek-chiú)</w:t>
+      </w:r>
       <w:r>
         <w:rPr>
           <w:rFonts w:ascii="標楷體" w:eastAsia="標楷體" w:hAnsi="標楷體" w:cs="Arial" w:hint="eastAsia"/>
@@ -15583,143 +15129,7 @@
           <w:sz w:val="26"/>
           <w:szCs w:val="26"/>
         </w:rPr>
-        <w:t>同一樣的心；</w:t>
-      </w:r>
-      <w:proofErr w:type="gramStart"/>
-      <w:r>
-        <w:rPr>
-          <w:rFonts w:ascii="標楷體" w:eastAsia="標楷體" w:hAnsi="標楷體" w:cs="Arial" w:hint="eastAsia"/>
-          <w:w w:val="80"/>
-          <w:sz w:val="26"/>
-          <w:szCs w:val="26"/>
-        </w:rPr>
-        <w:t>心志莫得好</w:t>
-      </w:r>
-      <w:proofErr w:type="gramEnd"/>
-      <w:r>
-        <w:rPr>
-          <w:rFonts w:ascii="標楷體" w:eastAsia="標楷體" w:hAnsi="標楷體" w:cs="Arial" w:hint="eastAsia"/>
-          <w:w w:val="80"/>
-          <w:sz w:val="26"/>
-          <w:szCs w:val="26"/>
-        </w:rPr>
-        <w:t>高</w:t>
-      </w:r>
-      <w:r>
-        <w:rPr>
-          <w:rFonts w:ascii="標楷體" w:eastAsia="標楷體" w:hAnsi="標楷體" w:cs="Arial"/>
-          <w:w w:val="80"/>
-          <w:sz w:val="26"/>
-          <w:szCs w:val="26"/>
-        </w:rPr>
-        <w:t>(</w:t>
-      </w:r>
-      <w:proofErr w:type="spellStart"/>
-      <w:r>
-        <w:rPr>
-          <w:rFonts w:ascii="標楷體" w:eastAsia="標楷體" w:hAnsi="標楷體" w:cs="Arial"/>
-          <w:w w:val="80"/>
-          <w:sz w:val="26"/>
-          <w:szCs w:val="26"/>
-        </w:rPr>
-        <w:t>h</w:t>
-      </w:r>
-      <w:r>
-        <w:rPr>
-          <w:rFonts w:ascii="Cambria" w:eastAsia="標楷體" w:hAnsi="Cambria" w:cs="Cambria"/>
-          <w:w w:val="80"/>
-          <w:sz w:val="26"/>
-          <w:szCs w:val="26"/>
-        </w:rPr>
-        <w:t>ō</w:t>
-      </w:r>
-      <w:r>
-        <w:rPr>
-          <w:rFonts w:ascii="標楷體" w:eastAsia="標楷體" w:hAnsi="標楷體" w:cs="Arial"/>
-          <w:w w:val="80"/>
-          <w:sz w:val="26"/>
-          <w:szCs w:val="26"/>
-        </w:rPr>
-        <w:t>.n</w:t>
-      </w:r>
-      <w:proofErr w:type="spellEnd"/>
-      <w:r>
-        <w:rPr>
-          <w:rFonts w:ascii="標楷體" w:eastAsia="標楷體" w:hAnsi="標楷體" w:cs="Arial"/>
-          <w:w w:val="80"/>
-          <w:sz w:val="26"/>
-          <w:szCs w:val="26"/>
-        </w:rPr>
-        <w:t>-ko)</w:t>
-      </w:r>
-      <w:proofErr w:type="gramStart"/>
-      <w:r>
-        <w:rPr>
-          <w:rFonts w:ascii="標楷體" w:eastAsia="標楷體" w:hAnsi="標楷體" w:cs="Arial" w:hint="eastAsia"/>
-          <w:w w:val="80"/>
-          <w:sz w:val="26"/>
-          <w:szCs w:val="26"/>
-        </w:rPr>
-        <w:t>，著促就</w:t>
-      </w:r>
-      <w:proofErr w:type="gramEnd"/>
-      <w:r>
-        <w:rPr>
-          <w:rFonts w:ascii="標楷體" w:eastAsia="標楷體" w:hAnsi="標楷體" w:cs="Arial"/>
-          <w:w w:val="80"/>
-          <w:sz w:val="26"/>
-          <w:szCs w:val="26"/>
-        </w:rPr>
-        <w:t>(</w:t>
-      </w:r>
-      <w:proofErr w:type="spellStart"/>
-      <w:r>
-        <w:rPr>
-          <w:rFonts w:ascii="標楷體" w:eastAsia="標楷體" w:hAnsi="標楷體" w:cs="Arial"/>
-          <w:w w:val="80"/>
-          <w:sz w:val="26"/>
-          <w:szCs w:val="26"/>
-        </w:rPr>
-        <w:t>chhek-chiú</w:t>
-      </w:r>
-      <w:proofErr w:type="spellEnd"/>
-      <w:r>
-        <w:rPr>
-          <w:rFonts w:ascii="標楷體" w:eastAsia="標楷體" w:hAnsi="標楷體" w:cs="Arial"/>
-          <w:w w:val="80"/>
-          <w:sz w:val="26"/>
-          <w:szCs w:val="26"/>
-        </w:rPr>
-        <w:t>)</w:t>
-      </w:r>
-      <w:r>
-        <w:rPr>
-          <w:rFonts w:ascii="標楷體" w:eastAsia="標楷體" w:hAnsi="標楷體" w:cs="Arial" w:hint="eastAsia"/>
-          <w:w w:val="80"/>
-          <w:sz w:val="26"/>
-          <w:szCs w:val="26"/>
-        </w:rPr>
-        <w:t>卑微的；</w:t>
-      </w:r>
-      <w:proofErr w:type="gramStart"/>
-      <w:r>
-        <w:rPr>
-          <w:rFonts w:ascii="標楷體" w:eastAsia="標楷體" w:hAnsi="標楷體" w:cs="Arial" w:hint="eastAsia"/>
-          <w:w w:val="80"/>
-          <w:sz w:val="26"/>
-          <w:szCs w:val="26"/>
-        </w:rPr>
-        <w:t>莫得掠家</w:t>
-      </w:r>
-      <w:proofErr w:type="gramEnd"/>
-      <w:r>
-        <w:rPr>
-          <w:rFonts w:ascii="標楷體" w:eastAsia="標楷體" w:hAnsi="標楷體" w:cs="Arial" w:hint="eastAsia"/>
-          <w:w w:val="80"/>
-          <w:sz w:val="26"/>
-          <w:szCs w:val="26"/>
-        </w:rPr>
-        <w:t>己做有智識</w:t>
+        <w:t>卑微的；莫得掠家己做有智識</w:t>
       </w:r>
       <w:r>
         <w:rPr>
@@ -15925,7 +15335,6 @@
                 <w:w w:val="80"/>
               </w:rPr>
             </w:pPr>
-            <w:proofErr w:type="gramStart"/>
             <w:r>
               <w:rPr>
                 <w:rFonts w:ascii="Barlow Condensed Medium" w:eastAsia="華康中黑體" w:hAnsi="Barlow Condensed Medium" w:cstheme="minorHAnsi"/>
@@ -15933,7 +15342,6 @@
               </w:rPr>
               <w:t>主日事奉</w:t>
             </w:r>
-            <w:proofErr w:type="gramEnd"/>
           </w:p>
         </w:tc>
         <w:tc>
@@ -15964,17 +15372,8 @@
                 <w:rFonts w:ascii="Barlow Condensed Medium" w:eastAsia="華康中黑體" w:hAnsi="Barlow Condensed Medium" w:cstheme="minorHAnsi"/>
                 <w:w w:val="66"/>
               </w:rPr>
-              <w:t>本</w:t>
-            </w:r>
-            <w:proofErr w:type="gramStart"/>
-            <w:r>
-              <w:rPr>
-                <w:rFonts w:ascii="Barlow Condensed Medium" w:eastAsia="華康中黑體" w:hAnsi="Barlow Condensed Medium" w:cstheme="minorHAnsi"/>
-                <w:w w:val="66"/>
-              </w:rPr>
-              <w:t>週</w:t>
-            </w:r>
-            <w:proofErr w:type="gramEnd"/>
+              <w:t>本週</w:t>
+            </w:r>
             <w:r>
               <w:rPr>
                 <w:rFonts w:ascii="Barlow Condensed Medium" w:eastAsia="華康儷中黑" w:hAnsi="Barlow Condensed Medium" w:cstheme="minorHAnsi"/>
@@ -16084,17 +15483,8 @@
                 <w:rFonts w:ascii="Barlow Condensed Medium" w:eastAsia="華康中黑體" w:hAnsi="Barlow Condensed Medium" w:cstheme="minorHAnsi"/>
                 <w:w w:val="66"/>
               </w:rPr>
-              <w:t>下</w:t>
-            </w:r>
-            <w:proofErr w:type="gramStart"/>
-            <w:r>
-              <w:rPr>
-                <w:rFonts w:ascii="Barlow Condensed Medium" w:eastAsia="華康中黑體" w:hAnsi="Barlow Condensed Medium" w:cstheme="minorHAnsi"/>
-                <w:w w:val="66"/>
-              </w:rPr>
-              <w:t>週</w:t>
-            </w:r>
-            <w:proofErr w:type="gramEnd"/>
+              <w:t>下週</w:t>
+            </w:r>
             <w:r>
               <w:rPr>
                 <w:rFonts w:ascii="Barlow Condensed Medium" w:eastAsia="華康儷中黑" w:hAnsi="Barlow Condensed Medium" w:cstheme="minorHAnsi"/>
@@ -16511,7 +15901,7 @@
                 <w:rFonts w:ascii="Barlow Condensed Medium" w:eastAsia="標楷體" w:hAnsi="Barlow Condensed Medium" w:cstheme="minorHAnsi" w:hint="eastAsia"/>
                 <w:w w:val="80"/>
               </w:rPr>
-              <w:t>10</w:t>
+              <w:t>16</w:t>
             </w:r>
           </w:p>
         </w:tc>
@@ -16539,7 +15929,6 @@
                 <w:szCs w:val="28"/>
               </w:rPr>
             </w:pPr>
-            <w:proofErr w:type="gramStart"/>
             <w:r>
               <w:rPr>
                 <w:rFonts w:ascii="Barlow Condensed Medium" w:eastAsia="華康正顏楷體W9" w:hAnsi="Barlow Condensed Medium" w:cstheme="minorHAnsi"/>
@@ -16549,7 +15938,6 @@
               </w:rPr>
               <w:t>月值月長執</w:t>
             </w:r>
-            <w:proofErr w:type="gramEnd"/>
             <w:r>
               <w:rPr>
                 <w:rFonts w:ascii="Barlow Condensed Medium" w:eastAsia="標楷體" w:hAnsi="Barlow Condensed Medium" w:cstheme="minorHAnsi"/>
@@ -16814,7 +16202,7 @@
                 <w:rFonts w:ascii="Barlow Condensed Medium" w:eastAsia="標楷體" w:hAnsi="Barlow Condensed Medium" w:cstheme="minorHAnsi" w:hint="eastAsia"/>
                 <w:w w:val="80"/>
               </w:rPr>
-              <w:t>71</w:t>
+              <w:t>55</w:t>
             </w:r>
           </w:p>
         </w:tc>
@@ -17094,7 +16482,7 @@
                 <w:rFonts w:ascii="Barlow Condensed Medium" w:eastAsia="標楷體" w:hAnsi="Barlow Condensed Medium" w:cstheme="minorHAnsi" w:hint="eastAsia"/>
                 <w:w w:val="80"/>
               </w:rPr>
-              <w:t>9</w:t>
+              <w:t>16</w:t>
             </w:r>
           </w:p>
         </w:tc>
@@ -17366,7 +16754,7 @@
                 <w:rFonts w:ascii="Barlow Condensed Medium" w:eastAsia="標楷體" w:hAnsi="Barlow Condensed Medium" w:cstheme="minorHAnsi" w:hint="eastAsia"/>
                 <w:w w:val="80"/>
               </w:rPr>
-              <w:t>9</w:t>
+              <w:t>6</w:t>
             </w:r>
           </w:p>
         </w:tc>
@@ -17646,7 +17034,7 @@
                 <w:rFonts w:ascii="Barlow Condensed Medium" w:eastAsia="標楷體" w:hAnsi="Barlow Condensed Medium" w:cstheme="minorHAnsi" w:hint="eastAsia"/>
                 <w:w w:val="80"/>
               </w:rPr>
-              <w:t>5</w:t>
+              <w:t>--</w:t>
             </w:r>
           </w:p>
         </w:tc>
@@ -17697,7 +17085,6 @@
                 <w:w w:val="80"/>
               </w:rPr>
             </w:pPr>
-            <w:proofErr w:type="gramStart"/>
             <w:r>
               <w:rPr>
                 <w:rFonts w:ascii="Barlow Condensed Medium" w:eastAsia="華康中黑體" w:hAnsi="Barlow Condensed Medium" w:cstheme="minorHAnsi"/>
@@ -17705,7 +17092,6 @@
               </w:rPr>
               <w:t>司獻</w:t>
             </w:r>
-            <w:proofErr w:type="gramEnd"/>
           </w:p>
         </w:tc>
         <w:tc>
@@ -17923,7 +17309,7 @@
                 <w:rFonts w:ascii="Barlow Condensed Medium" w:eastAsia="標楷體" w:hAnsi="Barlow Condensed Medium" w:cstheme="minorHAnsi" w:hint="eastAsia"/>
                 <w:w w:val="80"/>
               </w:rPr>
-              <w:t>--</w:t>
+              <w:t>16</w:t>
             </w:r>
           </w:p>
         </w:tc>
@@ -18191,7 +17577,7 @@
                 <w:rFonts w:ascii="Barlow Condensed Medium" w:eastAsia="標楷體" w:hAnsi="Barlow Condensed Medium" w:cstheme="minorHAnsi" w:hint="eastAsia"/>
                 <w:w w:val="80"/>
               </w:rPr>
-              <w:t>18</w:t>
+              <w:t>17</w:t>
             </w:r>
           </w:p>
         </w:tc>
@@ -18814,21 +18200,12 @@
                 <w:w w:val="80"/>
               </w:rPr>
             </w:pPr>
-            <w:proofErr w:type="gramStart"/>
             <w:r>
               <w:rPr>
                 <w:rFonts w:ascii="標楷體" w:eastAsia="標楷體" w:hAnsi="標楷體" w:cs="華康儷楷書" w:hint="eastAsia"/>
                 <w:w w:val="80"/>
               </w:rPr>
-              <w:t>拿細耳</w:t>
-            </w:r>
-            <w:proofErr w:type="gramEnd"/>
-            <w:r>
-              <w:rPr>
-                <w:rFonts w:ascii="標楷體" w:eastAsia="標楷體" w:hAnsi="標楷體" w:cs="華康儷楷書" w:hint="eastAsia"/>
-                <w:w w:val="80"/>
-              </w:rPr>
-              <w:t>小組</w:t>
+              <w:t>拿細耳小組</w:t>
             </w:r>
           </w:p>
         </w:tc>
@@ -18955,7 +18332,7 @@
                 <w:rFonts w:ascii="Barlow Condensed Medium" w:eastAsia="標楷體" w:hAnsi="Barlow Condensed Medium" w:cstheme="minorHAnsi" w:hint="eastAsia"/>
                 <w:w w:val="80"/>
               </w:rPr>
-              <w:t>5</w:t>
+              <w:t>--</w:t>
             </w:r>
           </w:p>
         </w:tc>
@@ -19227,7 +18604,7 @@
                 <w:rFonts w:ascii="Barlow Condensed Medium" w:eastAsia="標楷體" w:hAnsi="Barlow Condensed Medium" w:cstheme="minorHAnsi" w:hint="eastAsia"/>
                 <w:w w:val="80"/>
               </w:rPr>
-              <w:t>5</w:t>
+              <w:t>6</w:t>
             </w:r>
           </w:p>
         </w:tc>
@@ -19769,7 +19146,7 @@
                 <w:rFonts w:ascii="Barlow Condensed Medium" w:eastAsia="標楷體" w:hAnsi="Barlow Condensed Medium" w:cstheme="minorHAnsi" w:hint="eastAsia"/>
                 <w:w w:val="80"/>
               </w:rPr>
-              <w:t>15</w:t>
+              <w:t>--</w:t>
             </w:r>
           </w:p>
         </w:tc>
@@ -20047,7 +19424,7 @@
                 <w:rFonts w:ascii="Barlow Condensed Medium" w:eastAsia="標楷體" w:hAnsi="Barlow Condensed Medium" w:cstheme="minorHAnsi" w:hint="eastAsia"/>
                 <w:w w:val="80"/>
               </w:rPr>
-              <w:t>--</w:t>
+              <w:t>10</w:t>
             </w:r>
           </w:p>
         </w:tc>
@@ -20675,7 +20052,6 @@
                 <w:w w:val="80"/>
               </w:rPr>
             </w:pPr>
-            <w:proofErr w:type="gramStart"/>
             <w:r>
               <w:rPr>
                 <w:rFonts w:ascii="Barlow Condensed Medium" w:eastAsia="華康中黑體" w:hAnsi="Barlow Condensed Medium" w:cstheme="minorHAnsi" w:hint="eastAsia"/>
@@ -20683,7 +20059,6 @@
               </w:rPr>
               <w:t>愛宴</w:t>
             </w:r>
-            <w:proofErr w:type="gramEnd"/>
           </w:p>
         </w:tc>
         <w:tc>
@@ -20849,7 +20224,6 @@
                 <w:w w:val="80"/>
               </w:rPr>
             </w:pPr>
-            <w:proofErr w:type="gramStart"/>
             <w:r>
               <w:rPr>
                 <w:rFonts w:ascii="Barlow Condensed Medium" w:eastAsia="華康中黑體" w:hAnsi="Barlow Condensed Medium" w:cstheme="minorHAnsi" w:hint="eastAsia"/>
@@ -20857,7 +20231,6 @@
               </w:rPr>
               <w:t>愛宴清洗</w:t>
             </w:r>
-            <w:proofErr w:type="gramEnd"/>
           </w:p>
         </w:tc>
         <w:tc>
@@ -21174,21 +20547,12 @@
                 <w:szCs w:val="24"/>
               </w:rPr>
             </w:pPr>
-            <w:proofErr w:type="gramStart"/>
             <w:r>
               <w:rPr>
                 <w:rFonts w:ascii="Barlow Condensed Medium" w:eastAsia="標楷體" w:hAnsi="Barlow Condensed Medium" w:cs="華康儷楷書" w:hint="eastAsia"/>
                 <w:szCs w:val="24"/>
               </w:rPr>
-              <w:t>机</w:t>
-            </w:r>
-            <w:proofErr w:type="gramEnd"/>
-            <w:r>
-              <w:rPr>
-                <w:rFonts w:ascii="Barlow Condensed Medium" w:eastAsia="標楷體" w:hAnsi="Barlow Condensed Medium" w:cs="華康儷楷書" w:hint="eastAsia"/>
-                <w:szCs w:val="24"/>
-              </w:rPr>
-              <w:t>忠三</w:t>
+              <w:t>机忠三</w:t>
             </w:r>
           </w:p>
         </w:tc>
@@ -24800,7 +24164,7 @@
                 <w:sz w:val="20"/>
                 <w:szCs w:val="20"/>
               </w:rPr>
-              <w:t>7:9-8:14(8:12)</w:t>
+              <w:t>14*(10)</w:t>
             </w:r>
           </w:p>
         </w:tc>
@@ -24829,7 +24193,6 @@
                 <w:szCs w:val="20"/>
               </w:rPr>
             </w:pPr>
-            <w:proofErr w:type="gramStart"/>
             <w:r>
               <w:rPr>
                 <w:rFonts w:ascii="Barlow Condensed Medium" w:eastAsia="華康儷中黑" w:hAnsi="Barlow Condensed Medium" w:cstheme="minorHAnsi"/>
@@ -24839,7 +24202,6 @@
               </w:rPr>
               <w:t>一</w:t>
             </w:r>
-            <w:proofErr w:type="gramEnd"/>
             <w:r>
               <w:rPr>
                 <w:rFonts w:ascii="Barlow Condensed Medium" w:eastAsia="華康儷中黑" w:hAnsi="Barlow Condensed Medium" w:cstheme="minorHAnsi"/>
@@ -24987,7 +24349,7 @@
                 <w:sz w:val="20"/>
                 <w:szCs w:val="20"/>
               </w:rPr>
-              <w:t>8:15-9:13(9:7)</w:t>
+              <w:t>15:1-31(9)</w:t>
             </w:r>
           </w:p>
         </w:tc>
@@ -25163,7 +24525,7 @@
                 <w:sz w:val="20"/>
                 <w:szCs w:val="20"/>
               </w:rPr>
-              <w:t>9:14-37(26)</w:t>
+              <w:t>15:32-16*(16:11)</w:t>
             </w:r>
           </w:p>
         </w:tc>
@@ -25192,7 +24554,6 @@
                 <w:szCs w:val="20"/>
               </w:rPr>
             </w:pPr>
-            <w:proofErr w:type="gramStart"/>
             <w:r>
               <w:rPr>
                 <w:rFonts w:ascii="Barlow Condensed Medium" w:eastAsia="華康儷中黑" w:hAnsi="Barlow Condensed Medium" w:cstheme="minorHAnsi"/>
@@ -25202,7 +24563,6 @@
               </w:rPr>
               <w:t>三</w:t>
             </w:r>
-            <w:proofErr w:type="gramEnd"/>
             <w:r>
               <w:rPr>
                 <w:rFonts w:ascii="Barlow Condensed Medium" w:eastAsia="華康儷中黑" w:hAnsi="Barlow Condensed Medium" w:cstheme="minorHAnsi"/>
@@ -25341,7 +24701,7 @@
                 <w:sz w:val="20"/>
                 <w:szCs w:val="20"/>
               </w:rPr>
-              <w:t>10:1-28(19)</w:t>
+              <w:t>17:1-26(15)</w:t>
             </w:r>
           </w:p>
         </w:tc>
@@ -25517,7 +24877,7 @@
                 <w:sz w:val="20"/>
                 <w:szCs w:val="20"/>
               </w:rPr>
-              <w:t>10:29-11*(11:17)</w:t>
+              <w:t>17:27-18:12(17:33)</w:t>
             </w:r>
           </w:p>
         </w:tc>
@@ -25693,7 +25053,7 @@
                 <w:sz w:val="20"/>
                 <w:szCs w:val="20"/>
               </w:rPr>
-              <w:t>12*(14-15)</w:t>
+              <w:t>18:13-37(36)</w:t>
             </w:r>
           </w:p>
         </w:tc>
@@ -25869,7 +25229,7 @@
                 <w:sz w:val="20"/>
                 <w:szCs w:val="20"/>
               </w:rPr>
-              <w:t>13*(14)</w:t>
+              <w:t>19:1-28(6-7)</w:t>
             </w:r>
           </w:p>
         </w:tc>
@@ -25952,7 +25312,6 @@
           </wp:anchor>
         </w:drawing>
       </w:r>
-      <w:proofErr w:type="gramStart"/>
       <w:r>
         <w:rPr>
           <w:rFonts w:ascii="Yanone Kaffeesatz Regular" w:eastAsia="華康儷中黑" w:hAnsi="Yanone Kaffeesatz Regular" w:cs="Arial"/>
@@ -25962,7 +25321,6 @@
         </w:rPr>
         <w:t>註</w:t>
       </w:r>
-      <w:proofErr w:type="gramEnd"/>
       <w:r>
         <w:rPr>
           <w:rFonts w:ascii="Yanone Kaffeesatz Regular" w:eastAsia="華康儷中黑" w:hAnsi="Yanone Kaffeesatz Regular" w:cs="Arial" w:hint="eastAsia"/>
@@ -26129,7 +25487,6 @@
         </w:rPr>
         <w:t>，</w:t>
       </w:r>
-      <w:proofErr w:type="gramStart"/>
       <w:r>
         <w:rPr>
           <w:rFonts w:ascii="Yanone Kaffeesatz Regular" w:eastAsia="華康儷中黑" w:hAnsi="Yanone Kaffeesatz Regular" w:cs="Arial" w:hint="eastAsia"/>
@@ -26155,17 +25512,7 @@
           <w:sz w:val="26"/>
           <w:szCs w:val="26"/>
         </w:rPr>
-        <w:t>省略</w:t>
-      </w:r>
-      <w:proofErr w:type="gramEnd"/>
-      <w:r>
-        <w:rPr>
-          <w:rFonts w:ascii="Yanone Kaffeesatz Regular" w:eastAsia="華康儷中黑" w:hAnsi="Yanone Kaffeesatz Regular" w:cs="Arial" w:hint="eastAsia"/>
-          <w:w w:val="60"/>
-          <w:sz w:val="26"/>
-          <w:szCs w:val="26"/>
-        </w:rPr>
-        <w:t>章</w:t>
+        <w:t>省略章</w:t>
       </w:r>
       <w:r>
         <w:rPr>
@@ -26289,7 +25636,7 @@
           <w:sz w:val="26"/>
           <w:szCs w:val="26"/>
         </w:rPr>
-        <w:t>以利沙的眼淚</w:t>
+        <w:t>驕傲的心惹禍</w:t>
       </w:r>
       <w:r>
         <w:rPr>
@@ -26314,7 +25661,6 @@
           <w:szCs w:val="26"/>
         </w:rPr>
       </w:pPr>
-      <w:proofErr w:type="gramStart"/>
       <w:r>
         <w:rPr>
           <w:rFonts w:ascii="Barlow Condensed Medium" w:eastAsia="華康儷中黑" w:hAnsi="Barlow Condensed Medium" w:cs="Arial" w:hint="eastAsia"/>
@@ -26322,17 +25668,7 @@
           <w:sz w:val="26"/>
           <w:szCs w:val="26"/>
         </w:rPr>
-        <w:t>鑰</w:t>
-      </w:r>
-      <w:proofErr w:type="gramEnd"/>
-      <w:r>
-        <w:rPr>
-          <w:rFonts w:ascii="Barlow Condensed Medium" w:eastAsia="華康儷中黑" w:hAnsi="Barlow Condensed Medium" w:cs="Arial" w:hint="eastAsia"/>
-          <w:w w:val="80"/>
-          <w:sz w:val="26"/>
-          <w:szCs w:val="26"/>
-        </w:rPr>
-        <w:t>節</w:t>
+        <w:t>鑰節</w:t>
       </w:r>
       <w:r>
         <w:rPr>
@@ -26352,69 +25688,8 @@
           <w:sz w:val="26"/>
           <w:szCs w:val="26"/>
         </w:rPr>
-        <w:t>哈</w:t>
-      </w:r>
-      <w:proofErr w:type="gramStart"/>
-      <w:r>
-        <w:rPr>
-          <w:rFonts w:ascii="華康古印體" w:eastAsia="華康古印體" w:hAnsi="Barlow Condensed Medium" w:cs="Arial" w:hint="eastAsia"/>
-          <w:b/>
-          <w:bCs/>
-          <w:w w:val="70"/>
-          <w:sz w:val="26"/>
-          <w:szCs w:val="26"/>
-        </w:rPr>
-        <w:t>薛</w:t>
-      </w:r>
-      <w:proofErr w:type="gramEnd"/>
-      <w:r>
-        <w:rPr>
-          <w:rFonts w:ascii="華康古印體" w:eastAsia="華康古印體" w:hAnsi="Barlow Condensed Medium" w:cs="Arial" w:hint="eastAsia"/>
-          <w:b/>
-          <w:bCs/>
-          <w:w w:val="70"/>
-          <w:sz w:val="26"/>
-          <w:szCs w:val="26"/>
-        </w:rPr>
-        <w:t>說：「我主為甚麼哭？」回答說：「因為我知道你</w:t>
-      </w:r>
-      <w:proofErr w:type="gramStart"/>
-      <w:r>
-        <w:rPr>
-          <w:rFonts w:ascii="華康古印體" w:eastAsia="華康古印體" w:hAnsi="Barlow Condensed Medium" w:cs="Arial" w:hint="eastAsia"/>
-          <w:b/>
-          <w:bCs/>
-          <w:w w:val="70"/>
-          <w:sz w:val="26"/>
-          <w:szCs w:val="26"/>
-        </w:rPr>
-        <w:t>必苦害</w:t>
-      </w:r>
-      <w:proofErr w:type="gramEnd"/>
-      <w:r>
-        <w:rPr>
-          <w:rFonts w:ascii="華康古印體" w:eastAsia="華康古印體" w:hAnsi="Barlow Condensed Medium" w:cs="Arial" w:hint="eastAsia"/>
-          <w:b/>
-          <w:bCs/>
-          <w:w w:val="70"/>
-          <w:sz w:val="26"/>
-          <w:szCs w:val="26"/>
-        </w:rPr>
-        <w:t>以色列人，用火焚燒他們的保障，用刀殺死他們的壯丁，摔死他們的嬰孩，剖開他們的孕婦。」</w:t>
-      </w:r>
-      <w:proofErr w:type="gramStart"/>
-      <w:r>
-        <w:rPr>
-          <w:rFonts w:ascii="華康古印體" w:eastAsia="華康古印體" w:hAnsi="Barlow Condensed Medium" w:cs="Arial" w:hint="eastAsia"/>
-          <w:b/>
-          <w:bCs/>
-          <w:w w:val="70"/>
-          <w:sz w:val="26"/>
-          <w:szCs w:val="26"/>
-        </w:rPr>
-        <w:t>」</w:t>
-      </w:r>
-      <w:proofErr w:type="gramEnd"/>
+        <w:t>你打敗了以東人就心高氣傲，你以此為榮耀，在家裏安居就罷了，為何要惹禍，使自己和猶大國一同敗亡呢？」</w:t>
+      </w:r>
       <w:r>
         <w:rPr>
           <w:rFonts w:ascii="Barlow Condensed Medium" w:eastAsia="華康儷中黑" w:hAnsi="Barlow Condensed Medium" w:cs="Calibri"/>
@@ -26453,7 +25728,7 @@
           <w:sz w:val="26"/>
           <w:szCs w:val="26"/>
         </w:rPr>
-        <w:t>8:12</w:t>
+        <w:t>14:10</w:t>
       </w:r>
       <w:r>
         <w:rPr>
@@ -26575,9 +25850,8 @@
                 <w:sz w:val="26"/>
                 <w:szCs w:val="26"/>
               </w:rPr>
-              <w:t>王都見識了神</w:t>
-            </w:r>
-            <w:proofErr w:type="gramStart"/>
+              <w:t>王遵行律法如何影響國家</w:t>
+            </w:r>
             <w:r>
               <w:rPr>
                 <w:rFonts w:ascii="Barlow Condensed Medium" w:eastAsia="華康中黑體" w:hAnsi="Barlow Condensed Medium" w:cs="Arial" w:hint="eastAsia"/>
@@ -26585,9 +25859,62 @@
                 <w:sz w:val="26"/>
                 <w:szCs w:val="26"/>
               </w:rPr>
-              <w:t>蹟</w:t>
-            </w:r>
-            <w:proofErr w:type="gramEnd"/>
+              <w:t>?</w:t>
+            </w:r>
+          </w:p>
+        </w:tc>
+      </w:tr>
+      <w:tr>
+        <w:tc>
+          <w:tcPr>
+            <w:tcW w:w="238" w:type="dxa"/>
+            <w:tcMar>
+              <w:left w:w="28" w:type="dxa"/>
+              <w:right w:w="28" w:type="dxa"/>
+            </w:tcMar>
+          </w:tcPr>
+          <w:p>
+            <w:pPr>
+              <w:snapToGrid w:val="0"/>
+              <w:spacing w:line="300" w:lineRule="exact"/>
+              <w:rPr>
+                <w:rFonts w:ascii="Barlow Condensed Medium" w:eastAsia="華康細黑體" w:hAnsi="Barlow Condensed Medium" w:cs="Arial"/>
+                <w:w w:val="75"/>
+                <w:sz w:val="26"/>
+                <w:szCs w:val="26"/>
+              </w:rPr>
+            </w:pPr>
+            <w:r>
+              <w:rPr>
+                <w:rFonts w:ascii="Barlow Condensed Medium" w:eastAsia="華康細黑體" w:hAnsi="Barlow Condensed Medium" w:cs="Arial"/>
+                <w:w w:val="75"/>
+                <w:sz w:val="26"/>
+                <w:szCs w:val="26"/>
+              </w:rPr>
+              <w:t>2.</w:t>
+            </w:r>
+          </w:p>
+        </w:tc>
+        <w:tc>
+          <w:tcPr>
+            <w:tcW w:w="2607" w:type="dxa"/>
+            <w:tcMar>
+              <w:left w:w="57" w:type="dxa"/>
+              <w:right w:w="57" w:type="dxa"/>
+            </w:tcMar>
+          </w:tcPr>
+          <w:p>
+            <w:pPr>
+              <w:snapToGrid w:val="0"/>
+              <w:spacing w:line="300" w:lineRule="exact"/>
+              <w:jc w:val="both"/>
+              <w:rPr>
+                <w:rFonts w:ascii="Barlow Condensed Medium" w:eastAsia="華康中黑體" w:hAnsi="Barlow Condensed Medium" w:cs="Arial"/>
+                <w:w w:val="75"/>
+                <w:sz w:val="26"/>
+                <w:szCs w:val="26"/>
+              </w:rPr>
+            </w:pPr>
             <w:r>
               <w:rPr>
                 <w:rFonts w:ascii="Barlow Condensed Medium" w:eastAsia="華康中黑體" w:hAnsi="Barlow Condensed Medium" w:cs="Arial" w:hint="eastAsia"/>
@@ -26595,7 +25922,7 @@
                 <w:sz w:val="26"/>
                 <w:szCs w:val="26"/>
               </w:rPr>
-              <w:t>，為何不信</w:t>
+              <w:t>榮耀人與榮耀　神的差別</w:t>
             </w:r>
             <w:r>
               <w:rPr>
@@ -26636,7 +25963,7 @@
                 <w:sz w:val="26"/>
                 <w:szCs w:val="26"/>
               </w:rPr>
-              <w:t>2.</w:t>
+              <w:t>3.</w:t>
             </w:r>
           </w:p>
         </w:tc>
@@ -26667,9 +25994,8 @@
                 <w:sz w:val="26"/>
                 <w:szCs w:val="26"/>
               </w:rPr>
-              <w:t>以</w:t>
-            </w:r>
-            <w:proofErr w:type="gramStart"/>
+              <w:t>驕傲如何影響人的判斷力</w:t>
+            </w:r>
             <w:r>
               <w:rPr>
                 <w:rFonts w:ascii="Barlow Condensed Medium" w:eastAsia="華康中黑體" w:hAnsi="Barlow Condensed Medium" w:cs="Arial" w:hint="eastAsia"/>
@@ -26677,9 +26003,71 @@
                 <w:sz w:val="26"/>
                 <w:szCs w:val="26"/>
               </w:rPr>
-              <w:t>利沙去大馬士革</w:t>
-            </w:r>
-            <w:proofErr w:type="gramEnd"/>
+              <w:t>?</w:t>
+            </w:r>
+          </w:p>
+        </w:tc>
+      </w:tr>
+      <w:tr>
+        <w:tc>
+          <w:tcPr>
+            <w:tcW w:w="238" w:type="dxa"/>
+            <w:tcMar>
+              <w:left w:w="28" w:type="dxa"/>
+              <w:right w:w="28" w:type="dxa"/>
+            </w:tcMar>
+          </w:tcPr>
+          <w:p>
+            <w:pPr>
+              <w:snapToGrid w:val="0"/>
+              <w:spacing w:line="300" w:lineRule="exact"/>
+              <w:rPr>
+                <w:rFonts w:ascii="Barlow Condensed Medium" w:eastAsia="華康細黑體" w:hAnsi="Barlow Condensed Medium" w:cs="Arial"/>
+                <w:w w:val="75"/>
+                <w:sz w:val="26"/>
+                <w:szCs w:val="26"/>
+              </w:rPr>
+            </w:pPr>
+            <w:r>
+              <w:rPr>
+                <w:rFonts w:ascii="Barlow Condensed Medium" w:eastAsia="華康細黑體" w:hAnsi="Barlow Condensed Medium" w:cs="Arial" w:hint="eastAsia"/>
+                <w:w w:val="75"/>
+                <w:sz w:val="26"/>
+                <w:szCs w:val="26"/>
+              </w:rPr>
+              <w:t>4</w:t>
+            </w:r>
+            <w:r>
+              <w:rPr>
+                <w:rFonts w:ascii="Barlow Condensed Medium" w:eastAsia="華康細黑體" w:hAnsi="Barlow Condensed Medium" w:cs="Arial"/>
+                <w:w w:val="75"/>
+                <w:sz w:val="26"/>
+                <w:szCs w:val="26"/>
+              </w:rPr>
+              <w:t>.</w:t>
+            </w:r>
+          </w:p>
+        </w:tc>
+        <w:tc>
+          <w:tcPr>
+            <w:tcW w:w="2607" w:type="dxa"/>
+            <w:tcMar>
+              <w:left w:w="57" w:type="dxa"/>
+              <w:right w:w="57" w:type="dxa"/>
+            </w:tcMar>
+          </w:tcPr>
+          <w:p>
+            <w:pPr>
+              <w:snapToGrid w:val="0"/>
+              <w:spacing w:line="300" w:lineRule="exact"/>
+              <w:jc w:val="both"/>
+              <w:rPr>
+                <w:rFonts w:ascii="Barlow Condensed Medium" w:eastAsia="華康中黑體" w:hAnsi="Barlow Condensed Medium" w:cs="Arial"/>
+                <w:w w:val="75"/>
+                <w:sz w:val="26"/>
+                <w:szCs w:val="26"/>
+              </w:rPr>
+            </w:pPr>
             <w:r>
               <w:rPr>
                 <w:rFonts w:ascii="Barlow Condensed Medium" w:eastAsia="華康中黑體" w:hAnsi="Barlow Condensed Medium" w:cs="Arial" w:hint="eastAsia"/>
@@ -26687,7 +26075,7 @@
                 <w:sz w:val="26"/>
                 <w:szCs w:val="26"/>
               </w:rPr>
-              <w:t>的目的</w:t>
+              <w:t>如何勝過今生</w:t>
             </w:r>
             <w:r>
               <w:rPr>
@@ -26696,62 +26084,8 @@
                 <w:sz w:val="26"/>
                 <w:szCs w:val="26"/>
               </w:rPr>
-              <w:t>?</w:t>
-            </w:r>
-          </w:p>
-        </w:tc>
-      </w:tr>
-      <w:tr>
-        <w:tc>
-          <w:tcPr>
-            <w:tcW w:w="238" w:type="dxa"/>
-            <w:tcMar>
-              <w:left w:w="28" w:type="dxa"/>
-              <w:right w:w="28" w:type="dxa"/>
-            </w:tcMar>
-          </w:tcPr>
-          <w:p>
-            <w:pPr>
-              <w:snapToGrid w:val="0"/>
-              <w:spacing w:line="300" w:lineRule="exact"/>
-              <w:rPr>
-                <w:rFonts w:ascii="Barlow Condensed Medium" w:eastAsia="華康細黑體" w:hAnsi="Barlow Condensed Medium" w:cs="Arial"/>
-                <w:w w:val="75"/>
-                <w:sz w:val="26"/>
-                <w:szCs w:val="26"/>
-              </w:rPr>
-            </w:pPr>
-            <w:r>
-              <w:rPr>
-                <w:rFonts w:ascii="Barlow Condensed Medium" w:eastAsia="華康細黑體" w:hAnsi="Barlow Condensed Medium" w:cs="Arial"/>
-                <w:w w:val="75"/>
-                <w:sz w:val="26"/>
-                <w:szCs w:val="26"/>
-              </w:rPr>
-              <w:t>3.</w:t>
-            </w:r>
-          </w:p>
-        </w:tc>
-        <w:tc>
-          <w:tcPr>
-            <w:tcW w:w="2607" w:type="dxa"/>
-            <w:tcMar>
-              <w:left w:w="57" w:type="dxa"/>
-              <w:right w:w="57" w:type="dxa"/>
-            </w:tcMar>
-          </w:tcPr>
-          <w:p>
-            <w:pPr>
-              <w:snapToGrid w:val="0"/>
-              <w:spacing w:line="300" w:lineRule="exact"/>
-              <w:jc w:val="both"/>
-              <w:rPr>
-                <w:rFonts w:ascii="Barlow Condensed Medium" w:eastAsia="華康中黑體" w:hAnsi="Barlow Condensed Medium" w:cs="Arial"/>
-                <w:w w:val="75"/>
-                <w:sz w:val="26"/>
-                <w:szCs w:val="26"/>
-              </w:rPr>
-            </w:pPr>
+              <w:t>(</w:t>
+            </w:r>
             <w:r>
               <w:rPr>
                 <w:rFonts w:ascii="Barlow Condensed Medium" w:eastAsia="華康中黑體" w:hAnsi="Barlow Condensed Medium" w:cs="Arial" w:hint="eastAsia"/>
@@ -26759,7 +26093,7 @@
                 <w:sz w:val="26"/>
                 <w:szCs w:val="26"/>
               </w:rPr>
-              <w:t>以利沙為何哭泣</w:t>
+              <w:t>世界</w:t>
             </w:r>
             <w:r>
               <w:rPr>
@@ -26768,71 +26102,8 @@
                 <w:sz w:val="26"/>
                 <w:szCs w:val="26"/>
               </w:rPr>
-              <w:t>?</w:t>
-            </w:r>
-          </w:p>
-        </w:tc>
-      </w:tr>
-      <w:tr>
-        <w:tc>
-          <w:tcPr>
-            <w:tcW w:w="238" w:type="dxa"/>
-            <w:tcMar>
-              <w:left w:w="28" w:type="dxa"/>
-              <w:right w:w="28" w:type="dxa"/>
-            </w:tcMar>
-          </w:tcPr>
-          <w:p>
-            <w:pPr>
-              <w:snapToGrid w:val="0"/>
-              <w:spacing w:line="300" w:lineRule="exact"/>
-              <w:rPr>
-                <w:rFonts w:ascii="Barlow Condensed Medium" w:eastAsia="華康細黑體" w:hAnsi="Barlow Condensed Medium" w:cs="Arial"/>
-                <w:w w:val="75"/>
-                <w:sz w:val="26"/>
-                <w:szCs w:val="26"/>
-              </w:rPr>
-            </w:pPr>
-            <w:r>
-              <w:rPr>
-                <w:rFonts w:ascii="Barlow Condensed Medium" w:eastAsia="華康細黑體" w:hAnsi="Barlow Condensed Medium" w:cs="Arial" w:hint="eastAsia"/>
-                <w:w w:val="75"/>
-                <w:sz w:val="26"/>
-                <w:szCs w:val="26"/>
-              </w:rPr>
-              <w:t>4</w:t>
-            </w:r>
-            <w:r>
-              <w:rPr>
-                <w:rFonts w:ascii="Barlow Condensed Medium" w:eastAsia="華康細黑體" w:hAnsi="Barlow Condensed Medium" w:cs="Arial"/>
-                <w:w w:val="75"/>
-                <w:sz w:val="26"/>
-                <w:szCs w:val="26"/>
-              </w:rPr>
-              <w:t>.</w:t>
-            </w:r>
-          </w:p>
-        </w:tc>
-        <w:tc>
-          <w:tcPr>
-            <w:tcW w:w="2607" w:type="dxa"/>
-            <w:tcMar>
-              <w:left w:w="57" w:type="dxa"/>
-              <w:right w:w="57" w:type="dxa"/>
-            </w:tcMar>
-          </w:tcPr>
-          <w:p>
-            <w:pPr>
-              <w:snapToGrid w:val="0"/>
-              <w:spacing w:line="300" w:lineRule="exact"/>
-              <w:jc w:val="both"/>
-              <w:rPr>
-                <w:rFonts w:ascii="Barlow Condensed Medium" w:eastAsia="華康中黑體" w:hAnsi="Barlow Condensed Medium" w:cs="Arial"/>
-                <w:w w:val="75"/>
-                <w:sz w:val="26"/>
-                <w:szCs w:val="26"/>
-              </w:rPr>
-            </w:pPr>
+              <w:t>)</w:t>
+            </w:r>
             <w:r>
               <w:rPr>
                 <w:rFonts w:ascii="Barlow Condensed Medium" w:eastAsia="華康中黑體" w:hAnsi="Barlow Condensed Medium" w:cs="Arial" w:hint="eastAsia"/>
@@ -26840,7 +26111,7 @@
                 <w:sz w:val="26"/>
                 <w:szCs w:val="26"/>
               </w:rPr>
-              <w:t>如何超越偏見和謊言</w:t>
+              <w:t>的驕傲</w:t>
             </w:r>
             <w:r>
               <w:rPr>
@@ -26934,23 +26205,13 @@
         </w:rPr>
         <w:t>(</w:t>
       </w:r>
-      <w:proofErr w:type="gramStart"/>
       <w:r>
         <w:rPr>
           <w:rFonts w:ascii="Barlow Condensed Medium" w:eastAsia="標楷體" w:hAnsi="Barlow Condensed Medium" w:cstheme="minorHAnsi" w:hint="eastAsia"/>
           <w:sz w:val="20"/>
           <w:szCs w:val="20"/>
         </w:rPr>
-        <w:t>天選之</w:t>
-      </w:r>
-      <w:proofErr w:type="gramEnd"/>
-      <w:r>
-        <w:rPr>
-          <w:rFonts w:ascii="Barlow Condensed Medium" w:eastAsia="標楷體" w:hAnsi="Barlow Condensed Medium" w:cstheme="minorHAnsi" w:hint="eastAsia"/>
-          <w:sz w:val="20"/>
-          <w:szCs w:val="20"/>
-        </w:rPr>
-        <w:t>人</w:t>
+        <w:t>天選之人</w:t>
       </w:r>
       <w:r>
         <w:rPr>
@@ -27358,7 +26619,7 @@
           </mc:Choice>
           <mc:Fallback>
             <w:pict>
-              <v:line w14:anchorId="436AACC8" id="直線接點 6" o:spid="_x0000_s1026" style="position:absolute;z-index:251665408;visibility:visible;mso-wrap-style:square;mso-width-percent:0;mso-height-percent:0;mso-wrap-distance-left:9pt;mso-wrap-distance-top:0;mso-wrap-distance-right:9pt;mso-wrap-distance-bottom:0;mso-position-horizontal:absolute;mso-position-horizontal-relative:page;mso-position-vertical:absolute;mso-position-vertical-relative:page;mso-width-percent:0;mso-height-percent:0;mso-width-relative:margin;mso-height-relative:margin" from="343.9pt,19.85pt" to="345.05pt,710.95pt" o:gfxdata="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" strokecolor="black [3213]" strokeweight=".5pt">
+              <v:line w14:anchorId="6D78088F" id="直線接點 6" o:spid="_x0000_s1026" style="position:absolute;z-index:251665408;visibility:visible;mso-wrap-style:square;mso-width-percent:0;mso-height-percent:0;mso-wrap-distance-left:9pt;mso-wrap-distance-top:0;mso-wrap-distance-right:9pt;mso-wrap-distance-bottom:0;mso-position-horizontal:absolute;mso-position-horizontal-relative:page;mso-position-vertical:absolute;mso-position-vertical-relative:page;mso-width-percent:0;mso-height-percent:0;mso-width-relative:margin;mso-height-relative:margin" from="343.9pt,19.85pt" to="345.05pt,710.95pt" o:gfxdata="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" strokecolor="black [3213]" strokeweight=".5pt">
                 <v:stroke dashstyle="3 1" joinstyle="miter"/>
                 <w10:wrap anchorx="page" anchory="page"/>
               </v:line>
@@ -27436,7 +26697,7 @@
           </mc:Choice>
           <mc:Fallback>
             <w:pict>
-              <v:line w14:anchorId="00D000D8" id="直線接點 4" o:spid="_x0000_s1026" style="position:absolute;z-index:251661312;visibility:visible;mso-wrap-style:square;mso-width-percent:0;mso-height-percent:0;mso-wrap-distance-left:9pt;mso-wrap-distance-top:0;mso-wrap-distance-right:9pt;mso-wrap-distance-bottom:0;mso-position-horizontal:absolute;mso-position-horizontal-relative:page;mso-position-vertical:absolute;mso-position-vertical-relative:page;mso-width-percent:0;mso-height-percent:0;mso-width-relative:margin;mso-height-relative:margin" from="343.9pt,19.85pt" to="345.05pt,710.95pt" o:gfxdata="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" strokecolor="black [3213]" strokeweight=".5pt">
+              <v:line w14:anchorId="4538AE54" id="直線接點 4" o:spid="_x0000_s1026" style="position:absolute;z-index:251661312;visibility:visible;mso-wrap-style:square;mso-width-percent:0;mso-height-percent:0;mso-wrap-distance-left:9pt;mso-wrap-distance-top:0;mso-wrap-distance-right:9pt;mso-wrap-distance-bottom:0;mso-position-horizontal:absolute;mso-position-horizontal-relative:page;mso-position-vertical:absolute;mso-position-vertical-relative:page;mso-width-percent:0;mso-height-percent:0;mso-width-relative:margin;mso-height-relative:margin" from="343.9pt,19.85pt" to="345.05pt,710.95pt" o:gfxdata="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" strokecolor="black [3213]" strokeweight=".5pt">
                 <v:stroke dashstyle="3 1" joinstyle="miter"/>
                 <w10:wrap anchorx="page" anchory="page"/>
               </v:line>
@@ -27458,7 +26719,6 @@
         </w:rPr>
         <w:t>本</w:t>
       </w:r>
-      <w:proofErr w:type="gramStart"/>
       <w:r>
         <w:rPr>
           <w:rFonts w:ascii="Barlow Condensed Medium" w:eastAsia="華康正顏楷體W9" w:hAnsi="Barlow Condensed Medium" w:cstheme="minorHAnsi"/>
@@ -27466,7 +26726,6 @@
         </w:rPr>
         <w:t>週講章</w:t>
       </w:r>
-      <w:proofErr w:type="gramEnd"/>
       <w:r>
         <w:rPr>
           <w:rFonts w:ascii="Barlow Condensed Medium" w:eastAsia="華康正顏楷體W9" w:hAnsi="Barlow Condensed Medium" w:cstheme="minorHAnsi"/>
@@ -27630,7 +26889,7 @@
           <w:sz w:val="26"/>
           <w:szCs w:val="26"/>
         </w:rPr>
-        <w:t>以利沙的眼淚</w:t>
+        <w:t>驕傲的心惹禍</w:t>
       </w:r>
       <w:r>
         <w:rPr>
@@ -27721,7 +26980,7 @@
                 <w:sz w:val="26"/>
                 <w:szCs w:val="26"/>
               </w:rPr>
-              <w:t>8:7-15</w:t>
+              <w:t>14:1-14</w:t>
             </w:r>
           </w:p>
         </w:tc>
@@ -27762,7 +27021,7 @@
         <w:jc w:val="both"/>
         <w:rPr>
           <w:rFonts w:ascii="Barlow Condensed Medium" w:eastAsia="華康細黑體" w:hAnsi="Barlow Condensed Medium" w:cs="微軟正黑體"/>
-          <w:w w:val="72"/>
+          <w:w w:val="75"/>
           <w:sz w:val="26"/>
           <w:szCs w:val="26"/>
         </w:rPr>
@@ -27770,338 +27029,74 @@
       <w:r>
         <w:rPr>
           <w:rFonts w:ascii="Barlow Condensed Medium" w:eastAsia="華康儷中黑" w:hAnsi="Barlow Condensed Medium" w:hint="eastAsia"/>
-          <w:w w:val="72"/>
+          <w:w w:val="75"/>
           <w:sz w:val="26"/>
           <w:szCs w:val="26"/>
         </w:rPr>
-        <w:t>亞</w:t>
-      </w:r>
-      <w:proofErr w:type="gramStart"/>
-      <w:r>
-        <w:rPr>
-          <w:rFonts w:ascii="Barlow Condensed Medium" w:eastAsia="華康儷中黑" w:hAnsi="Barlow Condensed Medium" w:hint="eastAsia"/>
-          <w:w w:val="72"/>
+        <w:t>猶大王亞瑪謝行耶和華看為正的事，不如先祖大衛，卻效法他的父約阿施。意思是父子兩人都晚節不保，離棄了　神，也因此都死於叛變。</w:t>
+      </w:r>
+      <w:r>
+        <w:rPr>
+          <w:rFonts w:ascii="Barlow Condensed Medium" w:eastAsia="華康細黑體" w:hAnsi="Barlow Condensed Medium" w:cs="微軟正黑體" w:hint="eastAsia"/>
+          <w:w w:val="75"/>
           <w:sz w:val="26"/>
           <w:szCs w:val="26"/>
         </w:rPr>
-        <w:t>蘭王便‧</w:t>
-      </w:r>
-      <w:proofErr w:type="gramEnd"/>
-      <w:r>
-        <w:rPr>
-          <w:rFonts w:ascii="Barlow Condensed Medium" w:eastAsia="華康儷中黑" w:hAnsi="Barlow Condensed Medium" w:hint="eastAsia"/>
-          <w:w w:val="72"/>
+        <w:t>行耶和華看為正的事整體來說是能守摩西律法，不作惡事。但是不如大衛，就是沒有完全守盡。父子兩人離棄　神的事是補充在歷代志下卷。約阿施是在祭司耶何耶大死後，順從猶大眾領袖的意思去拜偶像。而耶何耶大的兒子撒迦利亞告誡眾人，卻被約阿施受意，讓眾人打死他。</w:t>
+      </w:r>
+      <w:r>
+        <w:rPr>
+          <w:rFonts w:ascii="Barlow Condensed Medium" w:eastAsia="華康細黑體" w:hAnsi="Barlow Condensed Medium" w:cs="微軟正黑體" w:hint="eastAsia"/>
+          <w:w w:val="75"/>
           <w:sz w:val="26"/>
           <w:szCs w:val="26"/>
         </w:rPr>
-        <w:t>哈達其實認識以色列的　神，他的將軍乃</w:t>
-      </w:r>
-      <w:proofErr w:type="gramStart"/>
-      <w:r>
-        <w:rPr>
-          <w:rFonts w:ascii="Barlow Condensed Medium" w:eastAsia="華康儷中黑" w:hAnsi="Barlow Condensed Medium" w:hint="eastAsia"/>
-          <w:w w:val="72"/>
+        <w:t>(</w:t>
+      </w:r>
+      <w:r>
+        <w:rPr>
+          <w:rFonts w:ascii="Barlow Condensed Medium" w:eastAsia="華康細黑體" w:hAnsi="Barlow Condensed Medium" w:cs="微軟正黑體" w:hint="eastAsia"/>
+          <w:w w:val="75"/>
           <w:sz w:val="26"/>
           <w:szCs w:val="26"/>
         </w:rPr>
-        <w:t>縵</w:t>
-      </w:r>
-      <w:proofErr w:type="gramEnd"/>
-      <w:r>
-        <w:rPr>
-          <w:rFonts w:ascii="Barlow Condensed Medium" w:eastAsia="華康儷中黑" w:hAnsi="Barlow Condensed Medium" w:hint="eastAsia"/>
-          <w:w w:val="72"/>
+        <w:t>代下</w:t>
+      </w:r>
+      <w:r>
+        <w:rPr>
+          <w:rFonts w:ascii="Barlow Condensed Medium" w:eastAsia="華康細黑體" w:hAnsi="Barlow Condensed Medium" w:cs="微軟正黑體" w:hint="eastAsia"/>
+          <w:w w:val="75"/>
           <w:sz w:val="26"/>
           <w:szCs w:val="26"/>
         </w:rPr>
-        <w:t>的痲瘋被醫治，又派</w:t>
-      </w:r>
-      <w:proofErr w:type="gramStart"/>
-      <w:r>
-        <w:rPr>
-          <w:rFonts w:ascii="Barlow Condensed Medium" w:eastAsia="華康儷中黑" w:hAnsi="Barlow Condensed Medium" w:hint="eastAsia"/>
-          <w:w w:val="72"/>
+        <w:t>24:17-22)</w:t>
+      </w:r>
+      <w:r>
+        <w:rPr>
+          <w:rFonts w:ascii="Barlow Condensed Medium" w:eastAsia="華康細黑體" w:hAnsi="Barlow Condensed Medium" w:cs="微軟正黑體" w:hint="eastAsia"/>
+          <w:w w:val="75"/>
           <w:sz w:val="26"/>
           <w:szCs w:val="26"/>
         </w:rPr>
-        <w:t>去抓以利</w:t>
-      </w:r>
-      <w:proofErr w:type="gramEnd"/>
-      <w:r>
-        <w:rPr>
-          <w:rFonts w:ascii="Barlow Condensed Medium" w:eastAsia="華康儷中黑" w:hAnsi="Barlow Condensed Medium" w:hint="eastAsia"/>
-          <w:w w:val="72"/>
+        <w:t>又亞瑪謝是打敗以東之後，將西珥人的偶像帶回來供奉。</w:t>
+      </w:r>
+      <w:r>
+        <w:rPr>
+          <w:rFonts w:ascii="Barlow Condensed Medium" w:eastAsia="華康細黑體" w:hAnsi="Barlow Condensed Medium" w:cs="微軟正黑體"/>
+          <w:w w:val="75"/>
           <w:sz w:val="26"/>
           <w:szCs w:val="26"/>
         </w:rPr>
-        <w:t>沙的兵反而被擄。卻到他病了才想來求問　神，沈醉於權位使他不能信。</w:t>
+        <w:t>(25:14)</w:t>
       </w:r>
       <w:r>
         <w:rPr>
           <w:rFonts w:ascii="Barlow Condensed Medium" w:eastAsia="華康細黑體" w:hAnsi="Barlow Condensed Medium" w:cs="微軟正黑體" w:hint="eastAsia"/>
-          <w:w w:val="72"/>
+          <w:w w:val="75"/>
           <w:sz w:val="26"/>
           <w:szCs w:val="26"/>
         </w:rPr>
-        <w:t>聖經沒有提及乃</w:t>
-      </w:r>
-      <w:proofErr w:type="gramStart"/>
-      <w:r>
-        <w:rPr>
-          <w:rFonts w:ascii="Barlow Condensed Medium" w:eastAsia="華康細黑體" w:hAnsi="Barlow Condensed Medium" w:cs="微軟正黑體" w:hint="eastAsia"/>
-          <w:w w:val="72"/>
-          <w:sz w:val="26"/>
-          <w:szCs w:val="26"/>
-        </w:rPr>
-        <w:t>縵</w:t>
-      </w:r>
-      <w:proofErr w:type="gramEnd"/>
-      <w:r>
-        <w:rPr>
-          <w:rFonts w:ascii="Barlow Condensed Medium" w:eastAsia="華康細黑體" w:hAnsi="Barlow Condensed Medium" w:cs="微軟正黑體" w:hint="eastAsia"/>
-          <w:w w:val="72"/>
-          <w:sz w:val="26"/>
-          <w:szCs w:val="26"/>
-        </w:rPr>
-        <w:t>的王的名字，在以利沙的年代，應該就是便</w:t>
-      </w:r>
-      <w:proofErr w:type="gramStart"/>
-      <w:r>
-        <w:rPr>
-          <w:rFonts w:ascii="Barlow Condensed Medium" w:eastAsia="華康細黑體" w:hAnsi="Barlow Condensed Medium" w:cs="微軟正黑體" w:hint="eastAsia"/>
-          <w:w w:val="72"/>
-          <w:sz w:val="26"/>
-          <w:szCs w:val="26"/>
-        </w:rPr>
-        <w:t>‧</w:t>
-      </w:r>
-      <w:proofErr w:type="gramEnd"/>
-      <w:r>
-        <w:rPr>
-          <w:rFonts w:ascii="Barlow Condensed Medium" w:eastAsia="華康細黑體" w:hAnsi="Barlow Condensed Medium" w:cs="微軟正黑體" w:hint="eastAsia"/>
-          <w:w w:val="72"/>
-          <w:sz w:val="26"/>
-          <w:szCs w:val="26"/>
-        </w:rPr>
-        <w:t>哈達二</w:t>
-      </w:r>
-      <w:proofErr w:type="gramStart"/>
-      <w:r>
-        <w:rPr>
-          <w:rFonts w:ascii="Barlow Condensed Medium" w:eastAsia="華康細黑體" w:hAnsi="Barlow Condensed Medium" w:cs="微軟正黑體" w:hint="eastAsia"/>
-          <w:w w:val="72"/>
-          <w:sz w:val="26"/>
-          <w:szCs w:val="26"/>
-        </w:rPr>
-        <w:t>世</w:t>
-      </w:r>
-      <w:proofErr w:type="gramEnd"/>
-      <w:r>
-        <w:rPr>
-          <w:rFonts w:ascii="Barlow Condensed Medium" w:eastAsia="華康細黑體" w:hAnsi="Barlow Condensed Medium" w:cs="微軟正黑體" w:hint="eastAsia"/>
-          <w:w w:val="72"/>
-          <w:sz w:val="26"/>
-          <w:szCs w:val="26"/>
-        </w:rPr>
-        <w:t>了。他必然知道乃</w:t>
-      </w:r>
-      <w:proofErr w:type="gramStart"/>
-      <w:r>
-        <w:rPr>
-          <w:rFonts w:ascii="Barlow Condensed Medium" w:eastAsia="華康細黑體" w:hAnsi="Barlow Condensed Medium" w:cs="微軟正黑體" w:hint="eastAsia"/>
-          <w:w w:val="72"/>
-          <w:sz w:val="26"/>
-          <w:szCs w:val="26"/>
-        </w:rPr>
-        <w:t>縵</w:t>
-      </w:r>
-      <w:proofErr w:type="gramEnd"/>
-      <w:r>
-        <w:rPr>
-          <w:rFonts w:ascii="Barlow Condensed Medium" w:eastAsia="華康細黑體" w:hAnsi="Barlow Condensed Medium" w:cs="微軟正黑體" w:hint="eastAsia"/>
-          <w:w w:val="72"/>
-          <w:sz w:val="26"/>
-          <w:szCs w:val="26"/>
-        </w:rPr>
-        <w:t>被以色列的　神治好的事。之前就是他，送信給以色列王，叫</w:t>
-      </w:r>
-      <w:proofErr w:type="gramStart"/>
-      <w:r>
-        <w:rPr>
-          <w:rFonts w:ascii="Barlow Condensed Medium" w:eastAsia="華康細黑體" w:hAnsi="Barlow Condensed Medium" w:cs="微軟正黑體" w:hint="eastAsia"/>
-          <w:w w:val="72"/>
-          <w:sz w:val="26"/>
-          <w:szCs w:val="26"/>
-        </w:rPr>
-        <w:t>以色列王要治</w:t>
-      </w:r>
-      <w:proofErr w:type="gramEnd"/>
-      <w:r>
-        <w:rPr>
-          <w:rFonts w:ascii="Barlow Condensed Medium" w:eastAsia="華康細黑體" w:hAnsi="Barlow Condensed Medium" w:cs="微軟正黑體" w:hint="eastAsia"/>
-          <w:w w:val="72"/>
-          <w:sz w:val="26"/>
-          <w:szCs w:val="26"/>
-        </w:rPr>
-        <w:t>好乃</w:t>
-      </w:r>
-      <w:proofErr w:type="gramStart"/>
-      <w:r>
-        <w:rPr>
-          <w:rFonts w:ascii="Barlow Condensed Medium" w:eastAsia="華康細黑體" w:hAnsi="Barlow Condensed Medium" w:cs="微軟正黑體" w:hint="eastAsia"/>
-          <w:w w:val="72"/>
-          <w:sz w:val="26"/>
-          <w:szCs w:val="26"/>
-        </w:rPr>
-        <w:t>縵</w:t>
-      </w:r>
-      <w:proofErr w:type="gramEnd"/>
-      <w:r>
-        <w:rPr>
-          <w:rFonts w:ascii="Barlow Condensed Medium" w:eastAsia="華康細黑體" w:hAnsi="Barlow Condensed Medium" w:cs="微軟正黑體" w:hint="eastAsia"/>
-          <w:w w:val="72"/>
-          <w:sz w:val="26"/>
-          <w:szCs w:val="26"/>
-        </w:rPr>
-        <w:t>。讓以色列王以為是要開戰的</w:t>
-      </w:r>
-      <w:r>
-        <w:rPr>
-          <w:rFonts w:ascii="Barlow Condensed Medium" w:eastAsia="華康細黑體" w:hAnsi="Barlow Condensed Medium" w:cs="微軟正黑體" w:hint="eastAsia"/>
-          <w:w w:val="72"/>
-          <w:sz w:val="26"/>
-          <w:szCs w:val="26"/>
-        </w:rPr>
-        <w:t>藉</w:t>
-      </w:r>
-      <w:r>
-        <w:rPr>
-          <w:rFonts w:ascii="Barlow Condensed Medium" w:eastAsia="華康細黑體" w:hAnsi="Barlow Condensed Medium" w:cs="微軟正黑體" w:hint="eastAsia"/>
-          <w:w w:val="72"/>
-          <w:sz w:val="26"/>
-          <w:szCs w:val="26"/>
-        </w:rPr>
-        <w:t>口。還好以利沙自己派人來處理這事。又派兵捉拿以利沙的事，是因為他</w:t>
-      </w:r>
-      <w:proofErr w:type="gramStart"/>
-      <w:r>
-        <w:rPr>
-          <w:rFonts w:ascii="Barlow Condensed Medium" w:eastAsia="華康細黑體" w:hAnsi="Barlow Condensed Medium" w:cs="微軟正黑體" w:hint="eastAsia"/>
-          <w:w w:val="72"/>
-          <w:sz w:val="26"/>
-          <w:szCs w:val="26"/>
-        </w:rPr>
-        <w:t>多次說中了</w:t>
-      </w:r>
-      <w:proofErr w:type="gramEnd"/>
-      <w:r>
-        <w:rPr>
-          <w:rFonts w:ascii="Barlow Condensed Medium" w:eastAsia="華康細黑體" w:hAnsi="Barlow Condensed Medium" w:cs="微軟正黑體" w:hint="eastAsia"/>
-          <w:w w:val="72"/>
-          <w:sz w:val="26"/>
-          <w:szCs w:val="26"/>
-        </w:rPr>
-        <w:t>亞蘭軍隊的行動，讓以色列軍隊避開危險。因此，便</w:t>
-      </w:r>
-      <w:proofErr w:type="gramStart"/>
-      <w:r>
-        <w:rPr>
-          <w:rFonts w:ascii="Barlow Condensed Medium" w:eastAsia="華康細黑體" w:hAnsi="Barlow Condensed Medium" w:cs="微軟正黑體" w:hint="eastAsia"/>
-          <w:w w:val="72"/>
-          <w:sz w:val="26"/>
-          <w:szCs w:val="26"/>
-        </w:rPr>
-        <w:t>‧</w:t>
-      </w:r>
-      <w:proofErr w:type="gramEnd"/>
-      <w:r>
-        <w:rPr>
-          <w:rFonts w:ascii="Barlow Condensed Medium" w:eastAsia="華康細黑體" w:hAnsi="Barlow Condensed Medium" w:cs="微軟正黑體" w:hint="eastAsia"/>
-          <w:w w:val="72"/>
-          <w:sz w:val="26"/>
-          <w:szCs w:val="26"/>
-        </w:rPr>
-        <w:t>哈達只是知道以色列的　神能行大的神</w:t>
-      </w:r>
-      <w:proofErr w:type="gramStart"/>
-      <w:r>
-        <w:rPr>
-          <w:rFonts w:ascii="Barlow Condensed Medium" w:eastAsia="華康細黑體" w:hAnsi="Barlow Condensed Medium" w:cs="微軟正黑體" w:hint="eastAsia"/>
-          <w:w w:val="72"/>
-          <w:sz w:val="26"/>
-          <w:szCs w:val="26"/>
-        </w:rPr>
-        <w:t>蹟</w:t>
-      </w:r>
-      <w:proofErr w:type="gramEnd"/>
-      <w:r>
-        <w:rPr>
-          <w:rFonts w:ascii="Barlow Condensed Medium" w:eastAsia="華康細黑體" w:hAnsi="Barlow Condensed Medium" w:cs="微軟正黑體" w:hint="eastAsia"/>
-          <w:w w:val="72"/>
-          <w:sz w:val="26"/>
-          <w:szCs w:val="26"/>
-        </w:rPr>
-        <w:t>，卻沒有去尋求和認識</w:t>
-      </w:r>
-      <w:proofErr w:type="gramStart"/>
-      <w:r>
-        <w:rPr>
-          <w:rFonts w:ascii="Barlow Condensed Medium" w:eastAsia="華康細黑體" w:hAnsi="Barlow Condensed Medium" w:cs="微軟正黑體" w:hint="eastAsia"/>
-          <w:w w:val="72"/>
-          <w:sz w:val="26"/>
-          <w:szCs w:val="26"/>
-        </w:rPr>
-        <w:t>祂</w:t>
-      </w:r>
-      <w:proofErr w:type="gramEnd"/>
-      <w:r>
-        <w:rPr>
-          <w:rFonts w:ascii="Barlow Condensed Medium" w:eastAsia="華康細黑體" w:hAnsi="Barlow Condensed Medium" w:cs="微軟正黑體" w:hint="eastAsia"/>
-          <w:w w:val="72"/>
-          <w:sz w:val="26"/>
-          <w:szCs w:val="26"/>
-        </w:rPr>
-        <w:t>，只把</w:t>
-      </w:r>
-      <w:proofErr w:type="gramStart"/>
-      <w:r>
-        <w:rPr>
-          <w:rFonts w:ascii="Barlow Condensed Medium" w:eastAsia="華康細黑體" w:hAnsi="Barlow Condensed Medium" w:cs="微軟正黑體" w:hint="eastAsia"/>
-          <w:w w:val="72"/>
-          <w:sz w:val="26"/>
-          <w:szCs w:val="26"/>
-        </w:rPr>
-        <w:t>祂</w:t>
-      </w:r>
-      <w:proofErr w:type="gramEnd"/>
-      <w:r>
-        <w:rPr>
-          <w:rFonts w:ascii="Barlow Condensed Medium" w:eastAsia="華康細黑體" w:hAnsi="Barlow Condensed Medium" w:cs="微軟正黑體" w:hint="eastAsia"/>
-          <w:w w:val="72"/>
-          <w:sz w:val="26"/>
-          <w:szCs w:val="26"/>
-        </w:rPr>
-        <w:t>當成與他所事奉的眾神一樣。而基本上，這種多神偶像的信仰，是人有什麼需求，就去找掌管那事的神明。也就是說，人供奉神明，神明為人消災解</w:t>
-      </w:r>
-      <w:proofErr w:type="gramStart"/>
-      <w:r>
-        <w:rPr>
-          <w:rFonts w:ascii="Barlow Condensed Medium" w:eastAsia="華康細黑體" w:hAnsi="Barlow Condensed Medium" w:cs="微軟正黑體" w:hint="eastAsia"/>
-          <w:w w:val="72"/>
-          <w:sz w:val="26"/>
-          <w:szCs w:val="26"/>
-        </w:rPr>
-        <w:t>厄</w:t>
-      </w:r>
-      <w:proofErr w:type="gramEnd"/>
-      <w:r>
-        <w:rPr>
-          <w:rFonts w:ascii="Barlow Condensed Medium" w:eastAsia="華康細黑體" w:hAnsi="Barlow Condensed Medium" w:cs="微軟正黑體" w:hint="eastAsia"/>
-          <w:w w:val="72"/>
-          <w:sz w:val="26"/>
-          <w:szCs w:val="26"/>
-        </w:rPr>
-        <w:t>，是一種利益交換的關係。重點是，王或是世上任何相信權勢和財富能解決一切問題的人，根本不認為他們需要一個創造和至高良善的　神來管轄他們。這是從古到今都沒有改變的事。只有遇到人的權勢無法掌控的事，就是威脅到人生死的事，人才會想求問這位耶和華。</w:t>
+        <w:t>因為他們都坐在王的位子上，擁有比一般人更多物質財富和權力上的享受和保護，又漸漸相信他們所能夠控制的高於尋求　神不能控制的旨意。人因為權力擴大，而過度放大自我的能力和地位，使人驕傲，離開　神，自己作了神。這是人心最大的試探，任何人都要經歷，又越是擁有這物質世界的權勢，這個試探就越大。</w:t>
       </w:r>
     </w:p>
     <w:p>
@@ -28112,7 +27107,7 @@
         <w:jc w:val="both"/>
         <w:rPr>
           <w:rFonts w:ascii="Barlow Condensed Medium" w:eastAsia="華康細黑體" w:hAnsi="Barlow Condensed Medium" w:cs="微軟正黑體"/>
-          <w:w w:val="72"/>
+          <w:w w:val="75"/>
           <w:sz w:val="26"/>
           <w:szCs w:val="26"/>
         </w:rPr>
@@ -28120,369 +27115,92 @@
       <w:r>
         <w:rPr>
           <w:rFonts w:ascii="Barlow Condensed Medium" w:eastAsia="華康儷中黑" w:hAnsi="Barlow Condensed Medium" w:hint="eastAsia"/>
-          <w:w w:val="72"/>
+          <w:w w:val="75"/>
           <w:sz w:val="26"/>
           <w:szCs w:val="26"/>
         </w:rPr>
-        <w:t>以利沙為了執行　神交給以利亞的任務，到大馬士革</w:t>
-      </w:r>
-      <w:proofErr w:type="gramStart"/>
+        <w:t>亞瑪謝收復了以東，將以東的首府西拉</w:t>
+      </w:r>
       <w:r>
         <w:rPr>
           <w:rFonts w:ascii="Barlow Condensed Medium" w:eastAsia="華康儷中黑" w:hAnsi="Barlow Condensed Medium" w:hint="eastAsia"/>
-          <w:w w:val="72"/>
+          <w:w w:val="75"/>
           <w:sz w:val="26"/>
           <w:szCs w:val="26"/>
         </w:rPr>
-        <w:t>要膏哈</w:t>
-      </w:r>
-      <w:proofErr w:type="gramEnd"/>
+        <w:t>(</w:t>
+      </w:r>
       <w:r>
         <w:rPr>
           <w:rFonts w:ascii="Barlow Condensed Medium" w:eastAsia="華康儷中黑" w:hAnsi="Barlow Condensed Medium" w:hint="eastAsia"/>
-          <w:w w:val="72"/>
+          <w:w w:val="75"/>
           <w:sz w:val="26"/>
           <w:szCs w:val="26"/>
         </w:rPr>
-        <w:t>薛作王。其實是去揭露哈薛想篡位的異心。是被</w:t>
-      </w:r>
-      <w:proofErr w:type="gramStart"/>
+        <w:t>磐石</w:t>
+      </w:r>
       <w:r>
         <w:rPr>
           <w:rFonts w:ascii="Barlow Condensed Medium" w:eastAsia="華康儷中黑" w:hAnsi="Barlow Condensed Medium" w:hint="eastAsia"/>
-          <w:w w:val="72"/>
+          <w:w w:val="75"/>
           <w:sz w:val="26"/>
           <w:szCs w:val="26"/>
         </w:rPr>
-        <w:t>惡所膏抹，</w:t>
-      </w:r>
-      <w:proofErr w:type="gramEnd"/>
+        <w:t>)</w:t>
+      </w:r>
       <w:r>
         <w:rPr>
           <w:rFonts w:ascii="Barlow Condensed Medium" w:eastAsia="華康儷中黑" w:hAnsi="Barlow Condensed Medium" w:hint="eastAsia"/>
-          <w:w w:val="72"/>
+          <w:w w:val="75"/>
           <w:sz w:val="26"/>
           <w:szCs w:val="26"/>
         </w:rPr>
-        <w:t>權位的誘惑讓他暗殺了便</w:t>
-      </w:r>
-      <w:proofErr w:type="gramStart"/>
+        <w:t>改名叫約帖</w:t>
+      </w:r>
       <w:r>
         <w:rPr>
           <w:rFonts w:ascii="Barlow Condensed Medium" w:eastAsia="華康儷中黑" w:hAnsi="Barlow Condensed Medium" w:hint="eastAsia"/>
-          <w:w w:val="72"/>
+          <w:w w:val="75"/>
           <w:sz w:val="26"/>
           <w:szCs w:val="26"/>
         </w:rPr>
-        <w:t>‧</w:t>
-      </w:r>
-      <w:proofErr w:type="gramEnd"/>
+        <w:t>(</w:t>
+      </w:r>
       <w:r>
         <w:rPr>
           <w:rFonts w:ascii="Barlow Condensed Medium" w:eastAsia="華康儷中黑" w:hAnsi="Barlow Condensed Medium" w:hint="eastAsia"/>
-          <w:w w:val="72"/>
+          <w:w w:val="75"/>
           <w:sz w:val="26"/>
           <w:szCs w:val="26"/>
         </w:rPr>
-        <w:t>哈達王。</w:t>
-      </w:r>
-      <w:r>
-        <w:rPr>
-          <w:rFonts w:ascii="Barlow Condensed Medium" w:eastAsia="華康細黑體" w:hAnsi="Barlow Condensed Medium" w:cs="微軟正黑體" w:hint="eastAsia"/>
-          <w:w w:val="72"/>
+        <w:t>神的賜福</w:t>
+      </w:r>
+      <w:r>
+        <w:rPr>
+          <w:rFonts w:ascii="Barlow Condensed Medium" w:eastAsia="華康儷中黑" w:hAnsi="Barlow Condensed Medium" w:hint="eastAsia"/>
+          <w:w w:val="75"/>
           <w:sz w:val="26"/>
           <w:szCs w:val="26"/>
         </w:rPr>
-        <w:t>哈薛是奉王命去求問神人以利沙他</w:t>
-      </w:r>
-      <w:proofErr w:type="gramStart"/>
-      <w:r>
-        <w:rPr>
-          <w:rFonts w:ascii="Barlow Condensed Medium" w:eastAsia="華康細黑體" w:hAnsi="Barlow Condensed Medium" w:cs="微軟正黑體" w:hint="eastAsia"/>
-          <w:w w:val="72"/>
+        <w:t>)</w:t>
+      </w:r>
+      <w:r>
+        <w:rPr>
+          <w:rFonts w:ascii="Barlow Condensed Medium" w:eastAsia="華康儷中黑" w:hAnsi="Barlow Condensed Medium" w:hint="eastAsia"/>
+          <w:w w:val="75"/>
           <w:sz w:val="26"/>
           <w:szCs w:val="26"/>
         </w:rPr>
-        <w:t>的病將如何</w:t>
-      </w:r>
-      <w:proofErr w:type="gramEnd"/>
+        <w:t>。將古城改名少有，通常是展現控制權或功績。這看似榮耀　神，卻是在榮耀人。</w:t>
+      </w:r>
       <w:r>
         <w:rPr>
           <w:rFonts w:ascii="Barlow Condensed Medium" w:eastAsia="華康細黑體" w:hAnsi="Barlow Condensed Medium" w:cs="微軟正黑體" w:hint="eastAsia"/>
-          <w:w w:val="72"/>
+          <w:w w:val="75"/>
           <w:sz w:val="26"/>
           <w:szCs w:val="26"/>
         </w:rPr>
-        <w:t>。但是以</w:t>
-      </w:r>
-      <w:proofErr w:type="gramStart"/>
-      <w:r>
-        <w:rPr>
-          <w:rFonts w:ascii="Barlow Condensed Medium" w:eastAsia="華康細黑體" w:hAnsi="Barlow Condensed Medium" w:cs="微軟正黑體" w:hint="eastAsia"/>
-          <w:w w:val="72"/>
-          <w:sz w:val="26"/>
-          <w:szCs w:val="26"/>
-        </w:rPr>
-        <w:t>利沙卻直接</w:t>
-      </w:r>
-      <w:proofErr w:type="gramEnd"/>
-      <w:r>
-        <w:rPr>
-          <w:rFonts w:ascii="Barlow Condensed Medium" w:eastAsia="華康細黑體" w:hAnsi="Barlow Condensed Medium" w:cs="微軟正黑體" w:hint="eastAsia"/>
-          <w:w w:val="72"/>
-          <w:sz w:val="26"/>
-          <w:szCs w:val="26"/>
-        </w:rPr>
-        <w:t>說出，王不會死於病，而是有另外的死法。這讓哈</w:t>
-      </w:r>
-      <w:proofErr w:type="gramStart"/>
-      <w:r>
-        <w:rPr>
-          <w:rFonts w:ascii="Barlow Condensed Medium" w:eastAsia="華康細黑體" w:hAnsi="Barlow Condensed Medium" w:cs="微軟正黑體" w:hint="eastAsia"/>
-          <w:w w:val="72"/>
-          <w:sz w:val="26"/>
-          <w:szCs w:val="26"/>
-        </w:rPr>
-        <w:t>薛</w:t>
-      </w:r>
-      <w:proofErr w:type="gramEnd"/>
-      <w:r>
-        <w:rPr>
-          <w:rFonts w:ascii="Barlow Condensed Medium" w:eastAsia="華康細黑體" w:hAnsi="Barlow Condensed Medium" w:cs="微軟正黑體" w:hint="eastAsia"/>
-          <w:w w:val="72"/>
-          <w:sz w:val="26"/>
-          <w:szCs w:val="26"/>
-        </w:rPr>
-        <w:t>嚇出一身冷汗，莫非是他要暗殺王的事曝光。反而是以</w:t>
-      </w:r>
-      <w:proofErr w:type="gramStart"/>
-      <w:r>
-        <w:rPr>
-          <w:rFonts w:ascii="Barlow Condensed Medium" w:eastAsia="華康細黑體" w:hAnsi="Barlow Condensed Medium" w:cs="微軟正黑體" w:hint="eastAsia"/>
-          <w:w w:val="72"/>
-          <w:sz w:val="26"/>
-          <w:szCs w:val="26"/>
-        </w:rPr>
-        <w:t>利沙話還沒</w:t>
-      </w:r>
-      <w:r>
-        <w:rPr>
-          <w:rFonts w:ascii="Barlow Condensed Medium" w:eastAsia="華康細黑體" w:hAnsi="Barlow Condensed Medium" w:cs="微軟正黑體" w:hint="eastAsia"/>
-          <w:w w:val="72"/>
-          <w:sz w:val="26"/>
-          <w:szCs w:val="26"/>
-        </w:rPr>
-        <w:t>說完就</w:t>
-      </w:r>
-      <w:proofErr w:type="gramEnd"/>
-      <w:r>
-        <w:rPr>
-          <w:rFonts w:ascii="Barlow Condensed Medium" w:eastAsia="華康細黑體" w:hAnsi="Barlow Condensed Medium" w:cs="微軟正黑體" w:hint="eastAsia"/>
-          <w:w w:val="72"/>
-          <w:sz w:val="26"/>
-          <w:szCs w:val="26"/>
-        </w:rPr>
-        <w:t>哭了起來。因為他要說的話是關於未來，他預先看見哈薛作王將要迫害以色列的百姓，但是他卻無力阻止。因為</w:t>
-      </w:r>
-      <w:proofErr w:type="gramStart"/>
-      <w:r>
-        <w:rPr>
-          <w:rFonts w:ascii="Barlow Condensed Medium" w:eastAsia="華康細黑體" w:hAnsi="Barlow Condensed Medium" w:cs="微軟正黑體" w:hint="eastAsia"/>
-          <w:w w:val="72"/>
-          <w:sz w:val="26"/>
-          <w:szCs w:val="26"/>
-        </w:rPr>
-        <w:t>祂</w:t>
-      </w:r>
-      <w:proofErr w:type="gramEnd"/>
-      <w:r>
-        <w:rPr>
-          <w:rFonts w:ascii="Barlow Condensed Medium" w:eastAsia="華康細黑體" w:hAnsi="Barlow Condensed Medium" w:cs="微軟正黑體" w:hint="eastAsia"/>
-          <w:w w:val="72"/>
-          <w:sz w:val="26"/>
-          <w:szCs w:val="26"/>
-        </w:rPr>
-        <w:t>是奉　神的命令來將哈</w:t>
-      </w:r>
-      <w:proofErr w:type="gramStart"/>
-      <w:r>
-        <w:rPr>
-          <w:rFonts w:ascii="Barlow Condensed Medium" w:eastAsia="華康細黑體" w:hAnsi="Barlow Condensed Medium" w:cs="微軟正黑體" w:hint="eastAsia"/>
-          <w:w w:val="72"/>
-          <w:sz w:val="26"/>
-          <w:szCs w:val="26"/>
-        </w:rPr>
-        <w:t>薛</w:t>
-      </w:r>
-      <w:proofErr w:type="gramEnd"/>
-      <w:r>
-        <w:rPr>
-          <w:rFonts w:ascii="Barlow Condensed Medium" w:eastAsia="華康細黑體" w:hAnsi="Barlow Condensed Medium" w:cs="微軟正黑體" w:hint="eastAsia"/>
-          <w:w w:val="72"/>
-          <w:sz w:val="26"/>
-          <w:szCs w:val="26"/>
-        </w:rPr>
-        <w:t>推上王位。他沒有用油膏哈</w:t>
-      </w:r>
-      <w:proofErr w:type="gramStart"/>
-      <w:r>
-        <w:rPr>
-          <w:rFonts w:ascii="Barlow Condensed Medium" w:eastAsia="華康細黑體" w:hAnsi="Barlow Condensed Medium" w:cs="微軟正黑體" w:hint="eastAsia"/>
-          <w:w w:val="72"/>
-          <w:sz w:val="26"/>
-          <w:szCs w:val="26"/>
-        </w:rPr>
-        <w:t>薛</w:t>
-      </w:r>
-      <w:proofErr w:type="gramEnd"/>
-      <w:r>
-        <w:rPr>
-          <w:rFonts w:ascii="Barlow Condensed Medium" w:eastAsia="華康細黑體" w:hAnsi="Barlow Condensed Medium" w:cs="微軟正黑體" w:hint="eastAsia"/>
-          <w:w w:val="72"/>
-          <w:sz w:val="26"/>
-          <w:szCs w:val="26"/>
-        </w:rPr>
-        <w:t>的頭，而是</w:t>
-      </w:r>
-      <w:proofErr w:type="gramStart"/>
-      <w:r>
-        <w:rPr>
-          <w:rFonts w:ascii="Barlow Condensed Medium" w:eastAsia="華康細黑體" w:hAnsi="Barlow Condensed Medium" w:cs="微軟正黑體" w:hint="eastAsia"/>
-          <w:w w:val="72"/>
-          <w:sz w:val="26"/>
-          <w:szCs w:val="26"/>
-        </w:rPr>
-        <w:t>知道那惡者</w:t>
-      </w:r>
-      <w:proofErr w:type="gramEnd"/>
-      <w:r>
-        <w:rPr>
-          <w:rFonts w:ascii="Barlow Condensed Medium" w:eastAsia="華康細黑體" w:hAnsi="Barlow Condensed Medium" w:cs="微軟正黑體" w:hint="eastAsia"/>
-          <w:w w:val="72"/>
-          <w:sz w:val="26"/>
-          <w:szCs w:val="26"/>
-        </w:rPr>
-        <w:t>已經進入哈</w:t>
-      </w:r>
-      <w:proofErr w:type="gramStart"/>
-      <w:r>
-        <w:rPr>
-          <w:rFonts w:ascii="Barlow Condensed Medium" w:eastAsia="華康細黑體" w:hAnsi="Barlow Condensed Medium" w:cs="微軟正黑體" w:hint="eastAsia"/>
-          <w:w w:val="72"/>
-          <w:sz w:val="26"/>
-          <w:szCs w:val="26"/>
-        </w:rPr>
-        <w:t>薛</w:t>
-      </w:r>
-      <w:proofErr w:type="gramEnd"/>
-      <w:r>
-        <w:rPr>
-          <w:rFonts w:ascii="Barlow Condensed Medium" w:eastAsia="華康細黑體" w:hAnsi="Barlow Condensed Medium" w:cs="微軟正黑體" w:hint="eastAsia"/>
-          <w:w w:val="72"/>
-          <w:sz w:val="26"/>
-          <w:szCs w:val="26"/>
-        </w:rPr>
-        <w:t>的心，只缺臨門一腳。而以利沙的話，讓哈</w:t>
-      </w:r>
-      <w:proofErr w:type="gramStart"/>
-      <w:r>
-        <w:rPr>
-          <w:rFonts w:ascii="Barlow Condensed Medium" w:eastAsia="華康細黑體" w:hAnsi="Barlow Condensed Medium" w:cs="微軟正黑體" w:hint="eastAsia"/>
-          <w:w w:val="72"/>
-          <w:sz w:val="26"/>
-          <w:szCs w:val="26"/>
-        </w:rPr>
-        <w:t>薛</w:t>
-      </w:r>
-      <w:proofErr w:type="gramEnd"/>
-      <w:r>
-        <w:rPr>
-          <w:rFonts w:ascii="Barlow Condensed Medium" w:eastAsia="華康細黑體" w:hAnsi="Barlow Condensed Medium" w:cs="微軟正黑體" w:hint="eastAsia"/>
-          <w:w w:val="72"/>
-          <w:sz w:val="26"/>
-          <w:szCs w:val="26"/>
-        </w:rPr>
-        <w:t>害怕密謀見光死，就立刻去執行了。又以利沙雖然傷心，心裡卻</w:t>
-      </w:r>
-      <w:proofErr w:type="gramStart"/>
-      <w:r>
-        <w:rPr>
-          <w:rFonts w:ascii="Barlow Condensed Medium" w:eastAsia="華康細黑體" w:hAnsi="Barlow Condensed Medium" w:cs="微軟正黑體" w:hint="eastAsia"/>
-          <w:w w:val="72"/>
-          <w:sz w:val="26"/>
-          <w:szCs w:val="26"/>
-        </w:rPr>
-        <w:t>明白　神用</w:t>
-      </w:r>
-      <w:proofErr w:type="gramEnd"/>
-      <w:r>
-        <w:rPr>
-          <w:rFonts w:ascii="Barlow Condensed Medium" w:eastAsia="華康細黑體" w:hAnsi="Barlow Condensed Medium" w:cs="微軟正黑體" w:hint="eastAsia"/>
-          <w:w w:val="72"/>
-          <w:sz w:val="26"/>
-          <w:szCs w:val="26"/>
-        </w:rPr>
-        <w:t>更大</w:t>
-      </w:r>
-      <w:proofErr w:type="gramStart"/>
-      <w:r>
-        <w:rPr>
-          <w:rFonts w:ascii="Barlow Condensed Medium" w:eastAsia="華康細黑體" w:hAnsi="Barlow Condensed Medium" w:cs="微軟正黑體" w:hint="eastAsia"/>
-          <w:w w:val="72"/>
-          <w:sz w:val="26"/>
-          <w:szCs w:val="26"/>
-        </w:rPr>
-        <w:t>的惡來刑罰</w:t>
-      </w:r>
-      <w:proofErr w:type="gramEnd"/>
-      <w:r>
-        <w:rPr>
-          <w:rFonts w:ascii="Barlow Condensed Medium" w:eastAsia="華康細黑體" w:hAnsi="Barlow Condensed Medium" w:cs="微軟正黑體" w:hint="eastAsia"/>
-          <w:w w:val="72"/>
-          <w:sz w:val="26"/>
-          <w:szCs w:val="26"/>
-        </w:rPr>
-        <w:t>作惡的人，求的乃是　神的公義。我們也</w:t>
-      </w:r>
-      <w:proofErr w:type="gramStart"/>
-      <w:r>
-        <w:rPr>
-          <w:rFonts w:ascii="Barlow Condensed Medium" w:eastAsia="華康細黑體" w:hAnsi="Barlow Condensed Medium" w:cs="微軟正黑體" w:hint="eastAsia"/>
-          <w:w w:val="72"/>
-          <w:sz w:val="26"/>
-          <w:szCs w:val="26"/>
-        </w:rPr>
-        <w:t>明白惡</w:t>
-      </w:r>
-      <w:proofErr w:type="gramEnd"/>
-      <w:r>
-        <w:rPr>
-          <w:rFonts w:ascii="Barlow Condensed Medium" w:eastAsia="華康細黑體" w:hAnsi="Barlow Condensed Medium" w:cs="微軟正黑體" w:hint="eastAsia"/>
-          <w:w w:val="72"/>
-          <w:sz w:val="26"/>
-          <w:szCs w:val="26"/>
-        </w:rPr>
-        <w:t>有相互吞吃的本性，更要存信心相信，　神所容許的惡，不外乎是管教、</w:t>
-      </w:r>
-      <w:proofErr w:type="gramStart"/>
-      <w:r>
-        <w:rPr>
-          <w:rFonts w:ascii="Barlow Condensed Medium" w:eastAsia="華康細黑體" w:hAnsi="Barlow Condensed Medium" w:cs="微軟正黑體" w:hint="eastAsia"/>
-          <w:w w:val="72"/>
-          <w:sz w:val="26"/>
-          <w:szCs w:val="26"/>
-        </w:rPr>
-        <w:t>罰刑</w:t>
-      </w:r>
-      <w:proofErr w:type="gramEnd"/>
-      <w:r>
-        <w:rPr>
-          <w:rFonts w:ascii="Barlow Condensed Medium" w:eastAsia="華康細黑體" w:hAnsi="Barlow Condensed Medium" w:cs="微軟正黑體" w:hint="eastAsia"/>
-          <w:w w:val="72"/>
-          <w:sz w:val="26"/>
-          <w:szCs w:val="26"/>
-        </w:rPr>
-        <w:t>，和信心的試煉。</w:t>
+        <w:t>以東在約蘭作王的時候叛變，脫離了猶大的制控。而亞瑪謝想收復以東，可能因為大衛曾打敗以東，他想與大衛齊名，受人景仰。又原先，亞瑪謝雇用了十萬名以色列的勇士加入猶大的軍隊，想靠人的力量得勝。卻被神人警告，說　神不祝福以色列的軍隊。於是，解散了以色列軍隊，靠自己打了勝仗。攻下以東的王城西拉將它改名為約帖，表面上是榮耀　神，因為確實是祂賜福，但是卻有讓後人記得這功績的嫌疑。之後，亞瑪謝竟然敬拜起從以東帶回來的偶像，離開了耶和華。驕傲的心，像是染病一樣，隨著人的功績發作了。愛他擄來的偶像竟然比祝福他得勝的耶和華更多。</w:t>
       </w:r>
     </w:p>
     <w:p>
@@ -28493,119 +27211,28 @@
         <w:jc w:val="both"/>
         <w:rPr>
           <w:rFonts w:ascii="Barlow Condensed Medium" w:eastAsia="華康細黑體" w:hAnsi="Barlow Condensed Medium" w:cs="微軟正黑體"/>
-          <w:w w:val="72"/>
+          <w:w w:val="75"/>
           <w:sz w:val="26"/>
           <w:szCs w:val="26"/>
         </w:rPr>
       </w:pPr>
-      <w:proofErr w:type="gramStart"/>
       <w:r>
         <w:rPr>
           <w:rFonts w:ascii="Barlow Condensed Medium" w:eastAsia="華康儷中黑" w:hAnsi="Barlow Condensed Medium" w:hint="eastAsia"/>
-          <w:w w:val="72"/>
+          <w:w w:val="75"/>
           <w:sz w:val="26"/>
           <w:szCs w:val="26"/>
         </w:rPr>
-        <w:t>膏抹是受揀</w:t>
-      </w:r>
-      <w:proofErr w:type="gramEnd"/>
-      <w:r>
-        <w:rPr>
-          <w:rFonts w:ascii="Barlow Condensed Medium" w:eastAsia="華康儷中黑" w:hAnsi="Barlow Condensed Medium" w:hint="eastAsia"/>
-          <w:w w:val="72"/>
+        <w:t>以色列王約阿施用植物的比喻提醒亞瑪謝，不要因高傲而任意興戰，自取敗亡。亞瑪謝不聽，出兵還未出猶大，就遇北國突擊，自己被擄，連耶城也被洗劫。</w:t>
+      </w:r>
+      <w:r>
+        <w:rPr>
+          <w:rFonts w:ascii="Barlow Condensed Medium" w:eastAsia="華康細黑體" w:hAnsi="Barlow Condensed Medium" w:cs="微軟正黑體" w:hint="eastAsia"/>
+          <w:w w:val="75"/>
           <w:sz w:val="26"/>
           <w:szCs w:val="26"/>
         </w:rPr>
-        <w:t>選來行　神的旨意，會行祝福，也會是刑罰。而先知以利沙明知這是　神刑罰以色列的行動，他</w:t>
-      </w:r>
-      <w:proofErr w:type="gramStart"/>
-      <w:r>
-        <w:rPr>
-          <w:rFonts w:ascii="Barlow Condensed Medium" w:eastAsia="華康儷中黑" w:hAnsi="Barlow Condensed Medium" w:hint="eastAsia"/>
-          <w:w w:val="72"/>
-          <w:sz w:val="26"/>
-          <w:szCs w:val="26"/>
-        </w:rPr>
-        <w:t>仍須去作</w:t>
-      </w:r>
-      <w:proofErr w:type="gramEnd"/>
-      <w:r>
-        <w:rPr>
-          <w:rFonts w:ascii="Barlow Condensed Medium" w:eastAsia="華康儷中黑" w:hAnsi="Barlow Condensed Medium" w:hint="eastAsia"/>
-          <w:w w:val="72"/>
-          <w:sz w:val="26"/>
-          <w:szCs w:val="26"/>
-        </w:rPr>
-        <w:t>。只是內心愛百姓的心無法忍住激動。</w:t>
-      </w:r>
-      <w:r>
-        <w:rPr>
-          <w:rFonts w:ascii="Barlow Condensed Medium" w:eastAsia="華康細黑體" w:hAnsi="Barlow Condensed Medium" w:cs="微軟正黑體" w:hint="eastAsia"/>
-          <w:w w:val="72"/>
-          <w:sz w:val="26"/>
-          <w:szCs w:val="26"/>
-        </w:rPr>
-        <w:t xml:space="preserve">　神的祝福或管教刑罰有個人的層次，也有集體的層次。個人就根據個人的行為好壞，而集體就是根據家族、國家或一個共同文化的群體的整體行為。又後者，文化集體性的行為是有群體感染性的，且是世代傳承又難以根除的。像</w:t>
-      </w:r>
-      <w:proofErr w:type="gramStart"/>
-      <w:r>
-        <w:rPr>
-          <w:rFonts w:ascii="Barlow Condensed Medium" w:eastAsia="華康細黑體" w:hAnsi="Barlow Condensed Medium" w:cs="微軟正黑體" w:hint="eastAsia"/>
-          <w:w w:val="72"/>
-          <w:sz w:val="26"/>
-          <w:szCs w:val="26"/>
-        </w:rPr>
-        <w:t>以色列暗利王朝</w:t>
-      </w:r>
-      <w:proofErr w:type="gramEnd"/>
-      <w:r>
-        <w:rPr>
-          <w:rFonts w:ascii="Barlow Condensed Medium" w:eastAsia="華康細黑體" w:hAnsi="Barlow Condensed Medium" w:cs="微軟正黑體" w:hint="eastAsia"/>
-          <w:w w:val="72"/>
-          <w:sz w:val="26"/>
-          <w:szCs w:val="26"/>
-        </w:rPr>
-        <w:t>，</w:t>
-      </w:r>
-      <w:proofErr w:type="gramStart"/>
-      <w:r>
-        <w:rPr>
-          <w:rFonts w:ascii="Barlow Condensed Medium" w:eastAsia="華康細黑體" w:hAnsi="Barlow Condensed Medium" w:cs="微軟正黑體" w:hint="eastAsia"/>
-          <w:w w:val="72"/>
-          <w:sz w:val="26"/>
-          <w:szCs w:val="26"/>
-        </w:rPr>
-        <w:t>就是亞哈家族</w:t>
-      </w:r>
-      <w:proofErr w:type="gramEnd"/>
-      <w:r>
-        <w:rPr>
-          <w:rFonts w:ascii="Barlow Condensed Medium" w:eastAsia="華康細黑體" w:hAnsi="Barlow Condensed Medium" w:cs="微軟正黑體" w:hint="eastAsia"/>
-          <w:w w:val="72"/>
-          <w:sz w:val="26"/>
-          <w:szCs w:val="26"/>
-        </w:rPr>
-        <w:t>，王室拜偶像的政策，導致由上到下的道德敗壞，且沾滿無辜人的鮮血。是王族的權勢帶百姓走入罪中，而國度性的權勢，只可能用對等的權勢來處理。不論是外部權勢的介入，或是內部勢力的叛變，都是出於　神的旨意，而　神的先知就在其中扮演重要的角色。先知</w:t>
-      </w:r>
-      <w:proofErr w:type="gramStart"/>
-      <w:r>
-        <w:rPr>
-          <w:rFonts w:ascii="Barlow Condensed Medium" w:eastAsia="華康細黑體" w:hAnsi="Barlow Condensed Medium" w:cs="微軟正黑體" w:hint="eastAsia"/>
-          <w:w w:val="72"/>
-          <w:sz w:val="26"/>
-          <w:szCs w:val="26"/>
-        </w:rPr>
-        <w:t>去膏立</w:t>
-      </w:r>
-      <w:proofErr w:type="gramEnd"/>
-      <w:r>
-        <w:rPr>
-          <w:rFonts w:ascii="Barlow Condensed Medium" w:eastAsia="華康細黑體" w:hAnsi="Barlow Condensed Medium" w:cs="微軟正黑體" w:hint="eastAsia"/>
-          <w:w w:val="72"/>
-          <w:sz w:val="26"/>
-          <w:szCs w:val="26"/>
-        </w:rPr>
-        <w:t>新王或策動叛變，成了北國改朝換代的常態。因此個人獨善其身，並不能保證不受這集體性文化上的罪的牽連。所以，先知的心就是要救眾人離開這種集體的罪。</w:t>
+        <w:t>歷代志下有寫到，被亞瑪謝遣散的以色列士兵，在回去的路上，洗劫了沿途的猶大村落。這可能是亞瑪謝要找以色列王算帳的主要原因。果真如此的話，亞瑪謝可能是面子掛不住，而不驕傲到把打仗當兒戲。反而是以色列王約阿施的回話充滿心機。比喻和說人驕傲來嘲笑亞瑪謝自不量力，根本就是激將法。因此，以色列王早料到亞瑪謝會嚥不下這口氣，就先指揮軍隊出發了。不然兩軍怎會在猶大境內的伯‧示麥相遇。不是以色列軍行動快速，就是早計劃好，出兵埋伏在那裡了。不論如何，約阿施的話是以和為貴或是看不起亞瑪謝，亞瑪謝若沒有衝動，不自量力地發了戰帖，就不會搞到自己被俘，成了人質。其實猶大在不久前，支付了大量金銀給亞蘭王哈薛，讓他退兵。現在，又被以色列洗劫。真的是如約阿施所說，亞瑪謝要和猶大一起敗亡。而歷代志的觀點，這是　神故意安排的，作為亞瑪謝背叛祂的懲罰。</w:t>
       </w:r>
     </w:p>
     <w:p>
@@ -28615,7 +27242,7 @@
         <w:spacing w:afterLines="50" w:after="165" w:line="300" w:lineRule="exact"/>
         <w:rPr>
           <w:rFonts w:ascii="Cambria" w:eastAsia="華康細黑體" w:hAnsi="Cambria" w:cs="Cambria"/>
-          <w:w w:val="72"/>
+          <w:w w:val="75"/>
           <w:sz w:val="26"/>
           <w:szCs w:val="26"/>
         </w:rPr>
@@ -28623,7 +27250,7 @@
       <w:r>
         <w:rPr>
           <w:rFonts w:ascii="Barlow Condensed Medium" w:eastAsia="華康儷中黑" w:hAnsi="Barlow Condensed Medium" w:cs="新細明體"/>
-          <w:w w:val="72"/>
+          <w:w w:val="75"/>
           <w:sz w:val="26"/>
           <w:szCs w:val="26"/>
         </w:rPr>
@@ -28632,16 +27259,16 @@
       <w:r>
         <w:rPr>
           <w:rFonts w:ascii="Barlow Condensed Medium" w:eastAsia="華康儷中黑" w:hAnsi="Barlow Condensed Medium" w:cs="新細明體" w:hint="eastAsia"/>
-          <w:w w:val="72"/>
+          <w:w w:val="75"/>
           <w:sz w:val="26"/>
           <w:szCs w:val="26"/>
         </w:rPr>
-        <w:t>偏見使人無知</w:t>
+        <w:t>什麼使人驕傲？</w:t>
       </w:r>
       <w:r>
         <w:rPr>
           <w:rFonts w:ascii="Barlow Condensed Medium" w:eastAsia="華康儷中黑" w:hAnsi="Barlow Condensed Medium" w:cs="新細明體"/>
-          <w:w w:val="72"/>
+          <w:w w:val="75"/>
           <w:sz w:val="26"/>
           <w:szCs w:val="26"/>
         </w:rPr>
@@ -28650,158 +27277,11 @@
       <w:r>
         <w:rPr>
           <w:rFonts w:ascii="Cambria" w:eastAsia="華康細黑體" w:hAnsi="Cambria" w:cs="Cambria" w:hint="eastAsia"/>
-          <w:w w:val="72"/>
+          <w:w w:val="75"/>
           <w:sz w:val="26"/>
           <w:szCs w:val="26"/>
         </w:rPr>
-        <w:t>聽到</w:t>
-      </w:r>
-      <w:proofErr w:type="gramStart"/>
-      <w:r>
-        <w:rPr>
-          <w:rFonts w:ascii="Cambria" w:eastAsia="華康細黑體" w:hAnsi="Cambria" w:cs="Cambria" w:hint="eastAsia"/>
-          <w:w w:val="72"/>
-          <w:sz w:val="26"/>
-          <w:szCs w:val="26"/>
-        </w:rPr>
-        <w:t>賈永婕賈董</w:t>
-      </w:r>
-      <w:proofErr w:type="gramEnd"/>
-      <w:r>
-        <w:rPr>
-          <w:rFonts w:ascii="Cambria" w:eastAsia="華康細黑體" w:hAnsi="Cambria" w:cs="Cambria" w:hint="eastAsia"/>
-          <w:w w:val="72"/>
-          <w:sz w:val="26"/>
-          <w:szCs w:val="26"/>
-        </w:rPr>
-        <w:t>，作為一個公眾人物，願意用「</w:t>
-      </w:r>
-      <w:r>
-        <w:rPr>
-          <w:rFonts w:ascii="Cambria" w:eastAsia="華康細黑體" w:hAnsi="Cambria" w:cs="Cambria" w:hint="eastAsia"/>
-          <w:w w:val="72"/>
-          <w:sz w:val="26"/>
-          <w:szCs w:val="26"/>
-        </w:rPr>
-        <w:t>偏見使人無知」來反省過去的自己，成為喚醒台灣的年輕世代好榜樣，實在令人感佩。這話反過來說也是正確的，就是「無知使人無法分辨偏見」。</w:t>
-      </w:r>
-      <w:r>
-        <w:rPr>
-          <w:rFonts w:ascii="Barlow Condensed Medium" w:eastAsia="華康細黑體" w:hAnsi="Barlow Condensed Medium" w:cs="微軟正黑體" w:hint="eastAsia"/>
-          <w:w w:val="72"/>
-          <w:sz w:val="26"/>
-          <w:szCs w:val="26"/>
-        </w:rPr>
-        <w:t>在今日的處境，台灣的民主發展至今，卻還有</w:t>
-      </w:r>
-      <w:proofErr w:type="gramStart"/>
-      <w:r>
-        <w:rPr>
-          <w:rFonts w:ascii="Barlow Condensed Medium" w:eastAsia="華康細黑體" w:hAnsi="Barlow Condensed Medium" w:cs="微軟正黑體" w:hint="eastAsia"/>
-          <w:w w:val="72"/>
-          <w:sz w:val="26"/>
-          <w:szCs w:val="26"/>
-        </w:rPr>
-        <w:t>人活在早年</w:t>
-      </w:r>
-      <w:proofErr w:type="gramEnd"/>
-      <w:r>
-        <w:rPr>
-          <w:rFonts w:ascii="Barlow Condensed Medium" w:eastAsia="華康細黑體" w:hAnsi="Barlow Condensed Medium" w:cs="微軟正黑體" w:hint="eastAsia"/>
-          <w:w w:val="72"/>
-          <w:sz w:val="26"/>
-          <w:szCs w:val="26"/>
-        </w:rPr>
-        <w:t>白色恐怖的意識型態中。像政治明星的造神運動，政治是少數人的特權、是黑暗的，司法一定被政權操控，製造政治的仇恨等等。真</w:t>
-      </w:r>
-      <w:proofErr w:type="gramStart"/>
-      <w:r>
-        <w:rPr>
-          <w:rFonts w:ascii="Barlow Condensed Medium" w:eastAsia="華康細黑體" w:hAnsi="Barlow Condensed Medium" w:cs="微軟正黑體" w:hint="eastAsia"/>
-          <w:w w:val="72"/>
-          <w:sz w:val="26"/>
-          <w:szCs w:val="26"/>
-        </w:rPr>
-        <w:t>有綠共</w:t>
-      </w:r>
-      <w:proofErr w:type="gramEnd"/>
-      <w:r>
-        <w:rPr>
-          <w:rFonts w:ascii="Barlow Condensed Medium" w:eastAsia="華康細黑體" w:hAnsi="Barlow Condensed Medium" w:cs="微軟正黑體" w:hint="eastAsia"/>
-          <w:w w:val="72"/>
-          <w:sz w:val="26"/>
-          <w:szCs w:val="26"/>
-        </w:rPr>
-        <w:t>、綠色恐怖和綠色獨裁這種事實嗎？這些都是製造仇恨的謊言。讓人民陷仇恨的罪中。我們的政權是由公民選出，公民授予，就有代表人民的高度和民主的價值。是不容藐視的。而那些藐視民主的價值，就等同於藐視　神的公義和良善；誰用權力圖利自己的，才是獨裁病的患者，自己卻</w:t>
-      </w:r>
-      <w:proofErr w:type="gramStart"/>
-      <w:r>
-        <w:rPr>
-          <w:rFonts w:ascii="Barlow Condensed Medium" w:eastAsia="華康細黑體" w:hAnsi="Barlow Condensed Medium" w:cs="微軟正黑體" w:hint="eastAsia"/>
-          <w:w w:val="72"/>
-          <w:sz w:val="26"/>
-          <w:szCs w:val="26"/>
-        </w:rPr>
-        <w:t>不</w:t>
-      </w:r>
-      <w:proofErr w:type="gramEnd"/>
-      <w:r>
-        <w:rPr>
-          <w:rFonts w:ascii="Barlow Condensed Medium" w:eastAsia="華康細黑體" w:hAnsi="Barlow Condensed Medium" w:cs="微軟正黑體" w:hint="eastAsia"/>
-          <w:w w:val="72"/>
-          <w:sz w:val="26"/>
-          <w:szCs w:val="26"/>
-        </w:rPr>
-        <w:t>自知</w:t>
-      </w:r>
-      <w:r>
-        <w:rPr>
-          <w:rFonts w:ascii="Cambria" w:eastAsia="華康細黑體" w:hAnsi="Cambria" w:cs="Cambria" w:hint="eastAsia"/>
-          <w:w w:val="72"/>
-          <w:sz w:val="26"/>
-          <w:szCs w:val="26"/>
-        </w:rPr>
-        <w:t>。而</w:t>
-      </w:r>
-      <w:proofErr w:type="gramStart"/>
-      <w:r>
-        <w:rPr>
-          <w:rFonts w:ascii="Cambria" w:eastAsia="華康細黑體" w:hAnsi="Cambria" w:cs="Cambria" w:hint="eastAsia"/>
-          <w:w w:val="72"/>
-          <w:sz w:val="26"/>
-          <w:szCs w:val="26"/>
-        </w:rPr>
-        <w:t>不</w:t>
-      </w:r>
-      <w:proofErr w:type="gramEnd"/>
-      <w:r>
-        <w:rPr>
-          <w:rFonts w:ascii="Cambria" w:eastAsia="華康細黑體" w:hAnsi="Cambria" w:cs="Cambria" w:hint="eastAsia"/>
-          <w:w w:val="72"/>
-          <w:sz w:val="26"/>
-          <w:szCs w:val="26"/>
-        </w:rPr>
-        <w:t>自知和自我感覺良好，就是文化性的意識型態的偏見產生的愚民效果。能認錯、能發現自己的不完美，就像先知為不能阻擋</w:t>
-      </w:r>
-      <w:proofErr w:type="gramStart"/>
-      <w:r>
-        <w:rPr>
-          <w:rFonts w:ascii="Cambria" w:eastAsia="華康細黑體" w:hAnsi="Cambria" w:cs="Cambria" w:hint="eastAsia"/>
-          <w:w w:val="72"/>
-          <w:sz w:val="26"/>
-          <w:szCs w:val="26"/>
-        </w:rPr>
-        <w:t>的惡哭了</w:t>
-      </w:r>
-      <w:proofErr w:type="gramEnd"/>
-      <w:r>
-        <w:rPr>
-          <w:rFonts w:ascii="Cambria" w:eastAsia="華康細黑體" w:hAnsi="Cambria" w:cs="Cambria" w:hint="eastAsia"/>
-          <w:w w:val="72"/>
-          <w:sz w:val="26"/>
-          <w:szCs w:val="26"/>
-        </w:rPr>
-        <w:t>，其實是健康的心態，是依靠　神而能超越自我偏見的心。</w:t>
+        <w:t>有個寓言故事說：秋天到了，有隻蝙蝠獨自在天空飛翔，邊飛邊哭。突然遇見了鳥國的國王──老鷹。老鷹問他為什麼難過，蝙蝠說他很冷，因為他不像其它鳥類有羽毛，不怕冷。於是老鷹想了一個辦法幫助蝙蝠，就是請所有的鳥類都捐一支羽毛給蝙蝠。於是，蝙蝠將所有的羽毛插在身上，除了保暖，不同顏色的羽毛讓蝙蝠像是穿了美麗七彩外衣。這讓蝙蝠驕傲了起來，認為沒有一隻鳥能比得上牠的美麗。蝙蝠就開始看輕其他的鳥，出言不遜，甚至不和他們說話。後來抱怨的聲音傳到了老鷹國王的耳中，牠就把蝙蝠叫來，問個明白。蝙蝠竟然說，其他的鳥批評牠是因為嫉妒牠美麗的羽毛。很自戀地張開翅膀，向老鷹展示牠七彩的羽毛。老鷹就說，既然你不懂得感謝這身羽毛是所有的鳥送給你的，你就不配擁有它。於是下令，所有的鳥類來取回他們送給蝙蝠的羽毛。蝙蝠就又變回原來的樣子。至於，蝙蝠是因為沒有臉見人才會在天黑出來活動，這和事實有點出入。</w:t>
       </w:r>
     </w:p>
     <w:p>
@@ -28812,7 +27292,7 @@
         <w:jc w:val="both"/>
         <w:rPr>
           <w:rFonts w:ascii="Barlow Condensed Medium" w:eastAsia="華康儷中黑" w:hAnsi="Barlow Condensed Medium"/>
-          <w:w w:val="72"/>
+          <w:w w:val="75"/>
           <w:sz w:val="26"/>
           <w:szCs w:val="26"/>
         </w:rPr>
@@ -28820,85 +27300,70 @@
       <w:r>
         <w:rPr>
           <w:rFonts w:ascii="Barlow Condensed Medium" w:eastAsia="華康儷中黑" w:hAnsi="Barlow Condensed Medium" w:hint="eastAsia"/>
-          <w:w w:val="72"/>
+          <w:w w:val="75"/>
           <w:sz w:val="26"/>
           <w:szCs w:val="26"/>
         </w:rPr>
-        <w:t>以利亞和以利沙的事奉，</w:t>
-      </w:r>
-      <w:proofErr w:type="gramStart"/>
-      <w:r>
-        <w:rPr>
-          <w:rFonts w:ascii="Barlow Condensed Medium" w:eastAsia="華康儷中黑" w:hAnsi="Barlow Condensed Medium" w:hint="eastAsia"/>
-          <w:w w:val="72"/>
+        <w:t>孤獨、無知或對世界極度的迷戀使人放大自己所擁有的，就表現出驕傲。而耶穌說他勝過了世界，就是試探；用最大的卑謙來犧牲自己，卻被　神復活和高舉。</w:t>
+      </w:r>
+      <w:r>
+        <w:rPr>
+          <w:rFonts w:ascii="Barlow Condensed Medium" w:eastAsia="華康細黑體" w:hAnsi="Barlow Condensed Medium" w:cs="微軟正黑體" w:hint="eastAsia"/>
+          <w:w w:val="75"/>
           <w:sz w:val="26"/>
           <w:szCs w:val="26"/>
         </w:rPr>
-        <w:t>貫穿亞哈王朝</w:t>
-      </w:r>
-      <w:proofErr w:type="gramEnd"/>
-      <w:r>
-        <w:rPr>
-          <w:rFonts w:ascii="Barlow Condensed Medium" w:eastAsia="華康儷中黑" w:hAnsi="Barlow Condensed Medium" w:hint="eastAsia"/>
-          <w:w w:val="72"/>
+        <w:t>自信和驕傲是一線之隔，全看人有沒有智慧對任何事情追求一個客觀的評價。就算自己已經是最好，也要永遠保留一個位置給比最好更好，或是給　神。這樣的智慧使人能不斷超越自己。</w:t>
+      </w:r>
+      <w:r>
+        <w:rPr>
+          <w:rFonts w:ascii="Barlow Condensed Medium" w:eastAsia="華康細黑體" w:hAnsi="Barlow Condensed Medium" w:cs="微軟正黑體" w:hint="eastAsia"/>
+          <w:w w:val="75"/>
           <w:sz w:val="26"/>
           <w:szCs w:val="26"/>
         </w:rPr>
-        <w:t>，是北國以色列最強盛的時期，卻也是拜偶像的惡極大的時期。行的神</w:t>
-      </w:r>
-      <w:proofErr w:type="gramStart"/>
-      <w:r>
-        <w:rPr>
-          <w:rFonts w:ascii="Barlow Condensed Medium" w:eastAsia="華康儷中黑" w:hAnsi="Barlow Condensed Medium" w:hint="eastAsia"/>
-          <w:w w:val="72"/>
+        <w:t>不過驕傲會</w:t>
+      </w:r>
+      <w:r>
+        <w:rPr>
+          <w:rFonts w:ascii="Barlow Condensed Medium" w:eastAsia="華康細黑體" w:hAnsi="Barlow Condensed Medium" w:cs="微軟正黑體" w:hint="eastAsia"/>
+          <w:w w:val="75"/>
           <w:sz w:val="26"/>
           <w:szCs w:val="26"/>
         </w:rPr>
-        <w:t>蹟</w:t>
-      </w:r>
-      <w:proofErr w:type="gramEnd"/>
-      <w:r>
-        <w:rPr>
-          <w:rFonts w:ascii="Barlow Condensed Medium" w:eastAsia="華康儷中黑" w:hAnsi="Barlow Condensed Medium" w:hint="eastAsia"/>
-          <w:w w:val="72"/>
+        <w:t>偽裝成</w:t>
+      </w:r>
+      <w:r>
+        <w:rPr>
+          <w:rFonts w:ascii="Barlow Condensed Medium" w:eastAsia="華康細黑體" w:hAnsi="Barlow Condensed Medium" w:cs="微軟正黑體" w:hint="eastAsia"/>
+          <w:w w:val="75"/>
           <w:sz w:val="26"/>
           <w:szCs w:val="26"/>
         </w:rPr>
-        <w:t>最多，卻從上到下都不信，先知因此落淚。</w:t>
+        <w:t>更可怕的</w:t>
       </w:r>
       <w:r>
         <w:rPr>
           <w:rFonts w:ascii="Barlow Condensed Medium" w:eastAsia="華康細黑體" w:hAnsi="Barlow Condensed Medium" w:cs="微軟正黑體" w:hint="eastAsia"/>
-          <w:w w:val="72"/>
+          <w:w w:val="75"/>
           <w:sz w:val="26"/>
           <w:szCs w:val="26"/>
         </w:rPr>
-        <w:t>先知關心的是整體以色列文化因為偶像而敗壞的問題，然而使人從文化性的意識型態中悔改是極不容易的。要改變人的腦袋，不如直接砍掉比較快，這才是以利沙難過的地方，在　神的刑罰下，不論大國入侵的死傷，或是</w:t>
-      </w:r>
-      <w:proofErr w:type="gramStart"/>
+        <w:t>模樣</w:t>
+      </w:r>
       <w:r>
         <w:rPr>
           <w:rFonts w:ascii="Barlow Condensed Medium" w:eastAsia="華康細黑體" w:hAnsi="Barlow Condensed Medium" w:cs="微軟正黑體" w:hint="eastAsia"/>
-          <w:w w:val="72"/>
+          <w:w w:val="75"/>
           <w:sz w:val="26"/>
           <w:szCs w:val="26"/>
         </w:rPr>
-        <w:t>後來耶戶對偶</w:t>
-      </w:r>
-      <w:proofErr w:type="gramEnd"/>
+        <w:t>──虛偽。就像　神的祭司表面敬畏　神，卻驕傲地以為自己能代替　神審判，以　神之名，在十字架上，殺了　神的兒子耶穌。　神卻使耶穌復活，除了顯明公義，更證明人的驕傲是愚蠢的。</w:t>
+      </w:r>
       <w:r>
         <w:rPr>
           <w:rFonts w:ascii="Barlow Condensed Medium" w:eastAsia="華康細黑體" w:hAnsi="Barlow Condensed Medium" w:cs="微軟正黑體" w:hint="eastAsia"/>
-          <w:w w:val="72"/>
-          <w:sz w:val="26"/>
-          <w:szCs w:val="26"/>
-        </w:rPr>
-        <w:t>教信徒的大屠殺，都是令人難過的。而我們珍惜生命，但是更應該分辨人所行的善惡；我們憐憫的眼淚要為受苦的義人和無辜的百姓而流，卻不是為說謊、自私自利、製造仇恨和背叛自己的人民和　神的公義的人而流。</w:t>
-      </w:r>
-      <w:r>
-        <w:rPr>
-          <w:rFonts w:ascii="Barlow Condensed Medium" w:eastAsia="華康細黑體" w:hAnsi="Barlow Condensed Medium" w:cs="微軟正黑體" w:hint="eastAsia"/>
-          <w:w w:val="72"/>
+          <w:w w:val="75"/>
           <w:sz w:val="26"/>
           <w:szCs w:val="26"/>
         </w:rPr>
@@ -28925,7 +27390,7 @@
 </file>
 
 <file path=word/endnotes.xml><?xml version="1.0" encoding="utf-8"?>
-<w:endnotes xmlns:wpc="http://schemas.microsoft.com/office/word/2010/wordprocessingCanvas" xmlns:cx="http://schemas.microsoft.com/office/drawing/2014/chartex" xmlns:cx1="http://schemas.microsoft.com/office/drawing/2015/9/8/chartex" xmlns:cx2="http://schemas.microsoft.com/office/drawing/2015/10/21/chartex" xmlns:cx3="http://schemas.microsoft.com/office/drawing/2016/5/9/chartex" xmlns:cx4="http://schemas.microsoft.com/office/drawing/2016/5/10/chartex" xmlns:cx5="http://schemas.microsoft.com/office/drawing/2016/5/11/chartex" xmlns:cx6="http://schemas.microsoft.com/office/drawing/2016/5/12/chartex" xmlns:cx7="http://schemas.microsoft.com/office/drawing/2016/5/13/chartex" xmlns:cx8="http://schemas.microsoft.com/office/drawing/2016/5/14/chartex" xmlns:mc="http://schemas.openxmlformats.org/markup-compatibility/2006" xmlns:aink="http://schemas.microsoft.com/office/drawing/2016/ink" xmlns:am3d="http://schemas.microsoft.com/office/drawing/2017/model3d" xmlns:o="urn:schemas-microsoft-com:office:office" xmlns:oel="http://schemas.microsoft.com/office/2019/extlst" xmlns:r="http://schemas.openxmlformats.org/officeDocument/2006/relationships" xmlns:m="http://schemas.openxmlformats.org/officeDocument/2006/math" xmlns:v="urn:schemas-microsoft-com:vml" xmlns:wp14="http://schemas.microsoft.com/office/word/2010/wordprocessingDrawing" xmlns:wp="http://schemas.openxmlformats.org/drawingml/2006/wordprocessingDrawing" xmlns:w10="urn:schemas-microsoft-com:office:word" xmlns:w="http://schemas.openxmlformats.org/wordprocessingml/2006/main" xmlns:w14="http://schemas.microsoft.com/office/word/2010/wordml" xmlns:w15="http://schemas.microsoft.com/office/word/2012/wordml" xmlns:w16cex="http://schemas.microsoft.com/office/word/2018/wordml/cex" xmlns:w16cid="http://schemas.microsoft.com/office/word/2016/wordml/cid" xmlns:w16="http://schemas.microsoft.com/office/word/2018/wordml" xmlns:w16du="http://schemas.microsoft.com/office/word/2023/wordml/word16du" xmlns:w16sdtdh="http://schemas.microsoft.com/office/word/2020/wordml/sdtdatahash" xmlns:w16sdtfl="http://schemas.microsoft.com/office/word/2024/wordml/sdtformatlock" xmlns:w16se="http://schemas.microsoft.com/office/word/2015/wordml/symex" xmlns:wpg="http://schemas.microsoft.com/office/word/2010/wordprocessingGroup" xmlns:wpi="http://schemas.microsoft.com/office/word/2010/wordprocessingInk" xmlns:wne="http://schemas.microsoft.com/office/word/2006/wordml" xmlns:wps="http://schemas.microsoft.com/office/word/2010/wordprocessingShape" mc:Ignorable="w14 w15 w16se w16cid w16 w16cex w16sdtdh w16sdtfl w16du wp14">
+<w:endnotes xmlns:wpc="http://schemas.microsoft.com/office/word/2010/wordprocessingCanvas" xmlns:mc="http://schemas.openxmlformats.org/markup-compatibility/2006" xmlns:o="urn:schemas-microsoft-com:office:office" xmlns:r="http://schemas.openxmlformats.org/officeDocument/2006/relationships" xmlns:m="http://schemas.openxmlformats.org/officeDocument/2006/math" xmlns:v="urn:schemas-microsoft-com:vml" xmlns:wp14="http://schemas.microsoft.com/office/word/2010/wordprocessingDrawing" xmlns:wp="http://schemas.openxmlformats.org/drawingml/2006/wordprocessingDrawing" xmlns:w10="urn:schemas-microsoft-com:office:word" xmlns:w="http://schemas.openxmlformats.org/wordprocessingml/2006/main" xmlns:w14="http://schemas.microsoft.com/office/word/2010/wordml" xmlns:w15="http://schemas.microsoft.com/office/word/2012/wordml" xmlns:wpg="http://schemas.microsoft.com/office/word/2010/wordprocessingGroup" xmlns:wpi="http://schemas.microsoft.com/office/word/2010/wordprocessingInk" xmlns:wne="http://schemas.microsoft.com/office/word/2006/wordml" xmlns:wps="http://schemas.microsoft.com/office/word/2010/wordprocessingShape" mc:Ignorable="w14 w15 wp14">
   <w:endnote w:type="separator" w:id="-1">
     <w:p>
       <w:r>
@@ -28944,7 +27409,7 @@
 </file>
 
 <file path=word/footnotes.xml><?xml version="1.0" encoding="utf-8"?>
-<w:footnotes xmlns:wpc="http://schemas.microsoft.com/office/word/2010/wordprocessingCanvas" xmlns:cx="http://schemas.microsoft.com/office/drawing/2014/chartex" xmlns:cx1="http://schemas.microsoft.com/office/drawing/2015/9/8/chartex" xmlns:cx2="http://schemas.microsoft.com/office/drawing/2015/10/21/chartex" xmlns:cx3="http://schemas.microsoft.com/office/drawing/2016/5/9/chartex" xmlns:cx4="http://schemas.microsoft.com/office/drawing/2016/5/10/chartex" xmlns:cx5="http://schemas.microsoft.com/office/drawing/2016/5/11/chartex" xmlns:cx6="http://schemas.microsoft.com/office/drawing/2016/5/12/chartex" xmlns:cx7="http://schemas.microsoft.com/office/drawing/2016/5/13/chartex" xmlns:cx8="http://schemas.microsoft.com/office/drawing/2016/5/14/chartex" xmlns:mc="http://schemas.openxmlformats.org/markup-compatibility/2006" xmlns:aink="http://schemas.microsoft.com/office/drawing/2016/ink" xmlns:am3d="http://schemas.microsoft.com/office/drawing/2017/model3d" xmlns:o="urn:schemas-microsoft-com:office:office" xmlns:oel="http://schemas.microsoft.com/office/2019/extlst" xmlns:r="http://schemas.openxmlformats.org/officeDocument/2006/relationships" xmlns:m="http://schemas.openxmlformats.org/officeDocument/2006/math" xmlns:v="urn:schemas-microsoft-com:vml" xmlns:wp14="http://schemas.microsoft.com/office/word/2010/wordprocessingDrawing" xmlns:wp="http://schemas.openxmlformats.org/drawingml/2006/wordprocessingDrawing" xmlns:w10="urn:schemas-microsoft-com:office:word" xmlns:w="http://schemas.openxmlformats.org/wordprocessingml/2006/main" xmlns:w14="http://schemas.microsoft.com/office/word/2010/wordml" xmlns:w15="http://schemas.microsoft.com/office/word/2012/wordml" xmlns:w16cex="http://schemas.microsoft.com/office/word/2018/wordml/cex" xmlns:w16cid="http://schemas.microsoft.com/office/word/2016/wordml/cid" xmlns:w16="http://schemas.microsoft.com/office/word/2018/wordml" xmlns:w16du="http://schemas.microsoft.com/office/word/2023/wordml/word16du" xmlns:w16sdtdh="http://schemas.microsoft.com/office/word/2020/wordml/sdtdatahash" xmlns:w16sdtfl="http://schemas.microsoft.com/office/word/2024/wordml/sdtformatlock" xmlns:w16se="http://schemas.microsoft.com/office/word/2015/wordml/symex" xmlns:wpg="http://schemas.microsoft.com/office/word/2010/wordprocessingGroup" xmlns:wpi="http://schemas.microsoft.com/office/word/2010/wordprocessingInk" xmlns:wne="http://schemas.microsoft.com/office/word/2006/wordml" xmlns:wps="http://schemas.microsoft.com/office/word/2010/wordprocessingShape" mc:Ignorable="w14 w15 w16se w16cid w16 w16cex w16sdtdh w16sdtfl w16du wp14">
+<w:footnotes xmlns:wpc="http://schemas.microsoft.com/office/word/2010/wordprocessingCanvas" xmlns:mc="http://schemas.openxmlformats.org/markup-compatibility/2006" xmlns:o="urn:schemas-microsoft-com:office:office" xmlns:r="http://schemas.openxmlformats.org/officeDocument/2006/relationships" xmlns:m="http://schemas.openxmlformats.org/officeDocument/2006/math" xmlns:v="urn:schemas-microsoft-com:vml" xmlns:wp14="http://schemas.microsoft.com/office/word/2010/wordprocessingDrawing" xmlns:wp="http://schemas.openxmlformats.org/drawingml/2006/wordprocessingDrawing" xmlns:w10="urn:schemas-microsoft-com:office:word" xmlns:w="http://schemas.openxmlformats.org/wordprocessingml/2006/main" xmlns:w14="http://schemas.microsoft.com/office/word/2010/wordml" xmlns:w15="http://schemas.microsoft.com/office/word/2012/wordml" xmlns:wpg="http://schemas.microsoft.com/office/word/2010/wordprocessingGroup" xmlns:wpi="http://schemas.microsoft.com/office/word/2010/wordprocessingInk" xmlns:wne="http://schemas.microsoft.com/office/word/2006/wordml" xmlns:wps="http://schemas.microsoft.com/office/word/2010/wordprocessingShape" mc:Ignorable="w14 w15 wp14">
   <w:footnote w:type="separator" w:id="-1">
     <w:p>
       <w:r>
@@ -28963,7 +27428,7 @@
 </file>
 
 <file path=word/header1.xml><?xml version="1.0" encoding="utf-8"?>
-<w:hdr xmlns:wpc="http://schemas.microsoft.com/office/word/2010/wordprocessingCanvas" xmlns:cx="http://schemas.microsoft.com/office/drawing/2014/chartex" xmlns:cx1="http://schemas.microsoft.com/office/drawing/2015/9/8/chartex" xmlns:cx2="http://schemas.microsoft.com/office/drawing/2015/10/21/chartex" xmlns:cx3="http://schemas.microsoft.com/office/drawing/2016/5/9/chartex" xmlns:cx4="http://schemas.microsoft.com/office/drawing/2016/5/10/chartex" xmlns:cx5="http://schemas.microsoft.com/office/drawing/2016/5/11/chartex" xmlns:cx6="http://schemas.microsoft.com/office/drawing/2016/5/12/chartex" xmlns:cx7="http://schemas.microsoft.com/office/drawing/2016/5/13/chartex" xmlns:cx8="http://schemas.microsoft.com/office/drawing/2016/5/14/chartex" xmlns:mc="http://schemas.openxmlformats.org/markup-compatibility/2006" xmlns:aink="http://schemas.microsoft.com/office/drawing/2016/ink" xmlns:am3d="http://schemas.microsoft.com/office/drawing/2017/model3d" xmlns:o="urn:schemas-microsoft-com:office:office" xmlns:oel="http://schemas.microsoft.com/office/2019/extlst" xmlns:r="http://schemas.openxmlformats.org/officeDocument/2006/relationships" xmlns:m="http://schemas.openxmlformats.org/officeDocument/2006/math" xmlns:v="urn:schemas-microsoft-com:vml" xmlns:wp14="http://schemas.microsoft.com/office/word/2010/wordprocessingDrawing" xmlns:wp="http://schemas.openxmlformats.org/drawingml/2006/wordprocessingDrawing" xmlns:w10="urn:schemas-microsoft-com:office:word" xmlns:w="http://schemas.openxmlformats.org/wordprocessingml/2006/main" xmlns:w14="http://schemas.microsoft.com/office/word/2010/wordml" xmlns:w15="http://schemas.microsoft.com/office/word/2012/wordml" xmlns:w16cex="http://schemas.microsoft.com/office/word/2018/wordml/cex" xmlns:w16cid="http://schemas.microsoft.com/office/word/2016/wordml/cid" xmlns:w16="http://schemas.microsoft.com/office/word/2018/wordml" xmlns:w16du="http://schemas.microsoft.com/office/word/2023/wordml/word16du" xmlns:w16sdtdh="http://schemas.microsoft.com/office/word/2020/wordml/sdtdatahash" xmlns:w16sdtfl="http://schemas.microsoft.com/office/word/2024/wordml/sdtformatlock" xmlns:w16se="http://schemas.microsoft.com/office/word/2015/wordml/symex" xmlns:wpg="http://schemas.microsoft.com/office/word/2010/wordprocessingGroup" xmlns:wpi="http://schemas.microsoft.com/office/word/2010/wordprocessingInk" xmlns:wne="http://schemas.microsoft.com/office/word/2006/wordml" xmlns:wps="http://schemas.microsoft.com/office/word/2010/wordprocessingShape" mc:Ignorable="w14 w15 w16se w16cid w16 w16cex w16sdtdh w16sdtfl w16du wp14">
+<w:hdr xmlns:wpc="http://schemas.microsoft.com/office/word/2010/wordprocessingCanvas" xmlns:mc="http://schemas.openxmlformats.org/markup-compatibility/2006" xmlns:o="urn:schemas-microsoft-com:office:office" xmlns:r="http://schemas.openxmlformats.org/officeDocument/2006/relationships" xmlns:m="http://schemas.openxmlformats.org/officeDocument/2006/math" xmlns:v="urn:schemas-microsoft-com:vml" xmlns:wp14="http://schemas.microsoft.com/office/word/2010/wordprocessingDrawing" xmlns:wp="http://schemas.openxmlformats.org/drawingml/2006/wordprocessingDrawing" xmlns:w10="urn:schemas-microsoft-com:office:word" xmlns:w="http://schemas.openxmlformats.org/wordprocessingml/2006/main" xmlns:w14="http://schemas.microsoft.com/office/word/2010/wordml" xmlns:w15="http://schemas.microsoft.com/office/word/2012/wordml" xmlns:wpg="http://schemas.microsoft.com/office/word/2010/wordprocessingGroup" xmlns:wpi="http://schemas.microsoft.com/office/word/2010/wordprocessingInk" xmlns:wne="http://schemas.microsoft.com/office/word/2006/wordml" xmlns:wps="http://schemas.microsoft.com/office/word/2010/wordprocessingShape" mc:Ignorable="w14 w15 wp14">
   <w:p>
     <w:pPr>
       <w:pStyle w:val="a4"/>
@@ -29421,7 +27886,7 @@
 </file>
 
 <file path=word/header2.xml><?xml version="1.0" encoding="utf-8"?>
-<w:hdr xmlns:wpc="http://schemas.microsoft.com/office/word/2010/wordprocessingCanvas" xmlns:cx="http://schemas.microsoft.com/office/drawing/2014/chartex" xmlns:cx1="http://schemas.microsoft.com/office/drawing/2015/9/8/chartex" xmlns:cx2="http://schemas.microsoft.com/office/drawing/2015/10/21/chartex" xmlns:cx3="http://schemas.microsoft.com/office/drawing/2016/5/9/chartex" xmlns:cx4="http://schemas.microsoft.com/office/drawing/2016/5/10/chartex" xmlns:cx5="http://schemas.microsoft.com/office/drawing/2016/5/11/chartex" xmlns:cx6="http://schemas.microsoft.com/office/drawing/2016/5/12/chartex" xmlns:cx7="http://schemas.microsoft.com/office/drawing/2016/5/13/chartex" xmlns:cx8="http://schemas.microsoft.com/office/drawing/2016/5/14/chartex" xmlns:mc="http://schemas.openxmlformats.org/markup-compatibility/2006" xmlns:aink="http://schemas.microsoft.com/office/drawing/2016/ink" xmlns:am3d="http://schemas.microsoft.com/office/drawing/2017/model3d" xmlns:o="urn:schemas-microsoft-com:office:office" xmlns:oel="http://schemas.microsoft.com/office/2019/extlst" xmlns:r="http://schemas.openxmlformats.org/officeDocument/2006/relationships" xmlns:m="http://schemas.openxmlformats.org/officeDocument/2006/math" xmlns:v="urn:schemas-microsoft-com:vml" xmlns:wp14="http://schemas.microsoft.com/office/word/2010/wordprocessingDrawing" xmlns:wp="http://schemas.openxmlformats.org/drawingml/2006/wordprocessingDrawing" xmlns:w10="urn:schemas-microsoft-com:office:word" xmlns:w="http://schemas.openxmlformats.org/wordprocessingml/2006/main" xmlns:w14="http://schemas.microsoft.com/office/word/2010/wordml" xmlns:w15="http://schemas.microsoft.com/office/word/2012/wordml" xmlns:w16cex="http://schemas.microsoft.com/office/word/2018/wordml/cex" xmlns:w16cid="http://schemas.microsoft.com/office/word/2016/wordml/cid" xmlns:w16="http://schemas.microsoft.com/office/word/2018/wordml" xmlns:w16du="http://schemas.microsoft.com/office/word/2023/wordml/word16du" xmlns:w16sdtdh="http://schemas.microsoft.com/office/word/2020/wordml/sdtdatahash" xmlns:w16sdtfl="http://schemas.microsoft.com/office/word/2024/wordml/sdtformatlock" xmlns:w16se="http://schemas.microsoft.com/office/word/2015/wordml/symex" xmlns:wpg="http://schemas.microsoft.com/office/word/2010/wordprocessingGroup" xmlns:wpi="http://schemas.microsoft.com/office/word/2010/wordprocessingInk" xmlns:wne="http://schemas.microsoft.com/office/word/2006/wordml" xmlns:wps="http://schemas.microsoft.com/office/word/2010/wordprocessingShape" mc:Ignorable="w14 w15 w16se w16cid w16 w16cex w16sdtdh w16sdtfl w16du wp14">
+<w:hdr xmlns:wpc="http://schemas.microsoft.com/office/word/2010/wordprocessingCanvas" xmlns:mc="http://schemas.openxmlformats.org/markup-compatibility/2006" xmlns:o="urn:schemas-microsoft-com:office:office" xmlns:r="http://schemas.openxmlformats.org/officeDocument/2006/relationships" xmlns:m="http://schemas.openxmlformats.org/officeDocument/2006/math" xmlns:v="urn:schemas-microsoft-com:vml" xmlns:wp14="http://schemas.microsoft.com/office/word/2010/wordprocessingDrawing" xmlns:wp="http://schemas.openxmlformats.org/drawingml/2006/wordprocessingDrawing" xmlns:w10="urn:schemas-microsoft-com:office:word" xmlns:w="http://schemas.openxmlformats.org/wordprocessingml/2006/main" xmlns:w14="http://schemas.microsoft.com/office/word/2010/wordml" xmlns:w15="http://schemas.microsoft.com/office/word/2012/wordml" xmlns:wpg="http://schemas.microsoft.com/office/word/2010/wordprocessingGroup" xmlns:wpi="http://schemas.microsoft.com/office/word/2010/wordprocessingInk" xmlns:wne="http://schemas.microsoft.com/office/word/2006/wordml" xmlns:wps="http://schemas.microsoft.com/office/word/2010/wordprocessingShape" mc:Ignorable="w14 w15 wp14">
   <w:p>
     <w:pPr>
       <w:pStyle w:val="a4"/>
@@ -29879,7 +28344,7 @@
 </file>
 
 <file path=word/header3.xml><?xml version="1.0" encoding="utf-8"?>
-<w:hdr xmlns:wpc="http://schemas.microsoft.com/office/word/2010/wordprocessingCanvas" xmlns:cx="http://schemas.microsoft.com/office/drawing/2014/chartex" xmlns:cx1="http://schemas.microsoft.com/office/drawing/2015/9/8/chartex" xmlns:cx2="http://schemas.microsoft.com/office/drawing/2015/10/21/chartex" xmlns:cx3="http://schemas.microsoft.com/office/drawing/2016/5/9/chartex" xmlns:cx4="http://schemas.microsoft.com/office/drawing/2016/5/10/chartex" xmlns:cx5="http://schemas.microsoft.com/office/drawing/2016/5/11/chartex" xmlns:cx6="http://schemas.microsoft.com/office/drawing/2016/5/12/chartex" xmlns:cx7="http://schemas.microsoft.com/office/drawing/2016/5/13/chartex" xmlns:cx8="http://schemas.microsoft.com/office/drawing/2016/5/14/chartex" xmlns:mc="http://schemas.openxmlformats.org/markup-compatibility/2006" xmlns:aink="http://schemas.microsoft.com/office/drawing/2016/ink" xmlns:am3d="http://schemas.microsoft.com/office/drawing/2017/model3d" xmlns:o="urn:schemas-microsoft-com:office:office" xmlns:oel="http://schemas.microsoft.com/office/2019/extlst" xmlns:r="http://schemas.openxmlformats.org/officeDocument/2006/relationships" xmlns:m="http://schemas.openxmlformats.org/officeDocument/2006/math" xmlns:v="urn:schemas-microsoft-com:vml" xmlns:wp14="http://schemas.microsoft.com/office/word/2010/wordprocessingDrawing" xmlns:wp="http://schemas.openxmlformats.org/drawingml/2006/wordprocessingDrawing" xmlns:w10="urn:schemas-microsoft-com:office:word" xmlns:w="http://schemas.openxmlformats.org/wordprocessingml/2006/main" xmlns:w14="http://schemas.microsoft.com/office/word/2010/wordml" xmlns:w15="http://schemas.microsoft.com/office/word/2012/wordml" xmlns:w16cex="http://schemas.microsoft.com/office/word/2018/wordml/cex" xmlns:w16cid="http://schemas.microsoft.com/office/word/2016/wordml/cid" xmlns:w16="http://schemas.microsoft.com/office/word/2018/wordml" xmlns:w16du="http://schemas.microsoft.com/office/word/2023/wordml/word16du" xmlns:w16sdtdh="http://schemas.microsoft.com/office/word/2020/wordml/sdtdatahash" xmlns:w16sdtfl="http://schemas.microsoft.com/office/word/2024/wordml/sdtformatlock" xmlns:w16se="http://schemas.microsoft.com/office/word/2015/wordml/symex" xmlns:wpg="http://schemas.microsoft.com/office/word/2010/wordprocessingGroup" xmlns:wpi="http://schemas.microsoft.com/office/word/2010/wordprocessingInk" xmlns:wne="http://schemas.microsoft.com/office/word/2006/wordml" xmlns:wps="http://schemas.microsoft.com/office/word/2010/wordprocessingShape" mc:Ignorable="w14 w15 w16se w16cid w16 w16cex w16sdtdh w16sdtfl w16du wp14">
+<w:hdr xmlns:wpc="http://schemas.microsoft.com/office/word/2010/wordprocessingCanvas" xmlns:mc="http://schemas.openxmlformats.org/markup-compatibility/2006" xmlns:o="urn:schemas-microsoft-com:office:office" xmlns:r="http://schemas.openxmlformats.org/officeDocument/2006/relationships" xmlns:m="http://schemas.openxmlformats.org/officeDocument/2006/math" xmlns:v="urn:schemas-microsoft-com:vml" xmlns:wp14="http://schemas.microsoft.com/office/word/2010/wordprocessingDrawing" xmlns:wp="http://schemas.openxmlformats.org/drawingml/2006/wordprocessingDrawing" xmlns:w10="urn:schemas-microsoft-com:office:word" xmlns:w="http://schemas.openxmlformats.org/wordprocessingml/2006/main" xmlns:w14="http://schemas.microsoft.com/office/word/2010/wordml" xmlns:w15="http://schemas.microsoft.com/office/word/2012/wordml" xmlns:wpg="http://schemas.microsoft.com/office/word/2010/wordprocessingGroup" xmlns:wpi="http://schemas.microsoft.com/office/word/2010/wordprocessingInk" xmlns:wne="http://schemas.microsoft.com/office/word/2006/wordml" xmlns:wps="http://schemas.microsoft.com/office/word/2010/wordprocessingShape" mc:Ignorable="w14 w15 wp14">
   <w:p>
     <w:pPr>
       <w:pStyle w:val="a4"/>
@@ -30337,7 +28802,7 @@
 </file>
 
 <file path=word/header4.xml><?xml version="1.0" encoding="utf-8"?>
-<w:hdr xmlns:wpc="http://schemas.microsoft.com/office/word/2010/wordprocessingCanvas" xmlns:cx="http://schemas.microsoft.com/office/drawing/2014/chartex" xmlns:cx1="http://schemas.microsoft.com/office/drawing/2015/9/8/chartex" xmlns:cx2="http://schemas.microsoft.com/office/drawing/2015/10/21/chartex" xmlns:cx3="http://schemas.microsoft.com/office/drawing/2016/5/9/chartex" xmlns:cx4="http://schemas.microsoft.com/office/drawing/2016/5/10/chartex" xmlns:cx5="http://schemas.microsoft.com/office/drawing/2016/5/11/chartex" xmlns:cx6="http://schemas.microsoft.com/office/drawing/2016/5/12/chartex" xmlns:cx7="http://schemas.microsoft.com/office/drawing/2016/5/13/chartex" xmlns:cx8="http://schemas.microsoft.com/office/drawing/2016/5/14/chartex" xmlns:mc="http://schemas.openxmlformats.org/markup-compatibility/2006" xmlns:aink="http://schemas.microsoft.com/office/drawing/2016/ink" xmlns:am3d="http://schemas.microsoft.com/office/drawing/2017/model3d" xmlns:o="urn:schemas-microsoft-com:office:office" xmlns:oel="http://schemas.microsoft.com/office/2019/extlst" xmlns:r="http://schemas.openxmlformats.org/officeDocument/2006/relationships" xmlns:m="http://schemas.openxmlformats.org/officeDocument/2006/math" xmlns:v="urn:schemas-microsoft-com:vml" xmlns:wp14="http://schemas.microsoft.com/office/word/2010/wordprocessingDrawing" xmlns:wp="http://schemas.openxmlformats.org/drawingml/2006/wordprocessingDrawing" xmlns:w10="urn:schemas-microsoft-com:office:word" xmlns:w="http://schemas.openxmlformats.org/wordprocessingml/2006/main" xmlns:w14="http://schemas.microsoft.com/office/word/2010/wordml" xmlns:w15="http://schemas.microsoft.com/office/word/2012/wordml" xmlns:w16cex="http://schemas.microsoft.com/office/word/2018/wordml/cex" xmlns:w16cid="http://schemas.microsoft.com/office/word/2016/wordml/cid" xmlns:w16="http://schemas.microsoft.com/office/word/2018/wordml" xmlns:w16du="http://schemas.microsoft.com/office/word/2023/wordml/word16du" xmlns:w16sdtdh="http://schemas.microsoft.com/office/word/2020/wordml/sdtdatahash" xmlns:w16sdtfl="http://schemas.microsoft.com/office/word/2024/wordml/sdtformatlock" xmlns:w16se="http://schemas.microsoft.com/office/word/2015/wordml/symex" xmlns:wpg="http://schemas.microsoft.com/office/word/2010/wordprocessingGroup" xmlns:wpi="http://schemas.microsoft.com/office/word/2010/wordprocessingInk" xmlns:wne="http://schemas.microsoft.com/office/word/2006/wordml" xmlns:wps="http://schemas.microsoft.com/office/word/2010/wordprocessingShape" mc:Ignorable="w14 w15 w16se w16cid w16 w16cex w16sdtdh w16sdtfl w16du wp14">
+<w:hdr xmlns:wpc="http://schemas.microsoft.com/office/word/2010/wordprocessingCanvas" xmlns:mc="http://schemas.openxmlformats.org/markup-compatibility/2006" xmlns:o="urn:schemas-microsoft-com:office:office" xmlns:r="http://schemas.openxmlformats.org/officeDocument/2006/relationships" xmlns:m="http://schemas.openxmlformats.org/officeDocument/2006/math" xmlns:v="urn:schemas-microsoft-com:vml" xmlns:wp14="http://schemas.microsoft.com/office/word/2010/wordprocessingDrawing" xmlns:wp="http://schemas.openxmlformats.org/drawingml/2006/wordprocessingDrawing" xmlns:w10="urn:schemas-microsoft-com:office:word" xmlns:w="http://schemas.openxmlformats.org/wordprocessingml/2006/main" xmlns:w14="http://schemas.microsoft.com/office/word/2010/wordml" xmlns:w15="http://schemas.microsoft.com/office/word/2012/wordml" xmlns:wpg="http://schemas.microsoft.com/office/word/2010/wordprocessingGroup" xmlns:wpi="http://schemas.microsoft.com/office/word/2010/wordprocessingInk" xmlns:wne="http://schemas.microsoft.com/office/word/2006/wordml" xmlns:wps="http://schemas.microsoft.com/office/word/2010/wordprocessingShape" mc:Ignorable="w14 w15 wp14">
   <w:p>
     <w:pPr>
       <w:pStyle w:val="a4"/>
@@ -30795,7 +29260,7 @@
 </file>
 
 <file path=word/numbering.xml><?xml version="1.0" encoding="utf-8"?>
-<w:numbering xmlns:wpc="http://schemas.microsoft.com/office/word/2010/wordprocessingCanvas" xmlns:cx="http://schemas.microsoft.com/office/drawing/2014/chartex" xmlns:cx1="http://schemas.microsoft.com/office/drawing/2015/9/8/chartex" xmlns:cx2="http://schemas.microsoft.com/office/drawing/2015/10/21/chartex" xmlns:cx3="http://schemas.microsoft.com/office/drawing/2016/5/9/chartex" xmlns:cx4="http://schemas.microsoft.com/office/drawing/2016/5/10/chartex" xmlns:cx5="http://schemas.microsoft.com/office/drawing/2016/5/11/chartex" xmlns:cx6="http://schemas.microsoft.com/office/drawing/2016/5/12/chartex" xmlns:cx7="http://schemas.microsoft.com/office/drawing/2016/5/13/chartex" xmlns:cx8="http://schemas.microsoft.com/office/drawing/2016/5/14/chartex" xmlns:mc="http://schemas.openxmlformats.org/markup-compatibility/2006" xmlns:aink="http://schemas.microsoft.com/office/drawing/2016/ink" xmlns:am3d="http://schemas.microsoft.com/office/drawing/2017/model3d" xmlns:o="urn:schemas-microsoft-com:office:office" xmlns:oel="http://schemas.microsoft.com/office/2019/extlst" xmlns:r="http://schemas.openxmlformats.org/officeDocument/2006/relationships" xmlns:m="http://schemas.openxmlformats.org/officeDocument/2006/math" xmlns:v="urn:schemas-microsoft-com:vml" xmlns:wp14="http://schemas.microsoft.com/office/word/2010/wordprocessingDrawing" xmlns:wp="http://schemas.openxmlformats.org/drawingml/2006/wordprocessingDrawing" xmlns:w10="urn:schemas-microsoft-com:office:word" xmlns:w="http://schemas.openxmlformats.org/wordprocessingml/2006/main" xmlns:w14="http://schemas.microsoft.com/office/word/2010/wordml" xmlns:w15="http://schemas.microsoft.com/office/word/2012/wordml" xmlns:w16cex="http://schemas.microsoft.com/office/word/2018/wordml/cex" xmlns:w16cid="http://schemas.microsoft.com/office/word/2016/wordml/cid" xmlns:w16="http://schemas.microsoft.com/office/word/2018/wordml" xmlns:w16du="http://schemas.microsoft.com/office/word/2023/wordml/word16du" xmlns:w16sdtdh="http://schemas.microsoft.com/office/word/2020/wordml/sdtdatahash" xmlns:w16sdtfl="http://schemas.microsoft.com/office/word/2024/wordml/sdtformatlock" xmlns:w16se="http://schemas.microsoft.com/office/word/2015/wordml/symex" xmlns:wpg="http://schemas.microsoft.com/office/word/2010/wordprocessingGroup" xmlns:wpi="http://schemas.microsoft.com/office/word/2010/wordprocessingInk" xmlns:wne="http://schemas.microsoft.com/office/word/2006/wordml" xmlns:wps="http://schemas.microsoft.com/office/word/2010/wordprocessingShape" mc:Ignorable="w14 w15 w16se w16cid w16 w16cex w16sdtdh w16sdtfl w16du wp14">
+<w:numbering xmlns:wpc="http://schemas.microsoft.com/office/word/2010/wordprocessingCanvas" xmlns:mc="http://schemas.openxmlformats.org/markup-compatibility/2006" xmlns:o="urn:schemas-microsoft-com:office:office" xmlns:r="http://schemas.openxmlformats.org/officeDocument/2006/relationships" xmlns:m="http://schemas.openxmlformats.org/officeDocument/2006/math" xmlns:v="urn:schemas-microsoft-com:vml" xmlns:wp14="http://schemas.microsoft.com/office/word/2010/wordprocessingDrawing" xmlns:wp="http://schemas.openxmlformats.org/drawingml/2006/wordprocessingDrawing" xmlns:w10="urn:schemas-microsoft-com:office:word" xmlns:w="http://schemas.openxmlformats.org/wordprocessingml/2006/main" xmlns:w14="http://schemas.microsoft.com/office/word/2010/wordml" xmlns:w15="http://schemas.microsoft.com/office/word/2012/wordml" xmlns:wpg="http://schemas.microsoft.com/office/word/2010/wordprocessingGroup" xmlns:wpi="http://schemas.microsoft.com/office/word/2010/wordprocessingInk" xmlns:wne="http://schemas.microsoft.com/office/word/2006/wordml" xmlns:wps="http://schemas.microsoft.com/office/word/2010/wordprocessingShape" mc:Ignorable="w14 w15 wp14">
   <w:abstractNum w:abstractNumId="0" w15:restartNumberingAfterBreak="0">
     <w:nsid w:val="0397573A"/>
     <w:multiLevelType w:val="hybridMultilevel"/>
@@ -32220,59 +30685,59 @@
       </w:pPr>
     </w:lvl>
   </w:abstractNum>
-  <w:num w:numId="1" w16cid:durableId="1109088332">
+  <w:num w:numId="1">
     <w:abstractNumId w:val="15"/>
   </w:num>
-  <w:num w:numId="2" w16cid:durableId="210700218">
+  <w:num w:numId="2">
     <w:abstractNumId w:val="5"/>
   </w:num>
-  <w:num w:numId="3" w16cid:durableId="535780635">
+  <w:num w:numId="3">
     <w:abstractNumId w:val="7"/>
   </w:num>
-  <w:num w:numId="4" w16cid:durableId="2093886946">
+  <w:num w:numId="4">
     <w:abstractNumId w:val="3"/>
   </w:num>
-  <w:num w:numId="5" w16cid:durableId="1921214014">
+  <w:num w:numId="5">
     <w:abstractNumId w:val="8"/>
   </w:num>
-  <w:num w:numId="6" w16cid:durableId="1859271932">
+  <w:num w:numId="6">
     <w:abstractNumId w:val="14"/>
   </w:num>
-  <w:num w:numId="7" w16cid:durableId="455022805">
+  <w:num w:numId="7">
     <w:abstractNumId w:val="13"/>
   </w:num>
-  <w:num w:numId="8" w16cid:durableId="1096318970">
+  <w:num w:numId="8">
     <w:abstractNumId w:val="6"/>
   </w:num>
-  <w:num w:numId="9" w16cid:durableId="929316291">
+  <w:num w:numId="9">
     <w:abstractNumId w:val="12"/>
   </w:num>
-  <w:num w:numId="10" w16cid:durableId="353698671">
+  <w:num w:numId="10">
     <w:abstractNumId w:val="4"/>
   </w:num>
-  <w:num w:numId="11" w16cid:durableId="1337339503">
+  <w:num w:numId="11">
     <w:abstractNumId w:val="9"/>
   </w:num>
-  <w:num w:numId="12" w16cid:durableId="2027438061">
+  <w:num w:numId="12">
     <w:abstractNumId w:val="2"/>
   </w:num>
-  <w:num w:numId="13" w16cid:durableId="1697389493">
+  <w:num w:numId="13">
     <w:abstractNumId w:val="10"/>
   </w:num>
-  <w:num w:numId="14" w16cid:durableId="1913150510">
+  <w:num w:numId="14">
     <w:abstractNumId w:val="11"/>
   </w:num>
-  <w:num w:numId="15" w16cid:durableId="811869791">
+  <w:num w:numId="15">
     <w:abstractNumId w:val="1"/>
   </w:num>
-  <w:num w:numId="16" w16cid:durableId="559632525">
+  <w:num w:numId="16">
     <w:abstractNumId w:val="0"/>
   </w:num>
 </w:numbering>
 </file>
 
 <file path=word/styles.xml><?xml version="1.0" encoding="utf-8"?>
-<w:styles xmlns:mc="http://schemas.openxmlformats.org/markup-compatibility/2006" xmlns:r="http://schemas.openxmlformats.org/officeDocument/2006/relationships" xmlns:w="http://schemas.openxmlformats.org/wordprocessingml/2006/main" xmlns:w14="http://schemas.microsoft.com/office/word/2010/wordml" xmlns:w15="http://schemas.microsoft.com/office/word/2012/wordml" xmlns:w16cex="http://schemas.microsoft.com/office/word/2018/wordml/cex" xmlns:w16cid="http://schemas.microsoft.com/office/word/2016/wordml/cid" xmlns:w16="http://schemas.microsoft.com/office/word/2018/wordml" xmlns:w16du="http://schemas.microsoft.com/office/word/2023/wordml/word16du" xmlns:w16sdtdh="http://schemas.microsoft.com/office/word/2020/wordml/sdtdatahash" xmlns:w16sdtfl="http://schemas.microsoft.com/office/word/2024/wordml/sdtformatlock" xmlns:w16se="http://schemas.microsoft.com/office/word/2015/wordml/symex" mc:Ignorable="w14 w15 w16se w16cid w16 w16cex w16sdtdh w16sdtfl w16du">
+<w:styles xmlns:mc="http://schemas.openxmlformats.org/markup-compatibility/2006" xmlns:r="http://schemas.openxmlformats.org/officeDocument/2006/relationships" xmlns:w="http://schemas.openxmlformats.org/wordprocessingml/2006/main" xmlns:w14="http://schemas.microsoft.com/office/word/2010/wordml" xmlns:w15="http://schemas.microsoft.com/office/word/2012/wordml" mc:Ignorable="w14 w15">
   <w:docDefaults>
     <w:rPrDefault>
       <w:rPr>
@@ -32285,7 +30750,7 @@
     </w:rPrDefault>
     <w:pPrDefault/>
   </w:docDefaults>
-  <w:latentStyles w:defLockedState="0" w:defUIPriority="99" w:defSemiHidden="0" w:defUnhideWhenUsed="0" w:defQFormat="0" w:count="376">
+  <w:latentStyles w:defLockedState="0" w:defUIPriority="99" w:defSemiHidden="0" w:defUnhideWhenUsed="0" w:defQFormat="0" w:count="371">
     <w:lsdException w:name="Normal" w:uiPriority="0" w:qFormat="1"/>
     <w:lsdException w:name="heading 1" w:uiPriority="9" w:qFormat="1"/>
     <w:lsdException w:name="heading 2" w:semiHidden="1" w:uiPriority="9" w:unhideWhenUsed="1" w:qFormat="1"/>
@@ -32657,11 +31122,6 @@
     <w:lsdException w:name="List Table 5 Dark Accent 6" w:uiPriority="50"/>
     <w:lsdException w:name="List Table 6 Colorful Accent 6" w:uiPriority="51"/>
     <w:lsdException w:name="List Table 7 Colorful Accent 6" w:uiPriority="52"/>
-    <w:lsdException w:name="Mention" w:semiHidden="1" w:unhideWhenUsed="1"/>
-    <w:lsdException w:name="Smart Hyperlink" w:semiHidden="1" w:unhideWhenUsed="1"/>
-    <w:lsdException w:name="Hashtag" w:semiHidden="1" w:unhideWhenUsed="1"/>
-    <w:lsdException w:name="Unresolved Mention" w:semiHidden="1" w:unhideWhenUsed="1"/>
-    <w:lsdException w:name="Smart Link" w:semiHidden="1" w:unhideWhenUsed="1"/>
   </w:latentStyles>
   <w:style w:type="paragraph" w:default="1" w:styleId="a">
     <w:name w:val="Normal"/>
@@ -33317,7 +31777,7 @@
 </file>
 
 <file path=customXml/itemProps1.xml><?xml version="1.0" encoding="utf-8"?>
-<ds:datastoreItem xmlns:ds="http://schemas.openxmlformats.org/officeDocument/2006/customXml" ds:itemID="{3F976DCA-E1EC-4A95-9C3A-35081DD9799E}">
+<ds:datastoreItem xmlns:ds="http://schemas.openxmlformats.org/officeDocument/2006/customXml" ds:itemID="{AEB730F2-FE65-4E1C-BBF1-05FC0DE280C4}">
   <ds:schemaRefs>
     <ds:schemaRef ds:uri="http://schemas.openxmlformats.org/officeDocument/2006/bibliography"/>
   </ds:schemaRefs>
